--- a/shinmok1/pack/2510/H1MOGO25-10_35_SET.docx
+++ b/shinmok1/pack/2510/H1MOGO25-10_35_SET.docx
@@ -58,7 +58,7 @@
           <w:sz w:val="16"/>
           <w:u w:val="none"/>
         </w:rPr>
-        <w:t>(   )반 (   )번 이름(            )  CHECK ___/35  전용 ___/29.2점</w:t>
+        <w:t>(   )반 (   )번 이름(            )  CHECK ___/35  전용 ___/30.0점</w:t>
       </w:r>
     </w:p>
     <w:p>
@@ -1440,7 +1440,7 @@
           <w:sz w:val="18"/>
           <w:u w:val="none"/>
         </w:rPr>
-        <w:t>PART 2 · 전용문제  (선택형 8 · 서답형 2 · 29.2점)</w:t>
+        <w:t>PART 2 · 전용문제  (선택형 8 · 서답형 2 · 30.0점)</w:t>
       </w:r>
     </w:p>
     <w:p>
@@ -1465,7 +1465,25 @@
           <w:sz w:val="17"/>
           <w:u w:val="none"/>
         </w:rPr>
-        <w:t xml:space="preserve"> 다음 빈칸에 들어갈 말로 가장 적절한 것은? [2.7점]</w:t>
+        <w:t xml:space="preserve"> 다음 글에 대한 &lt;보기&gt;의 설명 중 </w:t>
+      </w:r>
+      <w:r>
+        <w:rPr>
+          <w:rFonts w:ascii="맑은 고딕" w:hAnsi="맑은 고딕" w:eastAsia="맑은 고딕"/>
+          <w:b w:val="0"/>
+          <w:sz w:val="17"/>
+          <w:u w:val="single"/>
+        </w:rPr>
+        <w:t>틀린</w:t>
+      </w:r>
+      <w:r>
+        <w:rPr>
+          <w:rFonts w:ascii="맑은 고딕" w:hAnsi="맑은 고딕" w:eastAsia="맑은 고딕"/>
+          <w:b w:val="0"/>
+          <w:sz w:val="17"/>
+          <w:u w:val="none"/>
+        </w:rPr>
+        <w:t xml:space="preserve"> 것만을 있는 대로 고른 것은? [3.3점]</w:t>
       </w:r>
     </w:p>
     <w:p>
@@ -1488,14 +1506,80 @@
           <w:sz w:val="17"/>
           <w:u w:val="none"/>
         </w:rPr>
-        <w:t>Social media serves as an important context to facilitate autobiographical remembering. Personal events posted on social media platforms are better remembered and less forgotten than those not posted, independent of the characteristics of the events. This may be because sharing memories online allows individuals to ______________________________, thus helping the memories to last. Online feedback such as comments and likes as well as technological features such as algorithms and periodic reminders can further serve as memory cues for the posted event details.</w:t>
+        <w:t>Social media serves as an important context to facilitate autobiographical remembering. Personal events ⓐ</w:t>
+      </w:r>
+      <w:r>
+        <w:rPr>
+          <w:rFonts w:ascii="맑은 고딕" w:hAnsi="맑은 고딕" w:eastAsia="맑은 고딕"/>
+          <w:b w:val="0"/>
+          <w:sz w:val="17"/>
+          <w:u w:val="single"/>
+        </w:rPr>
+        <w:t>posted</w:t>
+      </w:r>
+      <w:r>
+        <w:rPr>
+          <w:rFonts w:ascii="맑은 고딕" w:hAnsi="맑은 고딕" w:eastAsia="맑은 고딕"/>
+          <w:b w:val="0"/>
+          <w:sz w:val="17"/>
+          <w:u w:val="none"/>
+        </w:rPr>
+        <w:t xml:space="preserve"> on social media platforms are better remembered and less forgotten than those not posted, independent of the characteristics of the events. This may be because sharing memories online allows individuals to rehearse and make sense of what happened, thus facilitating long-term memory retention. Online feedback such as comments and likes as well as technological features such as algorithms and periodic reminders can further serve as memory cues for the posted event details. (A) ________, event details shared on social media are likely stabilized and remembered over time, whereas those not shared may become ⓑ</w:t>
+      </w:r>
+      <w:r>
+        <w:rPr>
+          <w:rFonts w:ascii="맑은 고딕" w:hAnsi="맑은 고딕" w:eastAsia="맑은 고딕"/>
+          <w:b w:val="0"/>
+          <w:sz w:val="17"/>
+          <w:u w:val="single"/>
+        </w:rPr>
+        <w:t>inaccessible</w:t>
+      </w:r>
+      <w:r>
+        <w:rPr>
+          <w:rFonts w:ascii="맑은 고딕" w:hAnsi="맑은 고딕" w:eastAsia="맑은 고딕"/>
+          <w:b w:val="0"/>
+          <w:sz w:val="17"/>
+          <w:u w:val="none"/>
+        </w:rPr>
+        <w:t xml:space="preserve"> or forgotten.</w:t>
       </w:r>
     </w:p>
     <w:p>
       <w:pPr>
-        <w:spacing w:before="0" w:after="0" w:line="269" w:lineRule="auto"/>
-        <w:ind w:left="180" w:hanging="180"/>
+        <w:spacing w:before="0" w:after="0" w:line="288" w:lineRule="auto"/>
+        <w:ind w:left="40"/>
         <w:snapToGrid w:val="0"/>
+        <w:pBdr>
+          <w:top w:val="single" w:sz="4" w:space="2" w:color="9B6BD0"/>
+          <w:left w:val="single" w:sz="4" w:space="2" w:color="9B6BD0"/>
+          <w:bottom w:val="single" w:sz="4" w:space="2" w:color="9B6BD0"/>
+          <w:right w:val="single" w:sz="4" w:space="2" w:color="9B6BD0"/>
+        </w:pBdr>
+        <w:shd w:val="clear" w:color="auto" w:fill="FAF5FF"/>
+      </w:pPr>
+      <w:r>
+        <w:rPr>
+          <w:rFonts w:ascii="맑은 고딕" w:hAnsi="맑은 고딕" w:eastAsia="맑은 고딕"/>
+          <w:b/>
+          <w:sz w:val="17"/>
+          <w:u w:val="none"/>
+        </w:rPr>
+        <w:t>&lt;보 기&gt;</w:t>
+      </w:r>
+    </w:p>
+    <w:p>
+      <w:pPr>
+        <w:spacing w:before="0" w:after="0" w:line="288" w:lineRule="auto"/>
+        <w:ind w:left="40"/>
+        <w:snapToGrid w:val="0"/>
+        <w:pBdr>
+          <w:top w:val="single" w:sz="4" w:space="2" w:color="9B6BD0"/>
+          <w:left w:val="single" w:sz="4" w:space="2" w:color="9B6BD0"/>
+          <w:bottom w:val="single" w:sz="4" w:space="2" w:color="9B6BD0"/>
+          <w:right w:val="single" w:sz="4" w:space="2" w:color="9B6BD0"/>
+        </w:pBdr>
+        <w:shd w:val="clear" w:color="auto" w:fill="FAF5FF"/>
       </w:pPr>
       <w:r>
         <w:rPr>
@@ -1504,14 +1588,21 @@
           <w:sz w:val="17"/>
           <w:u w:val="none"/>
         </w:rPr>
-        <w:t>① compare their own lives with the lives of others</w:t>
+        <w:t>(a) Posted events are remembered better regardless of what the events are like.</w:t>
       </w:r>
     </w:p>
     <w:p>
       <w:pPr>
-        <w:spacing w:before="0" w:after="0" w:line="269" w:lineRule="auto"/>
-        <w:ind w:left="180" w:hanging="180"/>
+        <w:spacing w:before="0" w:after="0" w:line="288" w:lineRule="auto"/>
+        <w:ind w:left="40"/>
         <w:snapToGrid w:val="0"/>
+        <w:pBdr>
+          <w:top w:val="single" w:sz="4" w:space="2" w:color="9B6BD0"/>
+          <w:left w:val="single" w:sz="4" w:space="2" w:color="9B6BD0"/>
+          <w:bottom w:val="single" w:sz="4" w:space="2" w:color="9B6BD0"/>
+          <w:right w:val="single" w:sz="4" w:space="2" w:color="9B6BD0"/>
+        </w:pBdr>
+        <w:shd w:val="clear" w:color="auto" w:fill="FAF5FF"/>
       </w:pPr>
       <w:r>
         <w:rPr>
@@ -1520,14 +1611,21 @@
           <w:sz w:val="17"/>
           <w:u w:val="none"/>
         </w:rPr>
-        <w:t>② present a more attractive version of their past</w:t>
+        <w:t>(b) The appropriate expression for (A) is ‘Nevertheless’.</w:t>
       </w:r>
     </w:p>
     <w:p>
       <w:pPr>
-        <w:spacing w:before="0" w:after="0" w:line="269" w:lineRule="auto"/>
-        <w:ind w:left="180" w:hanging="180"/>
+        <w:spacing w:before="0" w:after="0" w:line="288" w:lineRule="auto"/>
+        <w:ind w:left="40"/>
         <w:snapToGrid w:val="0"/>
+        <w:pBdr>
+          <w:top w:val="single" w:sz="4" w:space="2" w:color="9B6BD0"/>
+          <w:left w:val="single" w:sz="4" w:space="2" w:color="9B6BD0"/>
+          <w:bottom w:val="single" w:sz="4" w:space="2" w:color="9B6BD0"/>
+          <w:right w:val="single" w:sz="4" w:space="2" w:color="9B6BD0"/>
+        </w:pBdr>
+        <w:shd w:val="clear" w:color="auto" w:fill="FAF5FF"/>
       </w:pPr>
       <w:r>
         <w:rPr>
@@ -1536,14 +1634,21 @@
           <w:sz w:val="17"/>
           <w:u w:val="none"/>
         </w:rPr>
-        <w:t>③ store their experiences without having to think about them</w:t>
+        <w:t>(c) In ⓐ, ‘posted’ modifies ‘Personal events’ and can be rewritten as ‘which are posted’.</w:t>
       </w:r>
     </w:p>
     <w:p>
       <w:pPr>
-        <w:spacing w:before="0" w:after="0" w:line="269" w:lineRule="auto"/>
-        <w:ind w:left="180" w:hanging="180"/>
+        <w:spacing w:before="0" w:after="0" w:line="288" w:lineRule="auto"/>
+        <w:ind w:left="40"/>
         <w:snapToGrid w:val="0"/>
+        <w:pBdr>
+          <w:top w:val="single" w:sz="4" w:space="2" w:color="9B6BD0"/>
+          <w:left w:val="single" w:sz="4" w:space="2" w:color="9B6BD0"/>
+          <w:bottom w:val="single" w:sz="4" w:space="2" w:color="9B6BD0"/>
+          <w:right w:val="single" w:sz="4" w:space="2" w:color="9B6BD0"/>
+        </w:pBdr>
+        <w:shd w:val="clear" w:color="auto" w:fill="FAF5FF"/>
       </w:pPr>
       <w:r>
         <w:rPr>
@@ -1552,14 +1657,21 @@
           <w:sz w:val="17"/>
           <w:u w:val="none"/>
         </w:rPr>
-        <w:t>④ collect praise that makes ordinary events feel important</w:t>
+        <w:t>(d) In the context, ⓑ ‘inaccessible’ can be replaced by ‘available’.</w:t>
       </w:r>
     </w:p>
     <w:p>
       <w:pPr>
-        <w:spacing w:before="0" w:after="0" w:line="269" w:lineRule="auto"/>
-        <w:ind w:left="180" w:hanging="180"/>
+        <w:spacing w:before="0" w:after="60" w:line="288" w:lineRule="auto"/>
+        <w:ind w:left="40"/>
         <w:snapToGrid w:val="0"/>
+        <w:pBdr>
+          <w:top w:val="single" w:sz="4" w:space="2" w:color="9B6BD0"/>
+          <w:left w:val="single" w:sz="4" w:space="2" w:color="9B6BD0"/>
+          <w:bottom w:val="single" w:sz="4" w:space="2" w:color="9B6BD0"/>
+          <w:right w:val="single" w:sz="4" w:space="2" w:color="9B6BD0"/>
+        </w:pBdr>
+        <w:shd w:val="clear" w:color="auto" w:fill="FAF5FF"/>
       </w:pPr>
       <w:r>
         <w:rPr>
@@ -1568,7 +1680,23 @@
           <w:sz w:val="17"/>
           <w:u w:val="none"/>
         </w:rPr>
-        <w:t>⑤ go back over an experience and work out what it meant</w:t>
+        <w:t>(e) Comments and likes can work as cues that help people recall posted events.</w:t>
+      </w:r>
+    </w:p>
+    <w:p>
+      <w:pPr>
+        <w:spacing w:before="0" w:after="20" w:line="276" w:lineRule="auto"/>
+        <w:ind w:left="80"/>
+        <w:snapToGrid w:val="0"/>
+      </w:pPr>
+      <w:r>
+        <w:rPr>
+          <w:rFonts w:ascii="맑은 고딕" w:hAnsi="맑은 고딕" w:eastAsia="맑은 고딕"/>
+          <w:b w:val="0"/>
+          <w:sz w:val="17"/>
+          <w:u w:val="none"/>
+        </w:rPr>
+        <w:t>① (a), (c)    ② (b), (e)    ③ (a), (d), (e)    ④ (b), (d)    ⑤ (c), (d), (e)</w:t>
       </w:r>
     </w:p>
     <w:p>
@@ -1593,25 +1721,25 @@
           <w:sz w:val="17"/>
           <w:u w:val="none"/>
         </w:rPr>
-        <w:t xml:space="preserve"> 다음 글을 읽고 답할 수 </w:t>
-      </w:r>
-      <w:r>
-        <w:rPr>
-          <w:rFonts w:ascii="맑은 고딕" w:hAnsi="맑은 고딕" w:eastAsia="맑은 고딕"/>
-          <w:b/>
-          <w:sz w:val="17"/>
-          <w:u w:val="none"/>
-        </w:rPr>
-        <w:t>없는</w:t>
+        <w:t xml:space="preserve"> 다음 글의 밑줄 친 ⓐ ~ ⓕ 중, 어법상 </w:t>
       </w:r>
       <w:r>
         <w:rPr>
           <w:rFonts w:ascii="맑은 고딕" w:hAnsi="맑은 고딕" w:eastAsia="맑은 고딕"/>
           <w:b w:val="0"/>
           <w:sz w:val="17"/>
-          <w:u w:val="none"/>
-        </w:rPr>
-        <w:t xml:space="preserve"> 질문은? [2.7점]</w:t>
+          <w:u w:val="single"/>
+        </w:rPr>
+        <w:t>틀린</w:t>
+      </w:r>
+      <w:r>
+        <w:rPr>
+          <w:rFonts w:ascii="맑은 고딕" w:hAnsi="맑은 고딕" w:eastAsia="맑은 고딕"/>
+          <w:b w:val="0"/>
+          <w:sz w:val="17"/>
+          <w:u w:val="none"/>
+        </w:rPr>
+        <w:t xml:space="preserve"> 것을 모두 고른 것은? [3.1점]</w:t>
       </w:r>
     </w:p>
     <w:p>
@@ -1634,7 +1762,179 @@
           <w:sz w:val="17"/>
           <w:u w:val="none"/>
         </w:rPr>
-        <w:t>Social media serves as an important context to facilitate autobiographical remembering. Personal events posted on social media platforms are better remembered and less forgotten than those not posted, independent of the characteristics of the events. Sharing memories online allows individuals to rehearse and make sense of what happened. Online feedback such as comments and likes as well as technological features such as algorithms and periodic reminders can further serve as memory cues. Details that are not shared, on the other hand, may become inaccessible or forgotten.</w:t>
+        <w:t>Social media serves as an important context ⓐ</w:t>
+      </w:r>
+      <w:r>
+        <w:rPr>
+          <w:rFonts w:ascii="맑은 고딕" w:hAnsi="맑은 고딕" w:eastAsia="맑은 고딕"/>
+          <w:b w:val="0"/>
+          <w:sz w:val="17"/>
+          <w:u w:val="single"/>
+        </w:rPr>
+        <w:t>to facilitate</w:t>
+      </w:r>
+      <w:r>
+        <w:rPr>
+          <w:rFonts w:ascii="맑은 고딕" w:hAnsi="맑은 고딕" w:eastAsia="맑은 고딕"/>
+          <w:b w:val="0"/>
+          <w:sz w:val="17"/>
+          <w:u w:val="none"/>
+        </w:rPr>
+        <w:t xml:space="preserve"> autobiographical remembering. Personal events posted on social media platforms ⓑ</w:t>
+      </w:r>
+      <w:r>
+        <w:rPr>
+          <w:rFonts w:ascii="맑은 고딕" w:hAnsi="맑은 고딕" w:eastAsia="맑은 고딕"/>
+          <w:b w:val="0"/>
+          <w:sz w:val="17"/>
+          <w:u w:val="single"/>
+        </w:rPr>
+        <w:t>is</w:t>
+      </w:r>
+      <w:r>
+        <w:rPr>
+          <w:rFonts w:ascii="맑은 고딕" w:hAnsi="맑은 고딕" w:eastAsia="맑은 고딕"/>
+          <w:b w:val="0"/>
+          <w:sz w:val="17"/>
+          <w:u w:val="none"/>
+        </w:rPr>
+        <w:t xml:space="preserve"> better remembered and less forgotten than ⓒ</w:t>
+      </w:r>
+      <w:r>
+        <w:rPr>
+          <w:rFonts w:ascii="맑은 고딕" w:hAnsi="맑은 고딕" w:eastAsia="맑은 고딕"/>
+          <w:b w:val="0"/>
+          <w:sz w:val="17"/>
+          <w:u w:val="single"/>
+        </w:rPr>
+        <w:t>that</w:t>
+      </w:r>
+      <w:r>
+        <w:rPr>
+          <w:rFonts w:ascii="맑은 고딕" w:hAnsi="맑은 고딕" w:eastAsia="맑은 고딕"/>
+          <w:b w:val="0"/>
+          <w:sz w:val="17"/>
+          <w:u w:val="none"/>
+        </w:rPr>
+        <w:t xml:space="preserve"> not posted, independent of the characteristics of the events. This may be because sharing memories online allows individuals ⓓ</w:t>
+      </w:r>
+      <w:r>
+        <w:rPr>
+          <w:rFonts w:ascii="맑은 고딕" w:hAnsi="맑은 고딕" w:eastAsia="맑은 고딕"/>
+          <w:b w:val="0"/>
+          <w:sz w:val="17"/>
+          <w:u w:val="single"/>
+        </w:rPr>
+        <w:t>rehearse</w:t>
+      </w:r>
+      <w:r>
+        <w:rPr>
+          <w:rFonts w:ascii="맑은 고딕" w:hAnsi="맑은 고딕" w:eastAsia="맑은 고딕"/>
+          <w:b w:val="0"/>
+          <w:sz w:val="17"/>
+          <w:u w:val="none"/>
+        </w:rPr>
+        <w:t xml:space="preserve"> and make sense of ⓔ</w:t>
+      </w:r>
+      <w:r>
+        <w:rPr>
+          <w:rFonts w:ascii="맑은 고딕" w:hAnsi="맑은 고딕" w:eastAsia="맑은 고딕"/>
+          <w:b w:val="0"/>
+          <w:sz w:val="17"/>
+          <w:u w:val="single"/>
+        </w:rPr>
+        <w:t>what</w:t>
+      </w:r>
+      <w:r>
+        <w:rPr>
+          <w:rFonts w:ascii="맑은 고딕" w:hAnsi="맑은 고딕" w:eastAsia="맑은 고딕"/>
+          <w:b w:val="0"/>
+          <w:sz w:val="17"/>
+          <w:u w:val="none"/>
+        </w:rPr>
+        <w:t xml:space="preserve"> happened, thus ⓕ</w:t>
+      </w:r>
+      <w:r>
+        <w:rPr>
+          <w:rFonts w:ascii="맑은 고딕" w:hAnsi="맑은 고딕" w:eastAsia="맑은 고딕"/>
+          <w:b w:val="0"/>
+          <w:sz w:val="17"/>
+          <w:u w:val="single"/>
+        </w:rPr>
+        <w:t>facilitating</w:t>
+      </w:r>
+      <w:r>
+        <w:rPr>
+          <w:rFonts w:ascii="맑은 고딕" w:hAnsi="맑은 고딕" w:eastAsia="맑은 고딕"/>
+          <w:b w:val="0"/>
+          <w:sz w:val="17"/>
+          <w:u w:val="none"/>
+        </w:rPr>
+        <w:t xml:space="preserve"> long-term memory retention. Online feedback such as comments and likes as well as technological features such as algorithms and periodic reminders can further serve as memory cues for the posted event details. As a result, event details shared on social media are likely stabilized and remembered over time, whereas those not shared may become inaccessible or forgotten.</w:t>
+      </w:r>
+    </w:p>
+    <w:p>
+      <w:pPr>
+        <w:spacing w:before="0" w:after="20" w:line="276" w:lineRule="auto"/>
+        <w:ind w:left="80"/>
+        <w:snapToGrid w:val="0"/>
+      </w:pPr>
+      <w:r>
+        <w:rPr>
+          <w:rFonts w:ascii="맑은 고딕" w:hAnsi="맑은 고딕" w:eastAsia="맑은 고딕"/>
+          <w:b w:val="0"/>
+          <w:sz w:val="17"/>
+          <w:u w:val="none"/>
+        </w:rPr>
+        <w:t>① ⓑ, ⓒ, ⓓ    ② ⓐ, ⓔ    ③ ⓑ, ⓓ, ⓕ    ④ ⓒ, ⓔ, ⓕ    ⑤ ⓐ, ⓒ</w:t>
+      </w:r>
+    </w:p>
+    <w:p>
+      <w:pPr>
+        <w:keepNext/>
+        <w:spacing w:before="80" w:after="20" w:line="276" w:lineRule="auto"/>
+        <w:snapToGrid w:val="0"/>
+      </w:pPr>
+      <w:r>
+        <w:rPr>
+          <w:rFonts w:ascii="맑은 고딕" w:hAnsi="맑은 고딕" w:eastAsia="맑은 고딕"/>
+          <w:b/>
+          <w:sz w:val="17"/>
+          <w:u w:val="none"/>
+        </w:rPr>
+        <w:t>35-3.</w:t>
+      </w:r>
+      <w:r>
+        <w:rPr>
+          <w:rFonts w:ascii="맑은 고딕" w:hAnsi="맑은 고딕" w:eastAsia="맑은 고딕"/>
+          <w:b w:val="0"/>
+          <w:sz w:val="17"/>
+          <w:u w:val="none"/>
+        </w:rPr>
+        <w:t xml:space="preserve"> 다음 글의 (A), (B), (C)의 각 괄호 안에서 문맥과 어법에 맞는 표현으로 가장 적절한 것은? [3.0점]</w:t>
+      </w:r>
+    </w:p>
+    <w:p>
+      <w:pPr>
+        <w:spacing w:before="0" w:after="60" w:line="288" w:lineRule="auto"/>
+        <w:ind w:left="40"/>
+        <w:snapToGrid w:val="0"/>
+        <w:pBdr>
+          <w:top w:val="single" w:sz="4" w:space="2" w:color="999999"/>
+          <w:left w:val="single" w:sz="4" w:space="2" w:color="999999"/>
+          <w:bottom w:val="single" w:sz="4" w:space="2" w:color="999999"/>
+          <w:right w:val="single" w:sz="4" w:space="2" w:color="999999"/>
+        </w:pBdr>
+        <w:shd w:val="clear" w:color="auto" w:fill="F6F3EA"/>
+      </w:pPr>
+      <w:r>
+        <w:rPr>
+          <w:rFonts w:ascii="맑은 고딕" w:hAnsi="맑은 고딕" w:eastAsia="맑은 고딕"/>
+          <w:b w:val="0"/>
+          <w:sz w:val="17"/>
+          <w:u w:val="none"/>
+        </w:rPr>
+        <w:t>Social media serves as an important context to facilitate autobiographical remembering. Personal events posted on social media platforms are better remembered and (A) [less / more] forgotten than those not posted, independent of the characteristics of the events. This may be because sharing memories online allows individuals to rehearse and make sense of what happened, thus facilitating long-term memory retention. Online feedback such as comments and likes as well as technological features such as algorithms and periodic reminders can further serve as memory cues for the posted event details. As a result, event details shared on social media are likely (B) [stabilized / weakened] and remembered over time, (C) [whereas / because] those not shared may become inaccessible or forgotten.</w:t>
       </w:r>
     </w:p>
     <w:p>
@@ -1650,7 +1950,7 @@
           <w:sz w:val="17"/>
           <w:u w:val="none"/>
         </w:rPr>
-        <w:t>① What kind of remembering does social media help to facilitate?</w:t>
+        <w:t>① (A) more  (B) stabilized  (C) because</w:t>
       </w:r>
     </w:p>
     <w:p>
@@ -1666,7 +1966,7 @@
           <w:sz w:val="17"/>
           <w:u w:val="none"/>
         </w:rPr>
-        <w:t>② How many years do posted events usually stay in memory?</w:t>
+        <w:t>② (A) less  (B) stabilized  (C) whereas</w:t>
       </w:r>
     </w:p>
     <w:p>
@@ -1682,7 +1982,7 @@
           <w:sz w:val="17"/>
           <w:u w:val="none"/>
         </w:rPr>
-        <w:t>③ What does sharing memories online allow individuals to do?</w:t>
+        <w:t>③ (A) less  (B) weakened  (C) whereas</w:t>
       </w:r>
     </w:p>
     <w:p>
@@ -1698,7 +1998,7 @@
           <w:sz w:val="17"/>
           <w:u w:val="none"/>
         </w:rPr>
-        <w:t>④ What are two examples of online feedback mentioned in the passage?</w:t>
+        <w:t>④ (A) more  (B) weakened  (C) whereas</w:t>
       </w:r>
     </w:p>
     <w:p>
@@ -1714,7 +2014,7 @@
           <w:sz w:val="17"/>
           <w:u w:val="none"/>
         </w:rPr>
-        <w:t>⑤ What may happen to event details that are not shared?</w:t>
+        <w:t>⑤ (A) less  (B) stabilized  (C) because</w:t>
       </w:r>
     </w:p>
     <w:p>
@@ -1730,7 +2030,7 @@
           <w:sz w:val="17"/>
           <w:u w:val="none"/>
         </w:rPr>
-        <w:t>35-3.</w:t>
+        <w:t>35-4.</w:t>
       </w:r>
       <w:r>
         <w:rPr>
@@ -1739,8 +2039,136 @@
           <w:sz w:val="17"/>
           <w:u w:val="none"/>
         </w:rPr>
-        <w:t xml:space="preserve"> 다음은 어떤 글을 읽은 두 학생의 대화이다. 대화의 내용을 아래 표로 정리할 때, ①~⑤ 중 대화의 내용과 일치하지 </w:t>
-      </w:r>
+        <w:t xml:space="preserve"> According to the passage, which of the following is </w:t>
+      </w:r>
+      <w:r>
+        <w:rPr>
+          <w:rFonts w:ascii="맑은 고딕" w:hAnsi="맑은 고딕" w:eastAsia="맑은 고딕"/>
+          <w:b w:val="0"/>
+          <w:sz w:val="17"/>
+          <w:u w:val="single"/>
+        </w:rPr>
+        <w:t>NOT</w:t>
+      </w:r>
+      <w:r>
+        <w:rPr>
+          <w:rFonts w:ascii="맑은 고딕" w:hAnsi="맑은 고딕" w:eastAsia="맑은 고딕"/>
+          <w:b w:val="0"/>
+          <w:sz w:val="17"/>
+          <w:u w:val="none"/>
+        </w:rPr>
+        <w:t xml:space="preserve"> true? [2.8점]</w:t>
+      </w:r>
+    </w:p>
+    <w:p>
+      <w:pPr>
+        <w:spacing w:before="0" w:after="60" w:line="288" w:lineRule="auto"/>
+        <w:ind w:left="40"/>
+        <w:snapToGrid w:val="0"/>
+        <w:pBdr>
+          <w:top w:val="single" w:sz="4" w:space="2" w:color="999999"/>
+          <w:left w:val="single" w:sz="4" w:space="2" w:color="999999"/>
+          <w:bottom w:val="single" w:sz="4" w:space="2" w:color="999999"/>
+          <w:right w:val="single" w:sz="4" w:space="2" w:color="999999"/>
+        </w:pBdr>
+        <w:shd w:val="clear" w:color="auto" w:fill="F6F3EA"/>
+      </w:pPr>
+      <w:r>
+        <w:rPr>
+          <w:rFonts w:ascii="맑은 고딕" w:hAnsi="맑은 고딕" w:eastAsia="맑은 고딕"/>
+          <w:b w:val="0"/>
+          <w:sz w:val="17"/>
+          <w:u w:val="none"/>
+        </w:rPr>
+        <w:t>Social media serves as an important context to facilitate autobiographical remembering. Personal events posted on social media platforms are better remembered and less forgotten than those not posted, independent of the characteristics of the events. This may be because sharing memories online allows individuals to rehearse and make sense of what happened, thus facilitating long-term memory retention. Online feedback such as comments and likes as well as technological features such as algorithms and periodic reminders can further serve as memory cues for the posted event details. As a result, event details shared on social media are likely stabilized and remembered over time, whereas those not shared may become inaccessible or forgotten.</w:t>
+      </w:r>
+    </w:p>
+    <w:p>
+      <w:pPr>
+        <w:spacing w:before="0" w:after="0" w:line="269" w:lineRule="auto"/>
+        <w:ind w:left="180" w:hanging="180"/>
+        <w:snapToGrid w:val="0"/>
+      </w:pPr>
+      <w:r>
+        <w:rPr>
+          <w:rFonts w:ascii="맑은 고딕" w:hAnsi="맑은 고딕" w:eastAsia="맑은 고딕"/>
+          <w:b w:val="0"/>
+          <w:sz w:val="17"/>
+          <w:u w:val="none"/>
+        </w:rPr>
+        <w:t>① Social media can help people remember events from their own lives.</w:t>
+      </w:r>
+    </w:p>
+    <w:p>
+      <w:pPr>
+        <w:spacing w:before="0" w:after="0" w:line="269" w:lineRule="auto"/>
+        <w:ind w:left="180" w:hanging="180"/>
+        <w:snapToGrid w:val="0"/>
+      </w:pPr>
+      <w:r>
+        <w:rPr>
+          <w:rFonts w:ascii="맑은 고딕" w:hAnsi="맑은 고딕" w:eastAsia="맑은 고딕"/>
+          <w:b w:val="0"/>
+          <w:sz w:val="17"/>
+          <w:u w:val="none"/>
+        </w:rPr>
+        <w:t>② Whether an event is posted affects how well it is remembered.</w:t>
+      </w:r>
+    </w:p>
+    <w:p>
+      <w:pPr>
+        <w:spacing w:before="0" w:after="0" w:line="269" w:lineRule="auto"/>
+        <w:ind w:left="180" w:hanging="180"/>
+        <w:snapToGrid w:val="0"/>
+      </w:pPr>
+      <w:r>
+        <w:rPr>
+          <w:rFonts w:ascii="맑은 고딕" w:hAnsi="맑은 고딕" w:eastAsia="맑은 고딕"/>
+          <w:b w:val="0"/>
+          <w:sz w:val="17"/>
+          <w:u w:val="none"/>
+        </w:rPr>
+        <w:t>③ Sharing memories online gives people a chance to think over what happened.</w:t>
+      </w:r>
+    </w:p>
+    <w:p>
+      <w:pPr>
+        <w:spacing w:before="0" w:after="0" w:line="269" w:lineRule="auto"/>
+        <w:ind w:left="180" w:hanging="180"/>
+        <w:snapToGrid w:val="0"/>
+      </w:pPr>
+      <w:r>
+        <w:rPr>
+          <w:rFonts w:ascii="맑은 고딕" w:hAnsi="맑은 고딕" w:eastAsia="맑은 고딕"/>
+          <w:b w:val="0"/>
+          <w:sz w:val="17"/>
+          <w:u w:val="none"/>
+        </w:rPr>
+        <w:t>④ Event details that are not shared may be forgotten.</w:t>
+      </w:r>
+    </w:p>
+    <w:p>
+      <w:pPr>
+        <w:spacing w:before="0" w:after="0" w:line="269" w:lineRule="auto"/>
+        <w:ind w:left="180" w:hanging="180"/>
+        <w:snapToGrid w:val="0"/>
+      </w:pPr>
+      <w:r>
+        <w:rPr>
+          <w:rFonts w:ascii="맑은 고딕" w:hAnsi="맑은 고딕" w:eastAsia="맑은 고딕"/>
+          <w:b w:val="0"/>
+          <w:sz w:val="17"/>
+          <w:u w:val="none"/>
+        </w:rPr>
+        <w:t>⑤ Algorithms and reminders make people forget posted details more quickly.</w:t>
+      </w:r>
+    </w:p>
+    <w:p>
+      <w:pPr>
+        <w:keepNext/>
+        <w:spacing w:before="80" w:after="20" w:line="276" w:lineRule="auto"/>
+        <w:snapToGrid w:val="0"/>
+      </w:pPr>
       <w:r>
         <w:rPr>
           <w:rFonts w:ascii="맑은 고딕" w:hAnsi="맑은 고딕" w:eastAsia="맑은 고딕"/>
@@ -1748,7 +2176,7 @@
           <w:sz w:val="17"/>
           <w:u w:val="none"/>
         </w:rPr>
-        <w:t>않는</w:t>
+        <w:t>35-5.</w:t>
       </w:r>
       <w:r>
         <w:rPr>
@@ -1757,7 +2185,915 @@
           <w:sz w:val="17"/>
           <w:u w:val="none"/>
         </w:rPr>
-        <w:t xml:space="preserve"> 것은? [3.3점]</w:t>
+        <w:t xml:space="preserve"> [A]와 [B]를 읽고 이해한 것으로 가장 적절한 것은? [3.2점]</w:t>
+      </w:r>
+    </w:p>
+    <w:p>
+      <w:pPr>
+        <w:spacing w:before="0" w:after="60" w:line="288" w:lineRule="auto"/>
+        <w:ind w:left="40"/>
+        <w:snapToGrid w:val="0"/>
+        <w:pBdr>
+          <w:top w:val="single" w:sz="4" w:space="2" w:color="999999"/>
+          <w:left w:val="single" w:sz="4" w:space="2" w:color="999999"/>
+          <w:bottom w:val="single" w:sz="4" w:space="2" w:color="999999"/>
+          <w:right w:val="single" w:sz="4" w:space="2" w:color="999999"/>
+        </w:pBdr>
+        <w:shd w:val="clear" w:color="auto" w:fill="F6F3EA"/>
+      </w:pPr>
+      <w:r>
+        <w:rPr>
+          <w:rFonts w:ascii="맑은 고딕" w:hAnsi="맑은 고딕" w:eastAsia="맑은 고딕"/>
+          <w:b w:val="0"/>
+          <w:sz w:val="17"/>
+          <w:u w:val="none"/>
+        </w:rPr>
+        <w:t>[A] Personal events posted on social media platforms are better remembered and less forgotten than those not posted, independent of the characteristics of the events. This may be because sharing memories online allows individuals to rehearse and make sense of what happened, thus facilitating long-term memory retention.</w:t>
+      </w:r>
+    </w:p>
+    <w:p>
+      <w:pPr>
+        <w:spacing w:before="0" w:after="60" w:line="288" w:lineRule="auto"/>
+        <w:ind w:left="40"/>
+        <w:snapToGrid w:val="0"/>
+        <w:pBdr>
+          <w:top w:val="single" w:sz="4" w:space="2" w:color="6B7FB8"/>
+          <w:left w:val="single" w:sz="4" w:space="2" w:color="6B7FB8"/>
+          <w:bottom w:val="single" w:sz="4" w:space="2" w:color="6B7FB8"/>
+          <w:right w:val="single" w:sz="4" w:space="2" w:color="6B7FB8"/>
+        </w:pBdr>
+        <w:shd w:val="clear" w:color="auto" w:fill="EEF2FF"/>
+      </w:pPr>
+      <w:r>
+        <w:rPr>
+          <w:rFonts w:ascii="맑은 고딕" w:hAnsi="맑은 고딕" w:eastAsia="맑은 고딕"/>
+          <w:b w:val="0"/>
+          <w:sz w:val="17"/>
+          <w:u w:val="none"/>
+        </w:rPr>
+        <w:t>[B] After a school trip, Mina told the story of getting lost in the museum to three different friends. Each time, she added details and laughed at new parts. Years later, she still remembers that afternoon clearly, while other days of the same trip have faded.</w:t>
+      </w:r>
+    </w:p>
+    <w:p>
+      <w:pPr>
+        <w:spacing w:before="0" w:after="0" w:line="269" w:lineRule="auto"/>
+        <w:ind w:left="180" w:hanging="180"/>
+        <w:snapToGrid w:val="0"/>
+      </w:pPr>
+      <w:r>
+        <w:rPr>
+          <w:rFonts w:ascii="맑은 고딕" w:hAnsi="맑은 고딕" w:eastAsia="맑은 고딕"/>
+          <w:b w:val="0"/>
+          <w:sz w:val="17"/>
+          <w:u w:val="none"/>
+        </w:rPr>
+        <w:t>① Both texts suggest that revisiting an experience by sharing it helps people keep it in memory.</w:t>
+      </w:r>
+    </w:p>
+    <w:p>
+      <w:pPr>
+        <w:spacing w:before="0" w:after="0" w:line="269" w:lineRule="auto"/>
+        <w:ind w:left="180" w:hanging="180"/>
+        <w:snapToGrid w:val="0"/>
+      </w:pPr>
+      <w:r>
+        <w:rPr>
+          <w:rFonts w:ascii="맑은 고딕" w:hAnsi="맑은 고딕" w:eastAsia="맑은 고딕"/>
+          <w:b w:val="0"/>
+          <w:sz w:val="17"/>
+          <w:u w:val="none"/>
+        </w:rPr>
+        <w:t>② [B] shows that only unusual events can be remembered for a long time.</w:t>
+      </w:r>
+    </w:p>
+    <w:p>
+      <w:pPr>
+        <w:spacing w:before="0" w:after="0" w:line="269" w:lineRule="auto"/>
+        <w:ind w:left="180" w:hanging="180"/>
+        <w:snapToGrid w:val="0"/>
+      </w:pPr>
+      <w:r>
+        <w:rPr>
+          <w:rFonts w:ascii="맑은 고딕" w:hAnsi="맑은 고딕" w:eastAsia="맑은 고딕"/>
+          <w:b w:val="0"/>
+          <w:sz w:val="17"/>
+          <w:u w:val="none"/>
+        </w:rPr>
+        <w:t>③ [A] argues that social media makes people’s memories less accurate.</w:t>
+      </w:r>
+    </w:p>
+    <w:p>
+      <w:pPr>
+        <w:spacing w:before="0" w:after="0" w:line="269" w:lineRule="auto"/>
+        <w:ind w:left="180" w:hanging="180"/>
+        <w:snapToGrid w:val="0"/>
+      </w:pPr>
+      <w:r>
+        <w:rPr>
+          <w:rFonts w:ascii="맑은 고딕" w:hAnsi="맑은 고딕" w:eastAsia="맑은 고딕"/>
+          <w:b w:val="0"/>
+          <w:sz w:val="17"/>
+          <w:u w:val="none"/>
+        </w:rPr>
+        <w:t>④ Both texts claim that keeping memories private is the best way to remember them.</w:t>
+      </w:r>
+    </w:p>
+    <w:p>
+      <w:pPr>
+        <w:spacing w:before="0" w:after="0" w:line="269" w:lineRule="auto"/>
+        <w:ind w:left="180" w:hanging="180"/>
+        <w:snapToGrid w:val="0"/>
+      </w:pPr>
+      <w:r>
+        <w:rPr>
+          <w:rFonts w:ascii="맑은 고딕" w:hAnsi="맑은 고딕" w:eastAsia="맑은 고딕"/>
+          <w:b w:val="0"/>
+          <w:sz w:val="17"/>
+          <w:u w:val="none"/>
+        </w:rPr>
+        <w:t>⑤ [B] suggests that Mina forgot the museum story because she told it too often.</w:t>
+      </w:r>
+    </w:p>
+    <w:p>
+      <w:pPr>
+        <w:keepNext/>
+        <w:spacing w:before="80" w:after="20" w:line="276" w:lineRule="auto"/>
+        <w:snapToGrid w:val="0"/>
+      </w:pPr>
+      <w:r>
+        <w:rPr>
+          <w:rFonts w:ascii="맑은 고딕" w:hAnsi="맑은 고딕" w:eastAsia="맑은 고딕"/>
+          <w:b/>
+          <w:sz w:val="17"/>
+          <w:u w:val="none"/>
+        </w:rPr>
+        <w:t>35-6.</w:t>
+      </w:r>
+      <w:r>
+        <w:rPr>
+          <w:rFonts w:ascii="맑은 고딕" w:hAnsi="맑은 고딕" w:eastAsia="맑은 고딕"/>
+          <w:b w:val="0"/>
+          <w:sz w:val="17"/>
+          <w:u w:val="none"/>
+        </w:rPr>
+        <w:t xml:space="preserve"> 윗글의 제목으로 가장 적절한 것은? [2.9점]</w:t>
+      </w:r>
+    </w:p>
+    <w:p>
+      <w:pPr>
+        <w:spacing w:before="0" w:after="60" w:line="288" w:lineRule="auto"/>
+        <w:ind w:left="40"/>
+        <w:snapToGrid w:val="0"/>
+        <w:pBdr>
+          <w:top w:val="single" w:sz="4" w:space="2" w:color="999999"/>
+          <w:left w:val="single" w:sz="4" w:space="2" w:color="999999"/>
+          <w:bottom w:val="single" w:sz="4" w:space="2" w:color="999999"/>
+          <w:right w:val="single" w:sz="4" w:space="2" w:color="999999"/>
+        </w:pBdr>
+        <w:shd w:val="clear" w:color="auto" w:fill="F6F3EA"/>
+      </w:pPr>
+      <w:r>
+        <w:rPr>
+          <w:rFonts w:ascii="맑은 고딕" w:hAnsi="맑은 고딕" w:eastAsia="맑은 고딕"/>
+          <w:b w:val="0"/>
+          <w:sz w:val="17"/>
+          <w:u w:val="none"/>
+        </w:rPr>
+        <w:t>Social media serves as an important context to facilitate autobiographical remembering. Personal events posted on social media platforms are better remembered and less forgotten than those not posted, independent of the characteristics of the events. This may be because sharing memories online allows individuals to rehearse and make sense of what happened, thus facilitating long-term memory retention. Online feedback such as comments and likes as well as technological features such as algorithms and periodic reminders can further serve as memory cues for the posted event details. As a result, event details shared on social media are likely stabilized and remembered over time, whereas those not shared may become inaccessible or forgotten.</w:t>
+      </w:r>
+    </w:p>
+    <w:p>
+      <w:pPr>
+        <w:spacing w:before="0" w:after="0" w:line="269" w:lineRule="auto"/>
+        <w:ind w:left="180" w:hanging="180"/>
+        <w:snapToGrid w:val="0"/>
+      </w:pPr>
+      <w:r>
+        <w:rPr>
+          <w:rFonts w:ascii="맑은 고딕" w:hAnsi="맑은 고딕" w:eastAsia="맑은 고딕"/>
+          <w:b w:val="0"/>
+          <w:sz w:val="17"/>
+          <w:u w:val="none"/>
+        </w:rPr>
+        <w:t>① Why Social Media Makes Us Forget Our Pasts</w:t>
+      </w:r>
+    </w:p>
+    <w:p>
+      <w:pPr>
+        <w:spacing w:before="0" w:after="0" w:line="269" w:lineRule="auto"/>
+        <w:ind w:left="180" w:hanging="180"/>
+        <w:snapToGrid w:val="0"/>
+      </w:pPr>
+      <w:r>
+        <w:rPr>
+          <w:rFonts w:ascii="맑은 고딕" w:hAnsi="맑은 고딕" w:eastAsia="맑은 고딕"/>
+          <w:b w:val="0"/>
+          <w:sz w:val="17"/>
+          <w:u w:val="none"/>
+        </w:rPr>
+        <w:t>② Algorithms: The Hidden Enemy of Memory</w:t>
+      </w:r>
+    </w:p>
+    <w:p>
+      <w:pPr>
+        <w:spacing w:before="0" w:after="0" w:line="269" w:lineRule="auto"/>
+        <w:ind w:left="180" w:hanging="180"/>
+        <w:snapToGrid w:val="0"/>
+      </w:pPr>
+      <w:r>
+        <w:rPr>
+          <w:rFonts w:ascii="맑은 고딕" w:hAnsi="맑은 고딕" w:eastAsia="맑은 고딕"/>
+          <w:b w:val="0"/>
+          <w:sz w:val="17"/>
+          <w:u w:val="none"/>
+        </w:rPr>
+        <w:t>③ Post It, Keep It: How Sharing Online Holds Our Memories in Place</w:t>
+      </w:r>
+    </w:p>
+    <w:p>
+      <w:pPr>
+        <w:spacing w:before="0" w:after="0" w:line="269" w:lineRule="auto"/>
+        <w:ind w:left="180" w:hanging="180"/>
+        <w:snapToGrid w:val="0"/>
+      </w:pPr>
+      <w:r>
+        <w:rPr>
+          <w:rFonts w:ascii="맑은 고딕" w:hAnsi="맑은 고딕" w:eastAsia="맑은 고딕"/>
+          <w:b w:val="0"/>
+          <w:sz w:val="17"/>
+          <w:u w:val="none"/>
+        </w:rPr>
+        <w:t>④ The Dangers of Sharing Personal Events Online</w:t>
+      </w:r>
+    </w:p>
+    <w:p>
+      <w:pPr>
+        <w:spacing w:before="0" w:after="0" w:line="269" w:lineRule="auto"/>
+        <w:ind w:left="180" w:hanging="180"/>
+        <w:snapToGrid w:val="0"/>
+      </w:pPr>
+      <w:r>
+        <w:rPr>
+          <w:rFonts w:ascii="맑은 고딕" w:hAnsi="맑은 고딕" w:eastAsia="맑은 고딕"/>
+          <w:b w:val="0"/>
+          <w:sz w:val="17"/>
+          <w:u w:val="none"/>
+        </w:rPr>
+        <w:t>⑤ How to Get More Likes on Social Media</w:t>
+      </w:r>
+    </w:p>
+    <w:p>
+      <w:pPr>
+        <w:keepNext/>
+        <w:spacing w:before="80" w:after="20" w:line="276" w:lineRule="auto"/>
+        <w:snapToGrid w:val="0"/>
+      </w:pPr>
+      <w:r>
+        <w:rPr>
+          <w:rFonts w:ascii="맑은 고딕" w:hAnsi="맑은 고딕" w:eastAsia="맑은 고딕"/>
+          <w:b/>
+          <w:sz w:val="17"/>
+          <w:u w:val="none"/>
+        </w:rPr>
+        <w:t>35-7.</w:t>
+      </w:r>
+      <w:r>
+        <w:rPr>
+          <w:rFonts w:ascii="맑은 고딕" w:hAnsi="맑은 고딕" w:eastAsia="맑은 고딕"/>
+          <w:b w:val="0"/>
+          <w:sz w:val="17"/>
+          <w:u w:val="none"/>
+        </w:rPr>
+        <w:t xml:space="preserve"> 윗글을 읽고 학생들이 보인 반응으로 적절하지 </w:t>
+      </w:r>
+      <w:r>
+        <w:rPr>
+          <w:rFonts w:ascii="맑은 고딕" w:hAnsi="맑은 고딕" w:eastAsia="맑은 고딕"/>
+          <w:b w:val="0"/>
+          <w:sz w:val="17"/>
+          <w:u w:val="single"/>
+        </w:rPr>
+        <w:t>않은</w:t>
+      </w:r>
+      <w:r>
+        <w:rPr>
+          <w:rFonts w:ascii="맑은 고딕" w:hAnsi="맑은 고딕" w:eastAsia="맑은 고딕"/>
+          <w:b w:val="0"/>
+          <w:sz w:val="17"/>
+          <w:u w:val="none"/>
+        </w:rPr>
+        <w:t xml:space="preserve"> 것은? [3.0점]</w:t>
+      </w:r>
+    </w:p>
+    <w:p>
+      <w:pPr>
+        <w:spacing w:before="0" w:after="60" w:line="288" w:lineRule="auto"/>
+        <w:ind w:left="40"/>
+        <w:snapToGrid w:val="0"/>
+        <w:pBdr>
+          <w:top w:val="single" w:sz="4" w:space="2" w:color="999999"/>
+          <w:left w:val="single" w:sz="4" w:space="2" w:color="999999"/>
+          <w:bottom w:val="single" w:sz="4" w:space="2" w:color="999999"/>
+          <w:right w:val="single" w:sz="4" w:space="2" w:color="999999"/>
+        </w:pBdr>
+        <w:shd w:val="clear" w:color="auto" w:fill="F6F3EA"/>
+      </w:pPr>
+      <w:r>
+        <w:rPr>
+          <w:rFonts w:ascii="맑은 고딕" w:hAnsi="맑은 고딕" w:eastAsia="맑은 고딕"/>
+          <w:b w:val="0"/>
+          <w:sz w:val="17"/>
+          <w:u w:val="none"/>
+        </w:rPr>
+        <w:t>Social media serves as an important context to facilitate autobiographical remembering. Personal events posted on social media platforms are better remembered and less forgotten than those not posted, independent of the characteristics of the events. This may be because sharing memories online allows individuals to rehearse and make sense of what happened, thus facilitating long-term memory retention. Online feedback such as comments and likes as well as technological features such as algorithms and periodic reminders can further serve as memory cues for the posted event details. As a result, event details shared on social media are likely stabilized and remembered over time, whereas those not shared may become inaccessible or forgotten.</w:t>
+      </w:r>
+    </w:p>
+    <w:p>
+      <w:pPr>
+        <w:spacing w:before="0" w:after="0" w:line="269" w:lineRule="auto"/>
+        <w:ind w:left="180" w:hanging="180"/>
+        <w:snapToGrid w:val="0"/>
+      </w:pPr>
+      <w:r>
+        <w:rPr>
+          <w:rFonts w:ascii="맑은 고딕" w:hAnsi="맑은 고딕" w:eastAsia="맑은 고딕"/>
+          <w:b w:val="0"/>
+          <w:sz w:val="17"/>
+          <w:u w:val="none"/>
+        </w:rPr>
+        <w:t>① 여행 사진을 SNS에 올렸던 날이 올리지 않은 날보다 또렷이 기억나는 이유를 알겠어.</w:t>
+      </w:r>
+    </w:p>
+    <w:p>
+      <w:pPr>
+        <w:spacing w:before="0" w:after="0" w:line="269" w:lineRule="auto"/>
+        <w:ind w:left="180" w:hanging="180"/>
+        <w:snapToGrid w:val="0"/>
+      </w:pPr>
+      <w:r>
+        <w:rPr>
+          <w:rFonts w:ascii="맑은 고딕" w:hAnsi="맑은 고딕" w:eastAsia="맑은 고딕"/>
+          <w:b w:val="0"/>
+          <w:sz w:val="17"/>
+          <w:u w:val="none"/>
+        </w:rPr>
+        <w:t>② SNS에 올린 일은 원래 더 중요한 사건이라서 잘 기억나는 거구나.</w:t>
+      </w:r>
+    </w:p>
+    <w:p>
+      <w:pPr>
+        <w:spacing w:before="0" w:after="0" w:line="269" w:lineRule="auto"/>
+        <w:ind w:left="180" w:hanging="180"/>
+        <w:snapToGrid w:val="0"/>
+      </w:pPr>
+      <w:r>
+        <w:rPr>
+          <w:rFonts w:ascii="맑은 고딕" w:hAnsi="맑은 고딕" w:eastAsia="맑은 고딕"/>
+          <w:b w:val="0"/>
+          <w:sz w:val="17"/>
+          <w:u w:val="none"/>
+        </w:rPr>
+        <w:t>③ 친구들 댓글을 다시 읽으며 그날 일이 떠오르는 것도 기억 단서의 역할이겠네.</w:t>
+      </w:r>
+    </w:p>
+    <w:p>
+      <w:pPr>
+        <w:spacing w:before="0" w:after="0" w:line="269" w:lineRule="auto"/>
+        <w:ind w:left="180" w:hanging="180"/>
+        <w:snapToGrid w:val="0"/>
+      </w:pPr>
+      <w:r>
+        <w:rPr>
+          <w:rFonts w:ascii="맑은 고딕" w:hAnsi="맑은 고딕" w:eastAsia="맑은 고딕"/>
+          <w:b w:val="0"/>
+          <w:sz w:val="17"/>
+          <w:u w:val="none"/>
+        </w:rPr>
+        <w:t>④ ‘몇 년 전 오늘’ 알림이 기억을 되살리는 장치가 될 수 있겠어.</w:t>
+      </w:r>
+    </w:p>
+    <w:p>
+      <w:pPr>
+        <w:spacing w:before="0" w:after="0" w:line="269" w:lineRule="auto"/>
+        <w:ind w:left="180" w:hanging="180"/>
+        <w:snapToGrid w:val="0"/>
+      </w:pPr>
+      <w:r>
+        <w:rPr>
+          <w:rFonts w:ascii="맑은 고딕" w:hAnsi="맑은 고딕" w:eastAsia="맑은 고딕"/>
+          <w:b w:val="0"/>
+          <w:sz w:val="17"/>
+          <w:u w:val="none"/>
+        </w:rPr>
+        <w:t>⑤ 공유하지 않은 일은 시간이 지나면 떠올리기 어려워질 수도 있겠다.</w:t>
+      </w:r>
+    </w:p>
+    <w:p>
+      <w:pPr>
+        <w:keepNext/>
+        <w:spacing w:before="80" w:after="40" w:line="276" w:lineRule="auto"/>
+        <w:snapToGrid w:val="0"/>
+        <w:shd w:val="clear" w:color="auto" w:fill="8A3A12"/>
+      </w:pPr>
+      <w:r>
+        <w:rPr>
+          <w:rFonts w:ascii="맑은 고딕" w:hAnsi="맑은 고딕" w:eastAsia="맑은 고딕"/>
+          <w:b/>
+          <w:color w:val="FFFFFF"/>
+          <w:sz w:val="17"/>
+          <w:u w:val="none"/>
+        </w:rPr>
+        <w:t>서답형  35-서1 ~ 35-서2</w:t>
+      </w:r>
+    </w:p>
+    <w:p>
+      <w:pPr>
+        <w:keepNext/>
+        <w:spacing w:before="80" w:after="20" w:line="276" w:lineRule="auto"/>
+        <w:snapToGrid w:val="0"/>
+      </w:pPr>
+      <w:r>
+        <w:rPr>
+          <w:rFonts w:ascii="맑은 고딕" w:hAnsi="맑은 고딕" w:eastAsia="맑은 고딕"/>
+          <w:b/>
+          <w:sz w:val="17"/>
+          <w:u w:val="none"/>
+        </w:rPr>
+        <w:t>35-서1.</w:t>
+      </w:r>
+      <w:r>
+        <w:rPr>
+          <w:rFonts w:ascii="맑은 고딕" w:hAnsi="맑은 고딕" w:eastAsia="맑은 고딕"/>
+          <w:b w:val="0"/>
+          <w:sz w:val="17"/>
+          <w:u w:val="none"/>
+        </w:rPr>
+        <w:t xml:space="preserve"> 다음 글의 내용을 요약하고자 한다. 빈칸 (1)~(3)에 들어갈 말을 본문에서 찾아 </w:t>
+      </w:r>
+      <w:r>
+        <w:rPr>
+          <w:rFonts w:ascii="맑은 고딕" w:hAnsi="맑은 고딕" w:eastAsia="맑은 고딕"/>
+          <w:b w:val="0"/>
+          <w:sz w:val="17"/>
+          <w:u w:val="single"/>
+        </w:rPr>
+        <w:t>반드시 변형하여</w:t>
+      </w:r>
+      <w:r>
+        <w:rPr>
+          <w:rFonts w:ascii="맑은 고딕" w:hAnsi="맑은 고딕" w:eastAsia="맑은 고딕"/>
+          <w:b w:val="0"/>
+          <w:sz w:val="17"/>
+          <w:u w:val="none"/>
+        </w:rPr>
+        <w:t xml:space="preserve"> 쓰시오. (한 칸에 한 단어) [각 1점, 총 3점] [3.0점]</w:t>
+      </w:r>
+    </w:p>
+    <w:p>
+      <w:pPr>
+        <w:spacing w:before="0" w:after="60" w:line="288" w:lineRule="auto"/>
+        <w:ind w:left="40"/>
+        <w:snapToGrid w:val="0"/>
+        <w:pBdr>
+          <w:top w:val="single" w:sz="4" w:space="2" w:color="999999"/>
+          <w:left w:val="single" w:sz="4" w:space="2" w:color="999999"/>
+          <w:bottom w:val="single" w:sz="4" w:space="2" w:color="999999"/>
+          <w:right w:val="single" w:sz="4" w:space="2" w:color="999999"/>
+        </w:pBdr>
+        <w:shd w:val="clear" w:color="auto" w:fill="F6F3EA"/>
+      </w:pPr>
+      <w:r>
+        <w:rPr>
+          <w:rFonts w:ascii="맑은 고딕" w:hAnsi="맑은 고딕" w:eastAsia="맑은 고딕"/>
+          <w:b w:val="0"/>
+          <w:sz w:val="17"/>
+          <w:u w:val="none"/>
+        </w:rPr>
+        <w:t>Social media serves as an important context to facilitate autobiographical remembering. Personal events posted on social media platforms are better remembered and less forgotten than those not posted, independent of the characteristics of the events. This may be because sharing memories online allows individuals to rehearse and make sense of what happened, thus facilitating long-term memory retention. Online feedback such as comments and likes as well as technological features such as algorithms and periodic reminders can further serve as memory cues for the posted event details. As a result, event details shared on social media are likely stabilized and remembered over time, whereas those not shared may become inaccessible or forgotten.</w:t>
+      </w:r>
+    </w:p>
+    <w:p>
+      <w:pPr>
+        <w:spacing w:before="0" w:after="60" w:line="288" w:lineRule="auto"/>
+        <w:ind w:left="40"/>
+        <w:snapToGrid w:val="0"/>
+        <w:pBdr>
+          <w:top w:val="single" w:sz="4" w:space="2" w:color="C99B4E"/>
+          <w:left w:val="single" w:sz="4" w:space="2" w:color="C99B4E"/>
+          <w:bottom w:val="single" w:sz="4" w:space="2" w:color="C99B4E"/>
+          <w:right w:val="single" w:sz="4" w:space="2" w:color="C99B4E"/>
+        </w:pBdr>
+        <w:shd w:val="clear" w:color="auto" w:fill="FFF8E1"/>
+      </w:pPr>
+      <w:r>
+        <w:rPr>
+          <w:rFonts w:ascii="맑은 고딕" w:hAnsi="맑은 고딕" w:eastAsia="맑은 고딕"/>
+          <w:b w:val="0"/>
+          <w:sz w:val="17"/>
+          <w:u w:val="none"/>
+        </w:rPr>
+        <w:t>Events shared on social media tend to be more (1) ________ than unshared ones, because posting gives us chances for (2) ________, and online feedback acts as cues that keep the details (3) ________.</w:t>
+      </w:r>
+    </w:p>
+    <w:p>
+      <w:pPr>
+        <w:spacing w:before="0" w:after="0" w:line="288" w:lineRule="auto"/>
+        <w:ind w:left="40"/>
+        <w:snapToGrid w:val="0"/>
+        <w:pBdr>
+          <w:top w:val="single" w:sz="4" w:space="2" w:color="9B6BD0"/>
+          <w:left w:val="single" w:sz="4" w:space="2" w:color="9B6BD0"/>
+          <w:bottom w:val="single" w:sz="4" w:space="2" w:color="9B6BD0"/>
+          <w:right w:val="single" w:sz="4" w:space="2" w:color="9B6BD0"/>
+        </w:pBdr>
+        <w:shd w:val="clear" w:color="auto" w:fill="FAF5FF"/>
+      </w:pPr>
+      <w:r>
+        <w:rPr>
+          <w:rFonts w:ascii="맑은 고딕" w:hAnsi="맑은 고딕" w:eastAsia="맑은 고딕"/>
+          <w:b/>
+          <w:sz w:val="17"/>
+          <w:u w:val="none"/>
+        </w:rPr>
+        <w:t>&lt;조 건&gt;</w:t>
+      </w:r>
+    </w:p>
+    <w:p>
+      <w:pPr>
+        <w:spacing w:before="0" w:after="0" w:line="288" w:lineRule="auto"/>
+        <w:ind w:left="40"/>
+        <w:snapToGrid w:val="0"/>
+        <w:pBdr>
+          <w:top w:val="single" w:sz="4" w:space="2" w:color="9B6BD0"/>
+          <w:left w:val="single" w:sz="4" w:space="2" w:color="9B6BD0"/>
+          <w:bottom w:val="single" w:sz="4" w:space="2" w:color="9B6BD0"/>
+          <w:right w:val="single" w:sz="4" w:space="2" w:color="9B6BD0"/>
+        </w:pBdr>
+        <w:shd w:val="clear" w:color="auto" w:fill="FAF5FF"/>
+      </w:pPr>
+      <w:r>
+        <w:rPr>
+          <w:rFonts w:ascii="맑은 고딕" w:hAnsi="맑은 고딕" w:eastAsia="맑은 고딕"/>
+          <w:b w:val="0"/>
+          <w:sz w:val="17"/>
+          <w:u w:val="none"/>
+        </w:rPr>
+        <w:t>1. 본문의 단어를 반드시 변형(품사·어형)하여 쓸 것 — 본문 형태 그대로 쓰면 0점</w:t>
+      </w:r>
+    </w:p>
+    <w:p>
+      <w:pPr>
+        <w:spacing w:before="0" w:after="60" w:line="288" w:lineRule="auto"/>
+        <w:ind w:left="40"/>
+        <w:snapToGrid w:val="0"/>
+        <w:pBdr>
+          <w:top w:val="single" w:sz="4" w:space="2" w:color="9B6BD0"/>
+          <w:left w:val="single" w:sz="4" w:space="2" w:color="9B6BD0"/>
+          <w:bottom w:val="single" w:sz="4" w:space="2" w:color="9B6BD0"/>
+          <w:right w:val="single" w:sz="4" w:space="2" w:color="9B6BD0"/>
+        </w:pBdr>
+        <w:shd w:val="clear" w:color="auto" w:fill="FAF5FF"/>
+      </w:pPr>
+      <w:r>
+        <w:rPr>
+          <w:rFonts w:ascii="맑은 고딕" w:hAnsi="맑은 고딕" w:eastAsia="맑은 고딕"/>
+          <w:b w:val="0"/>
+          <w:sz w:val="17"/>
+          <w:u w:val="none"/>
+        </w:rPr>
+        <w:t>2. 답안지에 소문항 번호를 정확하게 기입할 것  예) 1-(1) 1-(2) 1-(3)</w:t>
+      </w:r>
+    </w:p>
+    <w:p>
+      <w:pPr>
+        <w:spacing w:before="0" w:after="40" w:line="360" w:lineRule="auto"/>
+        <w:snapToGrid w:val="0"/>
+      </w:pPr>
+      <w:r>
+        <w:rPr>
+          <w:rFonts w:ascii="맑은 고딕" w:hAnsi="맑은 고딕" w:eastAsia="맑은 고딕"/>
+          <w:b w:val="0"/>
+          <w:sz w:val="17"/>
+          <w:u w:val="none"/>
+        </w:rPr>
+        <w:t>(1) ______________   (2) ______________   (3) ______________</w:t>
+      </w:r>
+    </w:p>
+    <w:p>
+      <w:pPr>
+        <w:keepNext/>
+        <w:spacing w:before="80" w:after="20" w:line="276" w:lineRule="auto"/>
+        <w:snapToGrid w:val="0"/>
+      </w:pPr>
+      <w:r>
+        <w:rPr>
+          <w:rFonts w:ascii="맑은 고딕" w:hAnsi="맑은 고딕" w:eastAsia="맑은 고딕"/>
+          <w:b/>
+          <w:sz w:val="17"/>
+          <w:u w:val="none"/>
+        </w:rPr>
+        <w:t>35-서2.</w:t>
+      </w:r>
+      <w:r>
+        <w:rPr>
+          <w:rFonts w:ascii="맑은 고딕" w:hAnsi="맑은 고딕" w:eastAsia="맑은 고딕"/>
+          <w:b w:val="0"/>
+          <w:sz w:val="17"/>
+          <w:u w:val="none"/>
+        </w:rPr>
+        <w:t xml:space="preserve"> 다음 글의 밑줄 친 부분과 같은 뜻이 되도록 &lt;보기&gt;의 표현을 모두 사용하여 &lt;조건&gt;에 맞게 영작하시오. [3점] [3.0점]</w:t>
+      </w:r>
+    </w:p>
+    <w:p>
+      <w:pPr>
+        <w:spacing w:before="0" w:after="60" w:line="288" w:lineRule="auto"/>
+        <w:ind w:left="40"/>
+        <w:snapToGrid w:val="0"/>
+        <w:pBdr>
+          <w:top w:val="single" w:sz="4" w:space="2" w:color="999999"/>
+          <w:left w:val="single" w:sz="4" w:space="2" w:color="999999"/>
+          <w:bottom w:val="single" w:sz="4" w:space="2" w:color="999999"/>
+          <w:right w:val="single" w:sz="4" w:space="2" w:color="999999"/>
+        </w:pBdr>
+        <w:shd w:val="clear" w:color="auto" w:fill="F6F3EA"/>
+      </w:pPr>
+      <w:r>
+        <w:rPr>
+          <w:rFonts w:ascii="맑은 고딕" w:hAnsi="맑은 고딕" w:eastAsia="맑은 고딕"/>
+          <w:b w:val="0"/>
+          <w:sz w:val="17"/>
+          <w:u w:val="none"/>
+        </w:rPr>
+        <w:t xml:space="preserve">As a result, </w:t>
+      </w:r>
+      <w:r>
+        <w:rPr>
+          <w:rFonts w:ascii="맑은 고딕" w:hAnsi="맑은 고딕" w:eastAsia="맑은 고딕"/>
+          <w:b w:val="0"/>
+          <w:sz w:val="17"/>
+          <w:u w:val="single"/>
+        </w:rPr>
+        <w:t>event details shared on social media are likely stabilized and remembered over time</w:t>
+      </w:r>
+      <w:r>
+        <w:rPr>
+          <w:rFonts w:ascii="맑은 고딕" w:hAnsi="맑은 고딕" w:eastAsia="맑은 고딕"/>
+          <w:b w:val="0"/>
+          <w:sz w:val="17"/>
+          <w:u w:val="none"/>
+        </w:rPr>
+        <w:t>, whereas those not shared may become inaccessible or forgotten.</w:t>
+      </w:r>
+    </w:p>
+    <w:p>
+      <w:pPr>
+        <w:spacing w:before="0" w:after="60" w:line="288" w:lineRule="auto"/>
+        <w:ind w:left="40"/>
+        <w:snapToGrid w:val="0"/>
+        <w:pBdr>
+          <w:top w:val="single" w:sz="4" w:space="2" w:color="9B6BD0"/>
+          <w:left w:val="single" w:sz="4" w:space="2" w:color="9B6BD0"/>
+          <w:bottom w:val="single" w:sz="4" w:space="2" w:color="9B6BD0"/>
+          <w:right w:val="single" w:sz="4" w:space="2" w:color="9B6BD0"/>
+        </w:pBdr>
+        <w:shd w:val="clear" w:color="auto" w:fill="FAF5FF"/>
+      </w:pPr>
+      <w:r>
+        <w:rPr>
+          <w:rFonts w:ascii="맑은 고딕" w:hAnsi="맑은 고딕" w:eastAsia="맑은 고딕"/>
+          <w:b/>
+          <w:sz w:val="17"/>
+          <w:u w:val="none"/>
+        </w:rPr>
+        <w:t>&lt;보 기&gt;</w:t>
+      </w:r>
+      <w:r>
+        <w:rPr>
+          <w:rFonts w:ascii="맑은 고딕" w:hAnsi="맑은 고딕" w:eastAsia="맑은 고딕"/>
+          <w:b w:val="0"/>
+          <w:sz w:val="17"/>
+          <w:u w:val="none"/>
+        </w:rPr>
+        <w:t xml:space="preserve"> it / is / likely / that / event details / share / on social media / are / stabilized / and / remembered / over time</w:t>
+      </w:r>
+    </w:p>
+    <w:p>
+      <w:pPr>
+        <w:spacing w:before="0" w:after="0" w:line="288" w:lineRule="auto"/>
+        <w:ind w:left="40"/>
+        <w:snapToGrid w:val="0"/>
+        <w:pBdr>
+          <w:top w:val="single" w:sz="4" w:space="2" w:color="9B6BD0"/>
+          <w:left w:val="single" w:sz="4" w:space="2" w:color="9B6BD0"/>
+          <w:bottom w:val="single" w:sz="4" w:space="2" w:color="9B6BD0"/>
+          <w:right w:val="single" w:sz="4" w:space="2" w:color="9B6BD0"/>
+        </w:pBdr>
+        <w:shd w:val="clear" w:color="auto" w:fill="FAF5FF"/>
+      </w:pPr>
+      <w:r>
+        <w:rPr>
+          <w:rFonts w:ascii="맑은 고딕" w:hAnsi="맑은 고딕" w:eastAsia="맑은 고딕"/>
+          <w:b/>
+          <w:sz w:val="17"/>
+          <w:u w:val="none"/>
+        </w:rPr>
+        <w:t>&lt;조 건&gt;</w:t>
+      </w:r>
+    </w:p>
+    <w:p>
+      <w:pPr>
+        <w:spacing w:before="0" w:after="0" w:line="288" w:lineRule="auto"/>
+        <w:ind w:left="40"/>
+        <w:snapToGrid w:val="0"/>
+        <w:pBdr>
+          <w:top w:val="single" w:sz="4" w:space="2" w:color="9B6BD0"/>
+          <w:left w:val="single" w:sz="4" w:space="2" w:color="9B6BD0"/>
+          <w:bottom w:val="single" w:sz="4" w:space="2" w:color="9B6BD0"/>
+          <w:right w:val="single" w:sz="4" w:space="2" w:color="9B6BD0"/>
+        </w:pBdr>
+        <w:shd w:val="clear" w:color="auto" w:fill="FAF5FF"/>
+      </w:pPr>
+      <w:r>
+        <w:rPr>
+          <w:rFonts w:ascii="맑은 고딕" w:hAnsi="맑은 고딕" w:eastAsia="맑은 고딕"/>
+          <w:b w:val="0"/>
+          <w:sz w:val="17"/>
+          <w:u w:val="none"/>
+        </w:rPr>
+        <w:t>1. &lt;보기&gt;의 표현을 모두 한 번씩만 사용할 것</w:t>
+      </w:r>
+    </w:p>
+    <w:p>
+      <w:pPr>
+        <w:spacing w:before="0" w:after="0" w:line="288" w:lineRule="auto"/>
+        <w:ind w:left="40"/>
+        <w:snapToGrid w:val="0"/>
+        <w:pBdr>
+          <w:top w:val="single" w:sz="4" w:space="2" w:color="9B6BD0"/>
+          <w:left w:val="single" w:sz="4" w:space="2" w:color="9B6BD0"/>
+          <w:bottom w:val="single" w:sz="4" w:space="2" w:color="9B6BD0"/>
+          <w:right w:val="single" w:sz="4" w:space="2" w:color="9B6BD0"/>
+        </w:pBdr>
+        <w:shd w:val="clear" w:color="auto" w:fill="FAF5FF"/>
+      </w:pPr>
+      <w:r>
+        <w:rPr>
+          <w:rFonts w:ascii="맑은 고딕" w:hAnsi="맑은 고딕" w:eastAsia="맑은 고딕"/>
+          <w:b w:val="0"/>
+          <w:sz w:val="17"/>
+          <w:u w:val="none"/>
+        </w:rPr>
+        <w:t>2. 어형은 한 단어만 바꾸고, 다른 단어를 추가하지 말 것</w:t>
+      </w:r>
+    </w:p>
+    <w:p>
+      <w:pPr>
+        <w:spacing w:before="0" w:after="0" w:line="288" w:lineRule="auto"/>
+        <w:ind w:left="40"/>
+        <w:snapToGrid w:val="0"/>
+        <w:pBdr>
+          <w:top w:val="single" w:sz="4" w:space="2" w:color="9B6BD0"/>
+          <w:left w:val="single" w:sz="4" w:space="2" w:color="9B6BD0"/>
+          <w:bottom w:val="single" w:sz="4" w:space="2" w:color="9B6BD0"/>
+          <w:right w:val="single" w:sz="4" w:space="2" w:color="9B6BD0"/>
+        </w:pBdr>
+        <w:shd w:val="clear" w:color="auto" w:fill="FAF5FF"/>
+      </w:pPr>
+      <w:r>
+        <w:rPr>
+          <w:rFonts w:ascii="맑은 고딕" w:hAnsi="맑은 고딕" w:eastAsia="맑은 고딕"/>
+          <w:b w:val="0"/>
+          <w:sz w:val="17"/>
+          <w:u w:val="none"/>
+        </w:rPr>
+        <w:t>3. 가주어 It과 진주어 that절을 사용할 것</w:t>
+      </w:r>
+    </w:p>
+    <w:p>
+      <w:pPr>
+        <w:spacing w:before="0" w:after="0" w:line="288" w:lineRule="auto"/>
+        <w:ind w:left="40"/>
+        <w:snapToGrid w:val="0"/>
+        <w:pBdr>
+          <w:top w:val="single" w:sz="4" w:space="2" w:color="9B6BD0"/>
+          <w:left w:val="single" w:sz="4" w:space="2" w:color="9B6BD0"/>
+          <w:bottom w:val="single" w:sz="4" w:space="2" w:color="9B6BD0"/>
+          <w:right w:val="single" w:sz="4" w:space="2" w:color="9B6BD0"/>
+        </w:pBdr>
+        <w:shd w:val="clear" w:color="auto" w:fill="FAF5FF"/>
+      </w:pPr>
+      <w:r>
+        <w:rPr>
+          <w:rFonts w:ascii="맑은 고딕" w:hAnsi="맑은 고딕" w:eastAsia="맑은 고딕"/>
+          <w:b w:val="0"/>
+          <w:sz w:val="17"/>
+          <w:u w:val="none"/>
+        </w:rPr>
+        <w:t>4. 총 16단어로 쓸 것</w:t>
+      </w:r>
+    </w:p>
+    <w:p>
+      <w:pPr>
+        <w:spacing w:before="0" w:after="60" w:line="288" w:lineRule="auto"/>
+        <w:ind w:left="40"/>
+        <w:snapToGrid w:val="0"/>
+        <w:pBdr>
+          <w:top w:val="single" w:sz="4" w:space="2" w:color="9B6BD0"/>
+          <w:left w:val="single" w:sz="4" w:space="2" w:color="9B6BD0"/>
+          <w:bottom w:val="single" w:sz="4" w:space="2" w:color="9B6BD0"/>
+          <w:right w:val="single" w:sz="4" w:space="2" w:color="9B6BD0"/>
+        </w:pBdr>
+        <w:shd w:val="clear" w:color="auto" w:fill="FAF5FF"/>
+      </w:pPr>
+      <w:r>
+        <w:rPr>
+          <w:rFonts w:ascii="맑은 고딕" w:hAnsi="맑은 고딕" w:eastAsia="맑은 고딕"/>
+          <w:b w:val="0"/>
+          <w:sz w:val="17"/>
+          <w:u w:val="none"/>
+        </w:rPr>
+        <w:t>5. 답안지에 소문항 번호를 정확하게 기입할 것</w:t>
+      </w:r>
+    </w:p>
+    <w:p>
+      <w:pPr>
+        <w:spacing w:before="0" w:after="40" w:line="360" w:lineRule="auto"/>
+        <w:snapToGrid w:val="0"/>
+      </w:pPr>
+      <w:r>
+        <w:rPr>
+          <w:rFonts w:ascii="맑은 고딕" w:hAnsi="맑은 고딕" w:eastAsia="맑은 고딕"/>
+          <w:b w:val="0"/>
+          <w:sz w:val="17"/>
+          <w:u w:val="none"/>
+        </w:rPr>
+        <w:t>⇒ It ______________________________________________________________ .</w:t>
+      </w:r>
+    </w:p>
+    <w:p>
+      <w:pPr>
+        <w:keepNext/>
+        <w:spacing w:before="80" w:after="40" w:line="276" w:lineRule="auto"/>
+        <w:snapToGrid w:val="0"/>
+        <w:shd w:val="clear" w:color="auto" w:fill="6B21A8"/>
+      </w:pPr>
+      <w:r>
+        <w:rPr>
+          <w:rFonts w:ascii="맑은 고딕" w:hAnsi="맑은 고딕" w:eastAsia="맑은 고딕"/>
+          <w:b/>
+          <w:color w:val="FFFFFF"/>
+          <w:sz w:val="17"/>
+          <w:u w:val="none"/>
+        </w:rPr>
+        <w:t>[지문 구조]  ※ 앞 문항을 모두 푼 뒤에 풀 것</w:t>
+      </w:r>
+    </w:p>
+    <w:p>
+      <w:pPr>
+        <w:keepNext/>
+        <w:spacing w:before="80" w:after="20" w:line="276" w:lineRule="auto"/>
+        <w:snapToGrid w:val="0"/>
+      </w:pPr>
+      <w:r>
+        <w:rPr>
+          <w:rFonts w:ascii="맑은 고딕" w:hAnsi="맑은 고딕" w:eastAsia="맑은 고딕"/>
+          <w:b/>
+          <w:sz w:val="17"/>
+          <w:u w:val="none"/>
+        </w:rPr>
+        <w:t>35-8.</w:t>
+      </w:r>
+      <w:r>
+        <w:rPr>
+          <w:rFonts w:ascii="맑은 고딕" w:hAnsi="맑은 고딕" w:eastAsia="맑은 고딕"/>
+          <w:b w:val="0"/>
+          <w:sz w:val="17"/>
+          <w:u w:val="none"/>
+        </w:rPr>
+        <w:t xml:space="preserve"> 주어진 글 다음에 이어질 글의 순서로 가장 적절한 것은? [2.7점]</w:t>
+      </w:r>
+    </w:p>
+    <w:p>
+      <w:pPr>
+        <w:spacing w:before="0" w:after="60" w:line="288" w:lineRule="auto"/>
+        <w:ind w:left="40"/>
+        <w:snapToGrid w:val="0"/>
+        <w:pBdr>
+          <w:top w:val="single" w:sz="4" w:space="2" w:color="C99B4E"/>
+          <w:left w:val="single" w:sz="4" w:space="2" w:color="C99B4E"/>
+          <w:bottom w:val="single" w:sz="4" w:space="2" w:color="C99B4E"/>
+          <w:right w:val="single" w:sz="4" w:space="2" w:color="C99B4E"/>
+        </w:pBdr>
+        <w:shd w:val="clear" w:color="auto" w:fill="FFF8E1"/>
+      </w:pPr>
+      <w:r>
+        <w:rPr>
+          <w:rFonts w:ascii="맑은 고딕" w:hAnsi="맑은 고딕" w:eastAsia="맑은 고딕"/>
+          <w:b w:val="0"/>
+          <w:sz w:val="17"/>
+          <w:u w:val="none"/>
+        </w:rPr>
+        <w:t>Social media serves as an important context to facilitate autobiographical remembering.</w:t>
       </w:r>
     </w:p>
     <w:p>
@@ -1776,20 +3112,11 @@
       <w:r>
         <w:rPr>
           <w:rFonts w:ascii="맑은 고딕" w:hAnsi="맑은 고딕" w:eastAsia="맑은 고딕"/>
-          <w:b/>
-          <w:sz w:val="17"/>
-          <w:u w:val="none"/>
-        </w:rPr>
-        <w:t>A:</w:t>
-      </w:r>
-      <w:r>
-        <w:rPr>
-          <w:rFonts w:ascii="맑은 고딕" w:hAnsi="맑은 고딕" w:eastAsia="맑은 고딕"/>
           <w:b w:val="0"/>
           <w:sz w:val="17"/>
           <w:u w:val="none"/>
         </w:rPr>
-        <w:t xml:space="preserve"> I read that posting about an event actually helps you remember it.</w:t>
+        <w:t>(A) Online feedback such as comments and likes as well as technological features such as algorithms and periodic reminders can further serve as memory cues for the posted event details. As a result, event details shared on social media are likely stabilized and remembered over time, whereas those not shared may become inaccessible or forgotten.</w:t>
       </w:r>
     </w:p>
     <w:p>
@@ -1808,244 +3135,11 @@
       <w:r>
         <w:rPr>
           <w:rFonts w:ascii="맑은 고딕" w:hAnsi="맑은 고딕" w:eastAsia="맑은 고딕"/>
-          <w:b/>
-          <w:sz w:val="17"/>
-          <w:u w:val="none"/>
-        </w:rPr>
-        <w:t>B:</w:t>
-      </w:r>
-      <w:r>
-        <w:rPr>
-          <w:rFonts w:ascii="맑은 고딕" w:hAnsi="맑은 고딕" w:eastAsia="맑은 고딕"/>
           <w:b w:val="0"/>
           <w:sz w:val="17"/>
           <w:u w:val="none"/>
         </w:rPr>
-        <w:t xml:space="preserve"> Really? Only the special ones, I guess — like a graduation.</w:t>
-      </w:r>
-    </w:p>
-    <w:p>
-      <w:pPr>
-        <w:spacing w:before="0" w:after="0" w:line="288" w:lineRule="auto"/>
-        <w:ind w:left="40"/>
-        <w:snapToGrid w:val="0"/>
-        <w:pBdr>
-          <w:top w:val="single" w:sz="4" w:space="2" w:color="999999"/>
-          <w:left w:val="single" w:sz="4" w:space="2" w:color="999999"/>
-          <w:bottom w:val="single" w:sz="4" w:space="2" w:color="999999"/>
-          <w:right w:val="single" w:sz="4" w:space="2" w:color="999999"/>
-        </w:pBdr>
-        <w:shd w:val="clear" w:color="auto" w:fill="F6F3EA"/>
-      </w:pPr>
-      <w:r>
-        <w:rPr>
-          <w:rFonts w:ascii="맑은 고딕" w:hAnsi="맑은 고딕" w:eastAsia="맑은 고딕"/>
-          <w:b/>
-          <w:sz w:val="17"/>
-          <w:u w:val="none"/>
-        </w:rPr>
-        <w:t>A:</w:t>
-      </w:r>
-      <w:r>
-        <w:rPr>
-          <w:rFonts w:ascii="맑은 고딕" w:hAnsi="맑은 고딕" w:eastAsia="맑은 고딕"/>
-          <w:b w:val="0"/>
-          <w:sz w:val="17"/>
-          <w:u w:val="none"/>
-        </w:rPr>
-        <w:t xml:space="preserve"> No, the article said it works whatever kind of event it is.</w:t>
-      </w:r>
-    </w:p>
-    <w:p>
-      <w:pPr>
-        <w:spacing w:before="0" w:after="0" w:line="288" w:lineRule="auto"/>
-        <w:ind w:left="40"/>
-        <w:snapToGrid w:val="0"/>
-        <w:pBdr>
-          <w:top w:val="single" w:sz="4" w:space="2" w:color="999999"/>
-          <w:left w:val="single" w:sz="4" w:space="2" w:color="999999"/>
-          <w:bottom w:val="single" w:sz="4" w:space="2" w:color="999999"/>
-          <w:right w:val="single" w:sz="4" w:space="2" w:color="999999"/>
-        </w:pBdr>
-        <w:shd w:val="clear" w:color="auto" w:fill="F6F3EA"/>
-      </w:pPr>
-      <w:r>
-        <w:rPr>
-          <w:rFonts w:ascii="맑은 고딕" w:hAnsi="맑은 고딕" w:eastAsia="맑은 고딕"/>
-          <w:b/>
-          <w:sz w:val="17"/>
-          <w:u w:val="none"/>
-        </w:rPr>
-        <w:t>B:</w:t>
-      </w:r>
-      <w:r>
-        <w:rPr>
-          <w:rFonts w:ascii="맑은 고딕" w:hAnsi="맑은 고딕" w:eastAsia="맑은 고딕"/>
-          <w:b w:val="0"/>
-          <w:sz w:val="17"/>
-          <w:u w:val="none"/>
-        </w:rPr>
-        <w:t xml:space="preserve"> Why would that be?</w:t>
-      </w:r>
-    </w:p>
-    <w:p>
-      <w:pPr>
-        <w:spacing w:before="0" w:after="0" w:line="288" w:lineRule="auto"/>
-        <w:ind w:left="40"/>
-        <w:snapToGrid w:val="0"/>
-        <w:pBdr>
-          <w:top w:val="single" w:sz="4" w:space="2" w:color="999999"/>
-          <w:left w:val="single" w:sz="4" w:space="2" w:color="999999"/>
-          <w:bottom w:val="single" w:sz="4" w:space="2" w:color="999999"/>
-          <w:right w:val="single" w:sz="4" w:space="2" w:color="999999"/>
-        </w:pBdr>
-        <w:shd w:val="clear" w:color="auto" w:fill="F6F3EA"/>
-      </w:pPr>
-      <w:r>
-        <w:rPr>
-          <w:rFonts w:ascii="맑은 고딕" w:hAnsi="맑은 고딕" w:eastAsia="맑은 고딕"/>
-          <w:b/>
-          <w:sz w:val="17"/>
-          <w:u w:val="none"/>
-        </w:rPr>
-        <w:t>A:</w:t>
-      </w:r>
-      <w:r>
-        <w:rPr>
-          <w:rFonts w:ascii="맑은 고딕" w:hAnsi="맑은 고딕" w:eastAsia="맑은 고딕"/>
-          <w:b w:val="0"/>
-          <w:sz w:val="17"/>
-          <w:u w:val="none"/>
-        </w:rPr>
-        <w:t xml:space="preserve"> When you write a post, you go over what happened and make sense of it. That’s a kind of rehearsal.</w:t>
-      </w:r>
-    </w:p>
-    <w:p>
-      <w:pPr>
-        <w:spacing w:before="0" w:after="0" w:line="288" w:lineRule="auto"/>
-        <w:ind w:left="40"/>
-        <w:snapToGrid w:val="0"/>
-        <w:pBdr>
-          <w:top w:val="single" w:sz="4" w:space="2" w:color="999999"/>
-          <w:left w:val="single" w:sz="4" w:space="2" w:color="999999"/>
-          <w:bottom w:val="single" w:sz="4" w:space="2" w:color="999999"/>
-          <w:right w:val="single" w:sz="4" w:space="2" w:color="999999"/>
-        </w:pBdr>
-        <w:shd w:val="clear" w:color="auto" w:fill="F6F3EA"/>
-      </w:pPr>
-      <w:r>
-        <w:rPr>
-          <w:rFonts w:ascii="맑은 고딕" w:hAnsi="맑은 고딕" w:eastAsia="맑은 고딕"/>
-          <w:b/>
-          <w:sz w:val="17"/>
-          <w:u w:val="none"/>
-        </w:rPr>
-        <w:t>B:</w:t>
-      </w:r>
-      <w:r>
-        <w:rPr>
-          <w:rFonts w:ascii="맑은 고딕" w:hAnsi="맑은 고딕" w:eastAsia="맑은 고딕"/>
-          <w:b w:val="0"/>
-          <w:sz w:val="17"/>
-          <w:u w:val="none"/>
-        </w:rPr>
-        <w:t xml:space="preserve"> And afterwards people comment and click “like.”</w:t>
-      </w:r>
-    </w:p>
-    <w:p>
-      <w:pPr>
-        <w:spacing w:before="0" w:after="0" w:line="288" w:lineRule="auto"/>
-        <w:ind w:left="40"/>
-        <w:snapToGrid w:val="0"/>
-        <w:pBdr>
-          <w:top w:val="single" w:sz="4" w:space="2" w:color="999999"/>
-          <w:left w:val="single" w:sz="4" w:space="2" w:color="999999"/>
-          <w:bottom w:val="single" w:sz="4" w:space="2" w:color="999999"/>
-          <w:right w:val="single" w:sz="4" w:space="2" w:color="999999"/>
-        </w:pBdr>
-        <w:shd w:val="clear" w:color="auto" w:fill="F6F3EA"/>
-      </w:pPr>
-      <w:r>
-        <w:rPr>
-          <w:rFonts w:ascii="맑은 고딕" w:hAnsi="맑은 고딕" w:eastAsia="맑은 고딕"/>
-          <w:b/>
-          <w:sz w:val="17"/>
-          <w:u w:val="none"/>
-        </w:rPr>
-        <w:t>A:</w:t>
-      </w:r>
-      <w:r>
-        <w:rPr>
-          <w:rFonts w:ascii="맑은 고딕" w:hAnsi="맑은 고딕" w:eastAsia="맑은 고딕"/>
-          <w:b w:val="0"/>
-          <w:sz w:val="17"/>
-          <w:u w:val="none"/>
-        </w:rPr>
-        <w:t xml:space="preserve"> Right, and the app shows you the post again a year later. Those all work as memory cues.</w:t>
-      </w:r>
-    </w:p>
-    <w:p>
-      <w:pPr>
-        <w:spacing w:before="0" w:after="0" w:line="288" w:lineRule="auto"/>
-        <w:ind w:left="40"/>
-        <w:snapToGrid w:val="0"/>
-        <w:pBdr>
-          <w:top w:val="single" w:sz="4" w:space="2" w:color="999999"/>
-          <w:left w:val="single" w:sz="4" w:space="2" w:color="999999"/>
-          <w:bottom w:val="single" w:sz="4" w:space="2" w:color="999999"/>
-          <w:right w:val="single" w:sz="4" w:space="2" w:color="999999"/>
-        </w:pBdr>
-        <w:shd w:val="clear" w:color="auto" w:fill="F6F3EA"/>
-      </w:pPr>
-      <w:r>
-        <w:rPr>
-          <w:rFonts w:ascii="맑은 고딕" w:hAnsi="맑은 고딕" w:eastAsia="맑은 고딕"/>
-          <w:b/>
-          <w:sz w:val="17"/>
-          <w:u w:val="none"/>
-        </w:rPr>
-        <w:t>B:</w:t>
-      </w:r>
-      <w:r>
-        <w:rPr>
-          <w:rFonts w:ascii="맑은 고딕" w:hAnsi="맑은 고딕" w:eastAsia="맑은 고딕"/>
-          <w:b w:val="0"/>
-          <w:sz w:val="17"/>
-          <w:u w:val="none"/>
-        </w:rPr>
-        <w:t xml:space="preserve"> So the things I never post just fade?</w:t>
-      </w:r>
-    </w:p>
-    <w:p>
-      <w:pPr>
-        <w:spacing w:before="0" w:after="0" w:line="288" w:lineRule="auto"/>
-        <w:ind w:left="40"/>
-        <w:snapToGrid w:val="0"/>
-        <w:pBdr>
-          <w:top w:val="single" w:sz="4" w:space="2" w:color="999999"/>
-          <w:left w:val="single" w:sz="4" w:space="2" w:color="999999"/>
-          <w:bottom w:val="single" w:sz="4" w:space="2" w:color="999999"/>
-          <w:right w:val="single" w:sz="4" w:space="2" w:color="999999"/>
-        </w:pBdr>
-        <w:shd w:val="clear" w:color="auto" w:fill="F6F3EA"/>
-      </w:pPr>
-      <w:r>
-        <w:rPr>
-          <w:rFonts w:ascii="맑은 고딕" w:hAnsi="맑은 고딕" w:eastAsia="맑은 고딕"/>
-          <w:b/>
-          <w:sz w:val="17"/>
-          <w:u w:val="none"/>
-        </w:rPr>
-        <w:t>A:</w:t>
-      </w:r>
-      <w:r>
-        <w:rPr>
-          <w:rFonts w:ascii="맑은 고딕" w:hAnsi="맑은 고딕" w:eastAsia="맑은 고딕"/>
-          <w:b w:val="0"/>
-          <w:sz w:val="17"/>
-          <w:u w:val="none"/>
-        </w:rPr>
-        <w:t xml:space="preserve"> They can become hard to recall, or be forgotten altogether.</w:t>
+        <w:t>(B) Personal events posted on social media platforms are better remembered and less forgotten than those not posted, independent of the characteristics of the events.</w:t>
       </w:r>
     </w:p>
     <w:p>
@@ -2064,498 +3158,11 @@
       <w:r>
         <w:rPr>
           <w:rFonts w:ascii="맑은 고딕" w:hAnsi="맑은 고딕" w:eastAsia="맑은 고딕"/>
-          <w:b/>
-          <w:sz w:val="17"/>
-          <w:u w:val="none"/>
-        </w:rPr>
-        <w:t>B:</w:t>
-      </w:r>
-      <w:r>
-        <w:rPr>
-          <w:rFonts w:ascii="맑은 고딕" w:hAnsi="맑은 고딕" w:eastAsia="맑은 고딕"/>
           <w:b w:val="0"/>
           <w:sz w:val="17"/>
           <w:u w:val="none"/>
         </w:rPr>
-        <w:t xml:space="preserve"> Then my trip last summer is safe, but I’ve probably lost that weekend I never mentioned.</w:t>
-      </w:r>
-    </w:p>
-    <w:p>
-      <w:pPr>
-        <w:spacing w:before="0" w:after="0" w:line="288" w:lineRule="auto"/>
-        <w:ind w:left="40"/>
-        <w:snapToGrid w:val="0"/>
-        <w:pBdr>
-          <w:top w:val="single" w:sz="4" w:space="2" w:color="555555"/>
-          <w:left w:val="single" w:sz="4" w:space="2" w:color="555555"/>
-          <w:bottom w:val="single" w:sz="4" w:space="2" w:color="555555"/>
-          <w:right w:val="single" w:sz="4" w:space="2" w:color="555555"/>
-        </w:pBdr>
-        <w:shd w:val="clear" w:color="auto" w:fill="FFFFFF"/>
-      </w:pPr>
-      <w:r>
-        <w:rPr>
-          <w:rFonts w:ascii="맑은 고딕" w:hAnsi="맑은 고딕" w:eastAsia="맑은 고딕"/>
-          <w:b w:val="0"/>
-          <w:sz w:val="17"/>
-          <w:u w:val="none"/>
-        </w:rPr>
-        <w:t>Events posted online  |  Events not posted</w:t>
-      </w:r>
-    </w:p>
-    <w:p>
-      <w:pPr>
-        <w:spacing w:before="0" w:after="0" w:line="288" w:lineRule="auto"/>
-        <w:ind w:left="40"/>
-        <w:snapToGrid w:val="0"/>
-        <w:pBdr>
-          <w:top w:val="single" w:sz="4" w:space="2" w:color="555555"/>
-          <w:left w:val="single" w:sz="4" w:space="2" w:color="555555"/>
-          <w:bottom w:val="single" w:sz="4" w:space="2" w:color="555555"/>
-          <w:right w:val="single" w:sz="4" w:space="2" w:color="555555"/>
-        </w:pBdr>
-        <w:shd w:val="clear" w:color="auto" w:fill="FFFFFF"/>
-      </w:pPr>
-      <w:r>
-        <w:rPr>
-          <w:rFonts w:ascii="맑은 고딕" w:hAnsi="맑은 고딕" w:eastAsia="맑은 고딕"/>
-          <w:b w:val="0"/>
-          <w:sz w:val="17"/>
-          <w:u w:val="none"/>
-        </w:rPr>
-        <w:t>① remembered better, whatever the type of event  |  ④ brought back to mind by the app a year later</w:t>
-      </w:r>
-    </w:p>
-    <w:p>
-      <w:pPr>
-        <w:spacing w:before="0" w:after="0" w:line="288" w:lineRule="auto"/>
-        <w:ind w:left="40"/>
-        <w:snapToGrid w:val="0"/>
-        <w:pBdr>
-          <w:top w:val="single" w:sz="4" w:space="2" w:color="555555"/>
-          <w:left w:val="single" w:sz="4" w:space="2" w:color="555555"/>
-          <w:bottom w:val="single" w:sz="4" w:space="2" w:color="555555"/>
-          <w:right w:val="single" w:sz="4" w:space="2" w:color="555555"/>
-        </w:pBdr>
-        <w:shd w:val="clear" w:color="auto" w:fill="FFFFFF"/>
-      </w:pPr>
-      <w:r>
-        <w:rPr>
-          <w:rFonts w:ascii="맑은 고딕" w:hAnsi="맑은 고딕" w:eastAsia="맑은 고딕"/>
-          <w:b w:val="0"/>
-          <w:sz w:val="17"/>
-          <w:u w:val="none"/>
-        </w:rPr>
-        <w:t>② gone over and made sense of while the post is written  |  ⑤ may become hard to recall or be forgotten</w:t>
-      </w:r>
-    </w:p>
-    <w:p>
-      <w:pPr>
-        <w:spacing w:before="0" w:after="60" w:line="288" w:lineRule="auto"/>
-        <w:ind w:left="40"/>
-        <w:snapToGrid w:val="0"/>
-        <w:pBdr>
-          <w:top w:val="single" w:sz="4" w:space="2" w:color="555555"/>
-          <w:left w:val="single" w:sz="4" w:space="2" w:color="555555"/>
-          <w:bottom w:val="single" w:sz="4" w:space="2" w:color="555555"/>
-          <w:right w:val="single" w:sz="4" w:space="2" w:color="555555"/>
-        </w:pBdr>
-        <w:shd w:val="clear" w:color="auto" w:fill="FFFFFF"/>
-      </w:pPr>
-      <w:r>
-        <w:rPr>
-          <w:rFonts w:ascii="맑은 고딕" w:hAnsi="맑은 고딕" w:eastAsia="맑은 고딕"/>
-          <w:b w:val="0"/>
-          <w:sz w:val="17"/>
-          <w:u w:val="none"/>
-        </w:rPr>
-        <w:t xml:space="preserve">③ recalled later through comments and likes  |  </w:t>
-      </w:r>
-    </w:p>
-    <w:p>
-      <w:pPr>
-        <w:keepNext/>
-        <w:spacing w:before="80" w:after="20" w:line="276" w:lineRule="auto"/>
-        <w:snapToGrid w:val="0"/>
-      </w:pPr>
-      <w:r>
-        <w:rPr>
-          <w:rFonts w:ascii="맑은 고딕" w:hAnsi="맑은 고딕" w:eastAsia="맑은 고딕"/>
-          <w:b/>
-          <w:sz w:val="17"/>
-          <w:u w:val="none"/>
-        </w:rPr>
-        <w:t>35-4.</w:t>
-      </w:r>
-      <w:r>
-        <w:rPr>
-          <w:rFonts w:ascii="맑은 고딕" w:hAnsi="맑은 고딕" w:eastAsia="맑은 고딕"/>
-          <w:b w:val="0"/>
-          <w:sz w:val="17"/>
-          <w:u w:val="none"/>
-        </w:rPr>
-        <w:t xml:space="preserve"> 다음 글의 밑줄 친 부분 중, 문맥상 낱말의 쓰임이 적절하지 </w:t>
-      </w:r>
-      <w:r>
-        <w:rPr>
-          <w:rFonts w:ascii="맑은 고딕" w:hAnsi="맑은 고딕" w:eastAsia="맑은 고딕"/>
-          <w:b/>
-          <w:sz w:val="17"/>
-          <w:u w:val="none"/>
-        </w:rPr>
-        <w:t>않은</w:t>
-      </w:r>
-      <w:r>
-        <w:rPr>
-          <w:rFonts w:ascii="맑은 고딕" w:hAnsi="맑은 고딕" w:eastAsia="맑은 고딕"/>
-          <w:b w:val="0"/>
-          <w:sz w:val="17"/>
-          <w:u w:val="none"/>
-        </w:rPr>
-        <w:t xml:space="preserve"> 것은? [3.0점]</w:t>
-      </w:r>
-    </w:p>
-    <w:p>
-      <w:pPr>
-        <w:spacing w:before="0" w:after="60" w:line="288" w:lineRule="auto"/>
-        <w:ind w:left="40"/>
-        <w:snapToGrid w:val="0"/>
-        <w:pBdr>
-          <w:top w:val="single" w:sz="4" w:space="2" w:color="999999"/>
-          <w:left w:val="single" w:sz="4" w:space="2" w:color="999999"/>
-          <w:bottom w:val="single" w:sz="4" w:space="2" w:color="999999"/>
-          <w:right w:val="single" w:sz="4" w:space="2" w:color="999999"/>
-        </w:pBdr>
-        <w:shd w:val="clear" w:color="auto" w:fill="F6F3EA"/>
-      </w:pPr>
-      <w:r>
-        <w:rPr>
-          <w:rFonts w:ascii="맑은 고딕" w:hAnsi="맑은 고딕" w:eastAsia="맑은 고딕"/>
-          <w:b w:val="0"/>
-          <w:sz w:val="17"/>
-          <w:u w:val="none"/>
-        </w:rPr>
-        <w:t>Social media serves as an important context to ①</w:t>
-      </w:r>
-      <w:r>
-        <w:rPr>
-          <w:rFonts w:ascii="맑은 고딕" w:hAnsi="맑은 고딕" w:eastAsia="맑은 고딕"/>
-          <w:b w:val="0"/>
-          <w:sz w:val="17"/>
-          <w:u w:val="single"/>
-        </w:rPr>
-        <w:t>facilitate</w:t>
-      </w:r>
-      <w:r>
-        <w:rPr>
-          <w:rFonts w:ascii="맑은 고딕" w:hAnsi="맑은 고딕" w:eastAsia="맑은 고딕"/>
-          <w:b w:val="0"/>
-          <w:sz w:val="17"/>
-          <w:u w:val="none"/>
-        </w:rPr>
-        <w:t xml:space="preserve"> autobiographical remembering. Personal events posted on social media platforms are better remembered and ②</w:t>
-      </w:r>
-      <w:r>
-        <w:rPr>
-          <w:rFonts w:ascii="맑은 고딕" w:hAnsi="맑은 고딕" w:eastAsia="맑은 고딕"/>
-          <w:b w:val="0"/>
-          <w:sz w:val="17"/>
-          <w:u w:val="single"/>
-        </w:rPr>
-        <w:t>less</w:t>
-      </w:r>
-      <w:r>
-        <w:rPr>
-          <w:rFonts w:ascii="맑은 고딕" w:hAnsi="맑은 고딕" w:eastAsia="맑은 고딕"/>
-          <w:b w:val="0"/>
-          <w:sz w:val="17"/>
-          <w:u w:val="none"/>
-        </w:rPr>
-        <w:t xml:space="preserve"> forgotten than those not posted, independent of the characteristics of the events. This may be because sharing memories online allows individuals to rehearse and make sense of what happened, thus facilitating long-term memory ③</w:t>
-      </w:r>
-      <w:r>
-        <w:rPr>
-          <w:rFonts w:ascii="맑은 고딕" w:hAnsi="맑은 고딕" w:eastAsia="맑은 고딕"/>
-          <w:b w:val="0"/>
-          <w:sz w:val="17"/>
-          <w:u w:val="single"/>
-        </w:rPr>
-        <w:t>loss</w:t>
-      </w:r>
-      <w:r>
-        <w:rPr>
-          <w:rFonts w:ascii="맑은 고딕" w:hAnsi="맑은 고딕" w:eastAsia="맑은 고딕"/>
-          <w:b w:val="0"/>
-          <w:sz w:val="17"/>
-          <w:u w:val="none"/>
-        </w:rPr>
-        <w:t>. Online feedback such as comments and likes as well as technological features such as algorithms and periodic reminders can further serve as memory ④</w:t>
-      </w:r>
-      <w:r>
-        <w:rPr>
-          <w:rFonts w:ascii="맑은 고딕" w:hAnsi="맑은 고딕" w:eastAsia="맑은 고딕"/>
-          <w:b w:val="0"/>
-          <w:sz w:val="17"/>
-          <w:u w:val="single"/>
-        </w:rPr>
-        <w:t>cues</w:t>
-      </w:r>
-      <w:r>
-        <w:rPr>
-          <w:rFonts w:ascii="맑은 고딕" w:hAnsi="맑은 고딕" w:eastAsia="맑은 고딕"/>
-          <w:b w:val="0"/>
-          <w:sz w:val="17"/>
-          <w:u w:val="none"/>
-        </w:rPr>
-        <w:t xml:space="preserve"> for the posted event details. As a result, event details shared on social media are likely stabilized and remembered over time, whereas those not shared may become ⑤</w:t>
-      </w:r>
-      <w:r>
-        <w:rPr>
-          <w:rFonts w:ascii="맑은 고딕" w:hAnsi="맑은 고딕" w:eastAsia="맑은 고딕"/>
-          <w:b w:val="0"/>
-          <w:sz w:val="17"/>
-          <w:u w:val="single"/>
-        </w:rPr>
-        <w:t>inaccessible</w:t>
-      </w:r>
-      <w:r>
-        <w:rPr>
-          <w:rFonts w:ascii="맑은 고딕" w:hAnsi="맑은 고딕" w:eastAsia="맑은 고딕"/>
-          <w:b w:val="0"/>
-          <w:sz w:val="17"/>
-          <w:u w:val="none"/>
-        </w:rPr>
-        <w:t xml:space="preserve"> or forgotten.</w:t>
-      </w:r>
-    </w:p>
-    <w:p>
-      <w:pPr>
-        <w:keepNext/>
-        <w:spacing w:before="80" w:after="20" w:line="276" w:lineRule="auto"/>
-        <w:snapToGrid w:val="0"/>
-      </w:pPr>
-      <w:r>
-        <w:rPr>
-          <w:rFonts w:ascii="맑은 고딕" w:hAnsi="맑은 고딕" w:eastAsia="맑은 고딕"/>
-          <w:b/>
-          <w:sz w:val="17"/>
-          <w:u w:val="none"/>
-        </w:rPr>
-        <w:t>35-5.</w:t>
-      </w:r>
-      <w:r>
-        <w:rPr>
-          <w:rFonts w:ascii="맑은 고딕" w:hAnsi="맑은 고딕" w:eastAsia="맑은 고딕"/>
-          <w:b w:val="0"/>
-          <w:sz w:val="17"/>
-          <w:u w:val="none"/>
-        </w:rPr>
-        <w:t xml:space="preserve"> 다음 글에 대한 &lt;보기&gt;의 설명 중 옳은 것만을 </w:t>
-      </w:r>
-      <w:r>
-        <w:rPr>
-          <w:rFonts w:ascii="맑은 고딕" w:hAnsi="맑은 고딕" w:eastAsia="맑은 고딕"/>
-          <w:b/>
-          <w:sz w:val="17"/>
-          <w:u w:val="none"/>
-        </w:rPr>
-        <w:t>있는 대로</w:t>
-      </w:r>
-      <w:r>
-        <w:rPr>
-          <w:rFonts w:ascii="맑은 고딕" w:hAnsi="맑은 고딕" w:eastAsia="맑은 고딕"/>
-          <w:b w:val="0"/>
-          <w:sz w:val="17"/>
-          <w:u w:val="none"/>
-        </w:rPr>
-        <w:t xml:space="preserve"> 고른 것은? [3.1점]</w:t>
-      </w:r>
-    </w:p>
-    <w:p>
-      <w:pPr>
-        <w:spacing w:before="0" w:after="60" w:line="288" w:lineRule="auto"/>
-        <w:ind w:left="40"/>
-        <w:snapToGrid w:val="0"/>
-        <w:pBdr>
-          <w:top w:val="single" w:sz="4" w:space="2" w:color="999999"/>
-          <w:left w:val="single" w:sz="4" w:space="2" w:color="999999"/>
-          <w:bottom w:val="single" w:sz="4" w:space="2" w:color="999999"/>
-          <w:right w:val="single" w:sz="4" w:space="2" w:color="999999"/>
-        </w:pBdr>
-        <w:shd w:val="clear" w:color="auto" w:fill="F6F3EA"/>
-      </w:pPr>
-      <w:r>
-        <w:rPr>
-          <w:rFonts w:ascii="맑은 고딕" w:hAnsi="맑은 고딕" w:eastAsia="맑은 고딕"/>
-          <w:b w:val="0"/>
-          <w:sz w:val="17"/>
-          <w:u w:val="none"/>
-        </w:rPr>
-        <w:t>Social media offers an important setting for remembering one’s own life. People remember the events they post better than ⓐ</w:t>
-      </w:r>
-      <w:r>
-        <w:rPr>
-          <w:rFonts w:ascii="맑은 고딕" w:hAnsi="맑은 고딕" w:eastAsia="맑은 고딕"/>
-          <w:b/>
-          <w:sz w:val="17"/>
-          <w:u w:val="none"/>
-        </w:rPr>
-        <w:t>[ that / those ]</w:t>
-      </w:r>
-      <w:r>
-        <w:rPr>
-          <w:rFonts w:ascii="맑은 고딕" w:hAnsi="맑은 고딕" w:eastAsia="맑은 고딕"/>
-          <w:b w:val="0"/>
-          <w:sz w:val="17"/>
-          <w:u w:val="none"/>
-        </w:rPr>
-        <w:t xml:space="preserve"> they keep to themselves, whatever kind of events they are. One likely reason is that writing a post means going over what happened and making sense of it. ⓑ</w:t>
-      </w:r>
-      <w:r>
-        <w:rPr>
-          <w:rFonts w:ascii="맑은 고딕" w:hAnsi="맑은 고딕" w:eastAsia="맑은 고딕"/>
-          <w:b w:val="0"/>
-          <w:sz w:val="17"/>
-          <w:u w:val="single"/>
-        </w:rPr>
-        <w:t>Comments, likes, and the reminders an app sends from time to time then keep bringing the event back to mind</w:t>
-      </w:r>
-      <w:r>
-        <w:rPr>
-          <w:rFonts w:ascii="맑은 고딕" w:hAnsi="맑은 고딕" w:eastAsia="맑은 고딕"/>
-          <w:b w:val="0"/>
-          <w:sz w:val="17"/>
-          <w:u w:val="none"/>
-        </w:rPr>
-        <w:t>. Shared details thus settle into memory, while unshared ones may become hard to reach or vanish.</w:t>
-      </w:r>
-    </w:p>
-    <w:p>
-      <w:pPr>
-        <w:spacing w:before="0" w:after="0" w:line="288" w:lineRule="auto"/>
-        <w:ind w:left="40"/>
-        <w:snapToGrid w:val="0"/>
-        <w:pBdr>
-          <w:top w:val="single" w:sz="4" w:space="2" w:color="9B6BD0"/>
-          <w:left w:val="single" w:sz="4" w:space="2" w:color="9B6BD0"/>
-          <w:bottom w:val="single" w:sz="4" w:space="2" w:color="9B6BD0"/>
-          <w:right w:val="single" w:sz="4" w:space="2" w:color="9B6BD0"/>
-        </w:pBdr>
-        <w:shd w:val="clear" w:color="auto" w:fill="FAF5FF"/>
-      </w:pPr>
-      <w:r>
-        <w:rPr>
-          <w:rFonts w:ascii="맑은 고딕" w:hAnsi="맑은 고딕" w:eastAsia="맑은 고딕"/>
-          <w:b/>
-          <w:sz w:val="17"/>
-          <w:u w:val="none"/>
-        </w:rPr>
-        <w:t>&lt;보 기&gt;</w:t>
-      </w:r>
-    </w:p>
-    <w:p>
-      <w:pPr>
-        <w:spacing w:before="0" w:after="60" w:line="288" w:lineRule="auto"/>
-        <w:ind w:left="40"/>
-        <w:snapToGrid w:val="0"/>
-        <w:pBdr>
-          <w:top w:val="single" w:sz="4" w:space="2" w:color="9B6BD0"/>
-          <w:left w:val="single" w:sz="4" w:space="2" w:color="9B6BD0"/>
-          <w:bottom w:val="single" w:sz="4" w:space="2" w:color="9B6BD0"/>
-          <w:right w:val="single" w:sz="4" w:space="2" w:color="9B6BD0"/>
-        </w:pBdr>
-        <w:shd w:val="clear" w:color="auto" w:fill="FAF5FF"/>
-      </w:pPr>
-      <w:r>
-        <w:rPr>
-          <w:rFonts w:ascii="맑은 고딕" w:hAnsi="맑은 고딕" w:eastAsia="맑은 고딕"/>
-          <w:b w:val="0"/>
-          <w:sz w:val="17"/>
-          <w:u w:val="none"/>
-        </w:rPr>
-        <w:t>(A) 윗글에서 comments, likes, reminders는 기억을 떠올리게 하는 단서의 예로 쓰였다.</w:t>
-      </w:r>
-    </w:p>
-    <w:p>
-      <w:pPr>
-        <w:spacing w:before="0" w:after="20" w:line="276" w:lineRule="auto"/>
-        <w:ind w:left="80"/>
-        <w:snapToGrid w:val="0"/>
-      </w:pPr>
-      <w:r>
-        <w:rPr>
-          <w:rFonts w:ascii="맑은 고딕" w:hAnsi="맑은 고딕" w:eastAsia="맑은 고딕"/>
-          <w:b w:val="0"/>
-          <w:sz w:val="17"/>
-          <w:u w:val="none"/>
-        </w:rPr>
-        <w:t>① (A), (B)    ② (A), (C)    ③ (B), (D)    ④ (A), (B), (D)    ⑤ (B), (C), (D)</w:t>
-      </w:r>
-    </w:p>
-    <w:p>
-      <w:pPr>
-        <w:keepNext/>
-        <w:spacing w:before="80" w:after="20" w:line="276" w:lineRule="auto"/>
-        <w:snapToGrid w:val="0"/>
-      </w:pPr>
-      <w:r>
-        <w:rPr>
-          <w:rFonts w:ascii="맑은 고딕" w:hAnsi="맑은 고딕" w:eastAsia="맑은 고딕"/>
-          <w:b/>
-          <w:sz w:val="17"/>
-          <w:u w:val="none"/>
-        </w:rPr>
-        <w:t>35-6.</w:t>
-      </w:r>
-      <w:r>
-        <w:rPr>
-          <w:rFonts w:ascii="맑은 고딕" w:hAnsi="맑은 고딕" w:eastAsia="맑은 고딕"/>
-          <w:b w:val="0"/>
-          <w:sz w:val="17"/>
-          <w:u w:val="none"/>
-        </w:rPr>
-        <w:t xml:space="preserve"> 다음 글의 내용과 일치하지 </w:t>
-      </w:r>
-      <w:r>
-        <w:rPr>
-          <w:rFonts w:ascii="맑은 고딕" w:hAnsi="맑은 고딕" w:eastAsia="맑은 고딕"/>
-          <w:b/>
-          <w:sz w:val="17"/>
-          <w:u w:val="none"/>
-        </w:rPr>
-        <w:t>않는</w:t>
-      </w:r>
-      <w:r>
-        <w:rPr>
-          <w:rFonts w:ascii="맑은 고딕" w:hAnsi="맑은 고딕" w:eastAsia="맑은 고딕"/>
-          <w:b w:val="0"/>
-          <w:sz w:val="17"/>
-          <w:u w:val="none"/>
-        </w:rPr>
-        <w:t xml:space="preserve"> 것은? [2.7점]</w:t>
-      </w:r>
-    </w:p>
-    <w:p>
-      <w:pPr>
-        <w:spacing w:before="0" w:after="60" w:line="288" w:lineRule="auto"/>
-        <w:ind w:left="40"/>
-        <w:snapToGrid w:val="0"/>
-        <w:pBdr>
-          <w:top w:val="single" w:sz="4" w:space="2" w:color="999999"/>
-          <w:left w:val="single" w:sz="4" w:space="2" w:color="999999"/>
-          <w:bottom w:val="single" w:sz="4" w:space="2" w:color="999999"/>
-          <w:right w:val="single" w:sz="4" w:space="2" w:color="999999"/>
-        </w:pBdr>
-        <w:shd w:val="clear" w:color="auto" w:fill="F6F3EA"/>
-      </w:pPr>
-      <w:r>
-        <w:rPr>
-          <w:rFonts w:ascii="맑은 고딕" w:hAnsi="맑은 고딕" w:eastAsia="맑은 고딕"/>
-          <w:b w:val="0"/>
-          <w:sz w:val="17"/>
-          <w:u w:val="none"/>
-        </w:rPr>
-        <w:t>Social media is an important context that facilitates autobiographical remembering. Personal events posted on social media platforms are better remembered and less forgotten than those not posted, independent of the characteristics of the events. Sharing memories online allows individuals to rehearse and make sense of what happened. In addition, online feedback such as comments and likes, as well as technological features such as algorithms and periodic reminders, can serve as memory cues for the posted event details. Event details shared on social media are therefore likely stabilized over time, whereas those not shared may become inaccessible.</w:t>
+        <w:t>(C) This may be because sharing memories online allows individuals to rehearse and make sense of what happened, thus facilitating long-term memory retention.</w:t>
       </w:r>
     </w:p>
     <w:p>
@@ -2571,7 +3178,7 @@
           <w:sz w:val="17"/>
           <w:u w:val="none"/>
         </w:rPr>
-        <w:t>① Social media can help people remember events from their own lives.</w:t>
+        <w:t>① (A) – (C) – (B)</w:t>
       </w:r>
     </w:p>
     <w:p>
@@ -2587,7 +3194,7 @@
           <w:sz w:val="17"/>
           <w:u w:val="none"/>
         </w:rPr>
-        <w:t>② Events that are posted are remembered better than events that are not.</w:t>
+        <w:t>② (B) – (A) – (C)</w:t>
       </w:r>
     </w:p>
     <w:p>
@@ -2603,7 +3210,7 @@
           <w:sz w:val="17"/>
           <w:u w:val="none"/>
         </w:rPr>
-        <w:t>③ The memory advantage holds only for events that are unusual or emotional.</w:t>
+        <w:t>③ (B) – (C) – (A)</w:t>
       </w:r>
     </w:p>
     <w:p>
@@ -2619,7 +3226,7 @@
           <w:sz w:val="17"/>
           <w:u w:val="none"/>
         </w:rPr>
-        <w:t>④ Sharing memories online gives people a chance to make sense of what happened.</w:t>
+        <w:t>④ (C) – (A) – (B)</w:t>
       </w:r>
     </w:p>
     <w:p>
@@ -2635,693 +3242,7 @@
           <w:sz w:val="17"/>
           <w:u w:val="none"/>
         </w:rPr>
-        <w:t>⑤ Reminders produced by a platform can work as cues for recalling a posted event.</w:t>
-      </w:r>
-    </w:p>
-    <w:p>
-      <w:pPr>
-        <w:keepNext/>
-        <w:spacing w:before="80" w:after="20" w:line="276" w:lineRule="auto"/>
-        <w:snapToGrid w:val="0"/>
-      </w:pPr>
-      <w:r>
-        <w:rPr>
-          <w:rFonts w:ascii="맑은 고딕" w:hAnsi="맑은 고딕" w:eastAsia="맑은 고딕"/>
-          <w:b/>
-          <w:sz w:val="17"/>
-          <w:u w:val="none"/>
-        </w:rPr>
-        <w:t>35-7.</w:t>
-      </w:r>
-      <w:r>
-        <w:rPr>
-          <w:rFonts w:ascii="맑은 고딕" w:hAnsi="맑은 고딕" w:eastAsia="맑은 고딕"/>
-          <w:b w:val="0"/>
-          <w:sz w:val="17"/>
-          <w:u w:val="none"/>
-        </w:rPr>
-        <w:t xml:space="preserve"> 다음 글의 내용을 한 문장으로 요약하고자 한다. 빈칸 (A), (B)에 들어갈 말로 가장 적절한 것은? [3.0점]</w:t>
-      </w:r>
-    </w:p>
-    <w:p>
-      <w:pPr>
-        <w:spacing w:before="0" w:after="60" w:line="288" w:lineRule="auto"/>
-        <w:ind w:left="40"/>
-        <w:snapToGrid w:val="0"/>
-        <w:pBdr>
-          <w:top w:val="single" w:sz="4" w:space="2" w:color="999999"/>
-          <w:left w:val="single" w:sz="4" w:space="2" w:color="999999"/>
-          <w:bottom w:val="single" w:sz="4" w:space="2" w:color="999999"/>
-          <w:right w:val="single" w:sz="4" w:space="2" w:color="999999"/>
-        </w:pBdr>
-        <w:shd w:val="clear" w:color="auto" w:fill="F6F3EA"/>
-      </w:pPr>
-      <w:r>
-        <w:rPr>
-          <w:rFonts w:ascii="맑은 고딕" w:hAnsi="맑은 고딕" w:eastAsia="맑은 고딕"/>
-          <w:b w:val="0"/>
-          <w:sz w:val="17"/>
-          <w:u w:val="none"/>
-        </w:rPr>
-        <w:t>Social media serves as an important context for autobiographical remembering. Whatever their characteristics, personal events that are posted are better remembered and less forgotten than those that are not. Sharing a memory online allows a person to rehearse what happened and make sense of it. Afterwards, comments and likes, together with algorithms and periodic reminders, serve as memory cues for the details. Shared details are thus stabilized over time, whereas those not shared may become inaccessible or forgotten.</w:t>
-      </w:r>
-    </w:p>
-    <w:p>
-      <w:pPr>
-        <w:spacing w:before="0" w:after="60" w:line="288" w:lineRule="auto"/>
-        <w:ind w:left="40"/>
-        <w:snapToGrid w:val="0"/>
-        <w:pBdr>
-          <w:top w:val="single" w:sz="4" w:space="2" w:color="C99B4E"/>
-          <w:left w:val="single" w:sz="4" w:space="2" w:color="C99B4E"/>
-          <w:bottom w:val="single" w:sz="4" w:space="2" w:color="C99B4E"/>
-          <w:right w:val="single" w:sz="4" w:space="2" w:color="C99B4E"/>
-        </w:pBdr>
-        <w:shd w:val="clear" w:color="auto" w:fill="FFF8E1"/>
-      </w:pPr>
-      <w:r>
-        <w:rPr>
-          <w:rFonts w:ascii="맑은 고딕" w:hAnsi="맑은 고딕" w:eastAsia="맑은 고딕"/>
-          <w:b w:val="0"/>
-          <w:sz w:val="17"/>
-          <w:u w:val="none"/>
-        </w:rPr>
-        <w:t>Posting personal events on social media tends to ______(A)______ memories of them, because posting involves ______(B)______.</w:t>
-      </w:r>
-    </w:p>
-    <w:p>
-      <w:pPr>
-        <w:spacing w:before="0" w:after="0" w:line="269" w:lineRule="auto"/>
-        <w:ind w:left="180" w:hanging="180"/>
-        <w:snapToGrid w:val="0"/>
-      </w:pPr>
-      <w:r>
-        <w:rPr>
-          <w:rFonts w:ascii="맑은 고딕" w:hAnsi="맑은 고딕" w:eastAsia="맑은 고딕"/>
-          <w:b w:val="0"/>
-          <w:sz w:val="17"/>
-          <w:u w:val="none"/>
-        </w:rPr>
-        <w:t>① (A) weaken  (B) constant comparison with other people</w:t>
-      </w:r>
-    </w:p>
-    <w:p>
-      <w:pPr>
-        <w:spacing w:before="0" w:after="0" w:line="269" w:lineRule="auto"/>
-        <w:ind w:left="180" w:hanging="180"/>
-        <w:snapToGrid w:val="0"/>
-      </w:pPr>
-      <w:r>
-        <w:rPr>
-          <w:rFonts w:ascii="맑은 고딕" w:hAnsi="맑은 고딕" w:eastAsia="맑은 고딕"/>
-          <w:b w:val="0"/>
-          <w:sz w:val="17"/>
-          <w:u w:val="none"/>
-        </w:rPr>
-        <w:t>② (A) strengthen  (B) reviewing the events and being reminded of them</w:t>
-      </w:r>
-    </w:p>
-    <w:p>
-      <w:pPr>
-        <w:spacing w:before="0" w:after="0" w:line="269" w:lineRule="auto"/>
-        <w:ind w:left="180" w:hanging="180"/>
-        <w:snapToGrid w:val="0"/>
-      </w:pPr>
-      <w:r>
-        <w:rPr>
-          <w:rFonts w:ascii="맑은 고딕" w:hAnsi="맑은 고딕" w:eastAsia="맑은 고딕"/>
-          <w:b w:val="0"/>
-          <w:sz w:val="17"/>
-          <w:u w:val="none"/>
-        </w:rPr>
-        <w:t>③ (A) strengthen  (B) choosing only the most unusual events</w:t>
-      </w:r>
-    </w:p>
-    <w:p>
-      <w:pPr>
-        <w:spacing w:before="0" w:after="0" w:line="269" w:lineRule="auto"/>
-        <w:ind w:left="180" w:hanging="180"/>
-        <w:snapToGrid w:val="0"/>
-      </w:pPr>
-      <w:r>
-        <w:rPr>
-          <w:rFonts w:ascii="맑은 고딕" w:hAnsi="맑은 고딕" w:eastAsia="맑은 고딕"/>
-          <w:b w:val="0"/>
-          <w:sz w:val="17"/>
-          <w:u w:val="none"/>
-        </w:rPr>
-        <w:t>④ (A) distort  (B) editing the events to please an audience</w:t>
-      </w:r>
-    </w:p>
-    <w:p>
-      <w:pPr>
-        <w:spacing w:before="0" w:after="0" w:line="269" w:lineRule="auto"/>
-        <w:ind w:left="180" w:hanging="180"/>
-        <w:snapToGrid w:val="0"/>
-      </w:pPr>
-      <w:r>
-        <w:rPr>
-          <w:rFonts w:ascii="맑은 고딕" w:hAnsi="맑은 고딕" w:eastAsia="맑은 고딕"/>
-          <w:b w:val="0"/>
-          <w:sz w:val="17"/>
-          <w:u w:val="none"/>
-        </w:rPr>
-        <w:t>⑤ (A) replace  (B) storing the details on a device instead</w:t>
-      </w:r>
-    </w:p>
-    <w:p>
-      <w:pPr>
-        <w:keepNext/>
-        <w:spacing w:before="80" w:after="40" w:line="276" w:lineRule="auto"/>
-        <w:snapToGrid w:val="0"/>
-        <w:shd w:val="clear" w:color="auto" w:fill="8A3A12"/>
-      </w:pPr>
-      <w:r>
-        <w:rPr>
-          <w:rFonts w:ascii="맑은 고딕" w:hAnsi="맑은 고딕" w:eastAsia="맑은 고딕"/>
-          <w:b/>
-          <w:color w:val="FFFFFF"/>
-          <w:sz w:val="17"/>
-          <w:u w:val="none"/>
-        </w:rPr>
-        <w:t>서답형  35-서1 ~ 35-서2</w:t>
-      </w:r>
-    </w:p>
-    <w:p>
-      <w:pPr>
-        <w:keepNext/>
-        <w:spacing w:before="80" w:after="20" w:line="276" w:lineRule="auto"/>
-        <w:snapToGrid w:val="0"/>
-      </w:pPr>
-      <w:r>
-        <w:rPr>
-          <w:rFonts w:ascii="맑은 고딕" w:hAnsi="맑은 고딕" w:eastAsia="맑은 고딕"/>
-          <w:b/>
-          <w:sz w:val="17"/>
-          <w:u w:val="none"/>
-        </w:rPr>
-        <w:t>35-서1.</w:t>
-      </w:r>
-      <w:r>
-        <w:rPr>
-          <w:rFonts w:ascii="맑은 고딕" w:hAnsi="맑은 고딕" w:eastAsia="맑은 고딕"/>
-          <w:b w:val="0"/>
-          <w:sz w:val="17"/>
-          <w:u w:val="none"/>
-        </w:rPr>
-        <w:t xml:space="preserve"> 다음 글의 밑줄 친 부분과 의미가 통하도록 &lt;조건&gt;에 맞게 아래 문장을 완성하시오. [3.0점]</w:t>
-      </w:r>
-    </w:p>
-    <w:p>
-      <w:pPr>
-        <w:spacing w:before="0" w:after="60" w:line="288" w:lineRule="auto"/>
-        <w:ind w:left="40"/>
-        <w:snapToGrid w:val="0"/>
-        <w:pBdr>
-          <w:top w:val="single" w:sz="4" w:space="2" w:color="999999"/>
-          <w:left w:val="single" w:sz="4" w:space="2" w:color="999999"/>
-          <w:bottom w:val="single" w:sz="4" w:space="2" w:color="999999"/>
-          <w:right w:val="single" w:sz="4" w:space="2" w:color="999999"/>
-        </w:pBdr>
-        <w:shd w:val="clear" w:color="auto" w:fill="F6F3EA"/>
-      </w:pPr>
-      <w:r>
-        <w:rPr>
-          <w:rFonts w:ascii="맑은 고딕" w:hAnsi="맑은 고딕" w:eastAsia="맑은 고딕"/>
-          <w:b w:val="0"/>
-          <w:sz w:val="17"/>
-          <w:u w:val="none"/>
-        </w:rPr>
-        <w:t xml:space="preserve">Personal events posted on social media platforms are better remembered and less forgotten than those not posted, </w:t>
-      </w:r>
-      <w:r>
-        <w:rPr>
-          <w:rFonts w:ascii="맑은 고딕" w:hAnsi="맑은 고딕" w:eastAsia="맑은 고딕"/>
-          <w:b w:val="0"/>
-          <w:sz w:val="17"/>
-          <w:u w:val="single"/>
-        </w:rPr>
-        <w:t>independent of the characteristics of the events</w:t>
-      </w:r>
-      <w:r>
-        <w:rPr>
-          <w:rFonts w:ascii="맑은 고딕" w:hAnsi="맑은 고딕" w:eastAsia="맑은 고딕"/>
-          <w:b w:val="0"/>
-          <w:sz w:val="17"/>
-          <w:u w:val="none"/>
-        </w:rPr>
-        <w:t>.</w:t>
-      </w:r>
-    </w:p>
-    <w:p>
-      <w:pPr>
-        <w:spacing w:before="0" w:after="0" w:line="288" w:lineRule="auto"/>
-        <w:ind w:left="40"/>
-        <w:snapToGrid w:val="0"/>
-        <w:pBdr>
-          <w:top w:val="single" w:sz="4" w:space="2" w:color="9B6BD0"/>
-          <w:left w:val="single" w:sz="4" w:space="2" w:color="9B6BD0"/>
-          <w:bottom w:val="single" w:sz="4" w:space="2" w:color="9B6BD0"/>
-          <w:right w:val="single" w:sz="4" w:space="2" w:color="9B6BD0"/>
-        </w:pBdr>
-        <w:shd w:val="clear" w:color="auto" w:fill="FAF5FF"/>
-      </w:pPr>
-      <w:r>
-        <w:rPr>
-          <w:rFonts w:ascii="맑은 고딕" w:hAnsi="맑은 고딕" w:eastAsia="맑은 고딕"/>
-          <w:b/>
-          <w:sz w:val="17"/>
-          <w:u w:val="none"/>
-        </w:rPr>
-        <w:t>&lt;조 건&gt;</w:t>
-      </w:r>
-    </w:p>
-    <w:p>
-      <w:pPr>
-        <w:spacing w:before="0" w:after="60" w:line="288" w:lineRule="auto"/>
-        <w:ind w:left="40"/>
-        <w:snapToGrid w:val="0"/>
-        <w:pBdr>
-          <w:top w:val="single" w:sz="4" w:space="2" w:color="9B6BD0"/>
-          <w:left w:val="single" w:sz="4" w:space="2" w:color="9B6BD0"/>
-          <w:bottom w:val="single" w:sz="4" w:space="2" w:color="9B6BD0"/>
-          <w:right w:val="single" w:sz="4" w:space="2" w:color="9B6BD0"/>
-        </w:pBdr>
-        <w:shd w:val="clear" w:color="auto" w:fill="FAF5FF"/>
-      </w:pPr>
-      <w:r>
-        <w:rPr>
-          <w:rFonts w:ascii="맑은 고딕" w:hAnsi="맑은 고딕" w:eastAsia="맑은 고딕"/>
-          <w:b w:val="0"/>
-          <w:sz w:val="17"/>
-          <w:u w:val="none"/>
-        </w:rPr>
-        <w:t>1. no matter를 사용하여 절(주어 + 동사)로 쓸 것</w:t>
-      </w:r>
-    </w:p>
-    <w:p>
-      <w:pPr>
-        <w:spacing w:before="0" w:after="40" w:line="360" w:lineRule="auto"/>
-        <w:snapToGrid w:val="0"/>
-      </w:pPr>
-      <w:r>
-        <w:rPr>
-          <w:rFonts w:ascii="맑은 고딕" w:hAnsi="맑은 고딕" w:eastAsia="맑은 고딕"/>
-          <w:b w:val="0"/>
-          <w:sz w:val="17"/>
-          <w:u w:val="none"/>
-        </w:rPr>
-        <w:t>→ … than those not posted,</w:t>
-      </w:r>
-    </w:p>
-    <w:p>
-      <w:pPr>
-        <w:spacing w:before="0" w:after="40" w:line="360" w:lineRule="auto"/>
-        <w:snapToGrid w:val="0"/>
-      </w:pPr>
-      <w:r>
-        <w:rPr>
-          <w:rFonts w:ascii="맑은 고딕" w:hAnsi="맑은 고딕" w:eastAsia="맑은 고딕"/>
-          <w:b w:val="0"/>
-          <w:sz w:val="17"/>
-          <w:u w:val="none"/>
-        </w:rPr>
-        <w:t>________  ________  ________  ________  ________</w:t>
-      </w:r>
-    </w:p>
-    <w:p>
-      <w:pPr>
-        <w:spacing w:before="0" w:after="40" w:line="360" w:lineRule="auto"/>
-        <w:snapToGrid w:val="0"/>
-      </w:pPr>
-      <w:r>
-        <w:rPr>
-          <w:rFonts w:ascii="맑은 고딕" w:hAnsi="맑은 고딕" w:eastAsia="맑은 고딕"/>
-          <w:b w:val="0"/>
-          <w:sz w:val="17"/>
-          <w:u w:val="none"/>
-        </w:rPr>
-        <w:t>________  ________  ________  ________ .</w:t>
-      </w:r>
-    </w:p>
-    <w:p>
-      <w:pPr>
-        <w:keepNext/>
-        <w:spacing w:before="80" w:after="20" w:line="276" w:lineRule="auto"/>
-        <w:snapToGrid w:val="0"/>
-      </w:pPr>
-      <w:r>
-        <w:rPr>
-          <w:rFonts w:ascii="맑은 고딕" w:hAnsi="맑은 고딕" w:eastAsia="맑은 고딕"/>
-          <w:b/>
-          <w:sz w:val="17"/>
-          <w:u w:val="none"/>
-        </w:rPr>
-        <w:t>35-서2.</w:t>
-      </w:r>
-      <w:r>
-        <w:rPr>
-          <w:rFonts w:ascii="맑은 고딕" w:hAnsi="맑은 고딕" w:eastAsia="맑은 고딕"/>
-          <w:b w:val="0"/>
-          <w:sz w:val="17"/>
-          <w:u w:val="none"/>
-        </w:rPr>
-        <w:t xml:space="preserve"> 다음 글의 내용을 요약한 문장의 빈칸 (A)~(C)에 들어갈 말을 &lt;보기&gt;에서 골라 쓰시오. (단, 필요한 경우 어형을 바꾸고, 각 빈칸에 한 단어만 쓸 것) [3.0점]</w:t>
-      </w:r>
-    </w:p>
-    <w:p>
-      <w:pPr>
-        <w:spacing w:before="0" w:after="60" w:line="288" w:lineRule="auto"/>
-        <w:ind w:left="40"/>
-        <w:snapToGrid w:val="0"/>
-        <w:pBdr>
-          <w:top w:val="single" w:sz="4" w:space="2" w:color="999999"/>
-          <w:left w:val="single" w:sz="4" w:space="2" w:color="999999"/>
-          <w:bottom w:val="single" w:sz="4" w:space="2" w:color="999999"/>
-          <w:right w:val="single" w:sz="4" w:space="2" w:color="999999"/>
-        </w:pBdr>
-        <w:shd w:val="clear" w:color="auto" w:fill="F6F3EA"/>
-      </w:pPr>
-      <w:r>
-        <w:rPr>
-          <w:rFonts w:ascii="맑은 고딕" w:hAnsi="맑은 고딕" w:eastAsia="맑은 고딕"/>
-          <w:b w:val="0"/>
-          <w:sz w:val="17"/>
-          <w:u w:val="none"/>
-        </w:rPr>
-        <w:t>Personal events that people put on social media are remembered better than those they keep to themselves. When people share a memory online, they go over what happened and make sense of it. Later, comments, likes, and periodic reminders work as memory cues, so the details stay in place over time.</w:t>
-      </w:r>
-    </w:p>
-    <w:p>
-      <w:pPr>
-        <w:spacing w:before="0" w:after="60" w:line="288" w:lineRule="auto"/>
-        <w:ind w:left="40"/>
-        <w:snapToGrid w:val="0"/>
-        <w:pBdr>
-          <w:top w:val="single" w:sz="4" w:space="2" w:color="C99B4E"/>
-          <w:left w:val="single" w:sz="4" w:space="2" w:color="C99B4E"/>
-          <w:bottom w:val="single" w:sz="4" w:space="2" w:color="C99B4E"/>
-          <w:right w:val="single" w:sz="4" w:space="2" w:color="C99B4E"/>
-        </w:pBdr>
-        <w:shd w:val="clear" w:color="auto" w:fill="FFF8E1"/>
-      </w:pPr>
-      <w:r>
-        <w:rPr>
-          <w:rFonts w:ascii="맑은 고딕" w:hAnsi="맑은 고딕" w:eastAsia="맑은 고딕"/>
-          <w:b w:val="0"/>
-          <w:sz w:val="17"/>
-          <w:u w:val="none"/>
-        </w:rPr>
-        <w:t>Events ___(A)___ on social media are remembered better because writing about them involves ___(B)___ what happened, and feedback and reminders keep ___(C)___ people of it afterwards.</w:t>
-      </w:r>
-    </w:p>
-    <w:p>
-      <w:pPr>
-        <w:spacing w:before="0" w:after="60" w:line="288" w:lineRule="auto"/>
-        <w:ind w:left="40"/>
-        <w:snapToGrid w:val="0"/>
-        <w:pBdr>
-          <w:top w:val="single" w:sz="4" w:space="2" w:color="9B6BD0"/>
-          <w:left w:val="single" w:sz="4" w:space="2" w:color="9B6BD0"/>
-          <w:bottom w:val="single" w:sz="4" w:space="2" w:color="9B6BD0"/>
-          <w:right w:val="single" w:sz="4" w:space="2" w:color="9B6BD0"/>
-        </w:pBdr>
-        <w:shd w:val="clear" w:color="auto" w:fill="FAF5FF"/>
-      </w:pPr>
-      <w:r>
-        <w:rPr>
-          <w:rFonts w:ascii="맑은 고딕" w:hAnsi="맑은 고딕" w:eastAsia="맑은 고딕"/>
-          <w:b/>
-          <w:sz w:val="17"/>
-          <w:u w:val="none"/>
-        </w:rPr>
-        <w:t>&lt;보 기&gt;</w:t>
-      </w:r>
-      <w:r>
-        <w:rPr>
-          <w:rFonts w:ascii="맑은 고딕" w:hAnsi="맑은 고딕" w:eastAsia="맑은 고딕"/>
-          <w:b w:val="0"/>
-          <w:sz w:val="17"/>
-          <w:u w:val="none"/>
-        </w:rPr>
-        <w:t xml:space="preserve"> forget / post / stabilize / rehearse / facilitate / serve / remind / allow / depend / become / lose / comment</w:t>
-      </w:r>
-    </w:p>
-    <w:p>
-      <w:pPr>
-        <w:spacing w:before="0" w:after="40" w:line="360" w:lineRule="auto"/>
-        <w:snapToGrid w:val="0"/>
-      </w:pPr>
-      <w:r>
-        <w:rPr>
-          <w:rFonts w:ascii="맑은 고딕" w:hAnsi="맑은 고딕" w:eastAsia="맑은 고딕"/>
-          <w:b w:val="0"/>
-          <w:sz w:val="17"/>
-          <w:u w:val="none"/>
-        </w:rPr>
-        <w:t>(A) ______________   (B) ______________   (C) ______________</w:t>
-      </w:r>
-    </w:p>
-    <w:p>
-      <w:pPr>
-        <w:keepNext/>
-        <w:spacing w:before="80" w:after="40" w:line="276" w:lineRule="auto"/>
-        <w:snapToGrid w:val="0"/>
-        <w:shd w:val="clear" w:color="auto" w:fill="6B21A8"/>
-      </w:pPr>
-      <w:r>
-        <w:rPr>
-          <w:rFonts w:ascii="맑은 고딕" w:hAnsi="맑은 고딕" w:eastAsia="맑은 고딕"/>
-          <w:b/>
-          <w:color w:val="FFFFFF"/>
-          <w:sz w:val="17"/>
-          <w:u w:val="none"/>
-        </w:rPr>
-        <w:t>[지문 구조]  ※ 앞 문항을 모두 푼 뒤에 풀 것</w:t>
-      </w:r>
-    </w:p>
-    <w:p>
-      <w:pPr>
-        <w:keepNext/>
-        <w:spacing w:before="80" w:after="20" w:line="276" w:lineRule="auto"/>
-        <w:snapToGrid w:val="0"/>
-      </w:pPr>
-      <w:r>
-        <w:rPr>
-          <w:rFonts w:ascii="맑은 고딕" w:hAnsi="맑은 고딕" w:eastAsia="맑은 고딕"/>
-          <w:b/>
-          <w:sz w:val="17"/>
-          <w:u w:val="none"/>
-        </w:rPr>
-        <w:t>35-8.</w:t>
-      </w:r>
-      <w:r>
-        <w:rPr>
-          <w:rFonts w:ascii="맑은 고딕" w:hAnsi="맑은 고딕" w:eastAsia="맑은 고딕"/>
-          <w:b w:val="0"/>
-          <w:sz w:val="17"/>
-          <w:u w:val="none"/>
-        </w:rPr>
-        <w:t xml:space="preserve"> 주어진 글 다음에 이어질 글의 순서로 가장 적절한 것은? [2.7점]</w:t>
-      </w:r>
-    </w:p>
-    <w:p>
-      <w:pPr>
-        <w:spacing w:before="0" w:after="60" w:line="288" w:lineRule="auto"/>
-        <w:ind w:left="40"/>
-        <w:snapToGrid w:val="0"/>
-        <w:pBdr>
-          <w:top w:val="single" w:sz="4" w:space="2" w:color="C99B4E"/>
-          <w:left w:val="single" w:sz="4" w:space="2" w:color="C99B4E"/>
-          <w:bottom w:val="single" w:sz="4" w:space="2" w:color="C99B4E"/>
-          <w:right w:val="single" w:sz="4" w:space="2" w:color="C99B4E"/>
-        </w:pBdr>
-        <w:shd w:val="clear" w:color="auto" w:fill="FFF8E1"/>
-      </w:pPr>
-      <w:r>
-        <w:rPr>
-          <w:rFonts w:ascii="맑은 고딕" w:hAnsi="맑은 고딕" w:eastAsia="맑은 고딕"/>
-          <w:b w:val="0"/>
-          <w:sz w:val="17"/>
-          <w:u w:val="none"/>
-        </w:rPr>
-        <w:t>Social media serves as an important context to facilitate autobiographical remembering.</w:t>
-      </w:r>
-    </w:p>
-    <w:p>
-      <w:pPr>
-        <w:spacing w:before="0" w:after="0" w:line="288" w:lineRule="auto"/>
-        <w:ind w:left="40"/>
-        <w:snapToGrid w:val="0"/>
-        <w:pBdr>
-          <w:top w:val="single" w:sz="4" w:space="2" w:color="999999"/>
-          <w:left w:val="single" w:sz="4" w:space="2" w:color="999999"/>
-          <w:bottom w:val="single" w:sz="4" w:space="2" w:color="999999"/>
-          <w:right w:val="single" w:sz="4" w:space="2" w:color="999999"/>
-        </w:pBdr>
-        <w:shd w:val="clear" w:color="auto" w:fill="F6F3EA"/>
-      </w:pPr>
-      <w:r>
-        <w:rPr>
-          <w:rFonts w:ascii="맑은 고딕" w:hAnsi="맑은 고딕" w:eastAsia="맑은 고딕"/>
-          <w:b/>
-          <w:sz w:val="17"/>
-          <w:u w:val="none"/>
-        </w:rPr>
-        <w:t>(A)</w:t>
-      </w:r>
-      <w:r>
-        <w:rPr>
-          <w:rFonts w:ascii="맑은 고딕" w:hAnsi="맑은 고딕" w:eastAsia="맑은 고딕"/>
-          <w:b w:val="0"/>
-          <w:sz w:val="17"/>
-          <w:u w:val="none"/>
-        </w:rPr>
-        <w:t xml:space="preserve"> Online feedback such as comments and likes as well as technological features such as algorithms and periodic reminders can further serve as memory cues for the posted event details. As a result, event details shared on social media are likely stabilized and remembered over time, whereas those not shared may become inaccessible or forgotten.</w:t>
-      </w:r>
-    </w:p>
-    <w:p>
-      <w:pPr>
-        <w:spacing w:before="0" w:after="0" w:line="288" w:lineRule="auto"/>
-        <w:ind w:left="40"/>
-        <w:snapToGrid w:val="0"/>
-        <w:pBdr>
-          <w:top w:val="single" w:sz="4" w:space="2" w:color="999999"/>
-          <w:left w:val="single" w:sz="4" w:space="2" w:color="999999"/>
-          <w:bottom w:val="single" w:sz="4" w:space="2" w:color="999999"/>
-          <w:right w:val="single" w:sz="4" w:space="2" w:color="999999"/>
-        </w:pBdr>
-        <w:shd w:val="clear" w:color="auto" w:fill="F6F3EA"/>
-      </w:pPr>
-      <w:r>
-        <w:rPr>
-          <w:rFonts w:ascii="맑은 고딕" w:hAnsi="맑은 고딕" w:eastAsia="맑은 고딕"/>
-          <w:b/>
-          <w:sz w:val="17"/>
-          <w:u w:val="none"/>
-        </w:rPr>
-        <w:t>(B)</w:t>
-      </w:r>
-      <w:r>
-        <w:rPr>
-          <w:rFonts w:ascii="맑은 고딕" w:hAnsi="맑은 고딕" w:eastAsia="맑은 고딕"/>
-          <w:b w:val="0"/>
-          <w:sz w:val="17"/>
-          <w:u w:val="none"/>
-        </w:rPr>
-        <w:t xml:space="preserve"> Personal events posted on social media platforms are better remembered and less forgotten than those not posted, independent of the characteristics of the events.</w:t>
-      </w:r>
-    </w:p>
-    <w:p>
-      <w:pPr>
-        <w:spacing w:before="0" w:after="60" w:line="288" w:lineRule="auto"/>
-        <w:ind w:left="40"/>
-        <w:snapToGrid w:val="0"/>
-        <w:pBdr>
-          <w:top w:val="single" w:sz="4" w:space="2" w:color="999999"/>
-          <w:left w:val="single" w:sz="4" w:space="2" w:color="999999"/>
-          <w:bottom w:val="single" w:sz="4" w:space="2" w:color="999999"/>
-          <w:right w:val="single" w:sz="4" w:space="2" w:color="999999"/>
-        </w:pBdr>
-        <w:shd w:val="clear" w:color="auto" w:fill="F6F3EA"/>
-      </w:pPr>
-      <w:r>
-        <w:rPr>
-          <w:rFonts w:ascii="맑은 고딕" w:hAnsi="맑은 고딕" w:eastAsia="맑은 고딕"/>
-          <w:b/>
-          <w:sz w:val="17"/>
-          <w:u w:val="none"/>
-        </w:rPr>
-        <w:t>(C)</w:t>
-      </w:r>
-      <w:r>
-        <w:rPr>
-          <w:rFonts w:ascii="맑은 고딕" w:hAnsi="맑은 고딕" w:eastAsia="맑은 고딕"/>
-          <w:b w:val="0"/>
-          <w:sz w:val="17"/>
-          <w:u w:val="none"/>
-        </w:rPr>
-        <w:t xml:space="preserve"> This may be because sharing memories online allows individuals to rehearse and make sense of what happened, thus helping the memories to last.</w:t>
-      </w:r>
-    </w:p>
-    <w:p>
-      <w:pPr>
-        <w:spacing w:before="0" w:after="0" w:line="269" w:lineRule="auto"/>
-        <w:ind w:left="180" w:hanging="180"/>
-        <w:snapToGrid w:val="0"/>
-      </w:pPr>
-      <w:r>
-        <w:rPr>
-          <w:rFonts w:ascii="맑은 고딕" w:hAnsi="맑은 고딕" w:eastAsia="맑은 고딕"/>
-          <w:b w:val="0"/>
-          <w:sz w:val="17"/>
-          <w:u w:val="none"/>
-        </w:rPr>
-        <w:t>① (A) – (B) – (C)</w:t>
-      </w:r>
-    </w:p>
-    <w:p>
-      <w:pPr>
-        <w:spacing w:before="0" w:after="0" w:line="269" w:lineRule="auto"/>
-        <w:ind w:left="180" w:hanging="180"/>
-        <w:snapToGrid w:val="0"/>
-      </w:pPr>
-      <w:r>
-        <w:rPr>
-          <w:rFonts w:ascii="맑은 고딕" w:hAnsi="맑은 고딕" w:eastAsia="맑은 고딕"/>
-          <w:b w:val="0"/>
-          <w:sz w:val="17"/>
-          <w:u w:val="none"/>
-        </w:rPr>
-        <w:t>② (B) – (A) – (C)</w:t>
-      </w:r>
-    </w:p>
-    <w:p>
-      <w:pPr>
-        <w:spacing w:before="0" w:after="0" w:line="269" w:lineRule="auto"/>
-        <w:ind w:left="180" w:hanging="180"/>
-        <w:snapToGrid w:val="0"/>
-      </w:pPr>
-      <w:r>
-        <w:rPr>
-          <w:rFonts w:ascii="맑은 고딕" w:hAnsi="맑은 고딕" w:eastAsia="맑은 고딕"/>
-          <w:b w:val="0"/>
-          <w:sz w:val="17"/>
-          <w:u w:val="none"/>
-        </w:rPr>
-        <w:t>③ (C) – (A) – (B)</w:t>
-      </w:r>
-    </w:p>
-    <w:p>
-      <w:pPr>
-        <w:spacing w:before="0" w:after="0" w:line="269" w:lineRule="auto"/>
-        <w:ind w:left="180" w:hanging="180"/>
-        <w:snapToGrid w:val="0"/>
-      </w:pPr>
-      <w:r>
-        <w:rPr>
-          <w:rFonts w:ascii="맑은 고딕" w:hAnsi="맑은 고딕" w:eastAsia="맑은 고딕"/>
-          <w:b w:val="0"/>
-          <w:sz w:val="17"/>
-          <w:u w:val="none"/>
-        </w:rPr>
-        <w:t>④ (C) – (B) – (A)</w:t>
-      </w:r>
-    </w:p>
-    <w:p>
-      <w:pPr>
-        <w:spacing w:before="0" w:after="0" w:line="269" w:lineRule="auto"/>
-        <w:ind w:left="180" w:hanging="180"/>
-        <w:snapToGrid w:val="0"/>
-      </w:pPr>
-      <w:r>
-        <w:rPr>
-          <w:rFonts w:ascii="맑은 고딕" w:hAnsi="맑은 고딕" w:eastAsia="맑은 고딕"/>
-          <w:b w:val="0"/>
-          <w:sz w:val="17"/>
-          <w:u w:val="none"/>
-        </w:rPr>
-        <w:t>⑤ (B) – (C) – (A)</w:t>
+        <w:t>⑤ (C) – (B) – (A)</w:t>
       </w:r>
     </w:p>
     <w:p>
@@ -4290,7 +4211,7 @@
           <w:sz w:val="15"/>
           <w:u w:val="none"/>
         </w:rPr>
-        <w:t xml:space="preserve"> 정답 ⑤</w:t>
+        <w:t xml:space="preserve"> 정답 ④ — (a) ○ (b) ✕ (c) ○ (d) ✕ (e) ○</w:t>
       </w:r>
     </w:p>
     <w:p>
@@ -4315,7 +4236,7 @@
           <w:sz w:val="15"/>
           <w:u w:val="none"/>
         </w:rPr>
-        <w:t xml:space="preserve"> 정답 ②</w:t>
+        <w:t xml:space="preserve"> 정답 ① — ⓑ is → are / ⓒ that → those / ⓓ rehearse → to rehearse</w:t>
       </w:r>
     </w:p>
     <w:p>
@@ -4340,7 +4261,7 @@
           <w:sz w:val="15"/>
           <w:u w:val="none"/>
         </w:rPr>
-        <w:t xml:space="preserve"> 정답 ④</w:t>
+        <w:t xml:space="preserve"> 정답 ② — less · stabilized · whereas</w:t>
       </w:r>
     </w:p>
     <w:p>
@@ -4365,7 +4286,7 @@
           <w:sz w:val="15"/>
           <w:u w:val="none"/>
         </w:rPr>
-        <w:t xml:space="preserve"> 정답 ③ (loss → retention)</w:t>
+        <w:t xml:space="preserve"> 정답 ⑤</w:t>
       </w:r>
     </w:p>
     <w:p>
@@ -4390,7 +4311,7 @@
           <w:sz w:val="15"/>
           <w:u w:val="none"/>
         </w:rPr>
-        <w:t xml:space="preserve"> 정답 ① — (A) ○ (B) ○ (C) ✕ (D) ✕</w:t>
+        <w:t xml:space="preserve"> 정답 ①</w:t>
       </w:r>
     </w:p>
     <w:p>
@@ -4465,7 +4386,7 @@
           <w:sz w:val="15"/>
           <w:u w:val="none"/>
         </w:rPr>
-        <w:t xml:space="preserve"> no matter what the characteristics of the events are</w:t>
+        <w:t xml:space="preserve"> (1) memorable  (2) rehearsal  (3) stable</w:t>
       </w:r>
     </w:p>
     <w:p>
@@ -4490,7 +4411,7 @@
           <w:sz w:val="15"/>
           <w:u w:val="none"/>
         </w:rPr>
-        <w:t xml:space="preserve"> (A) posted  (B) rehearsing  (C) reminding</w:t>
+        <w:t xml:space="preserve"> It is likely that event details shared on social media are stabilized and remembered over time.</w:t>
       </w:r>
     </w:p>
     <w:p>
@@ -4515,7 +4436,7 @@
           <w:sz w:val="15"/>
           <w:u w:val="none"/>
         </w:rPr>
-        <w:t xml:space="preserve"> 정답 ⑤ (B) – (C) – (A)</w:t>
+        <w:t xml:space="preserve"> 정답 ③</w:t>
       </w:r>
     </w:p>
     <w:p>
@@ -4556,7 +4477,7 @@
           <w:sz w:val="14"/>
           <w:u w:val="none"/>
         </w:rPr>
-        <w:t xml:space="preserve"> 원문 rehearse and make sense of what happened를 rehearse → go back over, make sense of → work out what it meant로 2단계 환언. </w:t>
+        <w:t xml:space="preserve"> </w:t>
       </w:r>
       <w:r>
         <w:rPr>
@@ -4565,7 +4486,7 @@
           <w:sz w:val="14"/>
           <w:u w:val="none"/>
         </w:rPr>
-        <w:t>③ [한 끗·방향 반대]</w:t>
+        <w:t>(c) [어법 decoy]</w:t>
       </w:r>
       <w:r>
         <w:rPr>
@@ -4574,7 +4495,7 @@
           <w:sz w:val="14"/>
           <w:u w:val="none"/>
         </w:rPr>
-        <w:t xml:space="preserve"> ‘저장’이라는 말이 기억과 통해 보이지만, 생각하지 않고 맡겨 두는 것은 되짚기(rehearse)의 반대. </w:t>
+        <w:t xml:space="preserve"> 틀려 보이지만 옳은 진술. </w:t>
       </w:r>
       <w:r>
         <w:rPr>
@@ -4583,7 +4504,7 @@
           <w:sz w:val="14"/>
           <w:u w:val="none"/>
         </w:rPr>
-        <w:t>④ [뒤 문장 소재]</w:t>
+        <w:t>(a) [환언]</w:t>
       </w:r>
       <w:r>
         <w:rPr>
@@ -4592,7 +4513,7 @@
           <w:sz w:val="14"/>
           <w:u w:val="none"/>
         </w:rPr>
-        <w:t xml:space="preserve"> 댓글·‘좋아요’는 further로 덧붙는 별개의 요인이고, ‘칭찬’이라는 내용은 없다. </w:t>
+        <w:t xml:space="preserve"> independent of → regardless of — 표현이 달라 틀린 것으로 오판하기 쉽다(③). </w:t>
       </w:r>
       <w:r>
         <w:rPr>
@@ -4601,7 +4522,7 @@
           <w:sz w:val="14"/>
           <w:u w:val="none"/>
         </w:rPr>
-        <w:t>①②</w:t>
+        <w:t>(d)</w:t>
       </w:r>
       <w:r>
         <w:rPr>
@@ -4610,7 +4531,7 @@
           <w:sz w:val="14"/>
           <w:u w:val="none"/>
         </w:rPr>
-        <w:t xml:space="preserve"> 비교·꾸미기는 언급 없음.</w:t>
+        <w:t xml:space="preserve"> in-을 놓치면 옳다고 착각.</w:t>
       </w:r>
     </w:p>
     <w:p>
@@ -4644,7 +4565,7 @@
           <w:sz w:val="14"/>
           <w:u w:val="none"/>
         </w:rPr>
-        <w:t>②</w:t>
+        <w:t>ⓑ [거리 함정]</w:t>
       </w:r>
       <w:r>
         <w:rPr>
@@ -4653,7 +4574,7 @@
           <w:sz w:val="14"/>
           <w:u w:val="none"/>
         </w:rPr>
-        <w:t xml:space="preserve"> ‘더 잘 기억된다’는 비교만 있고 </w:t>
+        <w:t xml:space="preserve"> 주어와 동사 사이 수식어 platforms(복수)·media 때문에 그냥 지나치기 쉽다. </w:t>
       </w:r>
       <w:r>
         <w:rPr>
@@ -4662,7 +4583,7 @@
           <w:sz w:val="14"/>
           <w:u w:val="none"/>
         </w:rPr>
-        <w:t>기간(몇 년)</w:t>
+        <w:t>ⓓ</w:t>
       </w:r>
       <w:r>
         <w:rPr>
@@ -4671,25 +4592,7 @@
           <w:sz w:val="14"/>
           <w:u w:val="none"/>
         </w:rPr>
-        <w:t xml:space="preserve">은 나오지 않는다. better remembered를 보고 답할 수 있다고 착각하기 쉽다. </w:t>
-      </w:r>
-      <w:r>
-        <w:rPr>
-          <w:rFonts w:ascii="맑은 고딕" w:hAnsi="맑은 고딕" w:eastAsia="맑은 고딕"/>
-          <w:b/>
-          <w:sz w:val="14"/>
-          <w:u w:val="none"/>
-        </w:rPr>
-        <w:t>⑤ [한 끗]</w:t>
-      </w:r>
-      <w:r>
-        <w:rPr>
-          <w:rFonts w:ascii="맑은 고딕" w:hAnsi="맑은 고딕" w:eastAsia="맑은 고딕"/>
-          <w:b w:val="0"/>
-          <w:sz w:val="14"/>
-          <w:u w:val="none"/>
-        </w:rPr>
-        <w:t xml:space="preserve"> 게시되지 않은 쪽에 대한 질문이지만 마지막 문장으로 답할 수 있다.</w:t>
+        <w:t xml:space="preserve"> let/make처럼 원형을 쓰는 동사와 혼동 — ③은 이것을 옳다고 본 선지.</w:t>
       </w:r>
     </w:p>
     <w:p>
@@ -4723,7 +4626,7 @@
           <w:sz w:val="14"/>
           <w:u w:val="none"/>
         </w:rPr>
-        <w:t>④ [열 교차]</w:t>
+        <w:t>⑤ [한 끗]</w:t>
       </w:r>
       <w:r>
         <w:rPr>
@@ -4732,7 +4635,7 @@
           <w:sz w:val="14"/>
           <w:u w:val="none"/>
         </w:rPr>
-        <w:t xml:space="preserve"> 앱이 다시 보여 주는 것은 ‘게시물’(shows you </w:t>
+        <w:t xml:space="preserve"> (A)(B)는 맞고 (C)만 because — 앞뒤가 원인·결과가 아니라 대조. </w:t>
       </w:r>
       <w:r>
         <w:rPr>
@@ -4741,7 +4644,7 @@
           <w:sz w:val="14"/>
           <w:u w:val="none"/>
         </w:rPr>
-        <w:t>the post</w:t>
+        <w:t>③</w:t>
       </w:r>
       <w:r>
         <w:rPr>
@@ -4750,25 +4653,7 @@
           <w:sz w:val="14"/>
           <w:u w:val="none"/>
         </w:rPr>
-        <w:t xml:space="preserve"> again) — 게시한 사건의 열에 들어가야 한다. 게시하지 않은 사건에는 보여 줄 게시물 자체가 없다. </w:t>
-      </w:r>
-      <w:r>
-        <w:rPr>
-          <w:rFonts w:ascii="맑은 고딕" w:hAnsi="맑은 고딕" w:eastAsia="맑은 고딕"/>
-          <w:b/>
-          <w:sz w:val="14"/>
-          <w:u w:val="none"/>
-        </w:rPr>
-        <w:t>① [한 끗]</w:t>
-      </w:r>
-      <w:r>
-        <w:rPr>
-          <w:rFonts w:ascii="맑은 고딕" w:hAnsi="맑은 고딕" w:eastAsia="맑은 고딕"/>
-          <w:b w:val="0"/>
-          <w:sz w:val="14"/>
-          <w:u w:val="none"/>
-        </w:rPr>
-        <w:t xml:space="preserve"> B의 ‘특별한 것만’이라는 추측은 A가 No로 바로잡았다 — 대화에서 누구의 말이 글의 내용인지 구별해야 한다.</w:t>
+        <w:t xml:space="preserve"> weakened면 remembered over time과 충돌.</w:t>
       </w:r>
     </w:p>
     <w:p>
@@ -4793,7 +4678,7 @@
           <w:sz w:val="14"/>
           <w:u w:val="none"/>
         </w:rPr>
-        <w:t xml:space="preserve"> 더 잘 기억되는 이유를 설명하는 문장이므로 기억의 ‘상실’이 아니라 </w:t>
+        <w:t xml:space="preserve"> </w:t>
       </w:r>
       <w:r>
         <w:rPr>
@@ -4802,7 +4687,7 @@
           <w:sz w:val="14"/>
           <w:u w:val="none"/>
         </w:rPr>
-        <w:t>retention</w:t>
+        <w:t>⑤ [방향 반전]</w:t>
       </w:r>
       <w:r>
         <w:rPr>
@@ -4811,7 +4696,7 @@
           <w:sz w:val="14"/>
           <w:u w:val="none"/>
         </w:rPr>
-        <w:t xml:space="preserve">(유지). facilitating이 긍정적 동사라 그냥 지나치기 쉽고, memory loss가 익숙한 표현이라는 점이 함정. </w:t>
+        <w:t xml:space="preserve"> 본문 소재(algorithms, reminders)를 그대로 쓰되 효과를 뒤집었다. </w:t>
       </w:r>
       <w:r>
         <w:rPr>
@@ -4820,7 +4705,7 @@
           <w:sz w:val="14"/>
           <w:u w:val="none"/>
         </w:rPr>
-        <w:t>② [한 끗 함정]</w:t>
+        <w:t>③</w:t>
       </w:r>
       <w:r>
         <w:rPr>
@@ -4829,25 +4714,7 @@
           <w:sz w:val="14"/>
           <w:u w:val="none"/>
         </w:rPr>
-        <w:t xml:space="preserve"> better remembered와 나란히 less forgotten — 같은 방향이다. </w:t>
-      </w:r>
-      <w:r>
-        <w:rPr>
-          <w:rFonts w:ascii="맑은 고딕" w:hAnsi="맑은 고딕" w:eastAsia="맑은 고딕"/>
-          <w:b/>
-          <w:sz w:val="14"/>
-          <w:u w:val="none"/>
-        </w:rPr>
-        <w:t>⑤</w:t>
-      </w:r>
-      <w:r>
-        <w:rPr>
-          <w:rFonts w:ascii="맑은 고딕" w:hAnsi="맑은 고딕" w:eastAsia="맑은 고딕"/>
-          <w:b w:val="0"/>
-          <w:sz w:val="14"/>
-          <w:u w:val="none"/>
-        </w:rPr>
-        <w:t xml:space="preserve"> whereas(반면) 뒤 ‘공유되지 않은 것’의 운명이므로 부정적 낱말이 맞다.</w:t>
+        <w:t xml:space="preserve"> rehearse and make sense of → think over의 환언 — 참.</w:t>
       </w:r>
     </w:p>
     <w:p>
@@ -4881,7 +4748,7 @@
           <w:sz w:val="14"/>
           <w:u w:val="none"/>
         </w:rPr>
-        <w:t>(A) ○</w:t>
+        <w:t>② [성격 함정]</w:t>
       </w:r>
       <w:r>
         <w:rPr>
@@ -4890,7 +4757,7 @@
           <w:sz w:val="14"/>
           <w:u w:val="none"/>
         </w:rPr>
-        <w:t xml:space="preserve"> 사건을 다시 떠오르게 하는 것들. </w:t>
+        <w:t xml:space="preserve"> 길을 잃은 ‘특이한’ 사건이라 끌리지만 [A]는 independent of the characteristics — 사건의 성격이 아니라 공유가 핵심. </w:t>
       </w:r>
       <w:r>
         <w:rPr>
@@ -4899,7 +4766,7 @@
           <w:sz w:val="14"/>
           <w:u w:val="none"/>
         </w:rPr>
-        <w:t>(B) ○</w:t>
+        <w:t>③</w:t>
       </w:r>
       <w:r>
         <w:rPr>
@@ -4908,43 +4775,7 @@
           <w:sz w:val="14"/>
           <w:u w:val="none"/>
         </w:rPr>
-        <w:t xml:space="preserve"> 복수 the events를 받으므로 those. </w:t>
-      </w:r>
-      <w:r>
-        <w:rPr>
-          <w:rFonts w:ascii="맑은 고딕" w:hAnsi="맑은 고딕" w:eastAsia="맑은 고딕"/>
-          <w:b/>
-          <w:sz w:val="14"/>
-          <w:u w:val="none"/>
-        </w:rPr>
-        <w:t>(C) ✕ [의미 역전]</w:t>
-      </w:r>
-      <w:r>
-        <w:rPr>
-          <w:rFonts w:ascii="맑은 고딕" w:hAnsi="맑은 고딕" w:eastAsia="맑은 고딕"/>
-          <w:b w:val="0"/>
-          <w:sz w:val="14"/>
-          <w:u w:val="none"/>
-        </w:rPr>
-        <w:t xml:space="preserve"> ⓑ는 사건을 ‘계속 떠올리게 한다’ — less likely가 아니라 more likely. </w:t>
-      </w:r>
-      <w:r>
-        <w:rPr>
-          <w:rFonts w:ascii="맑은 고딕" w:hAnsi="맑은 고딕" w:eastAsia="맑은 고딕"/>
-          <w:b/>
-          <w:sz w:val="14"/>
-          <w:u w:val="none"/>
-        </w:rPr>
-        <w:t>(D) ✕</w:t>
-      </w:r>
-      <w:r>
-        <w:rPr>
-          <w:rFonts w:ascii="맑은 고딕" w:hAnsi="맑은 고딕" w:eastAsia="맑은 고딕"/>
-          <w:b w:val="0"/>
-          <w:sz w:val="14"/>
-          <w:u w:val="none"/>
-        </w:rPr>
-        <w:t xml:space="preserve"> 사건이 공유되지 않은 채 ‘남겨진’ 수동 → left unshared. leaving은 목적어가 필요. → ④는 (D)에 속은 경우.</w:t>
+        <w:t xml:space="preserve"> 정확성은 어느 글에도 없다.</w:t>
       </w:r>
     </w:p>
     <w:p>
@@ -4978,7 +4809,7 @@
           <w:sz w:val="14"/>
           <w:u w:val="none"/>
         </w:rPr>
-        <w:t>③ [범위 제한]</w:t>
+        <w:t>① [방향 반전]</w:t>
       </w:r>
       <w:r>
         <w:rPr>
@@ -4987,7 +4818,7 @@
           <w:sz w:val="14"/>
           <w:u w:val="none"/>
         </w:rPr>
-        <w:t xml:space="preserve"> independent of(~와 무관하게)를 only for(~에만)로 뒤집었다. ‘인상적인 일이 잘 기억된다’는 상식에 끌려 고르지 않기 쉬운 선지. </w:t>
+        <w:t xml:space="preserve"> 마지막 문장의 forgotten만 보고 고르는 함정 — 그것은 ‘공유하지 않은’ 경우. </w:t>
       </w:r>
       <w:r>
         <w:rPr>
@@ -4996,7 +4827,7 @@
           <w:sz w:val="14"/>
           <w:u w:val="none"/>
         </w:rPr>
-        <w:t>⑤ [한 끗]</w:t>
+        <w:t>②</w:t>
       </w:r>
       <w:r>
         <w:rPr>
@@ -5005,25 +4836,7 @@
           <w:sz w:val="14"/>
           <w:u w:val="none"/>
         </w:rPr>
-        <w:t xml:space="preserve"> periodic reminders → reminders produced by a platform. </w:t>
-      </w:r>
-      <w:r>
-        <w:rPr>
-          <w:rFonts w:ascii="맑은 고딕" w:hAnsi="맑은 고딕" w:eastAsia="맑은 고딕"/>
-          <w:b/>
-          <w:sz w:val="14"/>
-          <w:u w:val="none"/>
-        </w:rPr>
-        <w:t>①</w:t>
-      </w:r>
-      <w:r>
-        <w:rPr>
-          <w:rFonts w:ascii="맑은 고딕" w:hAnsi="맑은 고딕" w:eastAsia="맑은 고딕"/>
-          <w:b w:val="0"/>
-          <w:sz w:val="14"/>
-          <w:u w:val="none"/>
-        </w:rPr>
-        <w:t xml:space="preserve"> autobiographical → from their own lives.</w:t>
+        <w:t xml:space="preserve"> algorithms는 기억 단서(돕는 쪽).</w:t>
       </w:r>
     </w:p>
     <w:p>
@@ -5048,7 +4861,7 @@
           <w:sz w:val="14"/>
           <w:u w:val="none"/>
         </w:rPr>
-        <w:t xml:space="preserve"> (A) stabilized → strengthen. (B) rehearse → reviewing, memory cues·reminders → being reminded. </w:t>
+        <w:t xml:space="preserve"> </w:t>
       </w:r>
       <w:r>
         <w:rPr>
@@ -5057,7 +4870,7 @@
           <w:sz w:val="14"/>
           <w:u w:val="none"/>
         </w:rPr>
-        <w:t>③ [한 끗]</w:t>
+        <w:t>② [인과 반전]</w:t>
       </w:r>
       <w:r>
         <w:rPr>
@@ -5066,43 +4879,7 @@
           <w:sz w:val="14"/>
           <w:u w:val="none"/>
         </w:rPr>
-        <w:t xml:space="preserve"> (A)는 맞지만 (B)가 글과 반대 — ‘사건의 특성과 무관하다’고 했다. </w:t>
-      </w:r>
-      <w:r>
-        <w:rPr>
-          <w:rFonts w:ascii="맑은 고딕" w:hAnsi="맑은 고딕" w:eastAsia="맑은 고딕"/>
-          <w:b/>
-          <w:sz w:val="14"/>
-          <w:u w:val="none"/>
-        </w:rPr>
-        <w:t>⑤ [통념 함정]</w:t>
-      </w:r>
-      <w:r>
-        <w:rPr>
-          <w:rFonts w:ascii="맑은 고딕" w:hAnsi="맑은 고딕" w:eastAsia="맑은 고딕"/>
-          <w:b w:val="0"/>
-          <w:sz w:val="14"/>
-          <w:u w:val="none"/>
-        </w:rPr>
-        <w:t xml:space="preserve"> ‘기기에 맡기면 스스로 기억하지 않게 된다’는 흔한 생각이지만 이 글의 내용이 아니다. </w:t>
-      </w:r>
-      <w:r>
-        <w:rPr>
-          <w:rFonts w:ascii="맑은 고딕" w:hAnsi="맑은 고딕" w:eastAsia="맑은 고딕"/>
-          <w:b/>
-          <w:sz w:val="14"/>
-          <w:u w:val="none"/>
-        </w:rPr>
-        <w:t>④</w:t>
-      </w:r>
-      <w:r>
-        <w:rPr>
-          <w:rFonts w:ascii="맑은 고딕" w:hAnsi="맑은 고딕" w:eastAsia="맑은 고딕"/>
-          <w:b w:val="0"/>
-          <w:sz w:val="14"/>
-          <w:u w:val="none"/>
-        </w:rPr>
-        <w:t xml:space="preserve"> 왜곡·편집은 언급 없음.</w:t>
+        <w:t xml:space="preserve"> 기억이 잘 되는 원인을 ‘사건의 성격’으로 돌렸다 — 본문은 바로 그 가능성을 배제했다.</w:t>
       </w:r>
     </w:p>
     <w:p>
@@ -5127,25 +4904,7 @@
           <w:sz w:val="14"/>
           <w:u w:val="none"/>
         </w:rPr>
-        <w:t xml:space="preserve"> no matter what are the characteristics … ✕ — 의문사절이므로 「주어 + 동사」 어순(간접의문문과 같다). 주어의 핵은 복수 characteristics이므로 </w:t>
-      </w:r>
-      <w:r>
-        <w:rPr>
-          <w:rFonts w:ascii="맑은 고딕" w:hAnsi="맑은 고딕" w:eastAsia="맑은 고딕"/>
-          <w:b/>
-          <w:sz w:val="14"/>
-          <w:u w:val="none"/>
-        </w:rPr>
-        <w:t>are</w:t>
-      </w:r>
-      <w:r>
-        <w:rPr>
-          <w:rFonts w:ascii="맑은 고딕" w:hAnsi="맑은 고딕" w:eastAsia="맑은 고딕"/>
-          <w:b w:val="0"/>
-          <w:sz w:val="14"/>
-          <w:u w:val="none"/>
-        </w:rPr>
-        <w:t>(바로 앞 events 때문이 아니라 characteristics 때문). no matter how ✕(명사 보어를 묻는 자리). [채점] no matter what 1 · 어순 1 · are 1.</w:t>
+        <w:t xml:space="preserve"> (1) remembered ✕ — 본문 형태 그대로·비교급 more 뒤 형용사 의미. (2) rehearse ✕ — 전치사 뒤. (3) stabilized ✕ — 본문 형태 그대로. [채점] 각 1점.</w:t>
       </w:r>
     </w:p>
     <w:p>
@@ -5179,7 +4938,7 @@
           <w:sz w:val="14"/>
           <w:u w:val="none"/>
         </w:rPr>
-        <w:t>(A)</w:t>
+        <w:t>sharing on social media</w:t>
       </w:r>
       <w:r>
         <w:rPr>
@@ -5188,7 +4947,7 @@
           <w:sz w:val="14"/>
           <w:u w:val="none"/>
         </w:rPr>
-        <w:t xml:space="preserve"> Events를 뒤에서 수식, 사건이 ‘게시된’ 수동 → </w:t>
+        <w:t xml:space="preserve"> ✕ — 세부 내용이 ‘공유되는’ 수동. </w:t>
       </w:r>
       <w:r>
         <w:rPr>
@@ -5197,7 +4956,7 @@
           <w:sz w:val="14"/>
           <w:u w:val="none"/>
         </w:rPr>
-        <w:t>posted</w:t>
+        <w:t>It is likely event details …</w:t>
       </w:r>
       <w:r>
         <w:rPr>
@@ -5206,79 +4965,7 @@
           <w:sz w:val="14"/>
           <w:u w:val="none"/>
         </w:rPr>
-        <w:t xml:space="preserve">(put on → post). </w:t>
-      </w:r>
-      <w:r>
-        <w:rPr>
-          <w:rFonts w:ascii="맑은 고딕" w:hAnsi="맑은 고딕" w:eastAsia="맑은 고딕"/>
-          <w:b/>
-          <w:sz w:val="14"/>
-          <w:u w:val="none"/>
-        </w:rPr>
-        <w:t>(B)</w:t>
-      </w:r>
-      <w:r>
-        <w:rPr>
-          <w:rFonts w:ascii="맑은 고딕" w:hAnsi="맑은 고딕" w:eastAsia="맑은 고딕"/>
-          <w:b w:val="0"/>
-          <w:sz w:val="14"/>
-          <w:u w:val="none"/>
-        </w:rPr>
-        <w:t xml:space="preserve"> involve + 동명사, go over → </w:t>
-      </w:r>
-      <w:r>
-        <w:rPr>
-          <w:rFonts w:ascii="맑은 고딕" w:hAnsi="맑은 고딕" w:eastAsia="맑은 고딕"/>
-          <w:b/>
-          <w:sz w:val="14"/>
-          <w:u w:val="none"/>
-        </w:rPr>
-        <w:t>rehearsing</w:t>
-      </w:r>
-      <w:r>
-        <w:rPr>
-          <w:rFonts w:ascii="맑은 고딕" w:hAnsi="맑은 고딕" w:eastAsia="맑은 고딕"/>
-          <w:b w:val="0"/>
-          <w:sz w:val="14"/>
-          <w:u w:val="none"/>
-        </w:rPr>
-        <w:t xml:space="preserve">(to rehearse ✕). </w:t>
-      </w:r>
-      <w:r>
-        <w:rPr>
-          <w:rFonts w:ascii="맑은 고딕" w:hAnsi="맑은 고딕" w:eastAsia="맑은 고딕"/>
-          <w:b/>
-          <w:sz w:val="14"/>
-          <w:u w:val="none"/>
-        </w:rPr>
-        <w:t>(C)</w:t>
-      </w:r>
-      <w:r>
-        <w:rPr>
-          <w:rFonts w:ascii="맑은 고딕" w:hAnsi="맑은 고딕" w:eastAsia="맑은 고딕"/>
-          <w:b w:val="0"/>
-          <w:sz w:val="14"/>
-          <w:u w:val="none"/>
-        </w:rPr>
-        <w:t xml:space="preserve"> keep + -ing, remind A of B(뒤의 people of it이 단서) → </w:t>
-      </w:r>
-      <w:r>
-        <w:rPr>
-          <w:rFonts w:ascii="맑은 고딕" w:hAnsi="맑은 고딕" w:eastAsia="맑은 고딕"/>
-          <w:b/>
-          <w:sz w:val="14"/>
-          <w:u w:val="none"/>
-        </w:rPr>
-        <w:t>reminding</w:t>
-      </w:r>
-      <w:r>
-        <w:rPr>
-          <w:rFonts w:ascii="맑은 고딕" w:hAnsi="맑은 고딕" w:eastAsia="맑은 고딕"/>
-          <w:b w:val="0"/>
-          <w:sz w:val="14"/>
-          <w:u w:val="none"/>
-        </w:rPr>
-        <w:t>. 과거분사 1 + -ing 2. [채점] 각 1점, 어형 오류 0점.</w:t>
+        <w:t xml:space="preserve"> ✕ — that 누락(조건 위반). [채점] It … that 구조 1.5 / 분사 1 / 단어 수·철자 0.5.</w:t>
       </w:r>
     </w:p>
     <w:p>
@@ -5303,7 +4990,7 @@
           <w:sz w:val="14"/>
           <w:u w:val="none"/>
         </w:rPr>
-        <w:t xml:space="preserve"> 사실 (B) → 이유 (C) → 추가 이유와 결론 (A). </w:t>
+        <w:t xml:space="preserve"> </w:t>
       </w:r>
       <w:r>
         <w:rPr>
@@ -5321,7 +5008,7 @@
           <w:sz w:val="14"/>
           <w:u w:val="none"/>
         </w:rPr>
-        <w:t xml:space="preserve"> (B) 뒤에 (A)를 놓으면 further가 덧붙일 앞선 이유가 없고, As a result로 끝난 뒤에 This may be because가 와서 This가 ‘공유되지 않은 것은 잊힌다’를 가리키게 된다.</w:t>
+        <w:t xml:space="preserve"> (B) 뒤 (A)를 두면 further가 받을 앞선 요인이 없고, (C)의 This가 결론 뒤에 고립된다.</w:t>
       </w:r>
     </w:p>
     <w:p>

--- a/shinmok1/pack/2510/H1MOGO25-10_35_SET.docx
+++ b/shinmok1/pack/2510/H1MOGO25-10_35_SET.docx
@@ -107,7 +107,7 @@
     </w:p>
     <w:p>
       <w:pPr>
-        <w:spacing w:before="0" w:after="20" w:line="360" w:lineRule="auto"/>
+        <w:spacing w:before="0" w:after="20" w:line="300" w:lineRule="auto"/>
         <w:jc w:val="both"/>
         <w:snapToGrid w:val="0"/>
       </w:pPr>
@@ -118,7 +118,7 @@
           <w:sz w:val="17"/>
           <w:u w:val="none"/>
         </w:rPr>
-        <w:t xml:space="preserve">Social media serves as an </w:t>
+        <w:t xml:space="preserve">Social media </w:t>
       </w:r>
       <w:r>
         <w:rPr>
@@ -138,7 +138,7 @@
           <w:sz w:val="17"/>
           <w:u w:val="none"/>
         </w:rPr>
-        <w:t>[ important / insignificant ]</w:t>
+        <w:t>[ serves / serve ]</w:t>
       </w:r>
       <w:r>
         <w:rPr>
@@ -147,7 +147,7 @@
           <w:sz w:val="17"/>
           <w:u w:val="none"/>
         </w:rPr>
-        <w:t xml:space="preserve"> context </w:t>
+        <w:t xml:space="preserve"> as an important </w:t>
       </w:r>
       <w:r>
         <w:rPr>
@@ -163,20 +163,11 @@
       <w:r>
         <w:rPr>
           <w:rFonts w:ascii="맑은 고딕" w:hAnsi="맑은 고딕" w:eastAsia="맑은 고딕"/>
-          <w:b/>
-          <w:sz w:val="17"/>
-          <w:u w:val="none"/>
-        </w:rPr>
-        <w:t>[ to facilitate / facilitating ]</w:t>
-      </w:r>
-      <w:r>
-        <w:rPr>
-          <w:rFonts w:ascii="맑은 고딕" w:hAnsi="맑은 고딕" w:eastAsia="맑은 고딕"/>
           <w:b w:val="0"/>
           <w:sz w:val="17"/>
           <w:u w:val="none"/>
         </w:rPr>
-        <w:t xml:space="preserve"> autobiographical </w:t>
+        <w:t xml:space="preserve">c________ </w:t>
       </w:r>
       <w:r>
         <w:rPr>
@@ -192,11 +183,20 @@
       <w:r>
         <w:rPr>
           <w:rFonts w:ascii="맑은 고딕" w:hAnsi="맑은 고딕" w:eastAsia="맑은 고딕"/>
+          <w:b/>
+          <w:sz w:val="17"/>
+          <w:u w:val="none"/>
+        </w:rPr>
+        <w:t>[ to facilitate / facilitated ]</w:t>
+      </w:r>
+      <w:r>
+        <w:rPr>
+          <w:rFonts w:ascii="맑은 고딕" w:hAnsi="맑은 고딕" w:eastAsia="맑은 고딕"/>
           <w:b w:val="0"/>
           <w:sz w:val="17"/>
           <w:u w:val="none"/>
         </w:rPr>
-        <w:t xml:space="preserve">r________. Personal events </w:t>
+        <w:t xml:space="preserve"> </w:t>
       </w:r>
       <w:r>
         <w:rPr>
@@ -212,20 +212,11 @@
       <w:r>
         <w:rPr>
           <w:rFonts w:ascii="맑은 고딕" w:hAnsi="맑은 고딕" w:eastAsia="맑은 고딕"/>
-          <w:b/>
-          <w:sz w:val="17"/>
-          <w:u w:val="none"/>
-        </w:rPr>
-        <w:t>[ posted / posting ]</w:t>
-      </w:r>
-      <w:r>
-        <w:rPr>
-          <w:rFonts w:ascii="맑은 고딕" w:hAnsi="맑은 고딕" w:eastAsia="맑은 고딕"/>
           <w:b w:val="0"/>
           <w:sz w:val="17"/>
           <w:u w:val="none"/>
         </w:rPr>
-        <w:t xml:space="preserve"> on social media platforms </w:t>
+        <w:t xml:space="preserve">________(autobiography) remembering. Personal events </w:t>
       </w:r>
       <w:r>
         <w:rPr>
@@ -245,7 +236,7 @@
           <w:sz w:val="17"/>
           <w:u w:val="none"/>
         </w:rPr>
-        <w:t>[ are / is ]</w:t>
+        <w:t>[ posted / posting ]</w:t>
       </w:r>
       <w:r>
         <w:rPr>
@@ -254,7 +245,7 @@
           <w:sz w:val="17"/>
           <w:u w:val="none"/>
         </w:rPr>
-        <w:t xml:space="preserve"> better remembered and less </w:t>
+        <w:t xml:space="preserve"> on social media platforms </w:t>
       </w:r>
       <w:r>
         <w:rPr>
@@ -270,11 +261,20 @@
       <w:r>
         <w:rPr>
           <w:rFonts w:ascii="맑은 고딕" w:hAnsi="맑은 고딕" w:eastAsia="맑은 고딕"/>
+          <w:b/>
+          <w:sz w:val="17"/>
+          <w:u w:val="none"/>
+        </w:rPr>
+        <w:t>[ are / were ]</w:t>
+      </w:r>
+      <w:r>
+        <w:rPr>
+          <w:rFonts w:ascii="맑은 고딕" w:hAnsi="맑은 고딕" w:eastAsia="맑은 고딕"/>
           <w:b w:val="0"/>
           <w:sz w:val="17"/>
           <w:u w:val="none"/>
         </w:rPr>
-        <w:t xml:space="preserve">________(forget) than </w:t>
+        <w:t xml:space="preserve"> </w:t>
       </w:r>
       <w:r>
         <w:rPr>
@@ -294,7 +294,7 @@
           <w:sz w:val="17"/>
           <w:u w:val="none"/>
         </w:rPr>
-        <w:t>[ those / that ]</w:t>
+        <w:t>[ better / worse ]</w:t>
       </w:r>
       <w:r>
         <w:rPr>
@@ -303,7 +303,7 @@
           <w:sz w:val="17"/>
           <w:u w:val="none"/>
         </w:rPr>
-        <w:t xml:space="preserve"> not posted, </w:t>
+        <w:t xml:space="preserve"> remembered and less forgotten than those not posted, </w:t>
       </w:r>
       <w:r>
         <w:rPr>
@@ -332,7 +332,7 @@
           <w:sz w:val="17"/>
           <w:u w:val="none"/>
         </w:rPr>
-        <w:t xml:space="preserve"> of the characteristics of the events. This may be </w:t>
+        <w:t xml:space="preserve"> of the </w:t>
       </w:r>
       <w:r>
         <w:rPr>
@@ -348,20 +348,11 @@
       <w:r>
         <w:rPr>
           <w:rFonts w:ascii="맑은 고딕" w:hAnsi="맑은 고딕" w:eastAsia="맑은 고딕"/>
-          <w:b/>
-          <w:sz w:val="17"/>
-          <w:u w:val="none"/>
-        </w:rPr>
-        <w:t>[ because / because of ]</w:t>
-      </w:r>
-      <w:r>
-        <w:rPr>
-          <w:rFonts w:ascii="맑은 고딕" w:hAnsi="맑은 고딕" w:eastAsia="맑은 고딕"/>
           <w:b w:val="0"/>
           <w:sz w:val="17"/>
           <w:u w:val="none"/>
         </w:rPr>
-        <w:t xml:space="preserve"> sharing memories online </w:t>
+        <w:t xml:space="preserve">________(character) of the events. This may be because sharing memories online </w:t>
       </w:r>
       <w:r>
         <w:rPr>
@@ -390,7 +381,7 @@
           <w:sz w:val="17"/>
           <w:u w:val="none"/>
         </w:rPr>
-        <w:t xml:space="preserve"> individuals </w:t>
+        <w:t xml:space="preserve"> individuals to </w:t>
       </w:r>
       <w:r>
         <w:rPr>
@@ -406,20 +397,11 @@
       <w:r>
         <w:rPr>
           <w:rFonts w:ascii="맑은 고딕" w:hAnsi="맑은 고딕" w:eastAsia="맑은 고딕"/>
-          <w:b/>
-          <w:sz w:val="17"/>
-          <w:u w:val="none"/>
-        </w:rPr>
-        <w:t>[ to rehearse / rehearse ]</w:t>
-      </w:r>
-      <w:r>
-        <w:rPr>
-          <w:rFonts w:ascii="맑은 고딕" w:hAnsi="맑은 고딕" w:eastAsia="맑은 고딕"/>
           <w:b w:val="0"/>
           <w:sz w:val="17"/>
           <w:u w:val="none"/>
         </w:rPr>
-        <w:t xml:space="preserve"> and make </w:t>
+        <w:t xml:space="preserve">r________ and make sense of </w:t>
       </w:r>
       <w:r>
         <w:rPr>
@@ -435,11 +417,20 @@
       <w:r>
         <w:rPr>
           <w:rFonts w:ascii="맑은 고딕" w:hAnsi="맑은 고딕" w:eastAsia="맑은 고딕"/>
+          <w:b/>
+          <w:sz w:val="17"/>
+          <w:u w:val="none"/>
+        </w:rPr>
+        <w:t>[ what / that ]</w:t>
+      </w:r>
+      <w:r>
+        <w:rPr>
+          <w:rFonts w:ascii="맑은 고딕" w:hAnsi="맑은 고딕" w:eastAsia="맑은 고딕"/>
           <w:b w:val="0"/>
           <w:sz w:val="17"/>
           <w:u w:val="none"/>
         </w:rPr>
-        <w:t xml:space="preserve">s________ of </w:t>
+        <w:t xml:space="preserve"> happened, thus </w:t>
       </w:r>
       <w:r>
         <w:rPr>
@@ -459,7 +450,7 @@
           <w:sz w:val="17"/>
           <w:u w:val="none"/>
         </w:rPr>
-        <w:t>[ what / that ]</w:t>
+        <w:t>[ facilitating / facilitated ]</w:t>
       </w:r>
       <w:r>
         <w:rPr>
@@ -468,7 +459,7 @@
           <w:sz w:val="17"/>
           <w:u w:val="none"/>
         </w:rPr>
-        <w:t xml:space="preserve"> happened, thus </w:t>
+        <w:t xml:space="preserve"> long-term memory </w:t>
       </w:r>
       <w:r>
         <w:rPr>
@@ -484,20 +475,11 @@
       <w:r>
         <w:rPr>
           <w:rFonts w:ascii="맑은 고딕" w:hAnsi="맑은 고딕" w:eastAsia="맑은 고딕"/>
-          <w:b/>
-          <w:sz w:val="17"/>
-          <w:u w:val="none"/>
-        </w:rPr>
-        <w:t>[ facilitating / facilitated ]</w:t>
-      </w:r>
-      <w:r>
-        <w:rPr>
-          <w:rFonts w:ascii="맑은 고딕" w:hAnsi="맑은 고딕" w:eastAsia="맑은 고딕"/>
           <w:b w:val="0"/>
           <w:sz w:val="17"/>
           <w:u w:val="none"/>
         </w:rPr>
-        <w:t xml:space="preserve"> long-term memory </w:t>
+        <w:t xml:space="preserve">r________. Online feedback such as comments and likes as well as </w:t>
       </w:r>
       <w:r>
         <w:rPr>
@@ -517,7 +499,7 @@
           <w:sz w:val="17"/>
           <w:u w:val="none"/>
         </w:rPr>
-        <w:t xml:space="preserve">r________. Online feedback such as comments and likes as well as technological features such as algorithms and </w:t>
+        <w:t xml:space="preserve">________(technology) features such as algorithms and periodic </w:t>
       </w:r>
       <w:r>
         <w:rPr>
@@ -537,7 +519,7 @@
           <w:sz w:val="17"/>
           <w:u w:val="none"/>
         </w:rPr>
-        <w:t xml:space="preserve">________(period) reminders can further serve as memory </w:t>
+        <w:t xml:space="preserve">________(remind) can further serve as memory </w:t>
       </w:r>
       <w:r>
         <w:rPr>
@@ -573,11 +555,20 @@
       <w:r>
         <w:rPr>
           <w:rFonts w:ascii="맑은 고딕" w:hAnsi="맑은 고딕" w:eastAsia="맑은 고딕"/>
+          <w:b/>
+          <w:sz w:val="17"/>
+          <w:u w:val="none"/>
+        </w:rPr>
+        <w:t>[ shared / sharing ]</w:t>
+      </w:r>
+      <w:r>
+        <w:rPr>
+          <w:rFonts w:ascii="맑은 고딕" w:hAnsi="맑은 고딕" w:eastAsia="맑은 고딕"/>
           <w:b w:val="0"/>
           <w:sz w:val="17"/>
           <w:u w:val="none"/>
         </w:rPr>
-        <w:t xml:space="preserve">________(share) on social media are likely stabilized and remembered over time, </w:t>
+        <w:t xml:space="preserve"> on social media are </w:t>
       </w:r>
       <w:r>
         <w:rPr>
@@ -597,7 +588,7 @@
           <w:sz w:val="17"/>
           <w:u w:val="none"/>
         </w:rPr>
-        <w:t>[ whereas / because ]</w:t>
+        <w:t>[ likely / like ]</w:t>
       </w:r>
       <w:r>
         <w:rPr>
@@ -606,7 +597,7 @@
           <w:sz w:val="17"/>
           <w:u w:val="none"/>
         </w:rPr>
-        <w:t xml:space="preserve"> those not shared may become </w:t>
+        <w:t xml:space="preserve"> </w:t>
       </w:r>
       <w:r>
         <w:rPr>
@@ -626,7 +617,7 @@
           <w:sz w:val="17"/>
           <w:u w:val="none"/>
         </w:rPr>
-        <w:t xml:space="preserve">________(access) or </w:t>
+        <w:t xml:space="preserve">s________ and remembered over time, whereas those not shared may become </w:t>
       </w:r>
       <w:r>
         <w:rPr>
@@ -642,11 +633,20 @@
       <w:r>
         <w:rPr>
           <w:rFonts w:ascii="맑은 고딕" w:hAnsi="맑은 고딕" w:eastAsia="맑은 고딕"/>
+          <w:b/>
+          <w:sz w:val="17"/>
+          <w:u w:val="none"/>
+        </w:rPr>
+        <w:t>[ inaccessible / accessible ]</w:t>
+      </w:r>
+      <w:r>
+        <w:rPr>
+          <w:rFonts w:ascii="맑은 고딕" w:hAnsi="맑은 고딕" w:eastAsia="맑은 고딕"/>
           <w:b w:val="0"/>
           <w:sz w:val="17"/>
           <w:u w:val="none"/>
         </w:rPr>
-        <w:t>f________.</w:t>
+        <w:t xml:space="preserve"> or forgotten.</w:t>
       </w:r>
     </w:p>
     <w:p>
@@ -698,7 +698,7 @@
           <w:sz w:val="17"/>
           <w:u w:val="none"/>
         </w:rPr>
-        <w:t xml:space="preserve">… make sense of what happened, </w:t>
+        <w:t xml:space="preserve">Personal events </w:t>
       </w:r>
       <w:r>
         <w:rPr>
@@ -707,7 +707,7 @@
           <w:sz w:val="17"/>
           <w:u w:val="single"/>
         </w:rPr>
-        <w:t>thus facilitating</w:t>
+        <w:t>posted on</w:t>
       </w:r>
       <w:r>
         <w:rPr>
@@ -716,7 +716,7 @@
           <w:sz w:val="17"/>
           <w:u w:val="none"/>
         </w:rPr>
-        <w:t xml:space="preserve"> long-term memory retention.  → 제시 교정: </w:t>
+        <w:t xml:space="preserve"> social media platforms are better remembered and less forgotten than those not posted …  → 제시 교정: </w:t>
       </w:r>
       <w:r>
         <w:rPr>
@@ -725,7 +725,7 @@
           <w:sz w:val="17"/>
           <w:u w:val="none"/>
         </w:rPr>
-        <w:t>which thus facilitates</w:t>
+        <w:t>that are posted on</w:t>
       </w:r>
       <w:r>
         <w:rPr>
@@ -760,7 +760,7 @@
           <w:sz w:val="17"/>
           <w:u w:val="none"/>
         </w:rPr>
-        <w:t xml:space="preserve">Personal events posted on social media platforms are better remembered … than </w:t>
+        <w:t xml:space="preserve">This may be because sharing memories online allows individuals </w:t>
       </w:r>
       <w:r>
         <w:rPr>
@@ -769,7 +769,7 @@
           <w:sz w:val="17"/>
           <w:u w:val="single"/>
         </w:rPr>
-        <w:t>those</w:t>
+        <w:t>to rehearse and make sense of</w:t>
       </w:r>
       <w:r>
         <w:rPr>
@@ -778,7 +778,7 @@
           <w:sz w:val="17"/>
           <w:u w:val="none"/>
         </w:rPr>
-        <w:t xml:space="preserve"> not posted  → 제시 교정: </w:t>
+        <w:t xml:space="preserve"> what happened …  → 제시 교정: </w:t>
       </w:r>
       <w:r>
         <w:rPr>
@@ -787,7 +787,7 @@
           <w:sz w:val="17"/>
           <w:u w:val="none"/>
         </w:rPr>
-        <w:t>that</w:t>
+        <w:t>rehearsing and making sense of</w:t>
       </w:r>
       <w:r>
         <w:rPr>
@@ -820,27 +820,18 @@
           <w:rFonts w:ascii="맑은 고딕" w:hAnsi="맑은 고딕" w:eastAsia="맑은 고딕"/>
           <w:b w:val="0"/>
           <w:sz w:val="17"/>
-          <w:u w:val="none"/>
-        </w:rPr>
-        <w:t xml:space="preserve">…, </w:t>
+          <w:u w:val="single"/>
+        </w:rPr>
+        <w:t>As a result</w:t>
       </w:r>
       <w:r>
         <w:rPr>
           <w:rFonts w:ascii="맑은 고딕" w:hAnsi="맑은 고딕" w:eastAsia="맑은 고딕"/>
           <w:b w:val="0"/>
           <w:sz w:val="17"/>
-          <w:u w:val="single"/>
-        </w:rPr>
-        <w:t>whereas</w:t>
-      </w:r>
-      <w:r>
-        <w:rPr>
-          <w:rFonts w:ascii="맑은 고딕" w:hAnsi="맑은 고딕" w:eastAsia="맑은 고딕"/>
-          <w:b w:val="0"/>
-          <w:sz w:val="17"/>
-          <w:u w:val="none"/>
-        </w:rPr>
-        <w:t xml:space="preserve"> those not shared may become inaccessible or forgotten.  → 제시 교정: </w:t>
+          <w:u w:val="none"/>
+        </w:rPr>
+        <w:t xml:space="preserve">, event details shared on social media are likely stabilized and remembered over time …  → 제시 교정: </w:t>
       </w:r>
       <w:r>
         <w:rPr>
@@ -849,7 +840,7 @@
           <w:sz w:val="17"/>
           <w:u w:val="none"/>
         </w:rPr>
-        <w:t>while</w:t>
+        <w:t>Consequently</w:t>
       </w:r>
       <w:r>
         <w:rPr>
@@ -910,7 +901,7 @@
           <w:sz w:val="17"/>
           <w:u w:val="none"/>
         </w:rPr>
-        <w:t>온라인에 기억을 공유하는 것은 개인이 일어난 일을 되새기고 이해하게 해 준다.</w:t>
+        <w:t>이는 아마도 온라인에서 기억을 공유하는 것이 개인으로 하여금 일어난 일을 되새기고 이해하게 해 주어, 결과적으로 장기 기억 유지를 촉진하기 때문일 것이다.</w:t>
       </w:r>
     </w:p>
     <w:p>
@@ -927,7 +918,7 @@
           <w:sz w:val="17"/>
           <w:u w:val="none"/>
         </w:rPr>
-        <w:t>share / memories / online / allow / individuals / to rehearse / and / make / of / what / happened / sensible</w:t>
+        <w:t>may be / this / memories / online / and / individuals / to rehearse / share / allow / make sense of / what happened / long-term memory retention / thus / which / facilitate</w:t>
       </w:r>
     </w:p>
     <w:p>
@@ -962,7 +953,7 @@
           <w:sz w:val="17"/>
           <w:u w:val="none"/>
         </w:rPr>
-        <w:t>소셜 미디어에 공유된 사건의 세부 내용은 시간이 지나도 안정되고 기억될 가능성이 크다.</w:t>
+        <w:t>그 결과, 소셜 미디어에서 공유된 사건의 세부 사항은 시간이 지나도 안정되어 기억되는 반면, 공유되지 않은 것은 접근 불가능해지거나 잊힐 수 있다.</w:t>
       </w:r>
     </w:p>
     <w:p>
@@ -979,7 +970,7 @@
           <w:sz w:val="17"/>
           <w:u w:val="none"/>
         </w:rPr>
-        <w:t>event details / share / on social media / are / stabilize / and / remember / over time / likelihood</w:t>
+        <w:t>event details / share / be / as a result / on social media / stabilized / likely / and / remembered / those / over time / not shared / or forgotten / may become / inaccessible / although</w:t>
       </w:r>
     </w:p>
     <w:p>
@@ -1040,7 +1031,7 @@
           <w:sz w:val="17"/>
           <w:u w:val="none"/>
         </w:rPr>
-        <w:t>소셜 미디어는 자전적 기억을 촉진하는 중요한 맥락의 역할을 한다.</w:t>
+        <w:t>소셜 미디어 플랫폼에 게시된 개인적 사건은 게시되지 않은 것보다 더 잘 기억되고 덜 잊힌다.</w:t>
       </w:r>
     </w:p>
     <w:p>
@@ -1057,7 +1048,7 @@
           <w:sz w:val="17"/>
           <w:u w:val="none"/>
         </w:rPr>
-        <w:t>social media / serves / as / an important context / to facilitate / autobiography / remembering</w:t>
+        <w:t>post / on social media platforms / are / personal events / less forgotten / those / than / and / better remembered / not posted</w:t>
       </w:r>
     </w:p>
     <w:p>
@@ -1136,7 +1127,7 @@
           <w:sz w:val="17"/>
           <w:u w:val="none"/>
         </w:rPr>
-        <w:t xml:space="preserve"> not posted — those가 가리키는 말을 본문에서(2단어): ______________</w:t>
+        <w:t xml:space="preserve"> not posted — those가 가리키는 말(2단어): ______________</w:t>
       </w:r>
     </w:p>
     <w:p>
@@ -1171,7 +1162,7 @@
           <w:sz w:val="17"/>
           <w:u w:val="none"/>
         </w:rPr>
-        <w:t xml:space="preserve"> may be because … — This가 가리키는 내용을 우리말로: ______________________________________</w:t>
+        <w:t xml:space="preserve"> may be because sharing memories online … — This가 가리키는 내용을 우리말로: ____________________________________________</w:t>
       </w:r>
     </w:p>
     <w:p>
@@ -1197,7 +1188,7 @@
           <w:sz w:val="17"/>
           <w:u w:val="none"/>
         </w:rPr>
-        <w:t xml:space="preserve">whereas </w:t>
+        <w:t xml:space="preserve">make sense of </w:t>
       </w:r>
       <w:r>
         <w:rPr>
@@ -1206,7 +1197,7 @@
           <w:sz w:val="17"/>
           <w:u w:val="none"/>
         </w:rPr>
-        <w:t>those</w:t>
+        <w:t>what happened</w:t>
       </w:r>
       <w:r>
         <w:rPr>
@@ -1215,7 +1206,7 @@
           <w:sz w:val="17"/>
           <w:u w:val="none"/>
         </w:rPr>
-        <w:t xml:space="preserve"> not shared — those가 가리키는 말을 본문에서(2단어): ______________</w:t>
+        <w:t xml:space="preserve"> — what happened가 가리키는 말을 본문에서(2단어): ______________</w:t>
       </w:r>
     </w:p>
     <w:p>
@@ -1241,7 +1232,25 @@
           <w:sz w:val="17"/>
           <w:u w:val="none"/>
         </w:rPr>
-        <w:t>can further serve as memory cues — 이 동사의 주어 두 가지를 본문에서(각 2단어): ______________ / ______________</w:t>
+        <w:t xml:space="preserve">whereas </w:t>
+      </w:r>
+      <w:r>
+        <w:rPr>
+          <w:rFonts w:ascii="맑은 고딕" w:hAnsi="맑은 고딕" w:eastAsia="맑은 고딕"/>
+          <w:b/>
+          <w:sz w:val="17"/>
+          <w:u w:val="none"/>
+        </w:rPr>
+        <w:t>those</w:t>
+      </w:r>
+      <w:r>
+        <w:rPr>
+          <w:rFonts w:ascii="맑은 고딕" w:hAnsi="맑은 고딕" w:eastAsia="맑은 고딕"/>
+          <w:b w:val="0"/>
+          <w:sz w:val="17"/>
+          <w:u w:val="none"/>
+        </w:rPr>
+        <w:t xml:space="preserve"> not shared may become inaccessible — those가 가리키는 말(2단어): ______________</w:t>
       </w:r>
     </w:p>
     <w:p>
@@ -1272,7 +1281,7 @@
     </w:p>
     <w:p>
       <w:pPr>
-        <w:spacing w:before="0" w:after="20" w:line="360" w:lineRule="auto"/>
+        <w:spacing w:before="0" w:after="20" w:line="300" w:lineRule="auto"/>
         <w:jc w:val="both"/>
         <w:snapToGrid w:val="0"/>
       </w:pPr>
@@ -1283,7 +1292,7 @@
           <w:sz w:val="17"/>
           <w:u w:val="none"/>
         </w:rPr>
-        <w:t xml:space="preserve">Travelers who keep a journal show the same effect. Writing down where they </w:t>
+        <w:t xml:space="preserve">The same effect shows up without a screen. A traveller who tells the story of her trip at dinner, and tells it again the next week, remembers the trip far better than one who keeps it to herself. Each retelling </w:t>
       </w:r>
       <w:r>
         <w:rPr>
@@ -1303,7 +1312,7 @@
           <w:sz w:val="17"/>
           <w:u w:val="none"/>
         </w:rPr>
-        <w:t>[ went / gone ]</w:t>
+        <w:t>[ forces / forcing ]</w:t>
       </w:r>
       <w:r>
         <w:rPr>
@@ -1312,7 +1321,7 @@
           <w:sz w:val="17"/>
           <w:u w:val="none"/>
         </w:rPr>
-        <w:t xml:space="preserve"> each evening makes them replay the day, and the notes </w:t>
+        <w:t xml:space="preserve"> her to put the events in order and decide what they meant. The questions her friends ask work like reminders, </w:t>
       </w:r>
       <w:r>
         <w:rPr>
@@ -1332,7 +1341,7 @@
           <w:sz w:val="17"/>
           <w:u w:val="none"/>
         </w:rPr>
-        <w:t>[ later / lately ]</w:t>
+        <w:t>[ pulling / pulled ]</w:t>
       </w:r>
       <w:r>
         <w:rPr>
@@ -1341,7 +1350,7 @@
           <w:sz w:val="17"/>
           <w:u w:val="none"/>
         </w:rPr>
-        <w:t xml:space="preserve"> work as reminders. Years afterward, the trips they wrote about </w:t>
+        <w:t xml:space="preserve"> up details she might otherwise lose. Memories </w:t>
       </w:r>
       <w:r>
         <w:rPr>
@@ -1361,7 +1370,7 @@
           <w:sz w:val="17"/>
           <w:u w:val="none"/>
         </w:rPr>
-        <w:t>[ remain / remains ]</w:t>
+        <w:t>[ that / what ]</w:t>
       </w:r>
       <w:r>
         <w:rPr>
@@ -1370,7 +1379,7 @@
           <w:sz w:val="17"/>
           <w:u w:val="none"/>
         </w:rPr>
-        <w:t xml:space="preserve"> vivid, while unrecorded ones fade into a blur.</w:t>
+        <w:t xml:space="preserve"> are never told, by contrast, slowly go quiet.</w:t>
       </w:r>
     </w:p>
     <w:p>
@@ -1422,7 +1431,7 @@
           <w:sz w:val="17"/>
           <w:u w:val="none"/>
         </w:rPr>
-        <w:t>Sharing events on social media strengthens long-term memory r____________.</w:t>
+        <w:t>Posting an event online helps people r____________ it again and again, so it stays in memory longer.</w:t>
       </w:r>
     </w:p>
     <w:p>
@@ -1465,25 +1474,7 @@
           <w:sz w:val="17"/>
           <w:u w:val="none"/>
         </w:rPr>
-        <w:t xml:space="preserve"> 다음 글에 대한 &lt;보기&gt;의 설명 중 </w:t>
-      </w:r>
-      <w:r>
-        <w:rPr>
-          <w:rFonts w:ascii="맑은 고딕" w:hAnsi="맑은 고딕" w:eastAsia="맑은 고딕"/>
-          <w:b w:val="0"/>
-          <w:sz w:val="17"/>
-          <w:u w:val="single"/>
-        </w:rPr>
-        <w:t>틀린</w:t>
-      </w:r>
-      <w:r>
-        <w:rPr>
-          <w:rFonts w:ascii="맑은 고딕" w:hAnsi="맑은 고딕" w:eastAsia="맑은 고딕"/>
-          <w:b w:val="0"/>
-          <w:sz w:val="17"/>
-          <w:u w:val="none"/>
-        </w:rPr>
-        <w:t xml:space="preserve"> 것만을 있는 대로 고른 것은? [3.3점]</w:t>
+        <w:t xml:space="preserve"> 다음 글의 내용을 한 문장으로 요약하고자 한다. 빈칸 (A), (B)에 들어갈 말로 가장 적절한 것은? [3.0점]</w:t>
       </w:r>
     </w:p>
     <w:p>
@@ -1506,7 +1497,135 @@
           <w:sz w:val="17"/>
           <w:u w:val="none"/>
         </w:rPr>
-        <w:t>Social media serves as an important context to facilitate autobiographical remembering. Personal events ⓐ</w:t>
+        <w:t>Social media provides a useful setting for recalling events from our own lives. Personal experiences that people post online are kept in memory better, and lost less often, than experiences they never post — regardless of what kind of experiences they are. One likely reason is that sharing a memory online gives people a chance to go over it again and to work out what it meant, which helps the memory last. Responses from others, such as comments and likes, together with technical features like algorithms and regular reminders, can act as additional prompts for the details that were posted. Consequently, details shared on social media tend to settle and remain in memory as time passes, while details that were never shared may fade or become impossible to retrieve.</w:t>
+      </w:r>
+    </w:p>
+    <w:p>
+      <w:pPr>
+        <w:spacing w:before="0" w:after="60" w:line="288" w:lineRule="auto"/>
+        <w:ind w:left="40"/>
+        <w:snapToGrid w:val="0"/>
+        <w:pBdr>
+          <w:top w:val="single" w:sz="4" w:space="2" w:color="C99B4E"/>
+          <w:left w:val="single" w:sz="4" w:space="2" w:color="C99B4E"/>
+          <w:bottom w:val="single" w:sz="4" w:space="2" w:color="C99B4E"/>
+          <w:right w:val="single" w:sz="4" w:space="2" w:color="C99B4E"/>
+        </w:pBdr>
+        <w:shd w:val="clear" w:color="auto" w:fill="FFF8E1"/>
+      </w:pPr>
+      <w:r>
+        <w:rPr>
+          <w:rFonts w:ascii="맑은 고딕" w:hAnsi="맑은 고딕" w:eastAsia="맑은 고딕"/>
+          <w:b w:val="0"/>
+          <w:sz w:val="17"/>
+          <w:u w:val="none"/>
+        </w:rPr>
+        <w:t>Sharing personal events on social media helps people (A) ________ them in memory, because posting lets them go over the events again and online responses act as (B) ________ for the details.</w:t>
+      </w:r>
+    </w:p>
+    <w:p>
+      <w:pPr>
+        <w:spacing w:before="0" w:after="0" w:line="269" w:lineRule="auto"/>
+        <w:ind w:left="180" w:hanging="180"/>
+        <w:snapToGrid w:val="0"/>
+      </w:pPr>
+      <w:r>
+        <w:rPr>
+          <w:rFonts w:ascii="맑은 고딕" w:hAnsi="맑은 고딕" w:eastAsia="맑은 고딕"/>
+          <w:b w:val="0"/>
+          <w:sz w:val="17"/>
+          <w:u w:val="none"/>
+        </w:rPr>
+        <w:t>① (A) lose  (B) reminders</w:t>
+      </w:r>
+    </w:p>
+    <w:p>
+      <w:pPr>
+        <w:spacing w:before="0" w:after="0" w:line="269" w:lineRule="auto"/>
+        <w:ind w:left="180" w:hanging="180"/>
+        <w:snapToGrid w:val="0"/>
+      </w:pPr>
+      <w:r>
+        <w:rPr>
+          <w:rFonts w:ascii="맑은 고딕" w:hAnsi="맑은 고딕" w:eastAsia="맑은 고딕"/>
+          <w:b w:val="0"/>
+          <w:sz w:val="17"/>
+          <w:u w:val="none"/>
+        </w:rPr>
+        <w:t>② (A) keep  (B) reminders</w:t>
+      </w:r>
+    </w:p>
+    <w:p>
+      <w:pPr>
+        <w:spacing w:before="0" w:after="0" w:line="269" w:lineRule="auto"/>
+        <w:ind w:left="180" w:hanging="180"/>
+        <w:snapToGrid w:val="0"/>
+      </w:pPr>
+      <w:r>
+        <w:rPr>
+          <w:rFonts w:ascii="맑은 고딕" w:hAnsi="맑은 고딕" w:eastAsia="맑은 고딕"/>
+          <w:b w:val="0"/>
+          <w:sz w:val="17"/>
+          <w:u w:val="none"/>
+        </w:rPr>
+        <w:t>③ (A) keep  (B) distractions</w:t>
+      </w:r>
+    </w:p>
+    <w:p>
+      <w:pPr>
+        <w:spacing w:before="0" w:after="0" w:line="269" w:lineRule="auto"/>
+        <w:ind w:left="180" w:hanging="180"/>
+        <w:snapToGrid w:val="0"/>
+      </w:pPr>
+      <w:r>
+        <w:rPr>
+          <w:rFonts w:ascii="맑은 고딕" w:hAnsi="맑은 고딕" w:eastAsia="맑은 고딕"/>
+          <w:b w:val="0"/>
+          <w:sz w:val="17"/>
+          <w:u w:val="none"/>
+        </w:rPr>
+        <w:t>④ (A) lose  (B) rewards</w:t>
+      </w:r>
+    </w:p>
+    <w:p>
+      <w:pPr>
+        <w:spacing w:before="0" w:after="0" w:line="269" w:lineRule="auto"/>
+        <w:ind w:left="180" w:hanging="180"/>
+        <w:snapToGrid w:val="0"/>
+      </w:pPr>
+      <w:r>
+        <w:rPr>
+          <w:rFonts w:ascii="맑은 고딕" w:hAnsi="맑은 고딕" w:eastAsia="맑은 고딕"/>
+          <w:b w:val="0"/>
+          <w:sz w:val="17"/>
+          <w:u w:val="none"/>
+        </w:rPr>
+        <w:t>⑤ (A) keep  (B) rewards</w:t>
+      </w:r>
+    </w:p>
+    <w:p>
+      <w:pPr>
+        <w:keepNext/>
+        <w:spacing w:before="80" w:after="20" w:line="276" w:lineRule="auto"/>
+        <w:snapToGrid w:val="0"/>
+      </w:pPr>
+      <w:r>
+        <w:rPr>
+          <w:rFonts w:ascii="맑은 고딕" w:hAnsi="맑은 고딕" w:eastAsia="맑은 고딕"/>
+          <w:b/>
+          <w:sz w:val="17"/>
+          <w:u w:val="none"/>
+        </w:rPr>
+        <w:t>35-2.</w:t>
+      </w:r>
+      <w:r>
+        <w:rPr>
+          <w:rFonts w:ascii="맑은 고딕" w:hAnsi="맑은 고딕" w:eastAsia="맑은 고딕"/>
+          <w:b w:val="0"/>
+          <w:sz w:val="17"/>
+          <w:u w:val="none"/>
+        </w:rPr>
+        <w:t xml:space="preserve"> [A]와 [B]를 읽고 이해한 것으로 가장 적절하지 </w:t>
       </w:r>
       <w:r>
         <w:rPr>
@@ -1515,7 +1634,7 @@
           <w:sz w:val="17"/>
           <w:u w:val="single"/>
         </w:rPr>
-        <w:t>posted</w:t>
+        <w:t>않은</w:t>
       </w:r>
       <w:r>
         <w:rPr>
@@ -1524,7 +1643,158 @@
           <w:sz w:val="17"/>
           <w:u w:val="none"/>
         </w:rPr>
-        <w:t xml:space="preserve"> on social media platforms are better remembered and less forgotten than those not posted, independent of the characteristics of the events. This may be because sharing memories online allows individuals to rehearse and make sense of what happened, thus facilitating long-term memory retention. Online feedback such as comments and likes as well as technological features such as algorithms and periodic reminders can further serve as memory cues for the posted event details. (A) ________, event details shared on social media are likely stabilized and remembered over time, whereas those not shared may become ⓑ</w:t>
+        <w:t xml:space="preserve"> 것은? [3.2점]</w:t>
+      </w:r>
+    </w:p>
+    <w:p>
+      <w:pPr>
+        <w:spacing w:before="0" w:after="60" w:line="288" w:lineRule="auto"/>
+        <w:ind w:left="40"/>
+        <w:snapToGrid w:val="0"/>
+        <w:pBdr>
+          <w:top w:val="single" w:sz="4" w:space="2" w:color="999999"/>
+          <w:left w:val="single" w:sz="4" w:space="2" w:color="999999"/>
+          <w:bottom w:val="single" w:sz="4" w:space="2" w:color="999999"/>
+          <w:right w:val="single" w:sz="4" w:space="2" w:color="999999"/>
+        </w:pBdr>
+        <w:shd w:val="clear" w:color="auto" w:fill="F6F3EA"/>
+      </w:pPr>
+      <w:r>
+        <w:rPr>
+          <w:rFonts w:ascii="맑은 고딕" w:hAnsi="맑은 고딕" w:eastAsia="맑은 고딕"/>
+          <w:b w:val="0"/>
+          <w:sz w:val="17"/>
+          <w:u w:val="none"/>
+        </w:rPr>
+        <w:t>[A] Personal events posted on social media platforms are better remembered and less forgotten than those not posted, independent of the characteristics of the events. This may be because sharing memories online allows individuals to rehearse and make sense of what happened, thus facilitating long-term memory retention. Online feedback such as comments and likes as well as technological features such as algorithms and periodic reminders can further serve as memory cues for the posted event details.</w:t>
+      </w:r>
+    </w:p>
+    <w:p>
+      <w:pPr>
+        <w:spacing w:before="0" w:after="60" w:line="288" w:lineRule="auto"/>
+        <w:ind w:left="40"/>
+        <w:snapToGrid w:val="0"/>
+        <w:pBdr>
+          <w:top w:val="single" w:sz="4" w:space="2" w:color="6B7FB8"/>
+          <w:left w:val="single" w:sz="4" w:space="2" w:color="6B7FB8"/>
+          <w:bottom w:val="single" w:sz="4" w:space="2" w:color="6B7FB8"/>
+          <w:right w:val="single" w:sz="4" w:space="2" w:color="6B7FB8"/>
+        </w:pBdr>
+        <w:shd w:val="clear" w:color="auto" w:fill="EEF2FF"/>
+      </w:pPr>
+      <w:r>
+        <w:rPr>
+          <w:rFonts w:ascii="맑은 고딕" w:hAnsi="맑은 고딕" w:eastAsia="맑은 고딕"/>
+          <w:b w:val="0"/>
+          <w:sz w:val="17"/>
+          <w:u w:val="none"/>
+        </w:rPr>
+        <w:t>[B] The same effect shows up without a screen. A traveller who tells the story of her trip at dinner, and tells it again the next week, remembers the trip far better than one who keeps it to herself. Each retelling forces her to put the events in order and decide what they meant. The questions her friends ask work like reminders, pulling up details she might otherwise lose. Memories that are never told, by contrast, slowly go quiet.</w:t>
+      </w:r>
+    </w:p>
+    <w:p>
+      <w:pPr>
+        <w:spacing w:before="0" w:after="0" w:line="269" w:lineRule="auto"/>
+        <w:ind w:left="180" w:hanging="180"/>
+        <w:snapToGrid w:val="0"/>
+      </w:pPr>
+      <w:r>
+        <w:rPr>
+          <w:rFonts w:ascii="맑은 고딕" w:hAnsi="맑은 고딕" w:eastAsia="맑은 고딕"/>
+          <w:b w:val="0"/>
+          <w:sz w:val="17"/>
+          <w:u w:val="none"/>
+        </w:rPr>
+        <w:t>① Both texts hold that going over an event again helps it stay in memory.</w:t>
+      </w:r>
+    </w:p>
+    <w:p>
+      <w:pPr>
+        <w:spacing w:before="0" w:after="0" w:line="269" w:lineRule="auto"/>
+        <w:ind w:left="180" w:hanging="180"/>
+        <w:snapToGrid w:val="0"/>
+      </w:pPr>
+      <w:r>
+        <w:rPr>
+          <w:rFonts w:ascii="맑은 고딕" w:hAnsi="맑은 고딕" w:eastAsia="맑은 고딕"/>
+          <w:b w:val="0"/>
+          <w:sz w:val="17"/>
+          <w:u w:val="none"/>
+        </w:rPr>
+        <w:t>② In [A], comments and likes play the role that the friends’ questions play in [B].</w:t>
+      </w:r>
+    </w:p>
+    <w:p>
+      <w:pPr>
+        <w:spacing w:before="0" w:after="0" w:line="269" w:lineRule="auto"/>
+        <w:ind w:left="180" w:hanging="180"/>
+        <w:snapToGrid w:val="0"/>
+      </w:pPr>
+      <w:r>
+        <w:rPr>
+          <w:rFonts w:ascii="맑은 고딕" w:hAnsi="맑은 고딕" w:eastAsia="맑은 고딕"/>
+          <w:b w:val="0"/>
+          <w:sz w:val="17"/>
+          <w:u w:val="none"/>
+        </w:rPr>
+        <w:t>③ Both texts contrast events that are shared with events that are kept to oneself.</w:t>
+      </w:r>
+    </w:p>
+    <w:p>
+      <w:pPr>
+        <w:spacing w:before="0" w:after="0" w:line="269" w:lineRule="auto"/>
+        <w:ind w:left="180" w:hanging="180"/>
+        <w:snapToGrid w:val="0"/>
+      </w:pPr>
+      <w:r>
+        <w:rPr>
+          <w:rFonts w:ascii="맑은 고딕" w:hAnsi="맑은 고딕" w:eastAsia="맑은 고딕"/>
+          <w:b w:val="0"/>
+          <w:sz w:val="17"/>
+          <w:u w:val="none"/>
+        </w:rPr>
+        <w:t>④ [B] suggests that retelling a trip too often makes the memory less accurate, a point that [A] does not mention.</w:t>
+      </w:r>
+    </w:p>
+    <w:p>
+      <w:pPr>
+        <w:spacing w:before="0" w:after="0" w:line="269" w:lineRule="auto"/>
+        <w:ind w:left="180" w:hanging="180"/>
+        <w:snapToGrid w:val="0"/>
+      </w:pPr>
+      <w:r>
+        <w:rPr>
+          <w:rFonts w:ascii="맑은 고딕" w:hAnsi="맑은 고딕" w:eastAsia="맑은 고딕"/>
+          <w:b w:val="0"/>
+          <w:sz w:val="17"/>
+          <w:u w:val="none"/>
+        </w:rPr>
+        <w:t>⑤ [A] explains the effect through the idea of rehearsal, while [B] illustrates it with one concrete person.</w:t>
+      </w:r>
+    </w:p>
+    <w:p>
+      <w:pPr>
+        <w:keepNext/>
+        <w:spacing w:before="80" w:after="20" w:line="276" w:lineRule="auto"/>
+        <w:snapToGrid w:val="0"/>
+      </w:pPr>
+      <w:r>
+        <w:rPr>
+          <w:rFonts w:ascii="맑은 고딕" w:hAnsi="맑은 고딕" w:eastAsia="맑은 고딕"/>
+          <w:b/>
+          <w:sz w:val="17"/>
+          <w:u w:val="none"/>
+        </w:rPr>
+        <w:t>35-3.</w:t>
+      </w:r>
+      <w:r>
+        <w:rPr>
+          <w:rFonts w:ascii="맑은 고딕" w:hAnsi="맑은 고딕" w:eastAsia="맑은 고딕"/>
+          <w:b w:val="0"/>
+          <w:sz w:val="17"/>
+          <w:u w:val="none"/>
+        </w:rPr>
+        <w:t xml:space="preserve"> 다음 글의 밑줄 친 ⓐ ~ ⓕ 중, 어법상 </w:t>
       </w:r>
       <w:r>
         <w:rPr>
@@ -1533,7 +1803,7 @@
           <w:sz w:val="17"/>
           <w:u w:val="single"/>
         </w:rPr>
-        <w:t>inaccessible</w:t>
+        <w:t>틀린</w:t>
       </w:r>
       <w:r>
         <w:rPr>
@@ -1542,7 +1812,835 @@
           <w:sz w:val="17"/>
           <w:u w:val="none"/>
         </w:rPr>
+        <w:t xml:space="preserve"> 것을 모두 고른 것은? [3.1점]</w:t>
+      </w:r>
+    </w:p>
+    <w:p>
+      <w:pPr>
+        <w:spacing w:before="0" w:after="60" w:line="288" w:lineRule="auto"/>
+        <w:ind w:left="40"/>
+        <w:snapToGrid w:val="0"/>
+        <w:pBdr>
+          <w:top w:val="single" w:sz="4" w:space="2" w:color="999999"/>
+          <w:left w:val="single" w:sz="4" w:space="2" w:color="999999"/>
+          <w:bottom w:val="single" w:sz="4" w:space="2" w:color="999999"/>
+          <w:right w:val="single" w:sz="4" w:space="2" w:color="999999"/>
+        </w:pBdr>
+        <w:shd w:val="clear" w:color="auto" w:fill="F6F3EA"/>
+      </w:pPr>
+      <w:r>
+        <w:rPr>
+          <w:rFonts w:ascii="맑은 고딕" w:hAnsi="맑은 고딕" w:eastAsia="맑은 고딕"/>
+          <w:b w:val="0"/>
+          <w:sz w:val="17"/>
+          <w:u w:val="none"/>
+        </w:rPr>
+        <w:t>Social media serves as an important context ⓐ</w:t>
+      </w:r>
+      <w:r>
+        <w:rPr>
+          <w:rFonts w:ascii="맑은 고딕" w:hAnsi="맑은 고딕" w:eastAsia="맑은 고딕"/>
+          <w:b w:val="0"/>
+          <w:sz w:val="17"/>
+          <w:u w:val="single"/>
+        </w:rPr>
+        <w:t>facilitates</w:t>
+      </w:r>
+      <w:r>
+        <w:rPr>
+          <w:rFonts w:ascii="맑은 고딕" w:hAnsi="맑은 고딕" w:eastAsia="맑은 고딕"/>
+          <w:b w:val="0"/>
+          <w:sz w:val="17"/>
+          <w:u w:val="none"/>
+        </w:rPr>
+        <w:t xml:space="preserve"> autobiographical remembering. Personal events ⓑ</w:t>
+      </w:r>
+      <w:r>
+        <w:rPr>
+          <w:rFonts w:ascii="맑은 고딕" w:hAnsi="맑은 고딕" w:eastAsia="맑은 고딕"/>
+          <w:b w:val="0"/>
+          <w:sz w:val="17"/>
+          <w:u w:val="single"/>
+        </w:rPr>
+        <w:t>posted</w:t>
+      </w:r>
+      <w:r>
+        <w:rPr>
+          <w:rFonts w:ascii="맑은 고딕" w:hAnsi="맑은 고딕" w:eastAsia="맑은 고딕"/>
+          <w:b w:val="0"/>
+          <w:sz w:val="17"/>
+          <w:u w:val="none"/>
+        </w:rPr>
+        <w:t xml:space="preserve"> on social media platforms are better remembered and less forgotten than those not posted, independent of the characteristics of the events. This may be because sharing memories online ⓒ</w:t>
+      </w:r>
+      <w:r>
+        <w:rPr>
+          <w:rFonts w:ascii="맑은 고딕" w:hAnsi="맑은 고딕" w:eastAsia="맑은 고딕"/>
+          <w:b w:val="0"/>
+          <w:sz w:val="17"/>
+          <w:u w:val="single"/>
+        </w:rPr>
+        <w:t>allow</w:t>
+      </w:r>
+      <w:r>
+        <w:rPr>
+          <w:rFonts w:ascii="맑은 고딕" w:hAnsi="맑은 고딕" w:eastAsia="맑은 고딕"/>
+          <w:b w:val="0"/>
+          <w:sz w:val="17"/>
+          <w:u w:val="none"/>
+        </w:rPr>
+        <w:t xml:space="preserve"> individuals to rehearse and make sense of what happened, thus ⓓ</w:t>
+      </w:r>
+      <w:r>
+        <w:rPr>
+          <w:rFonts w:ascii="맑은 고딕" w:hAnsi="맑은 고딕" w:eastAsia="맑은 고딕"/>
+          <w:b w:val="0"/>
+          <w:sz w:val="17"/>
+          <w:u w:val="single"/>
+        </w:rPr>
+        <w:t>facilitating</w:t>
+      </w:r>
+      <w:r>
+        <w:rPr>
+          <w:rFonts w:ascii="맑은 고딕" w:hAnsi="맑은 고딕" w:eastAsia="맑은 고딕"/>
+          <w:b w:val="0"/>
+          <w:sz w:val="17"/>
+          <w:u w:val="none"/>
+        </w:rPr>
+        <w:t xml:space="preserve"> long-term memory retention. Online feedback such as comments and likes as well as technological features such as algorithms and periodic reminders can further serve as memory cues for the posted event details. As a result, event details ⓔ</w:t>
+      </w:r>
+      <w:r>
+        <w:rPr>
+          <w:rFonts w:ascii="맑은 고딕" w:hAnsi="맑은 고딕" w:eastAsia="맑은 고딕"/>
+          <w:b w:val="0"/>
+          <w:sz w:val="17"/>
+          <w:u w:val="single"/>
+        </w:rPr>
+        <w:t>shared</w:t>
+      </w:r>
+      <w:r>
+        <w:rPr>
+          <w:rFonts w:ascii="맑은 고딕" w:hAnsi="맑은 고딕" w:eastAsia="맑은 고딕"/>
+          <w:b w:val="0"/>
+          <w:sz w:val="17"/>
+          <w:u w:val="none"/>
+        </w:rPr>
+        <w:t xml:space="preserve"> on social media are likely stabilized and remembered over time, whereas those not shared may become inaccessible or ⓕ</w:t>
+      </w:r>
+      <w:r>
+        <w:rPr>
+          <w:rFonts w:ascii="맑은 고딕" w:hAnsi="맑은 고딕" w:eastAsia="맑은 고딕"/>
+          <w:b w:val="0"/>
+          <w:sz w:val="17"/>
+          <w:u w:val="single"/>
+        </w:rPr>
+        <w:t>forgetting</w:t>
+      </w:r>
+      <w:r>
+        <w:rPr>
+          <w:rFonts w:ascii="맑은 고딕" w:hAnsi="맑은 고딕" w:eastAsia="맑은 고딕"/>
+          <w:b w:val="0"/>
+          <w:sz w:val="17"/>
+          <w:u w:val="none"/>
+        </w:rPr>
+        <w:t>.</w:t>
+      </w:r>
+    </w:p>
+    <w:p>
+      <w:pPr>
+        <w:spacing w:before="0" w:after="20" w:line="276" w:lineRule="auto"/>
+        <w:ind w:left="80"/>
+        <w:snapToGrid w:val="0"/>
+      </w:pPr>
+      <w:r>
+        <w:rPr>
+          <w:rFonts w:ascii="맑은 고딕" w:hAnsi="맑은 고딕" w:eastAsia="맑은 고딕"/>
+          <w:b w:val="0"/>
+          <w:sz w:val="17"/>
+          <w:u w:val="none"/>
+        </w:rPr>
+        <w:t>① ⓐ, ⓑ    ② ⓑ, ⓓ, ⓔ    ③ ⓐ, ⓒ, ⓕ    ④ ⓒ, ⓓ    ⑤ ⓐ, ⓔ, ⓕ</w:t>
+      </w:r>
+    </w:p>
+    <w:p>
+      <w:pPr>
+        <w:keepNext/>
+        <w:spacing w:before="80" w:after="20" w:line="276" w:lineRule="auto"/>
+        <w:snapToGrid w:val="0"/>
+      </w:pPr>
+      <w:r>
+        <w:rPr>
+          <w:rFonts w:ascii="맑은 고딕" w:hAnsi="맑은 고딕" w:eastAsia="맑은 고딕"/>
+          <w:b/>
+          <w:sz w:val="17"/>
+          <w:u w:val="none"/>
+        </w:rPr>
+        <w:t>35-4.</w:t>
+      </w:r>
+      <w:r>
+        <w:rPr>
+          <w:rFonts w:ascii="맑은 고딕" w:hAnsi="맑은 고딕" w:eastAsia="맑은 고딕"/>
+          <w:b w:val="0"/>
+          <w:sz w:val="17"/>
+          <w:u w:val="none"/>
+        </w:rPr>
+        <w:t xml:space="preserve"> 다음 글의 빈칸에 들어갈 말로 가장 적절한 것은? [3.1점]</w:t>
+      </w:r>
+    </w:p>
+    <w:p>
+      <w:pPr>
+        <w:spacing w:before="0" w:after="60" w:line="288" w:lineRule="auto"/>
+        <w:ind w:left="40"/>
+        <w:snapToGrid w:val="0"/>
+        <w:pBdr>
+          <w:top w:val="single" w:sz="4" w:space="2" w:color="999999"/>
+          <w:left w:val="single" w:sz="4" w:space="2" w:color="999999"/>
+          <w:bottom w:val="single" w:sz="4" w:space="2" w:color="999999"/>
+          <w:right w:val="single" w:sz="4" w:space="2" w:color="999999"/>
+        </w:pBdr>
+        <w:shd w:val="clear" w:color="auto" w:fill="F6F3EA"/>
+      </w:pPr>
+      <w:r>
+        <w:rPr>
+          <w:rFonts w:ascii="맑은 고딕" w:hAnsi="맑은 고딕" w:eastAsia="맑은 고딕"/>
+          <w:b w:val="0"/>
+          <w:sz w:val="17"/>
+          <w:u w:val="none"/>
+        </w:rPr>
+        <w:t>Social media provides a useful setting for recalling events from our own lives. Personal experiences that people post online are kept in memory better, and lost less often, than experiences they never post — regardless of what kind of experiences they are. One likely reason is that sharing a memory online gives people a chance to go over it again and to work out what it meant, which helps the memory last. Responses from others, such as comments and likes, together with technical features like algorithms and regular reminders, can act as additional prompts for the details that were posted. As a result, event details shared on social media are likely stabilized and remembered over time, whereas those not shared ________________________.</w:t>
+      </w:r>
+    </w:p>
+    <w:p>
+      <w:pPr>
+        <w:spacing w:before="0" w:after="0" w:line="269" w:lineRule="auto"/>
+        <w:ind w:left="180" w:hanging="180"/>
+        <w:snapToGrid w:val="0"/>
+      </w:pPr>
+      <w:r>
+        <w:rPr>
+          <w:rFonts w:ascii="맑은 고딕" w:hAnsi="맑은 고딕" w:eastAsia="맑은 고딕"/>
+          <w:b w:val="0"/>
+          <w:sz w:val="17"/>
+          <w:u w:val="none"/>
+        </w:rPr>
+        <w:t>① may fade or become impossible to retrieve</w:t>
+      </w:r>
+    </w:p>
+    <w:p>
+      <w:pPr>
+        <w:spacing w:before="0" w:after="0" w:line="269" w:lineRule="auto"/>
+        <w:ind w:left="180" w:hanging="180"/>
+        <w:snapToGrid w:val="0"/>
+      </w:pPr>
+      <w:r>
+        <w:rPr>
+          <w:rFonts w:ascii="맑은 고딕" w:hAnsi="맑은 고딕" w:eastAsia="맑은 고딕"/>
+          <w:b w:val="0"/>
+          <w:sz w:val="17"/>
+          <w:u w:val="none"/>
+        </w:rPr>
+        <w:t>② are often recalled more vividly in private</w:t>
+      </w:r>
+    </w:p>
+    <w:p>
+      <w:pPr>
+        <w:spacing w:before="0" w:after="0" w:line="269" w:lineRule="auto"/>
+        <w:ind w:left="180" w:hanging="180"/>
+        <w:snapToGrid w:val="0"/>
+      </w:pPr>
+      <w:r>
+        <w:rPr>
+          <w:rFonts w:ascii="맑은 고딕" w:hAnsi="맑은 고딕" w:eastAsia="맑은 고딕"/>
+          <w:b w:val="0"/>
+          <w:sz w:val="17"/>
+          <w:u w:val="none"/>
+        </w:rPr>
+        <w:t>③ tend to be rehearsed just as frequently</w:t>
+      </w:r>
+    </w:p>
+    <w:p>
+      <w:pPr>
+        <w:spacing w:before="0" w:after="0" w:line="269" w:lineRule="auto"/>
+        <w:ind w:left="180" w:hanging="180"/>
+        <w:snapToGrid w:val="0"/>
+      </w:pPr>
+      <w:r>
+        <w:rPr>
+          <w:rFonts w:ascii="맑은 고딕" w:hAnsi="맑은 고딕" w:eastAsia="맑은 고딕"/>
+          <w:b w:val="0"/>
+          <w:sz w:val="17"/>
+          <w:u w:val="none"/>
+        </w:rPr>
+        <w:t>④ become memory cues for the posted events</w:t>
+      </w:r>
+    </w:p>
+    <w:p>
+      <w:pPr>
+        <w:spacing w:before="0" w:after="0" w:line="269" w:lineRule="auto"/>
+        <w:ind w:left="180" w:hanging="180"/>
+        <w:snapToGrid w:val="0"/>
+      </w:pPr>
+      <w:r>
+        <w:rPr>
+          <w:rFonts w:ascii="맑은 고딕" w:hAnsi="맑은 고딕" w:eastAsia="맑은 고딕"/>
+          <w:b w:val="0"/>
+          <w:sz w:val="17"/>
+          <w:u w:val="none"/>
+        </w:rPr>
+        <w:t>⑤ are usually shared later anyway</w:t>
+      </w:r>
+    </w:p>
+    <w:p>
+      <w:pPr>
+        <w:keepNext/>
+        <w:spacing w:before="80" w:after="20" w:line="276" w:lineRule="auto"/>
+        <w:snapToGrid w:val="0"/>
+      </w:pPr>
+      <w:r>
+        <w:rPr>
+          <w:rFonts w:ascii="맑은 고딕" w:hAnsi="맑은 고딕" w:eastAsia="맑은 고딕"/>
+          <w:b/>
+          <w:sz w:val="17"/>
+          <w:u w:val="none"/>
+        </w:rPr>
+        <w:t>35-5.</w:t>
+      </w:r>
+      <w:r>
+        <w:rPr>
+          <w:rFonts w:ascii="맑은 고딕" w:hAnsi="맑은 고딕" w:eastAsia="맑은 고딕"/>
+          <w:b w:val="0"/>
+          <w:sz w:val="17"/>
+          <w:u w:val="none"/>
+        </w:rPr>
+        <w:t xml:space="preserve"> According to the passage, which of the following is </w:t>
+      </w:r>
+      <w:r>
+        <w:rPr>
+          <w:rFonts w:ascii="맑은 고딕" w:hAnsi="맑은 고딕" w:eastAsia="맑은 고딕"/>
+          <w:b w:val="0"/>
+          <w:sz w:val="17"/>
+          <w:u w:val="single"/>
+        </w:rPr>
+        <w:t>NOT</w:t>
+      </w:r>
+      <w:r>
+        <w:rPr>
+          <w:rFonts w:ascii="맑은 고딕" w:hAnsi="맑은 고딕" w:eastAsia="맑은 고딕"/>
+          <w:b w:val="0"/>
+          <w:sz w:val="17"/>
+          <w:u w:val="none"/>
+        </w:rPr>
+        <w:t xml:space="preserve"> true? [2.8점]</w:t>
+      </w:r>
+    </w:p>
+    <w:p>
+      <w:pPr>
+        <w:spacing w:before="0" w:after="60" w:line="288" w:lineRule="auto"/>
+        <w:ind w:left="40"/>
+        <w:snapToGrid w:val="0"/>
+        <w:pBdr>
+          <w:top w:val="single" w:sz="4" w:space="2" w:color="999999"/>
+          <w:left w:val="single" w:sz="4" w:space="2" w:color="999999"/>
+          <w:bottom w:val="single" w:sz="4" w:space="2" w:color="999999"/>
+          <w:right w:val="single" w:sz="4" w:space="2" w:color="999999"/>
+        </w:pBdr>
+        <w:shd w:val="clear" w:color="auto" w:fill="F6F3EA"/>
+      </w:pPr>
+      <w:r>
+        <w:rPr>
+          <w:rFonts w:ascii="맑은 고딕" w:hAnsi="맑은 고딕" w:eastAsia="맑은 고딕"/>
+          <w:b w:val="0"/>
+          <w:sz w:val="17"/>
+          <w:u w:val="none"/>
+        </w:rPr>
+        <w:t>Social media provides a useful setting for recalling events from our own lives. Personal experiences that people post online are kept in memory better, and lost less often, than experiences they never post — regardless of what kind of experiences they are. One likely reason is that sharing a memory online gives people a chance to go over it again and to work out what it meant, which helps the memory last. Responses from others, such as comments and likes, together with technical features like algorithms and regular reminders, can act as additional prompts for the details that were posted. Consequently, details shared on social media tend to settle and remain in memory as time passes, while details that were never shared may fade or become impossible to retrieve.</w:t>
+      </w:r>
+    </w:p>
+    <w:p>
+      <w:pPr>
+        <w:spacing w:before="0" w:after="0" w:line="269" w:lineRule="auto"/>
+        <w:ind w:left="180" w:hanging="180"/>
+        <w:snapToGrid w:val="0"/>
+      </w:pPr>
+      <w:r>
+        <w:rPr>
+          <w:rFonts w:ascii="맑은 고딕" w:hAnsi="맑은 고딕" w:eastAsia="맑은 고딕"/>
+          <w:b w:val="0"/>
+          <w:sz w:val="17"/>
+          <w:u w:val="none"/>
+        </w:rPr>
+        <w:t>① Events people post online are remembered better than events they keep to themselves.</w:t>
+      </w:r>
+    </w:p>
+    <w:p>
+      <w:pPr>
+        <w:spacing w:before="0" w:after="0" w:line="269" w:lineRule="auto"/>
+        <w:ind w:left="180" w:hanging="180"/>
+        <w:snapToGrid w:val="0"/>
+      </w:pPr>
+      <w:r>
+        <w:rPr>
+          <w:rFonts w:ascii="맑은 고딕" w:hAnsi="맑은 고딕" w:eastAsia="맑은 고딕"/>
+          <w:b w:val="0"/>
+          <w:sz w:val="17"/>
+          <w:u w:val="none"/>
+        </w:rPr>
+        <w:t>② The memory advantage of posting does not depend on what kind of event it is.</w:t>
+      </w:r>
+    </w:p>
+    <w:p>
+      <w:pPr>
+        <w:spacing w:before="0" w:after="0" w:line="269" w:lineRule="auto"/>
+        <w:ind w:left="180" w:hanging="180"/>
+        <w:snapToGrid w:val="0"/>
+      </w:pPr>
+      <w:r>
+        <w:rPr>
+          <w:rFonts w:ascii="맑은 고딕" w:hAnsi="맑은 고딕" w:eastAsia="맑은 고딕"/>
+          <w:b w:val="0"/>
+          <w:sz w:val="17"/>
+          <w:u w:val="none"/>
+        </w:rPr>
+        <w:t>③ Posting gives people a chance to go over an event again and work out what it meant.</w:t>
+      </w:r>
+    </w:p>
+    <w:p>
+      <w:pPr>
+        <w:spacing w:before="0" w:after="0" w:line="269" w:lineRule="auto"/>
+        <w:ind w:left="180" w:hanging="180"/>
+        <w:snapToGrid w:val="0"/>
+      </w:pPr>
+      <w:r>
+        <w:rPr>
+          <w:rFonts w:ascii="맑은 고딕" w:hAnsi="맑은 고딕" w:eastAsia="맑은 고딕"/>
+          <w:b w:val="0"/>
+          <w:sz w:val="17"/>
+          <w:u w:val="none"/>
+        </w:rPr>
+        <w:t>④ Comments and likes weaken memory because they pull attention away from the original event.</w:t>
+      </w:r>
+    </w:p>
+    <w:p>
+      <w:pPr>
+        <w:spacing w:before="0" w:after="0" w:line="269" w:lineRule="auto"/>
+        <w:ind w:left="180" w:hanging="180"/>
+        <w:snapToGrid w:val="0"/>
+      </w:pPr>
+      <w:r>
+        <w:rPr>
+          <w:rFonts w:ascii="맑은 고딕" w:hAnsi="맑은 고딕" w:eastAsia="맑은 고딕"/>
+          <w:b w:val="0"/>
+          <w:sz w:val="17"/>
+          <w:u w:val="none"/>
+        </w:rPr>
+        <w:t>⑤ Details that were never shared may become impossible to retrieve later.</w:t>
+      </w:r>
+    </w:p>
+    <w:p>
+      <w:pPr>
+        <w:keepNext/>
+        <w:spacing w:before="80" w:after="20" w:line="276" w:lineRule="auto"/>
+        <w:snapToGrid w:val="0"/>
+      </w:pPr>
+      <w:r>
+        <w:rPr>
+          <w:rFonts w:ascii="맑은 고딕" w:hAnsi="맑은 고딕" w:eastAsia="맑은 고딕"/>
+          <w:b/>
+          <w:sz w:val="17"/>
+          <w:u w:val="none"/>
+        </w:rPr>
+        <w:t>35-6.</w:t>
+      </w:r>
+      <w:r>
+        <w:rPr>
+          <w:rFonts w:ascii="맑은 고딕" w:hAnsi="맑은 고딕" w:eastAsia="맑은 고딕"/>
+          <w:b w:val="0"/>
+          <w:sz w:val="17"/>
+          <w:u w:val="none"/>
+        </w:rPr>
+        <w:t xml:space="preserve"> What is the main idea of the passage? [2.8점]</w:t>
+      </w:r>
+    </w:p>
+    <w:p>
+      <w:pPr>
+        <w:spacing w:before="0" w:after="60" w:line="288" w:lineRule="auto"/>
+        <w:ind w:left="40"/>
+        <w:snapToGrid w:val="0"/>
+        <w:pBdr>
+          <w:top w:val="single" w:sz="4" w:space="2" w:color="999999"/>
+          <w:left w:val="single" w:sz="4" w:space="2" w:color="999999"/>
+          <w:bottom w:val="single" w:sz="4" w:space="2" w:color="999999"/>
+          <w:right w:val="single" w:sz="4" w:space="2" w:color="999999"/>
+        </w:pBdr>
+        <w:shd w:val="clear" w:color="auto" w:fill="F6F3EA"/>
+      </w:pPr>
+      <w:r>
+        <w:rPr>
+          <w:rFonts w:ascii="맑은 고딕" w:hAnsi="맑은 고딕" w:eastAsia="맑은 고딕"/>
+          <w:b w:val="0"/>
+          <w:sz w:val="17"/>
+          <w:u w:val="none"/>
+        </w:rPr>
+        <w:t>Social media provides a useful setting for recalling events from our own lives. Personal experiences that people post online are kept in memory better, and lost less often, than experiences they never post — regardless of what kind of experiences they are. One likely reason is that sharing a memory online gives people a chance to go over it again and to work out what it meant, which helps the memory last. Responses from others, such as comments and likes, together with technical features like algorithms and regular reminders, can act as additional prompts for the details that were posted. Consequently, details shared on social media tend to settle and remain in memory as time passes, while details that were never shared may fade or become impossible to retrieve.</w:t>
+      </w:r>
+    </w:p>
+    <w:p>
+      <w:pPr>
+        <w:spacing w:before="0" w:after="0" w:line="269" w:lineRule="auto"/>
+        <w:ind w:left="180" w:hanging="180"/>
+        <w:snapToGrid w:val="0"/>
+      </w:pPr>
+      <w:r>
+        <w:rPr>
+          <w:rFonts w:ascii="맑은 고딕" w:hAnsi="맑은 고딕" w:eastAsia="맑은 고딕"/>
+          <w:b w:val="0"/>
+          <w:sz w:val="17"/>
+          <w:u w:val="none"/>
+        </w:rPr>
+        <w:t>① Social media distorts our memories of personal events.</w:t>
+      </w:r>
+    </w:p>
+    <w:p>
+      <w:pPr>
+        <w:spacing w:before="0" w:after="0" w:line="269" w:lineRule="auto"/>
+        <w:ind w:left="180" w:hanging="180"/>
+        <w:snapToGrid w:val="0"/>
+      </w:pPr>
+      <w:r>
+        <w:rPr>
+          <w:rFonts w:ascii="맑은 고딕" w:hAnsi="맑은 고딕" w:eastAsia="맑은 고딕"/>
+          <w:b w:val="0"/>
+          <w:sz w:val="17"/>
+          <w:u w:val="none"/>
+        </w:rPr>
+        <w:t>② Posting personal events online helps those events stay in memory.</w:t>
+      </w:r>
+    </w:p>
+    <w:p>
+      <w:pPr>
+        <w:spacing w:before="0" w:after="0" w:line="269" w:lineRule="auto"/>
+        <w:ind w:left="180" w:hanging="180"/>
+        <w:snapToGrid w:val="0"/>
+      </w:pPr>
+      <w:r>
+        <w:rPr>
+          <w:rFonts w:ascii="맑은 고딕" w:hAnsi="맑은 고딕" w:eastAsia="맑은 고딕"/>
+          <w:b w:val="0"/>
+          <w:sz w:val="17"/>
+          <w:u w:val="none"/>
+        </w:rPr>
+        <w:t>③ Likes and comments are the main reason people use social media.</w:t>
+      </w:r>
+    </w:p>
+    <w:p>
+      <w:pPr>
+        <w:spacing w:before="0" w:after="0" w:line="269" w:lineRule="auto"/>
+        <w:ind w:left="180" w:hanging="180"/>
+        <w:snapToGrid w:val="0"/>
+      </w:pPr>
+      <w:r>
+        <w:rPr>
+          <w:rFonts w:ascii="맑은 고딕" w:hAnsi="맑은 고딕" w:eastAsia="맑은 고딕"/>
+          <w:b w:val="0"/>
+          <w:sz w:val="17"/>
+          <w:u w:val="none"/>
+        </w:rPr>
+        <w:t>④ Important events are remembered whether or not they are shared.</w:t>
+      </w:r>
+    </w:p>
+    <w:p>
+      <w:pPr>
+        <w:spacing w:before="0" w:after="0" w:line="269" w:lineRule="auto"/>
+        <w:ind w:left="180" w:hanging="180"/>
+        <w:snapToGrid w:val="0"/>
+      </w:pPr>
+      <w:r>
+        <w:rPr>
+          <w:rFonts w:ascii="맑은 고딕" w:hAnsi="맑은 고딕" w:eastAsia="맑은 고딕"/>
+          <w:b w:val="0"/>
+          <w:sz w:val="17"/>
+          <w:u w:val="none"/>
+        </w:rPr>
+        <w:t>⑤ Algorithms decide which of our memories will survive.</w:t>
+      </w:r>
+    </w:p>
+    <w:p>
+      <w:pPr>
+        <w:keepNext/>
+        <w:spacing w:before="80" w:after="20" w:line="276" w:lineRule="auto"/>
+        <w:snapToGrid w:val="0"/>
+      </w:pPr>
+      <w:r>
+        <w:rPr>
+          <w:rFonts w:ascii="맑은 고딕" w:hAnsi="맑은 고딕" w:eastAsia="맑은 고딕"/>
+          <w:b/>
+          <w:sz w:val="17"/>
+          <w:u w:val="none"/>
+        </w:rPr>
+        <w:t>35-7.</w:t>
+      </w:r>
+      <w:r>
+        <w:rPr>
+          <w:rFonts w:ascii="맑은 고딕" w:hAnsi="맑은 고딕" w:eastAsia="맑은 고딕"/>
+          <w:b w:val="0"/>
+          <w:sz w:val="17"/>
+          <w:u w:val="none"/>
+        </w:rPr>
+        <w:t xml:space="preserve"> 다음 글의 밑줄 친 부분 중, 문맥상 낱말의 쓰임이 적절하지 </w:t>
+      </w:r>
+      <w:r>
+        <w:rPr>
+          <w:rFonts w:ascii="맑은 고딕" w:hAnsi="맑은 고딕" w:eastAsia="맑은 고딕"/>
+          <w:b w:val="0"/>
+          <w:sz w:val="17"/>
+          <w:u w:val="single"/>
+        </w:rPr>
+        <w:t>않은</w:t>
+      </w:r>
+      <w:r>
+        <w:rPr>
+          <w:rFonts w:ascii="맑은 고딕" w:hAnsi="맑은 고딕" w:eastAsia="맑은 고딕"/>
+          <w:b w:val="0"/>
+          <w:sz w:val="17"/>
+          <w:u w:val="none"/>
+        </w:rPr>
+        <w:t xml:space="preserve"> 것은? [3.0점]</w:t>
+      </w:r>
+    </w:p>
+    <w:p>
+      <w:pPr>
+        <w:spacing w:before="0" w:after="60" w:line="288" w:lineRule="auto"/>
+        <w:ind w:left="40"/>
+        <w:snapToGrid w:val="0"/>
+        <w:pBdr>
+          <w:top w:val="single" w:sz="4" w:space="2" w:color="999999"/>
+          <w:left w:val="single" w:sz="4" w:space="2" w:color="999999"/>
+          <w:bottom w:val="single" w:sz="4" w:space="2" w:color="999999"/>
+          <w:right w:val="single" w:sz="4" w:space="2" w:color="999999"/>
+        </w:pBdr>
+        <w:shd w:val="clear" w:color="auto" w:fill="F6F3EA"/>
+      </w:pPr>
+      <w:r>
+        <w:rPr>
+          <w:rFonts w:ascii="맑은 고딕" w:hAnsi="맑은 고딕" w:eastAsia="맑은 고딕"/>
+          <w:b w:val="0"/>
+          <w:sz w:val="17"/>
+          <w:u w:val="none"/>
+        </w:rPr>
+        <w:t>Social media provides a useful setting for recalling events from our own lives. Personal events posted on social media platforms are better remembered and less forgotten than those not posted, ①</w:t>
+      </w:r>
+      <w:r>
+        <w:rPr>
+          <w:rFonts w:ascii="맑은 고딕" w:hAnsi="맑은 고딕" w:eastAsia="맑은 고딕"/>
+          <w:b w:val="0"/>
+          <w:sz w:val="17"/>
+          <w:u w:val="single"/>
+        </w:rPr>
+        <w:t>independent</w:t>
+      </w:r>
+      <w:r>
+        <w:rPr>
+          <w:rFonts w:ascii="맑은 고딕" w:hAnsi="맑은 고딕" w:eastAsia="맑은 고딕"/>
+          <w:b w:val="0"/>
+          <w:sz w:val="17"/>
+          <w:u w:val="none"/>
+        </w:rPr>
+        <w:t xml:space="preserve"> of the characteristics of the events. This may be because sharing memories online allows individuals to ②</w:t>
+      </w:r>
+      <w:r>
+        <w:rPr>
+          <w:rFonts w:ascii="맑은 고딕" w:hAnsi="맑은 고딕" w:eastAsia="맑은 고딕"/>
+          <w:b w:val="0"/>
+          <w:sz w:val="17"/>
+          <w:u w:val="single"/>
+        </w:rPr>
+        <w:t>rehearse</w:t>
+      </w:r>
+      <w:r>
+        <w:rPr>
+          <w:rFonts w:ascii="맑은 고딕" w:hAnsi="맑은 고딕" w:eastAsia="맑은 고딕"/>
+          <w:b w:val="0"/>
+          <w:sz w:val="17"/>
+          <w:u w:val="none"/>
+        </w:rPr>
+        <w:t xml:space="preserve"> and make sense of what happened, thus ③</w:t>
+      </w:r>
+      <w:r>
+        <w:rPr>
+          <w:rFonts w:ascii="맑은 고딕" w:hAnsi="맑은 고딕" w:eastAsia="맑은 고딕"/>
+          <w:b w:val="0"/>
+          <w:sz w:val="17"/>
+          <w:u w:val="single"/>
+        </w:rPr>
+        <w:t>facilitating</w:t>
+      </w:r>
+      <w:r>
+        <w:rPr>
+          <w:rFonts w:ascii="맑은 고딕" w:hAnsi="맑은 고딕" w:eastAsia="맑은 고딕"/>
+          <w:b w:val="0"/>
+          <w:sz w:val="17"/>
+          <w:u w:val="none"/>
+        </w:rPr>
+        <w:t xml:space="preserve"> long-term memory retention. Online feedback such as comments and likes as well as technological features such as algorithms and periodic reminders can further serve as memory ④</w:t>
+      </w:r>
+      <w:r>
+        <w:rPr>
+          <w:rFonts w:ascii="맑은 고딕" w:hAnsi="맑은 고딕" w:eastAsia="맑은 고딕"/>
+          <w:b w:val="0"/>
+          <w:sz w:val="17"/>
+          <w:u w:val="single"/>
+        </w:rPr>
+        <w:t>cues</w:t>
+      </w:r>
+      <w:r>
+        <w:rPr>
+          <w:rFonts w:ascii="맑은 고딕" w:hAnsi="맑은 고딕" w:eastAsia="맑은 고딕"/>
+          <w:b w:val="0"/>
+          <w:sz w:val="17"/>
+          <w:u w:val="none"/>
+        </w:rPr>
+        <w:t xml:space="preserve"> for the posted event details. As a result, event details shared on social media are likely stabilized and remembered over time, whereas those not shared may become ⑤</w:t>
+      </w:r>
+      <w:r>
+        <w:rPr>
+          <w:rFonts w:ascii="맑은 고딕" w:hAnsi="맑은 고딕" w:eastAsia="맑은 고딕"/>
+          <w:b w:val="0"/>
+          <w:sz w:val="17"/>
+          <w:u w:val="single"/>
+        </w:rPr>
+        <w:t>accessible</w:t>
+      </w:r>
+      <w:r>
+        <w:rPr>
+          <w:rFonts w:ascii="맑은 고딕" w:hAnsi="맑은 고딕" w:eastAsia="맑은 고딕"/>
+          <w:b w:val="0"/>
+          <w:sz w:val="17"/>
+          <w:u w:val="none"/>
+        </w:rPr>
         <w:t xml:space="preserve"> or forgotten.</w:t>
+      </w:r>
+    </w:p>
+    <w:p>
+      <w:pPr>
+        <w:spacing w:before="0" w:after="20" w:line="276" w:lineRule="auto"/>
+        <w:ind w:left="80"/>
+        <w:snapToGrid w:val="0"/>
+      </w:pPr>
+      <w:r>
+        <w:rPr>
+          <w:rFonts w:ascii="맑은 고딕" w:hAnsi="맑은 고딕" w:eastAsia="맑은 고딕"/>
+          <w:b w:val="0"/>
+          <w:sz w:val="17"/>
+          <w:u w:val="none"/>
+        </w:rPr>
+        <w:t>① ①    ② ②    ③ ③    ④ ④    ⑤ ⑤</w:t>
+      </w:r>
+    </w:p>
+    <w:p>
+      <w:pPr>
+        <w:keepNext/>
+        <w:spacing w:before="80" w:after="40" w:line="276" w:lineRule="auto"/>
+        <w:snapToGrid w:val="0"/>
+        <w:shd w:val="clear" w:color="auto" w:fill="8A3A12"/>
+      </w:pPr>
+      <w:r>
+        <w:rPr>
+          <w:rFonts w:ascii="맑은 고딕" w:hAnsi="맑은 고딕" w:eastAsia="맑은 고딕"/>
+          <w:b/>
+          <w:color w:val="FFFFFF"/>
+          <w:sz w:val="17"/>
+          <w:u w:val="none"/>
+        </w:rPr>
+        <w:t>서답형  35-서1 ~ 35-서2</w:t>
+      </w:r>
+    </w:p>
+    <w:p>
+      <w:pPr>
+        <w:keepNext/>
+        <w:spacing w:before="80" w:after="20" w:line="276" w:lineRule="auto"/>
+        <w:snapToGrid w:val="0"/>
+      </w:pPr>
+      <w:r>
+        <w:rPr>
+          <w:rFonts w:ascii="맑은 고딕" w:hAnsi="맑은 고딕" w:eastAsia="맑은 고딕"/>
+          <w:b/>
+          <w:sz w:val="17"/>
+          <w:u w:val="none"/>
+        </w:rPr>
+        <w:t>35-서1.</w:t>
+      </w:r>
+      <w:r>
+        <w:rPr>
+          <w:rFonts w:ascii="맑은 고딕" w:hAnsi="맑은 고딕" w:eastAsia="맑은 고딕"/>
+          <w:b w:val="0"/>
+          <w:sz w:val="17"/>
+          <w:u w:val="none"/>
+        </w:rPr>
+        <w:t xml:space="preserve"> 다음 글의 밑줄 친 문장과 같은 뜻이 되도록 &lt;보기&gt;의 표현을 모두 사용하여 &lt;조건&gt;에 맞게 영작하시오. [3점] [3.0점]</w:t>
+      </w:r>
+    </w:p>
+    <w:p>
+      <w:pPr>
+        <w:spacing w:before="0" w:after="60" w:line="288" w:lineRule="auto"/>
+        <w:ind w:left="40"/>
+        <w:snapToGrid w:val="0"/>
+        <w:pBdr>
+          <w:top w:val="single" w:sz="4" w:space="2" w:color="999999"/>
+          <w:left w:val="single" w:sz="4" w:space="2" w:color="999999"/>
+          <w:bottom w:val="single" w:sz="4" w:space="2" w:color="999999"/>
+          <w:right w:val="single" w:sz="4" w:space="2" w:color="999999"/>
+        </w:pBdr>
+        <w:shd w:val="clear" w:color="auto" w:fill="F6F3EA"/>
+      </w:pPr>
+      <w:r>
+        <w:rPr>
+          <w:rFonts w:ascii="맑은 고딕" w:hAnsi="맑은 고딕" w:eastAsia="맑은 고딕"/>
+          <w:b w:val="0"/>
+          <w:sz w:val="17"/>
+          <w:u w:val="single"/>
+        </w:rPr>
+        <w:t>Social media serves as an important context to facilitate autobiographical remembering.</w:t>
+      </w:r>
+      <w:r>
+        <w:rPr>
+          <w:rFonts w:ascii="맑은 고딕" w:hAnsi="맑은 고딕" w:eastAsia="맑은 고딕"/>
+          <w:b w:val="0"/>
+          <w:sz w:val="17"/>
+          <w:u w:val="none"/>
+        </w:rPr>
+        <w:t xml:space="preserve"> Personal events posted on social media platforms are better remembered and less forgotten than those not posted, independent of the characteristics of the events.</w:t>
+      </w:r>
+    </w:p>
+    <w:p>
+      <w:pPr>
+        <w:spacing w:before="0" w:after="60" w:line="288" w:lineRule="auto"/>
+        <w:ind w:left="40"/>
+        <w:snapToGrid w:val="0"/>
+        <w:pBdr>
+          <w:top w:val="single" w:sz="4" w:space="2" w:color="9B6BD0"/>
+          <w:left w:val="single" w:sz="4" w:space="2" w:color="9B6BD0"/>
+          <w:bottom w:val="single" w:sz="4" w:space="2" w:color="9B6BD0"/>
+          <w:right w:val="single" w:sz="4" w:space="2" w:color="9B6BD0"/>
+        </w:pBdr>
+        <w:shd w:val="clear" w:color="auto" w:fill="FAF5FF"/>
+      </w:pPr>
+      <w:r>
+        <w:rPr>
+          <w:rFonts w:ascii="맑은 고딕" w:hAnsi="맑은 고딕" w:eastAsia="맑은 고딕"/>
+          <w:b/>
+          <w:sz w:val="17"/>
+          <w:u w:val="none"/>
+        </w:rPr>
+        <w:t>&lt;보 기&gt;</w:t>
+      </w:r>
+      <w:r>
+        <w:rPr>
+          <w:rFonts w:ascii="맑은 고딕" w:hAnsi="맑은 고딕" w:eastAsia="맑은 고딕"/>
+          <w:b w:val="0"/>
+          <w:sz w:val="17"/>
+          <w:u w:val="none"/>
+        </w:rPr>
+        <w:t xml:space="preserve"> social media / provides / an important context / in which / autobiographical remembering / is / facilitated</w:t>
       </w:r>
     </w:p>
     <w:p>
@@ -1565,7 +2663,7 @@
           <w:sz w:val="17"/>
           <w:u w:val="none"/>
         </w:rPr>
-        <w:t>&lt;보 기&gt;</w:t>
+        <w:t>&lt;조 건&gt;</w:t>
       </w:r>
     </w:p>
     <w:p>
@@ -1588,7 +2686,7 @@
           <w:sz w:val="17"/>
           <w:u w:val="none"/>
         </w:rPr>
-        <w:t>(a) Posted events are remembered better regardless of what the events are like.</w:t>
+        <w:t>1. Use ALL the expressions in the box, each only once.</w:t>
       </w:r>
     </w:p>
     <w:p>
@@ -1611,7 +2709,7 @@
           <w:sz w:val="17"/>
           <w:u w:val="none"/>
         </w:rPr>
-        <w:t>(b) The appropriate expression for (A) is ‘Nevertheless’.</w:t>
+        <w:t>2. Do NOT change the form of any word, and do NOT add any other words.</w:t>
       </w:r>
     </w:p>
     <w:p>
@@ -1634,7 +2732,7 @@
           <w:sz w:val="17"/>
           <w:u w:val="none"/>
         </w:rPr>
-        <w:t>(c) In ⓐ, ‘posted’ modifies ‘Personal events’ and can be rewritten as ‘which are posted’.</w:t>
+        <w:t>3. Use ‘in which’ to connect the two parts (preposition + relative pronoun).</w:t>
       </w:r>
     </w:p>
     <w:p>
@@ -1657,7 +2755,7 @@
           <w:sz w:val="17"/>
           <w:u w:val="none"/>
         </w:rPr>
-        <w:t>(d) In the context, ⓑ ‘inaccessible’ can be replaced by ‘available’.</w:t>
+        <w:t>4. Write 12 words in total.</w:t>
       </w:r>
     </w:p>
     <w:p>
@@ -1680,13 +2778,12 @@
           <w:sz w:val="17"/>
           <w:u w:val="none"/>
         </w:rPr>
-        <w:t>(e) Comments and likes can work as cues that help people recall posted events.</w:t>
+        <w:t>5. 답안지에 소문항 번호를 정확하게 기입할 것</w:t>
       </w:r>
     </w:p>
     <w:p>
       <w:pPr>
-        <w:spacing w:before="0" w:after="20" w:line="276" w:lineRule="auto"/>
-        <w:ind w:left="80"/>
+        <w:spacing w:before="0" w:after="40" w:line="360" w:lineRule="auto"/>
         <w:snapToGrid w:val="0"/>
       </w:pPr>
       <w:r>
@@ -1696,7 +2793,7 @@
           <w:sz w:val="17"/>
           <w:u w:val="none"/>
         </w:rPr>
-        <w:t>① (a), (c)    ② (b), (e)    ③ (a), (d), (e)    ④ (b), (d)    ⑤ (c), (d), (e)</w:t>
+        <w:t>⇒ Social media ______________________________________________________________ .</w:t>
       </w:r>
     </w:p>
     <w:p>
@@ -1712,7 +2809,7 @@
           <w:sz w:val="17"/>
           <w:u w:val="none"/>
         </w:rPr>
-        <w:t>35-2.</w:t>
+        <w:t>35-서2.</w:t>
       </w:r>
       <w:r>
         <w:rPr>
@@ -1721,7 +2818,7 @@
           <w:sz w:val="17"/>
           <w:u w:val="none"/>
         </w:rPr>
-        <w:t xml:space="preserve"> 다음 글의 밑줄 친 ⓐ ~ ⓕ 중, 어법상 </w:t>
+        <w:t xml:space="preserve"> 다음 글의 요약문을 완성하시오. 빈칸 (1)~(4)에 &lt;보기&gt;에서 알맞은 단어를 골라 </w:t>
       </w:r>
       <w:r>
         <w:rPr>
@@ -1730,7 +2827,7 @@
           <w:sz w:val="17"/>
           <w:u w:val="single"/>
         </w:rPr>
-        <w:t>틀린</w:t>
+        <w:t>필요하면 어형을 바꾸어</w:t>
       </w:r>
       <w:r>
         <w:rPr>
@@ -1739,7 +2836,7 @@
           <w:sz w:val="17"/>
           <w:u w:val="none"/>
         </w:rPr>
-        <w:t xml:space="preserve"> 것을 모두 고른 것은? [3.1점]</w:t>
+        <w:t xml:space="preserve"> 쓰시오. (한 칸에 한 단어, 중복 사용 불가) [각 0.75점, 총 3점] [3.0점]</w:t>
       </w:r>
     </w:p>
     <w:p>
@@ -1762,16 +2859,53 @@
           <w:sz w:val="17"/>
           <w:u w:val="none"/>
         </w:rPr>
-        <w:t>Social media serves as an important context ⓐ</w:t>
-      </w:r>
+        <w:t>Social media provides a useful setting for recalling events from our own lives. Personal experiences that people post online are kept in memory better, and lost less often, than experiences they never post — regardless of what kind of experiences they are. One likely reason is that sharing a memory online gives people a chance to go over it again and to work out what it meant, which helps the memory last. Responses from others, such as comments and likes, together with technical features like algorithms and regular reminders, can act as additional prompts for the details that were posted. Consequently, details shared on social media tend to settle and remain in memory as time passes, while details that were never shared may fade or become impossible to retrieve.</w:t>
+      </w:r>
+    </w:p>
+    <w:p>
+      <w:pPr>
+        <w:spacing w:before="0" w:after="60" w:line="288" w:lineRule="auto"/>
+        <w:ind w:left="40"/>
+        <w:snapToGrid w:val="0"/>
+        <w:pBdr>
+          <w:top w:val="single" w:sz="4" w:space="2" w:color="C99B4E"/>
+          <w:left w:val="single" w:sz="4" w:space="2" w:color="C99B4E"/>
+          <w:bottom w:val="single" w:sz="4" w:space="2" w:color="C99B4E"/>
+          <w:right w:val="single" w:sz="4" w:space="2" w:color="C99B4E"/>
+        </w:pBdr>
+        <w:shd w:val="clear" w:color="auto" w:fill="FFF8E1"/>
+      </w:pPr>
       <w:r>
         <w:rPr>
           <w:rFonts w:ascii="맑은 고딕" w:hAnsi="맑은 고딕" w:eastAsia="맑은 고딕"/>
           <w:b w:val="0"/>
           <w:sz w:val="17"/>
-          <w:u w:val="single"/>
-        </w:rPr>
-        <w:t>to facilitate</w:t>
+          <w:u w:val="none"/>
+        </w:rPr>
+        <w:t>Events posted online are (1) ________ better than events kept private, (2) ________ of what kind of events they are. Posting lets people (3) ________ the event and make sense of it, and feedback such as likes works as a (4) ________ for the details.</w:t>
+      </w:r>
+    </w:p>
+    <w:p>
+      <w:pPr>
+        <w:spacing w:before="0" w:after="60" w:line="288" w:lineRule="auto"/>
+        <w:ind w:left="40"/>
+        <w:snapToGrid w:val="0"/>
+        <w:pBdr>
+          <w:top w:val="single" w:sz="4" w:space="2" w:color="9B6BD0"/>
+          <w:left w:val="single" w:sz="4" w:space="2" w:color="9B6BD0"/>
+          <w:bottom w:val="single" w:sz="4" w:space="2" w:color="9B6BD0"/>
+          <w:right w:val="single" w:sz="4" w:space="2" w:color="9B6BD0"/>
+        </w:pBdr>
+        <w:shd w:val="clear" w:color="auto" w:fill="FAF5FF"/>
+      </w:pPr>
+      <w:r>
+        <w:rPr>
+          <w:rFonts w:ascii="맑은 고딕" w:hAnsi="맑은 고딕" w:eastAsia="맑은 고딕"/>
+          <w:b/>
+          <w:sz w:val="17"/>
+          <w:u w:val="none"/>
+        </w:rPr>
+        <w:t>&lt;보 기&gt;</w:t>
       </w:r>
       <w:r>
         <w:rPr>
@@ -1780,17 +2914,68 @@
           <w:sz w:val="17"/>
           <w:u w:val="none"/>
         </w:rPr>
-        <w:t xml:space="preserve"> autobiographical remembering. Personal events posted on social media platforms ⓑ</w:t>
-      </w:r>
+        <w:t xml:space="preserve"> remember / regard / rehearse / cue / forget / depend / distract / reward / stable / share</w:t>
+      </w:r>
+    </w:p>
+    <w:p>
+      <w:pPr>
+        <w:spacing w:before="0" w:after="0" w:line="288" w:lineRule="auto"/>
+        <w:ind w:left="40"/>
+        <w:snapToGrid w:val="0"/>
+        <w:pBdr>
+          <w:top w:val="single" w:sz="4" w:space="2" w:color="9B6BD0"/>
+          <w:left w:val="single" w:sz="4" w:space="2" w:color="9B6BD0"/>
+          <w:bottom w:val="single" w:sz="4" w:space="2" w:color="9B6BD0"/>
+          <w:right w:val="single" w:sz="4" w:space="2" w:color="9B6BD0"/>
+        </w:pBdr>
+        <w:shd w:val="clear" w:color="auto" w:fill="FAF5FF"/>
+      </w:pPr>
+      <w:r>
+        <w:rPr>
+          <w:rFonts w:ascii="맑은 고딕" w:hAnsi="맑은 고딕" w:eastAsia="맑은 고딕"/>
+          <w:b/>
+          <w:sz w:val="17"/>
+          <w:u w:val="none"/>
+        </w:rPr>
+        <w:t>&lt;조 건&gt;</w:t>
+      </w:r>
+    </w:p>
+    <w:p>
+      <w:pPr>
+        <w:spacing w:before="0" w:after="0" w:line="288" w:lineRule="auto"/>
+        <w:ind w:left="40"/>
+        <w:snapToGrid w:val="0"/>
+        <w:pBdr>
+          <w:top w:val="single" w:sz="4" w:space="2" w:color="9B6BD0"/>
+          <w:left w:val="single" w:sz="4" w:space="2" w:color="9B6BD0"/>
+          <w:bottom w:val="single" w:sz="4" w:space="2" w:color="9B6BD0"/>
+          <w:right w:val="single" w:sz="4" w:space="2" w:color="9B6BD0"/>
+        </w:pBdr>
+        <w:shd w:val="clear" w:color="auto" w:fill="FAF5FF"/>
+      </w:pPr>
       <w:r>
         <w:rPr>
           <w:rFonts w:ascii="맑은 고딕" w:hAnsi="맑은 고딕" w:eastAsia="맑은 고딕"/>
           <w:b w:val="0"/>
           <w:sz w:val="17"/>
-          <w:u w:val="single"/>
-        </w:rPr>
-        <w:t>is</w:t>
-      </w:r>
+          <w:u w:val="none"/>
+        </w:rPr>
+        <w:t>1. &lt;보기&gt;의 단어를 골라 필요하면 어형(품사·시제·태)을 바꾸어 쓸 것</w:t>
+      </w:r>
+    </w:p>
+    <w:p>
+      <w:pPr>
+        <w:spacing w:before="0" w:after="60" w:line="288" w:lineRule="auto"/>
+        <w:ind w:left="40"/>
+        <w:snapToGrid w:val="0"/>
+        <w:pBdr>
+          <w:top w:val="single" w:sz="4" w:space="2" w:color="9B6BD0"/>
+          <w:left w:val="single" w:sz="4" w:space="2" w:color="9B6BD0"/>
+          <w:bottom w:val="single" w:sz="4" w:space="2" w:color="9B6BD0"/>
+          <w:right w:val="single" w:sz="4" w:space="2" w:color="9B6BD0"/>
+        </w:pBdr>
+        <w:shd w:val="clear" w:color="auto" w:fill="FAF5FF"/>
+      </w:pPr>
       <w:r>
         <w:rPr>
           <w:rFonts w:ascii="맑은 고딕" w:hAnsi="맑은 고딕" w:eastAsia="맑은 고딕"/>
@@ -1798,95 +2983,40 @@
           <w:sz w:val="17"/>
           <w:u w:val="none"/>
         </w:rPr>
-        <w:t xml:space="preserve"> better remembered and less forgotten than ⓒ</w:t>
-      </w:r>
+        <w:t>2. 답안지에 소문항 번호를 정확하게 기입할 것  예) 2-(1) 2-(2)</w:t>
+      </w:r>
+    </w:p>
+    <w:p>
+      <w:pPr>
+        <w:spacing w:before="0" w:after="40" w:line="360" w:lineRule="auto"/>
+        <w:snapToGrid w:val="0"/>
+      </w:pPr>
       <w:r>
         <w:rPr>
           <w:rFonts w:ascii="맑은 고딕" w:hAnsi="맑은 고딕" w:eastAsia="맑은 고딕"/>
           <w:b w:val="0"/>
           <w:sz w:val="17"/>
-          <w:u w:val="single"/>
-        </w:rPr>
-        <w:t>that</w:t>
-      </w:r>
-      <w:r>
-        <w:rPr>
-          <w:rFonts w:ascii="맑은 고딕" w:hAnsi="맑은 고딕" w:eastAsia="맑은 고딕"/>
-          <w:b w:val="0"/>
-          <w:sz w:val="17"/>
-          <w:u w:val="none"/>
-        </w:rPr>
-        <w:t xml:space="preserve"> not posted, independent of the characteristics of the events. This may be because sharing memories online allows individuals ⓓ</w:t>
-      </w:r>
-      <w:r>
-        <w:rPr>
-          <w:rFonts w:ascii="맑은 고딕" w:hAnsi="맑은 고딕" w:eastAsia="맑은 고딕"/>
-          <w:b w:val="0"/>
-          <w:sz w:val="17"/>
-          <w:u w:val="single"/>
-        </w:rPr>
-        <w:t>rehearse</w:t>
-      </w:r>
-      <w:r>
-        <w:rPr>
-          <w:rFonts w:ascii="맑은 고딕" w:hAnsi="맑은 고딕" w:eastAsia="맑은 고딕"/>
-          <w:b w:val="0"/>
-          <w:sz w:val="17"/>
-          <w:u w:val="none"/>
-        </w:rPr>
-        <w:t xml:space="preserve"> and make sense of ⓔ</w:t>
-      </w:r>
-      <w:r>
-        <w:rPr>
-          <w:rFonts w:ascii="맑은 고딕" w:hAnsi="맑은 고딕" w:eastAsia="맑은 고딕"/>
-          <w:b w:val="0"/>
-          <w:sz w:val="17"/>
-          <w:u w:val="single"/>
-        </w:rPr>
-        <w:t>what</w:t>
-      </w:r>
-      <w:r>
-        <w:rPr>
-          <w:rFonts w:ascii="맑은 고딕" w:hAnsi="맑은 고딕" w:eastAsia="맑은 고딕"/>
-          <w:b w:val="0"/>
-          <w:sz w:val="17"/>
-          <w:u w:val="none"/>
-        </w:rPr>
-        <w:t xml:space="preserve"> happened, thus ⓕ</w:t>
-      </w:r>
-      <w:r>
-        <w:rPr>
-          <w:rFonts w:ascii="맑은 고딕" w:hAnsi="맑은 고딕" w:eastAsia="맑은 고딕"/>
-          <w:b w:val="0"/>
-          <w:sz w:val="17"/>
-          <w:u w:val="single"/>
-        </w:rPr>
-        <w:t>facilitating</w:t>
-      </w:r>
-      <w:r>
-        <w:rPr>
-          <w:rFonts w:ascii="맑은 고딕" w:hAnsi="맑은 고딕" w:eastAsia="맑은 고딕"/>
-          <w:b w:val="0"/>
-          <w:sz w:val="17"/>
-          <w:u w:val="none"/>
-        </w:rPr>
-        <w:t xml:space="preserve"> long-term memory retention. Online feedback such as comments and likes as well as technological features such as algorithms and periodic reminders can further serve as memory cues for the posted event details. As a result, event details shared on social media are likely stabilized and remembered over time, whereas those not shared may become inaccessible or forgotten.</w:t>
+          <w:u w:val="none"/>
+        </w:rPr>
+        <w:t>(1) ______________  (2) ______________  (3) ______________  (4) ______________</w:t>
       </w:r>
     </w:p>
     <w:p>
       <w:pPr>
-        <w:spacing w:before="0" w:after="20" w:line="276" w:lineRule="auto"/>
-        <w:ind w:left="80"/>
+        <w:keepNext/>
+        <w:spacing w:before="80" w:after="40" w:line="276" w:lineRule="auto"/>
         <w:snapToGrid w:val="0"/>
-      </w:pPr>
-      <w:r>
-        <w:rPr>
-          <w:rFonts w:ascii="맑은 고딕" w:hAnsi="맑은 고딕" w:eastAsia="맑은 고딕"/>
-          <w:b w:val="0"/>
+        <w:shd w:val="clear" w:color="auto" w:fill="6B21A8"/>
+      </w:pPr>
+      <w:r>
+        <w:rPr>
+          <w:rFonts w:ascii="맑은 고딕" w:hAnsi="맑은 고딕" w:eastAsia="맑은 고딕"/>
+          <w:b/>
+          <w:color w:val="FFFFFF"/>
           <w:sz w:val="17"/>
           <w:u w:val="none"/>
         </w:rPr>
-        <w:t>① ⓑ, ⓒ, ⓓ    ② ⓐ, ⓔ    ③ ⓑ, ⓓ, ⓕ    ④ ⓒ, ⓔ, ⓕ    ⑤ ⓐ, ⓒ</w:t>
+        <w:t>[지문 구조]  ※ 앞 문항을 모두 푼 뒤에 풀 것</w:t>
       </w:r>
     </w:p>
     <w:p>
@@ -1902,7 +3032,7 @@
           <w:sz w:val="17"/>
           <w:u w:val="none"/>
         </w:rPr>
-        <w:t>35-3.</w:t>
+        <w:t>35-8.</w:t>
       </w:r>
       <w:r>
         <w:rPr>
@@ -1911,7 +3041,30 @@
           <w:sz w:val="17"/>
           <w:u w:val="none"/>
         </w:rPr>
-        <w:t xml:space="preserve"> 다음 글의 (A), (B), (C)의 각 괄호 안에서 문맥과 어법에 맞는 표현으로 가장 적절한 것은? [3.0점]</w:t>
+        <w:t xml:space="preserve"> 글의 흐름으로 보아, 주어진 문장이 들어가기에 가장 적절한 곳은? [3.0점]</w:t>
+      </w:r>
+    </w:p>
+    <w:p>
+      <w:pPr>
+        <w:spacing w:before="0" w:after="60" w:line="288" w:lineRule="auto"/>
+        <w:ind w:left="40"/>
+        <w:snapToGrid w:val="0"/>
+        <w:pBdr>
+          <w:top w:val="single" w:sz="4" w:space="2" w:color="C99B4E"/>
+          <w:left w:val="single" w:sz="4" w:space="2" w:color="C99B4E"/>
+          <w:bottom w:val="single" w:sz="4" w:space="2" w:color="C99B4E"/>
+          <w:right w:val="single" w:sz="4" w:space="2" w:color="C99B4E"/>
+        </w:pBdr>
+        <w:shd w:val="clear" w:color="auto" w:fill="FFF8E1"/>
+      </w:pPr>
+      <w:r>
+        <w:rPr>
+          <w:rFonts w:ascii="맑은 고딕" w:hAnsi="맑은 고딕" w:eastAsia="맑은 고딕"/>
+          <w:b w:val="0"/>
+          <w:sz w:val="17"/>
+          <w:u w:val="none"/>
+        </w:rPr>
+        <w:t>This may be because sharing memories online allows individuals to rehearse and make sense of what happened, thus facilitating long-term memory retention.</w:t>
       </w:r>
     </w:p>
     <w:p>
@@ -1934,13 +3087,13 @@
           <w:sz w:val="17"/>
           <w:u w:val="none"/>
         </w:rPr>
-        <w:t>Social media serves as an important context to facilitate autobiographical remembering. Personal events posted on social media platforms are better remembered and (A) [less / more] forgotten than those not posted, independent of the characteristics of the events. This may be because sharing memories online allows individuals to rehearse and make sense of what happened, thus facilitating long-term memory retention. Online feedback such as comments and likes as well as technological features such as algorithms and periodic reminders can further serve as memory cues for the posted event details. As a result, event details shared on social media are likely (B) [stabilized / weakened] and remembered over time, (C) [whereas / because] those not shared may become inaccessible or forgotten.</w:t>
+        <w:t>( ① ) Social media serves as an important context to facilitate autobiographical remembering. ( ② ) Personal events posted on social media platforms are better remembered and less forgotten than those not posted, independent of the characteristics of the events. ( ③ ) Online feedback such as comments and likes as well as technological features such as algorithms and periodic reminders can further serve as memory cues for the posted event details. ( ④ ) As a result, event details shared on social media are likely stabilized and remembered over time, whereas those not shared may become inaccessible or forgotten. ( ⑤ )</w:t>
       </w:r>
     </w:p>
     <w:p>
       <w:pPr>
-        <w:spacing w:before="0" w:after="0" w:line="269" w:lineRule="auto"/>
-        <w:ind w:left="180" w:hanging="180"/>
+        <w:spacing w:before="0" w:after="20" w:line="276" w:lineRule="auto"/>
+        <w:ind w:left="80"/>
         <w:snapToGrid w:val="0"/>
       </w:pPr>
       <w:r>
@@ -1950,1299 +3103,7 @@
           <w:sz w:val="17"/>
           <w:u w:val="none"/>
         </w:rPr>
-        <w:t>① (A) more  (B) stabilized  (C) because</w:t>
-      </w:r>
-    </w:p>
-    <w:p>
-      <w:pPr>
-        <w:spacing w:before="0" w:after="0" w:line="269" w:lineRule="auto"/>
-        <w:ind w:left="180" w:hanging="180"/>
-        <w:snapToGrid w:val="0"/>
-      </w:pPr>
-      <w:r>
-        <w:rPr>
-          <w:rFonts w:ascii="맑은 고딕" w:hAnsi="맑은 고딕" w:eastAsia="맑은 고딕"/>
-          <w:b w:val="0"/>
-          <w:sz w:val="17"/>
-          <w:u w:val="none"/>
-        </w:rPr>
-        <w:t>② (A) less  (B) stabilized  (C) whereas</w:t>
-      </w:r>
-    </w:p>
-    <w:p>
-      <w:pPr>
-        <w:spacing w:before="0" w:after="0" w:line="269" w:lineRule="auto"/>
-        <w:ind w:left="180" w:hanging="180"/>
-        <w:snapToGrid w:val="0"/>
-      </w:pPr>
-      <w:r>
-        <w:rPr>
-          <w:rFonts w:ascii="맑은 고딕" w:hAnsi="맑은 고딕" w:eastAsia="맑은 고딕"/>
-          <w:b w:val="0"/>
-          <w:sz w:val="17"/>
-          <w:u w:val="none"/>
-        </w:rPr>
-        <w:t>③ (A) less  (B) weakened  (C) whereas</w:t>
-      </w:r>
-    </w:p>
-    <w:p>
-      <w:pPr>
-        <w:spacing w:before="0" w:after="0" w:line="269" w:lineRule="auto"/>
-        <w:ind w:left="180" w:hanging="180"/>
-        <w:snapToGrid w:val="0"/>
-      </w:pPr>
-      <w:r>
-        <w:rPr>
-          <w:rFonts w:ascii="맑은 고딕" w:hAnsi="맑은 고딕" w:eastAsia="맑은 고딕"/>
-          <w:b w:val="0"/>
-          <w:sz w:val="17"/>
-          <w:u w:val="none"/>
-        </w:rPr>
-        <w:t>④ (A) more  (B) weakened  (C) whereas</w:t>
-      </w:r>
-    </w:p>
-    <w:p>
-      <w:pPr>
-        <w:spacing w:before="0" w:after="0" w:line="269" w:lineRule="auto"/>
-        <w:ind w:left="180" w:hanging="180"/>
-        <w:snapToGrid w:val="0"/>
-      </w:pPr>
-      <w:r>
-        <w:rPr>
-          <w:rFonts w:ascii="맑은 고딕" w:hAnsi="맑은 고딕" w:eastAsia="맑은 고딕"/>
-          <w:b w:val="0"/>
-          <w:sz w:val="17"/>
-          <w:u w:val="none"/>
-        </w:rPr>
-        <w:t>⑤ (A) less  (B) stabilized  (C) because</w:t>
-      </w:r>
-    </w:p>
-    <w:p>
-      <w:pPr>
-        <w:keepNext/>
-        <w:spacing w:before="80" w:after="20" w:line="276" w:lineRule="auto"/>
-        <w:snapToGrid w:val="0"/>
-      </w:pPr>
-      <w:r>
-        <w:rPr>
-          <w:rFonts w:ascii="맑은 고딕" w:hAnsi="맑은 고딕" w:eastAsia="맑은 고딕"/>
-          <w:b/>
-          <w:sz w:val="17"/>
-          <w:u w:val="none"/>
-        </w:rPr>
-        <w:t>35-4.</w:t>
-      </w:r>
-      <w:r>
-        <w:rPr>
-          <w:rFonts w:ascii="맑은 고딕" w:hAnsi="맑은 고딕" w:eastAsia="맑은 고딕"/>
-          <w:b w:val="0"/>
-          <w:sz w:val="17"/>
-          <w:u w:val="none"/>
-        </w:rPr>
-        <w:t xml:space="preserve"> According to the passage, which of the following is </w:t>
-      </w:r>
-      <w:r>
-        <w:rPr>
-          <w:rFonts w:ascii="맑은 고딕" w:hAnsi="맑은 고딕" w:eastAsia="맑은 고딕"/>
-          <w:b w:val="0"/>
-          <w:sz w:val="17"/>
-          <w:u w:val="single"/>
-        </w:rPr>
-        <w:t>NOT</w:t>
-      </w:r>
-      <w:r>
-        <w:rPr>
-          <w:rFonts w:ascii="맑은 고딕" w:hAnsi="맑은 고딕" w:eastAsia="맑은 고딕"/>
-          <w:b w:val="0"/>
-          <w:sz w:val="17"/>
-          <w:u w:val="none"/>
-        </w:rPr>
-        <w:t xml:space="preserve"> true? [2.8점]</w:t>
-      </w:r>
-    </w:p>
-    <w:p>
-      <w:pPr>
-        <w:spacing w:before="0" w:after="60" w:line="288" w:lineRule="auto"/>
-        <w:ind w:left="40"/>
-        <w:snapToGrid w:val="0"/>
-        <w:pBdr>
-          <w:top w:val="single" w:sz="4" w:space="2" w:color="999999"/>
-          <w:left w:val="single" w:sz="4" w:space="2" w:color="999999"/>
-          <w:bottom w:val="single" w:sz="4" w:space="2" w:color="999999"/>
-          <w:right w:val="single" w:sz="4" w:space="2" w:color="999999"/>
-        </w:pBdr>
-        <w:shd w:val="clear" w:color="auto" w:fill="F6F3EA"/>
-      </w:pPr>
-      <w:r>
-        <w:rPr>
-          <w:rFonts w:ascii="맑은 고딕" w:hAnsi="맑은 고딕" w:eastAsia="맑은 고딕"/>
-          <w:b w:val="0"/>
-          <w:sz w:val="17"/>
-          <w:u w:val="none"/>
-        </w:rPr>
-        <w:t>Social media serves as an important context to facilitate autobiographical remembering. Personal events posted on social media platforms are better remembered and less forgotten than those not posted, independent of the characteristics of the events. This may be because sharing memories online allows individuals to rehearse and make sense of what happened, thus facilitating long-term memory retention. Online feedback such as comments and likes as well as technological features such as algorithms and periodic reminders can further serve as memory cues for the posted event details. As a result, event details shared on social media are likely stabilized and remembered over time, whereas those not shared may become inaccessible or forgotten.</w:t>
-      </w:r>
-    </w:p>
-    <w:p>
-      <w:pPr>
-        <w:spacing w:before="0" w:after="0" w:line="269" w:lineRule="auto"/>
-        <w:ind w:left="180" w:hanging="180"/>
-        <w:snapToGrid w:val="0"/>
-      </w:pPr>
-      <w:r>
-        <w:rPr>
-          <w:rFonts w:ascii="맑은 고딕" w:hAnsi="맑은 고딕" w:eastAsia="맑은 고딕"/>
-          <w:b w:val="0"/>
-          <w:sz w:val="17"/>
-          <w:u w:val="none"/>
-        </w:rPr>
-        <w:t>① Social media can help people remember events from their own lives.</w:t>
-      </w:r>
-    </w:p>
-    <w:p>
-      <w:pPr>
-        <w:spacing w:before="0" w:after="0" w:line="269" w:lineRule="auto"/>
-        <w:ind w:left="180" w:hanging="180"/>
-        <w:snapToGrid w:val="0"/>
-      </w:pPr>
-      <w:r>
-        <w:rPr>
-          <w:rFonts w:ascii="맑은 고딕" w:hAnsi="맑은 고딕" w:eastAsia="맑은 고딕"/>
-          <w:b w:val="0"/>
-          <w:sz w:val="17"/>
-          <w:u w:val="none"/>
-        </w:rPr>
-        <w:t>② Whether an event is posted affects how well it is remembered.</w:t>
-      </w:r>
-    </w:p>
-    <w:p>
-      <w:pPr>
-        <w:spacing w:before="0" w:after="0" w:line="269" w:lineRule="auto"/>
-        <w:ind w:left="180" w:hanging="180"/>
-        <w:snapToGrid w:val="0"/>
-      </w:pPr>
-      <w:r>
-        <w:rPr>
-          <w:rFonts w:ascii="맑은 고딕" w:hAnsi="맑은 고딕" w:eastAsia="맑은 고딕"/>
-          <w:b w:val="0"/>
-          <w:sz w:val="17"/>
-          <w:u w:val="none"/>
-        </w:rPr>
-        <w:t>③ Sharing memories online gives people a chance to think over what happened.</w:t>
-      </w:r>
-    </w:p>
-    <w:p>
-      <w:pPr>
-        <w:spacing w:before="0" w:after="0" w:line="269" w:lineRule="auto"/>
-        <w:ind w:left="180" w:hanging="180"/>
-        <w:snapToGrid w:val="0"/>
-      </w:pPr>
-      <w:r>
-        <w:rPr>
-          <w:rFonts w:ascii="맑은 고딕" w:hAnsi="맑은 고딕" w:eastAsia="맑은 고딕"/>
-          <w:b w:val="0"/>
-          <w:sz w:val="17"/>
-          <w:u w:val="none"/>
-        </w:rPr>
-        <w:t>④ Event details that are not shared may be forgotten.</w:t>
-      </w:r>
-    </w:p>
-    <w:p>
-      <w:pPr>
-        <w:spacing w:before="0" w:after="0" w:line="269" w:lineRule="auto"/>
-        <w:ind w:left="180" w:hanging="180"/>
-        <w:snapToGrid w:val="0"/>
-      </w:pPr>
-      <w:r>
-        <w:rPr>
-          <w:rFonts w:ascii="맑은 고딕" w:hAnsi="맑은 고딕" w:eastAsia="맑은 고딕"/>
-          <w:b w:val="0"/>
-          <w:sz w:val="17"/>
-          <w:u w:val="none"/>
-        </w:rPr>
-        <w:t>⑤ Algorithms and reminders make people forget posted details more quickly.</w:t>
-      </w:r>
-    </w:p>
-    <w:p>
-      <w:pPr>
-        <w:keepNext/>
-        <w:spacing w:before="80" w:after="20" w:line="276" w:lineRule="auto"/>
-        <w:snapToGrid w:val="0"/>
-      </w:pPr>
-      <w:r>
-        <w:rPr>
-          <w:rFonts w:ascii="맑은 고딕" w:hAnsi="맑은 고딕" w:eastAsia="맑은 고딕"/>
-          <w:b/>
-          <w:sz w:val="17"/>
-          <w:u w:val="none"/>
-        </w:rPr>
-        <w:t>35-5.</w:t>
-      </w:r>
-      <w:r>
-        <w:rPr>
-          <w:rFonts w:ascii="맑은 고딕" w:hAnsi="맑은 고딕" w:eastAsia="맑은 고딕"/>
-          <w:b w:val="0"/>
-          <w:sz w:val="17"/>
-          <w:u w:val="none"/>
-        </w:rPr>
-        <w:t xml:space="preserve"> [A]와 [B]를 읽고 이해한 것으로 가장 적절한 것은? [3.2점]</w:t>
-      </w:r>
-    </w:p>
-    <w:p>
-      <w:pPr>
-        <w:spacing w:before="0" w:after="60" w:line="288" w:lineRule="auto"/>
-        <w:ind w:left="40"/>
-        <w:snapToGrid w:val="0"/>
-        <w:pBdr>
-          <w:top w:val="single" w:sz="4" w:space="2" w:color="999999"/>
-          <w:left w:val="single" w:sz="4" w:space="2" w:color="999999"/>
-          <w:bottom w:val="single" w:sz="4" w:space="2" w:color="999999"/>
-          <w:right w:val="single" w:sz="4" w:space="2" w:color="999999"/>
-        </w:pBdr>
-        <w:shd w:val="clear" w:color="auto" w:fill="F6F3EA"/>
-      </w:pPr>
-      <w:r>
-        <w:rPr>
-          <w:rFonts w:ascii="맑은 고딕" w:hAnsi="맑은 고딕" w:eastAsia="맑은 고딕"/>
-          <w:b w:val="0"/>
-          <w:sz w:val="17"/>
-          <w:u w:val="none"/>
-        </w:rPr>
-        <w:t>[A] Personal events posted on social media platforms are better remembered and less forgotten than those not posted, independent of the characteristics of the events. This may be because sharing memories online allows individuals to rehearse and make sense of what happened, thus facilitating long-term memory retention.</w:t>
-      </w:r>
-    </w:p>
-    <w:p>
-      <w:pPr>
-        <w:spacing w:before="0" w:after="60" w:line="288" w:lineRule="auto"/>
-        <w:ind w:left="40"/>
-        <w:snapToGrid w:val="0"/>
-        <w:pBdr>
-          <w:top w:val="single" w:sz="4" w:space="2" w:color="6B7FB8"/>
-          <w:left w:val="single" w:sz="4" w:space="2" w:color="6B7FB8"/>
-          <w:bottom w:val="single" w:sz="4" w:space="2" w:color="6B7FB8"/>
-          <w:right w:val="single" w:sz="4" w:space="2" w:color="6B7FB8"/>
-        </w:pBdr>
-        <w:shd w:val="clear" w:color="auto" w:fill="EEF2FF"/>
-      </w:pPr>
-      <w:r>
-        <w:rPr>
-          <w:rFonts w:ascii="맑은 고딕" w:hAnsi="맑은 고딕" w:eastAsia="맑은 고딕"/>
-          <w:b w:val="0"/>
-          <w:sz w:val="17"/>
-          <w:u w:val="none"/>
-        </w:rPr>
-        <w:t>[B] After a school trip, Mina told the story of getting lost in the museum to three different friends. Each time, she added details and laughed at new parts. Years later, she still remembers that afternoon clearly, while other days of the same trip have faded.</w:t>
-      </w:r>
-    </w:p>
-    <w:p>
-      <w:pPr>
-        <w:spacing w:before="0" w:after="0" w:line="269" w:lineRule="auto"/>
-        <w:ind w:left="180" w:hanging="180"/>
-        <w:snapToGrid w:val="0"/>
-      </w:pPr>
-      <w:r>
-        <w:rPr>
-          <w:rFonts w:ascii="맑은 고딕" w:hAnsi="맑은 고딕" w:eastAsia="맑은 고딕"/>
-          <w:b w:val="0"/>
-          <w:sz w:val="17"/>
-          <w:u w:val="none"/>
-        </w:rPr>
-        <w:t>① Both texts suggest that revisiting an experience by sharing it helps people keep it in memory.</w:t>
-      </w:r>
-    </w:p>
-    <w:p>
-      <w:pPr>
-        <w:spacing w:before="0" w:after="0" w:line="269" w:lineRule="auto"/>
-        <w:ind w:left="180" w:hanging="180"/>
-        <w:snapToGrid w:val="0"/>
-      </w:pPr>
-      <w:r>
-        <w:rPr>
-          <w:rFonts w:ascii="맑은 고딕" w:hAnsi="맑은 고딕" w:eastAsia="맑은 고딕"/>
-          <w:b w:val="0"/>
-          <w:sz w:val="17"/>
-          <w:u w:val="none"/>
-        </w:rPr>
-        <w:t>② [B] shows that only unusual events can be remembered for a long time.</w:t>
-      </w:r>
-    </w:p>
-    <w:p>
-      <w:pPr>
-        <w:spacing w:before="0" w:after="0" w:line="269" w:lineRule="auto"/>
-        <w:ind w:left="180" w:hanging="180"/>
-        <w:snapToGrid w:val="0"/>
-      </w:pPr>
-      <w:r>
-        <w:rPr>
-          <w:rFonts w:ascii="맑은 고딕" w:hAnsi="맑은 고딕" w:eastAsia="맑은 고딕"/>
-          <w:b w:val="0"/>
-          <w:sz w:val="17"/>
-          <w:u w:val="none"/>
-        </w:rPr>
-        <w:t>③ [A] argues that social media makes people’s memories less accurate.</w:t>
-      </w:r>
-    </w:p>
-    <w:p>
-      <w:pPr>
-        <w:spacing w:before="0" w:after="0" w:line="269" w:lineRule="auto"/>
-        <w:ind w:left="180" w:hanging="180"/>
-        <w:snapToGrid w:val="0"/>
-      </w:pPr>
-      <w:r>
-        <w:rPr>
-          <w:rFonts w:ascii="맑은 고딕" w:hAnsi="맑은 고딕" w:eastAsia="맑은 고딕"/>
-          <w:b w:val="0"/>
-          <w:sz w:val="17"/>
-          <w:u w:val="none"/>
-        </w:rPr>
-        <w:t>④ Both texts claim that keeping memories private is the best way to remember them.</w:t>
-      </w:r>
-    </w:p>
-    <w:p>
-      <w:pPr>
-        <w:spacing w:before="0" w:after="0" w:line="269" w:lineRule="auto"/>
-        <w:ind w:left="180" w:hanging="180"/>
-        <w:snapToGrid w:val="0"/>
-      </w:pPr>
-      <w:r>
-        <w:rPr>
-          <w:rFonts w:ascii="맑은 고딕" w:hAnsi="맑은 고딕" w:eastAsia="맑은 고딕"/>
-          <w:b w:val="0"/>
-          <w:sz w:val="17"/>
-          <w:u w:val="none"/>
-        </w:rPr>
-        <w:t>⑤ [B] suggests that Mina forgot the museum story because she told it too often.</w:t>
-      </w:r>
-    </w:p>
-    <w:p>
-      <w:pPr>
-        <w:keepNext/>
-        <w:spacing w:before="80" w:after="20" w:line="276" w:lineRule="auto"/>
-        <w:snapToGrid w:val="0"/>
-      </w:pPr>
-      <w:r>
-        <w:rPr>
-          <w:rFonts w:ascii="맑은 고딕" w:hAnsi="맑은 고딕" w:eastAsia="맑은 고딕"/>
-          <w:b/>
-          <w:sz w:val="17"/>
-          <w:u w:val="none"/>
-        </w:rPr>
-        <w:t>35-6.</w:t>
-      </w:r>
-      <w:r>
-        <w:rPr>
-          <w:rFonts w:ascii="맑은 고딕" w:hAnsi="맑은 고딕" w:eastAsia="맑은 고딕"/>
-          <w:b w:val="0"/>
-          <w:sz w:val="17"/>
-          <w:u w:val="none"/>
-        </w:rPr>
-        <w:t xml:space="preserve"> 윗글의 제목으로 가장 적절한 것은? [2.9점]</w:t>
-      </w:r>
-    </w:p>
-    <w:p>
-      <w:pPr>
-        <w:spacing w:before="0" w:after="60" w:line="288" w:lineRule="auto"/>
-        <w:ind w:left="40"/>
-        <w:snapToGrid w:val="0"/>
-        <w:pBdr>
-          <w:top w:val="single" w:sz="4" w:space="2" w:color="999999"/>
-          <w:left w:val="single" w:sz="4" w:space="2" w:color="999999"/>
-          <w:bottom w:val="single" w:sz="4" w:space="2" w:color="999999"/>
-          <w:right w:val="single" w:sz="4" w:space="2" w:color="999999"/>
-        </w:pBdr>
-        <w:shd w:val="clear" w:color="auto" w:fill="F6F3EA"/>
-      </w:pPr>
-      <w:r>
-        <w:rPr>
-          <w:rFonts w:ascii="맑은 고딕" w:hAnsi="맑은 고딕" w:eastAsia="맑은 고딕"/>
-          <w:b w:val="0"/>
-          <w:sz w:val="17"/>
-          <w:u w:val="none"/>
-        </w:rPr>
-        <w:t>Social media serves as an important context to facilitate autobiographical remembering. Personal events posted on social media platforms are better remembered and less forgotten than those not posted, independent of the characteristics of the events. This may be because sharing memories online allows individuals to rehearse and make sense of what happened, thus facilitating long-term memory retention. Online feedback such as comments and likes as well as technological features such as algorithms and periodic reminders can further serve as memory cues for the posted event details. As a result, event details shared on social media are likely stabilized and remembered over time, whereas those not shared may become inaccessible or forgotten.</w:t>
-      </w:r>
-    </w:p>
-    <w:p>
-      <w:pPr>
-        <w:spacing w:before="0" w:after="0" w:line="269" w:lineRule="auto"/>
-        <w:ind w:left="180" w:hanging="180"/>
-        <w:snapToGrid w:val="0"/>
-      </w:pPr>
-      <w:r>
-        <w:rPr>
-          <w:rFonts w:ascii="맑은 고딕" w:hAnsi="맑은 고딕" w:eastAsia="맑은 고딕"/>
-          <w:b w:val="0"/>
-          <w:sz w:val="17"/>
-          <w:u w:val="none"/>
-        </w:rPr>
-        <w:t>① Why Social Media Makes Us Forget Our Pasts</w:t>
-      </w:r>
-    </w:p>
-    <w:p>
-      <w:pPr>
-        <w:spacing w:before="0" w:after="0" w:line="269" w:lineRule="auto"/>
-        <w:ind w:left="180" w:hanging="180"/>
-        <w:snapToGrid w:val="0"/>
-      </w:pPr>
-      <w:r>
-        <w:rPr>
-          <w:rFonts w:ascii="맑은 고딕" w:hAnsi="맑은 고딕" w:eastAsia="맑은 고딕"/>
-          <w:b w:val="0"/>
-          <w:sz w:val="17"/>
-          <w:u w:val="none"/>
-        </w:rPr>
-        <w:t>② Algorithms: The Hidden Enemy of Memory</w:t>
-      </w:r>
-    </w:p>
-    <w:p>
-      <w:pPr>
-        <w:spacing w:before="0" w:after="0" w:line="269" w:lineRule="auto"/>
-        <w:ind w:left="180" w:hanging="180"/>
-        <w:snapToGrid w:val="0"/>
-      </w:pPr>
-      <w:r>
-        <w:rPr>
-          <w:rFonts w:ascii="맑은 고딕" w:hAnsi="맑은 고딕" w:eastAsia="맑은 고딕"/>
-          <w:b w:val="0"/>
-          <w:sz w:val="17"/>
-          <w:u w:val="none"/>
-        </w:rPr>
-        <w:t>③ Post It, Keep It: How Sharing Online Holds Our Memories in Place</w:t>
-      </w:r>
-    </w:p>
-    <w:p>
-      <w:pPr>
-        <w:spacing w:before="0" w:after="0" w:line="269" w:lineRule="auto"/>
-        <w:ind w:left="180" w:hanging="180"/>
-        <w:snapToGrid w:val="0"/>
-      </w:pPr>
-      <w:r>
-        <w:rPr>
-          <w:rFonts w:ascii="맑은 고딕" w:hAnsi="맑은 고딕" w:eastAsia="맑은 고딕"/>
-          <w:b w:val="0"/>
-          <w:sz w:val="17"/>
-          <w:u w:val="none"/>
-        </w:rPr>
-        <w:t>④ The Dangers of Sharing Personal Events Online</w:t>
-      </w:r>
-    </w:p>
-    <w:p>
-      <w:pPr>
-        <w:spacing w:before="0" w:after="0" w:line="269" w:lineRule="auto"/>
-        <w:ind w:left="180" w:hanging="180"/>
-        <w:snapToGrid w:val="0"/>
-      </w:pPr>
-      <w:r>
-        <w:rPr>
-          <w:rFonts w:ascii="맑은 고딕" w:hAnsi="맑은 고딕" w:eastAsia="맑은 고딕"/>
-          <w:b w:val="0"/>
-          <w:sz w:val="17"/>
-          <w:u w:val="none"/>
-        </w:rPr>
-        <w:t>⑤ How to Get More Likes on Social Media</w:t>
-      </w:r>
-    </w:p>
-    <w:p>
-      <w:pPr>
-        <w:keepNext/>
-        <w:spacing w:before="80" w:after="20" w:line="276" w:lineRule="auto"/>
-        <w:snapToGrid w:val="0"/>
-      </w:pPr>
-      <w:r>
-        <w:rPr>
-          <w:rFonts w:ascii="맑은 고딕" w:hAnsi="맑은 고딕" w:eastAsia="맑은 고딕"/>
-          <w:b/>
-          <w:sz w:val="17"/>
-          <w:u w:val="none"/>
-        </w:rPr>
-        <w:t>35-7.</w:t>
-      </w:r>
-      <w:r>
-        <w:rPr>
-          <w:rFonts w:ascii="맑은 고딕" w:hAnsi="맑은 고딕" w:eastAsia="맑은 고딕"/>
-          <w:b w:val="0"/>
-          <w:sz w:val="17"/>
-          <w:u w:val="none"/>
-        </w:rPr>
-        <w:t xml:space="preserve"> 윗글을 읽고 학생들이 보인 반응으로 적절하지 </w:t>
-      </w:r>
-      <w:r>
-        <w:rPr>
-          <w:rFonts w:ascii="맑은 고딕" w:hAnsi="맑은 고딕" w:eastAsia="맑은 고딕"/>
-          <w:b w:val="0"/>
-          <w:sz w:val="17"/>
-          <w:u w:val="single"/>
-        </w:rPr>
-        <w:t>않은</w:t>
-      </w:r>
-      <w:r>
-        <w:rPr>
-          <w:rFonts w:ascii="맑은 고딕" w:hAnsi="맑은 고딕" w:eastAsia="맑은 고딕"/>
-          <w:b w:val="0"/>
-          <w:sz w:val="17"/>
-          <w:u w:val="none"/>
-        </w:rPr>
-        <w:t xml:space="preserve"> 것은? [3.0점]</w:t>
-      </w:r>
-    </w:p>
-    <w:p>
-      <w:pPr>
-        <w:spacing w:before="0" w:after="60" w:line="288" w:lineRule="auto"/>
-        <w:ind w:left="40"/>
-        <w:snapToGrid w:val="0"/>
-        <w:pBdr>
-          <w:top w:val="single" w:sz="4" w:space="2" w:color="999999"/>
-          <w:left w:val="single" w:sz="4" w:space="2" w:color="999999"/>
-          <w:bottom w:val="single" w:sz="4" w:space="2" w:color="999999"/>
-          <w:right w:val="single" w:sz="4" w:space="2" w:color="999999"/>
-        </w:pBdr>
-        <w:shd w:val="clear" w:color="auto" w:fill="F6F3EA"/>
-      </w:pPr>
-      <w:r>
-        <w:rPr>
-          <w:rFonts w:ascii="맑은 고딕" w:hAnsi="맑은 고딕" w:eastAsia="맑은 고딕"/>
-          <w:b w:val="0"/>
-          <w:sz w:val="17"/>
-          <w:u w:val="none"/>
-        </w:rPr>
-        <w:t>Social media serves as an important context to facilitate autobiographical remembering. Personal events posted on social media platforms are better remembered and less forgotten than those not posted, independent of the characteristics of the events. This may be because sharing memories online allows individuals to rehearse and make sense of what happened, thus facilitating long-term memory retention. Online feedback such as comments and likes as well as technological features such as algorithms and periodic reminders can further serve as memory cues for the posted event details. As a result, event details shared on social media are likely stabilized and remembered over time, whereas those not shared may become inaccessible or forgotten.</w:t>
-      </w:r>
-    </w:p>
-    <w:p>
-      <w:pPr>
-        <w:spacing w:before="0" w:after="0" w:line="269" w:lineRule="auto"/>
-        <w:ind w:left="180" w:hanging="180"/>
-        <w:snapToGrid w:val="0"/>
-      </w:pPr>
-      <w:r>
-        <w:rPr>
-          <w:rFonts w:ascii="맑은 고딕" w:hAnsi="맑은 고딕" w:eastAsia="맑은 고딕"/>
-          <w:b w:val="0"/>
-          <w:sz w:val="17"/>
-          <w:u w:val="none"/>
-        </w:rPr>
-        <w:t>① 여행 사진을 SNS에 올렸던 날이 올리지 않은 날보다 또렷이 기억나는 이유를 알겠어.</w:t>
-      </w:r>
-    </w:p>
-    <w:p>
-      <w:pPr>
-        <w:spacing w:before="0" w:after="0" w:line="269" w:lineRule="auto"/>
-        <w:ind w:left="180" w:hanging="180"/>
-        <w:snapToGrid w:val="0"/>
-      </w:pPr>
-      <w:r>
-        <w:rPr>
-          <w:rFonts w:ascii="맑은 고딕" w:hAnsi="맑은 고딕" w:eastAsia="맑은 고딕"/>
-          <w:b w:val="0"/>
-          <w:sz w:val="17"/>
-          <w:u w:val="none"/>
-        </w:rPr>
-        <w:t>② SNS에 올린 일은 원래 더 중요한 사건이라서 잘 기억나는 거구나.</w:t>
-      </w:r>
-    </w:p>
-    <w:p>
-      <w:pPr>
-        <w:spacing w:before="0" w:after="0" w:line="269" w:lineRule="auto"/>
-        <w:ind w:left="180" w:hanging="180"/>
-        <w:snapToGrid w:val="0"/>
-      </w:pPr>
-      <w:r>
-        <w:rPr>
-          <w:rFonts w:ascii="맑은 고딕" w:hAnsi="맑은 고딕" w:eastAsia="맑은 고딕"/>
-          <w:b w:val="0"/>
-          <w:sz w:val="17"/>
-          <w:u w:val="none"/>
-        </w:rPr>
-        <w:t>③ 친구들 댓글을 다시 읽으며 그날 일이 떠오르는 것도 기억 단서의 역할이겠네.</w:t>
-      </w:r>
-    </w:p>
-    <w:p>
-      <w:pPr>
-        <w:spacing w:before="0" w:after="0" w:line="269" w:lineRule="auto"/>
-        <w:ind w:left="180" w:hanging="180"/>
-        <w:snapToGrid w:val="0"/>
-      </w:pPr>
-      <w:r>
-        <w:rPr>
-          <w:rFonts w:ascii="맑은 고딕" w:hAnsi="맑은 고딕" w:eastAsia="맑은 고딕"/>
-          <w:b w:val="0"/>
-          <w:sz w:val="17"/>
-          <w:u w:val="none"/>
-        </w:rPr>
-        <w:t>④ ‘몇 년 전 오늘’ 알림이 기억을 되살리는 장치가 될 수 있겠어.</w:t>
-      </w:r>
-    </w:p>
-    <w:p>
-      <w:pPr>
-        <w:spacing w:before="0" w:after="0" w:line="269" w:lineRule="auto"/>
-        <w:ind w:left="180" w:hanging="180"/>
-        <w:snapToGrid w:val="0"/>
-      </w:pPr>
-      <w:r>
-        <w:rPr>
-          <w:rFonts w:ascii="맑은 고딕" w:hAnsi="맑은 고딕" w:eastAsia="맑은 고딕"/>
-          <w:b w:val="0"/>
-          <w:sz w:val="17"/>
-          <w:u w:val="none"/>
-        </w:rPr>
-        <w:t>⑤ 공유하지 않은 일은 시간이 지나면 떠올리기 어려워질 수도 있겠다.</w:t>
-      </w:r>
-    </w:p>
-    <w:p>
-      <w:pPr>
-        <w:keepNext/>
-        <w:spacing w:before="80" w:after="40" w:line="276" w:lineRule="auto"/>
-        <w:snapToGrid w:val="0"/>
-        <w:shd w:val="clear" w:color="auto" w:fill="8A3A12"/>
-      </w:pPr>
-      <w:r>
-        <w:rPr>
-          <w:rFonts w:ascii="맑은 고딕" w:hAnsi="맑은 고딕" w:eastAsia="맑은 고딕"/>
-          <w:b/>
-          <w:color w:val="FFFFFF"/>
-          <w:sz w:val="17"/>
-          <w:u w:val="none"/>
-        </w:rPr>
-        <w:t>서답형  35-서1 ~ 35-서2</w:t>
-      </w:r>
-    </w:p>
-    <w:p>
-      <w:pPr>
-        <w:keepNext/>
-        <w:spacing w:before="80" w:after="20" w:line="276" w:lineRule="auto"/>
-        <w:snapToGrid w:val="0"/>
-      </w:pPr>
-      <w:r>
-        <w:rPr>
-          <w:rFonts w:ascii="맑은 고딕" w:hAnsi="맑은 고딕" w:eastAsia="맑은 고딕"/>
-          <w:b/>
-          <w:sz w:val="17"/>
-          <w:u w:val="none"/>
-        </w:rPr>
-        <w:t>35-서1.</w:t>
-      </w:r>
-      <w:r>
-        <w:rPr>
-          <w:rFonts w:ascii="맑은 고딕" w:hAnsi="맑은 고딕" w:eastAsia="맑은 고딕"/>
-          <w:b w:val="0"/>
-          <w:sz w:val="17"/>
-          <w:u w:val="none"/>
-        </w:rPr>
-        <w:t xml:space="preserve"> 다음 글의 내용을 요약하고자 한다. 빈칸 (1)~(3)에 들어갈 말을 본문에서 찾아 </w:t>
-      </w:r>
-      <w:r>
-        <w:rPr>
-          <w:rFonts w:ascii="맑은 고딕" w:hAnsi="맑은 고딕" w:eastAsia="맑은 고딕"/>
-          <w:b w:val="0"/>
-          <w:sz w:val="17"/>
-          <w:u w:val="single"/>
-        </w:rPr>
-        <w:t>반드시 변형하여</w:t>
-      </w:r>
-      <w:r>
-        <w:rPr>
-          <w:rFonts w:ascii="맑은 고딕" w:hAnsi="맑은 고딕" w:eastAsia="맑은 고딕"/>
-          <w:b w:val="0"/>
-          <w:sz w:val="17"/>
-          <w:u w:val="none"/>
-        </w:rPr>
-        <w:t xml:space="preserve"> 쓰시오. (한 칸에 한 단어) [각 1점, 총 3점] [3.0점]</w:t>
-      </w:r>
-    </w:p>
-    <w:p>
-      <w:pPr>
-        <w:spacing w:before="0" w:after="60" w:line="288" w:lineRule="auto"/>
-        <w:ind w:left="40"/>
-        <w:snapToGrid w:val="0"/>
-        <w:pBdr>
-          <w:top w:val="single" w:sz="4" w:space="2" w:color="999999"/>
-          <w:left w:val="single" w:sz="4" w:space="2" w:color="999999"/>
-          <w:bottom w:val="single" w:sz="4" w:space="2" w:color="999999"/>
-          <w:right w:val="single" w:sz="4" w:space="2" w:color="999999"/>
-        </w:pBdr>
-        <w:shd w:val="clear" w:color="auto" w:fill="F6F3EA"/>
-      </w:pPr>
-      <w:r>
-        <w:rPr>
-          <w:rFonts w:ascii="맑은 고딕" w:hAnsi="맑은 고딕" w:eastAsia="맑은 고딕"/>
-          <w:b w:val="0"/>
-          <w:sz w:val="17"/>
-          <w:u w:val="none"/>
-        </w:rPr>
-        <w:t>Social media serves as an important context to facilitate autobiographical remembering. Personal events posted on social media platforms are better remembered and less forgotten than those not posted, independent of the characteristics of the events. This may be because sharing memories online allows individuals to rehearse and make sense of what happened, thus facilitating long-term memory retention. Online feedback such as comments and likes as well as technological features such as algorithms and periodic reminders can further serve as memory cues for the posted event details. As a result, event details shared on social media are likely stabilized and remembered over time, whereas those not shared may become inaccessible or forgotten.</w:t>
-      </w:r>
-    </w:p>
-    <w:p>
-      <w:pPr>
-        <w:spacing w:before="0" w:after="60" w:line="288" w:lineRule="auto"/>
-        <w:ind w:left="40"/>
-        <w:snapToGrid w:val="0"/>
-        <w:pBdr>
-          <w:top w:val="single" w:sz="4" w:space="2" w:color="C99B4E"/>
-          <w:left w:val="single" w:sz="4" w:space="2" w:color="C99B4E"/>
-          <w:bottom w:val="single" w:sz="4" w:space="2" w:color="C99B4E"/>
-          <w:right w:val="single" w:sz="4" w:space="2" w:color="C99B4E"/>
-        </w:pBdr>
-        <w:shd w:val="clear" w:color="auto" w:fill="FFF8E1"/>
-      </w:pPr>
-      <w:r>
-        <w:rPr>
-          <w:rFonts w:ascii="맑은 고딕" w:hAnsi="맑은 고딕" w:eastAsia="맑은 고딕"/>
-          <w:b w:val="0"/>
-          <w:sz w:val="17"/>
-          <w:u w:val="none"/>
-        </w:rPr>
-        <w:t>Events shared on social media tend to be more (1) ________ than unshared ones, because posting gives us chances for (2) ________, and online feedback acts as cues that keep the details (3) ________.</w:t>
-      </w:r>
-    </w:p>
-    <w:p>
-      <w:pPr>
-        <w:spacing w:before="0" w:after="0" w:line="288" w:lineRule="auto"/>
-        <w:ind w:left="40"/>
-        <w:snapToGrid w:val="0"/>
-        <w:pBdr>
-          <w:top w:val="single" w:sz="4" w:space="2" w:color="9B6BD0"/>
-          <w:left w:val="single" w:sz="4" w:space="2" w:color="9B6BD0"/>
-          <w:bottom w:val="single" w:sz="4" w:space="2" w:color="9B6BD0"/>
-          <w:right w:val="single" w:sz="4" w:space="2" w:color="9B6BD0"/>
-        </w:pBdr>
-        <w:shd w:val="clear" w:color="auto" w:fill="FAF5FF"/>
-      </w:pPr>
-      <w:r>
-        <w:rPr>
-          <w:rFonts w:ascii="맑은 고딕" w:hAnsi="맑은 고딕" w:eastAsia="맑은 고딕"/>
-          <w:b/>
-          <w:sz w:val="17"/>
-          <w:u w:val="none"/>
-        </w:rPr>
-        <w:t>&lt;조 건&gt;</w:t>
-      </w:r>
-    </w:p>
-    <w:p>
-      <w:pPr>
-        <w:spacing w:before="0" w:after="0" w:line="288" w:lineRule="auto"/>
-        <w:ind w:left="40"/>
-        <w:snapToGrid w:val="0"/>
-        <w:pBdr>
-          <w:top w:val="single" w:sz="4" w:space="2" w:color="9B6BD0"/>
-          <w:left w:val="single" w:sz="4" w:space="2" w:color="9B6BD0"/>
-          <w:bottom w:val="single" w:sz="4" w:space="2" w:color="9B6BD0"/>
-          <w:right w:val="single" w:sz="4" w:space="2" w:color="9B6BD0"/>
-        </w:pBdr>
-        <w:shd w:val="clear" w:color="auto" w:fill="FAF5FF"/>
-      </w:pPr>
-      <w:r>
-        <w:rPr>
-          <w:rFonts w:ascii="맑은 고딕" w:hAnsi="맑은 고딕" w:eastAsia="맑은 고딕"/>
-          <w:b w:val="0"/>
-          <w:sz w:val="17"/>
-          <w:u w:val="none"/>
-        </w:rPr>
-        <w:t>1. 본문의 단어를 반드시 변형(품사·어형)하여 쓸 것 — 본문 형태 그대로 쓰면 0점</w:t>
-      </w:r>
-    </w:p>
-    <w:p>
-      <w:pPr>
-        <w:spacing w:before="0" w:after="60" w:line="288" w:lineRule="auto"/>
-        <w:ind w:left="40"/>
-        <w:snapToGrid w:val="0"/>
-        <w:pBdr>
-          <w:top w:val="single" w:sz="4" w:space="2" w:color="9B6BD0"/>
-          <w:left w:val="single" w:sz="4" w:space="2" w:color="9B6BD0"/>
-          <w:bottom w:val="single" w:sz="4" w:space="2" w:color="9B6BD0"/>
-          <w:right w:val="single" w:sz="4" w:space="2" w:color="9B6BD0"/>
-        </w:pBdr>
-        <w:shd w:val="clear" w:color="auto" w:fill="FAF5FF"/>
-      </w:pPr>
-      <w:r>
-        <w:rPr>
-          <w:rFonts w:ascii="맑은 고딕" w:hAnsi="맑은 고딕" w:eastAsia="맑은 고딕"/>
-          <w:b w:val="0"/>
-          <w:sz w:val="17"/>
-          <w:u w:val="none"/>
-        </w:rPr>
-        <w:t>2. 답안지에 소문항 번호를 정확하게 기입할 것  예) 1-(1) 1-(2) 1-(3)</w:t>
-      </w:r>
-    </w:p>
-    <w:p>
-      <w:pPr>
-        <w:spacing w:before="0" w:after="40" w:line="360" w:lineRule="auto"/>
-        <w:snapToGrid w:val="0"/>
-      </w:pPr>
-      <w:r>
-        <w:rPr>
-          <w:rFonts w:ascii="맑은 고딕" w:hAnsi="맑은 고딕" w:eastAsia="맑은 고딕"/>
-          <w:b w:val="0"/>
-          <w:sz w:val="17"/>
-          <w:u w:val="none"/>
-        </w:rPr>
-        <w:t>(1) ______________   (2) ______________   (3) ______________</w:t>
-      </w:r>
-    </w:p>
-    <w:p>
-      <w:pPr>
-        <w:keepNext/>
-        <w:spacing w:before="80" w:after="20" w:line="276" w:lineRule="auto"/>
-        <w:snapToGrid w:val="0"/>
-      </w:pPr>
-      <w:r>
-        <w:rPr>
-          <w:rFonts w:ascii="맑은 고딕" w:hAnsi="맑은 고딕" w:eastAsia="맑은 고딕"/>
-          <w:b/>
-          <w:sz w:val="17"/>
-          <w:u w:val="none"/>
-        </w:rPr>
-        <w:t>35-서2.</w:t>
-      </w:r>
-      <w:r>
-        <w:rPr>
-          <w:rFonts w:ascii="맑은 고딕" w:hAnsi="맑은 고딕" w:eastAsia="맑은 고딕"/>
-          <w:b w:val="0"/>
-          <w:sz w:val="17"/>
-          <w:u w:val="none"/>
-        </w:rPr>
-        <w:t xml:space="preserve"> 다음 글의 밑줄 친 부분과 같은 뜻이 되도록 &lt;보기&gt;의 표현을 모두 사용하여 &lt;조건&gt;에 맞게 영작하시오. [3점] [3.0점]</w:t>
-      </w:r>
-    </w:p>
-    <w:p>
-      <w:pPr>
-        <w:spacing w:before="0" w:after="60" w:line="288" w:lineRule="auto"/>
-        <w:ind w:left="40"/>
-        <w:snapToGrid w:val="0"/>
-        <w:pBdr>
-          <w:top w:val="single" w:sz="4" w:space="2" w:color="999999"/>
-          <w:left w:val="single" w:sz="4" w:space="2" w:color="999999"/>
-          <w:bottom w:val="single" w:sz="4" w:space="2" w:color="999999"/>
-          <w:right w:val="single" w:sz="4" w:space="2" w:color="999999"/>
-        </w:pBdr>
-        <w:shd w:val="clear" w:color="auto" w:fill="F6F3EA"/>
-      </w:pPr>
-      <w:r>
-        <w:rPr>
-          <w:rFonts w:ascii="맑은 고딕" w:hAnsi="맑은 고딕" w:eastAsia="맑은 고딕"/>
-          <w:b w:val="0"/>
-          <w:sz w:val="17"/>
-          <w:u w:val="none"/>
-        </w:rPr>
-        <w:t xml:space="preserve">As a result, </w:t>
-      </w:r>
-      <w:r>
-        <w:rPr>
-          <w:rFonts w:ascii="맑은 고딕" w:hAnsi="맑은 고딕" w:eastAsia="맑은 고딕"/>
-          <w:b w:val="0"/>
-          <w:sz w:val="17"/>
-          <w:u w:val="single"/>
-        </w:rPr>
-        <w:t>event details shared on social media are likely stabilized and remembered over time</w:t>
-      </w:r>
-      <w:r>
-        <w:rPr>
-          <w:rFonts w:ascii="맑은 고딕" w:hAnsi="맑은 고딕" w:eastAsia="맑은 고딕"/>
-          <w:b w:val="0"/>
-          <w:sz w:val="17"/>
-          <w:u w:val="none"/>
-        </w:rPr>
-        <w:t>, whereas those not shared may become inaccessible or forgotten.</w:t>
-      </w:r>
-    </w:p>
-    <w:p>
-      <w:pPr>
-        <w:spacing w:before="0" w:after="60" w:line="288" w:lineRule="auto"/>
-        <w:ind w:left="40"/>
-        <w:snapToGrid w:val="0"/>
-        <w:pBdr>
-          <w:top w:val="single" w:sz="4" w:space="2" w:color="9B6BD0"/>
-          <w:left w:val="single" w:sz="4" w:space="2" w:color="9B6BD0"/>
-          <w:bottom w:val="single" w:sz="4" w:space="2" w:color="9B6BD0"/>
-          <w:right w:val="single" w:sz="4" w:space="2" w:color="9B6BD0"/>
-        </w:pBdr>
-        <w:shd w:val="clear" w:color="auto" w:fill="FAF5FF"/>
-      </w:pPr>
-      <w:r>
-        <w:rPr>
-          <w:rFonts w:ascii="맑은 고딕" w:hAnsi="맑은 고딕" w:eastAsia="맑은 고딕"/>
-          <w:b/>
-          <w:sz w:val="17"/>
-          <w:u w:val="none"/>
-        </w:rPr>
-        <w:t>&lt;보 기&gt;</w:t>
-      </w:r>
-      <w:r>
-        <w:rPr>
-          <w:rFonts w:ascii="맑은 고딕" w:hAnsi="맑은 고딕" w:eastAsia="맑은 고딕"/>
-          <w:b w:val="0"/>
-          <w:sz w:val="17"/>
-          <w:u w:val="none"/>
-        </w:rPr>
-        <w:t xml:space="preserve"> it / is / likely / that / event details / share / on social media / are / stabilized / and / remembered / over time</w:t>
-      </w:r>
-    </w:p>
-    <w:p>
-      <w:pPr>
-        <w:spacing w:before="0" w:after="0" w:line="288" w:lineRule="auto"/>
-        <w:ind w:left="40"/>
-        <w:snapToGrid w:val="0"/>
-        <w:pBdr>
-          <w:top w:val="single" w:sz="4" w:space="2" w:color="9B6BD0"/>
-          <w:left w:val="single" w:sz="4" w:space="2" w:color="9B6BD0"/>
-          <w:bottom w:val="single" w:sz="4" w:space="2" w:color="9B6BD0"/>
-          <w:right w:val="single" w:sz="4" w:space="2" w:color="9B6BD0"/>
-        </w:pBdr>
-        <w:shd w:val="clear" w:color="auto" w:fill="FAF5FF"/>
-      </w:pPr>
-      <w:r>
-        <w:rPr>
-          <w:rFonts w:ascii="맑은 고딕" w:hAnsi="맑은 고딕" w:eastAsia="맑은 고딕"/>
-          <w:b/>
-          <w:sz w:val="17"/>
-          <w:u w:val="none"/>
-        </w:rPr>
-        <w:t>&lt;조 건&gt;</w:t>
-      </w:r>
-    </w:p>
-    <w:p>
-      <w:pPr>
-        <w:spacing w:before="0" w:after="0" w:line="288" w:lineRule="auto"/>
-        <w:ind w:left="40"/>
-        <w:snapToGrid w:val="0"/>
-        <w:pBdr>
-          <w:top w:val="single" w:sz="4" w:space="2" w:color="9B6BD0"/>
-          <w:left w:val="single" w:sz="4" w:space="2" w:color="9B6BD0"/>
-          <w:bottom w:val="single" w:sz="4" w:space="2" w:color="9B6BD0"/>
-          <w:right w:val="single" w:sz="4" w:space="2" w:color="9B6BD0"/>
-        </w:pBdr>
-        <w:shd w:val="clear" w:color="auto" w:fill="FAF5FF"/>
-      </w:pPr>
-      <w:r>
-        <w:rPr>
-          <w:rFonts w:ascii="맑은 고딕" w:hAnsi="맑은 고딕" w:eastAsia="맑은 고딕"/>
-          <w:b w:val="0"/>
-          <w:sz w:val="17"/>
-          <w:u w:val="none"/>
-        </w:rPr>
-        <w:t>1. &lt;보기&gt;의 표현을 모두 한 번씩만 사용할 것</w:t>
-      </w:r>
-    </w:p>
-    <w:p>
-      <w:pPr>
-        <w:spacing w:before="0" w:after="0" w:line="288" w:lineRule="auto"/>
-        <w:ind w:left="40"/>
-        <w:snapToGrid w:val="0"/>
-        <w:pBdr>
-          <w:top w:val="single" w:sz="4" w:space="2" w:color="9B6BD0"/>
-          <w:left w:val="single" w:sz="4" w:space="2" w:color="9B6BD0"/>
-          <w:bottom w:val="single" w:sz="4" w:space="2" w:color="9B6BD0"/>
-          <w:right w:val="single" w:sz="4" w:space="2" w:color="9B6BD0"/>
-        </w:pBdr>
-        <w:shd w:val="clear" w:color="auto" w:fill="FAF5FF"/>
-      </w:pPr>
-      <w:r>
-        <w:rPr>
-          <w:rFonts w:ascii="맑은 고딕" w:hAnsi="맑은 고딕" w:eastAsia="맑은 고딕"/>
-          <w:b w:val="0"/>
-          <w:sz w:val="17"/>
-          <w:u w:val="none"/>
-        </w:rPr>
-        <w:t>2. 어형은 한 단어만 바꾸고, 다른 단어를 추가하지 말 것</w:t>
-      </w:r>
-    </w:p>
-    <w:p>
-      <w:pPr>
-        <w:spacing w:before="0" w:after="0" w:line="288" w:lineRule="auto"/>
-        <w:ind w:left="40"/>
-        <w:snapToGrid w:val="0"/>
-        <w:pBdr>
-          <w:top w:val="single" w:sz="4" w:space="2" w:color="9B6BD0"/>
-          <w:left w:val="single" w:sz="4" w:space="2" w:color="9B6BD0"/>
-          <w:bottom w:val="single" w:sz="4" w:space="2" w:color="9B6BD0"/>
-          <w:right w:val="single" w:sz="4" w:space="2" w:color="9B6BD0"/>
-        </w:pBdr>
-        <w:shd w:val="clear" w:color="auto" w:fill="FAF5FF"/>
-      </w:pPr>
-      <w:r>
-        <w:rPr>
-          <w:rFonts w:ascii="맑은 고딕" w:hAnsi="맑은 고딕" w:eastAsia="맑은 고딕"/>
-          <w:b w:val="0"/>
-          <w:sz w:val="17"/>
-          <w:u w:val="none"/>
-        </w:rPr>
-        <w:t>3. 가주어 It과 진주어 that절을 사용할 것</w:t>
-      </w:r>
-    </w:p>
-    <w:p>
-      <w:pPr>
-        <w:spacing w:before="0" w:after="0" w:line="288" w:lineRule="auto"/>
-        <w:ind w:left="40"/>
-        <w:snapToGrid w:val="0"/>
-        <w:pBdr>
-          <w:top w:val="single" w:sz="4" w:space="2" w:color="9B6BD0"/>
-          <w:left w:val="single" w:sz="4" w:space="2" w:color="9B6BD0"/>
-          <w:bottom w:val="single" w:sz="4" w:space="2" w:color="9B6BD0"/>
-          <w:right w:val="single" w:sz="4" w:space="2" w:color="9B6BD0"/>
-        </w:pBdr>
-        <w:shd w:val="clear" w:color="auto" w:fill="FAF5FF"/>
-      </w:pPr>
-      <w:r>
-        <w:rPr>
-          <w:rFonts w:ascii="맑은 고딕" w:hAnsi="맑은 고딕" w:eastAsia="맑은 고딕"/>
-          <w:b w:val="0"/>
-          <w:sz w:val="17"/>
-          <w:u w:val="none"/>
-        </w:rPr>
-        <w:t>4. 총 16단어로 쓸 것</w:t>
-      </w:r>
-    </w:p>
-    <w:p>
-      <w:pPr>
-        <w:spacing w:before="0" w:after="60" w:line="288" w:lineRule="auto"/>
-        <w:ind w:left="40"/>
-        <w:snapToGrid w:val="0"/>
-        <w:pBdr>
-          <w:top w:val="single" w:sz="4" w:space="2" w:color="9B6BD0"/>
-          <w:left w:val="single" w:sz="4" w:space="2" w:color="9B6BD0"/>
-          <w:bottom w:val="single" w:sz="4" w:space="2" w:color="9B6BD0"/>
-          <w:right w:val="single" w:sz="4" w:space="2" w:color="9B6BD0"/>
-        </w:pBdr>
-        <w:shd w:val="clear" w:color="auto" w:fill="FAF5FF"/>
-      </w:pPr>
-      <w:r>
-        <w:rPr>
-          <w:rFonts w:ascii="맑은 고딕" w:hAnsi="맑은 고딕" w:eastAsia="맑은 고딕"/>
-          <w:b w:val="0"/>
-          <w:sz w:val="17"/>
-          <w:u w:val="none"/>
-        </w:rPr>
-        <w:t>5. 답안지에 소문항 번호를 정확하게 기입할 것</w:t>
-      </w:r>
-    </w:p>
-    <w:p>
-      <w:pPr>
-        <w:spacing w:before="0" w:after="40" w:line="360" w:lineRule="auto"/>
-        <w:snapToGrid w:val="0"/>
-      </w:pPr>
-      <w:r>
-        <w:rPr>
-          <w:rFonts w:ascii="맑은 고딕" w:hAnsi="맑은 고딕" w:eastAsia="맑은 고딕"/>
-          <w:b w:val="0"/>
-          <w:sz w:val="17"/>
-          <w:u w:val="none"/>
-        </w:rPr>
-        <w:t>⇒ It ______________________________________________________________ .</w:t>
-      </w:r>
-    </w:p>
-    <w:p>
-      <w:pPr>
-        <w:keepNext/>
-        <w:spacing w:before="80" w:after="40" w:line="276" w:lineRule="auto"/>
-        <w:snapToGrid w:val="0"/>
-        <w:shd w:val="clear" w:color="auto" w:fill="6B21A8"/>
-      </w:pPr>
-      <w:r>
-        <w:rPr>
-          <w:rFonts w:ascii="맑은 고딕" w:hAnsi="맑은 고딕" w:eastAsia="맑은 고딕"/>
-          <w:b/>
-          <w:color w:val="FFFFFF"/>
-          <w:sz w:val="17"/>
-          <w:u w:val="none"/>
-        </w:rPr>
-        <w:t>[지문 구조]  ※ 앞 문항을 모두 푼 뒤에 풀 것</w:t>
-      </w:r>
-    </w:p>
-    <w:p>
-      <w:pPr>
-        <w:keepNext/>
-        <w:spacing w:before="80" w:after="20" w:line="276" w:lineRule="auto"/>
-        <w:snapToGrid w:val="0"/>
-      </w:pPr>
-      <w:r>
-        <w:rPr>
-          <w:rFonts w:ascii="맑은 고딕" w:hAnsi="맑은 고딕" w:eastAsia="맑은 고딕"/>
-          <w:b/>
-          <w:sz w:val="17"/>
-          <w:u w:val="none"/>
-        </w:rPr>
-        <w:t>35-8.</w:t>
-      </w:r>
-      <w:r>
-        <w:rPr>
-          <w:rFonts w:ascii="맑은 고딕" w:hAnsi="맑은 고딕" w:eastAsia="맑은 고딕"/>
-          <w:b w:val="0"/>
-          <w:sz w:val="17"/>
-          <w:u w:val="none"/>
-        </w:rPr>
-        <w:t xml:space="preserve"> 주어진 글 다음에 이어질 글의 순서로 가장 적절한 것은? [2.7점]</w:t>
-      </w:r>
-    </w:p>
-    <w:p>
-      <w:pPr>
-        <w:spacing w:before="0" w:after="60" w:line="288" w:lineRule="auto"/>
-        <w:ind w:left="40"/>
-        <w:snapToGrid w:val="0"/>
-        <w:pBdr>
-          <w:top w:val="single" w:sz="4" w:space="2" w:color="C99B4E"/>
-          <w:left w:val="single" w:sz="4" w:space="2" w:color="C99B4E"/>
-          <w:bottom w:val="single" w:sz="4" w:space="2" w:color="C99B4E"/>
-          <w:right w:val="single" w:sz="4" w:space="2" w:color="C99B4E"/>
-        </w:pBdr>
-        <w:shd w:val="clear" w:color="auto" w:fill="FFF8E1"/>
-      </w:pPr>
-      <w:r>
-        <w:rPr>
-          <w:rFonts w:ascii="맑은 고딕" w:hAnsi="맑은 고딕" w:eastAsia="맑은 고딕"/>
-          <w:b w:val="0"/>
-          <w:sz w:val="17"/>
-          <w:u w:val="none"/>
-        </w:rPr>
-        <w:t>Social media serves as an important context to facilitate autobiographical remembering.</w:t>
-      </w:r>
-    </w:p>
-    <w:p>
-      <w:pPr>
-        <w:spacing w:before="0" w:after="0" w:line="288" w:lineRule="auto"/>
-        <w:ind w:left="40"/>
-        <w:snapToGrid w:val="0"/>
-        <w:pBdr>
-          <w:top w:val="single" w:sz="4" w:space="2" w:color="999999"/>
-          <w:left w:val="single" w:sz="4" w:space="2" w:color="999999"/>
-          <w:bottom w:val="single" w:sz="4" w:space="2" w:color="999999"/>
-          <w:right w:val="single" w:sz="4" w:space="2" w:color="999999"/>
-        </w:pBdr>
-        <w:shd w:val="clear" w:color="auto" w:fill="F6F3EA"/>
-      </w:pPr>
-      <w:r>
-        <w:rPr>
-          <w:rFonts w:ascii="맑은 고딕" w:hAnsi="맑은 고딕" w:eastAsia="맑은 고딕"/>
-          <w:b w:val="0"/>
-          <w:sz w:val="17"/>
-          <w:u w:val="none"/>
-        </w:rPr>
-        <w:t>(A) Online feedback such as comments and likes as well as technological features such as algorithms and periodic reminders can further serve as memory cues for the posted event details. As a result, event details shared on social media are likely stabilized and remembered over time, whereas those not shared may become inaccessible or forgotten.</w:t>
-      </w:r>
-    </w:p>
-    <w:p>
-      <w:pPr>
-        <w:spacing w:before="0" w:after="0" w:line="288" w:lineRule="auto"/>
-        <w:ind w:left="40"/>
-        <w:snapToGrid w:val="0"/>
-        <w:pBdr>
-          <w:top w:val="single" w:sz="4" w:space="2" w:color="999999"/>
-          <w:left w:val="single" w:sz="4" w:space="2" w:color="999999"/>
-          <w:bottom w:val="single" w:sz="4" w:space="2" w:color="999999"/>
-          <w:right w:val="single" w:sz="4" w:space="2" w:color="999999"/>
-        </w:pBdr>
-        <w:shd w:val="clear" w:color="auto" w:fill="F6F3EA"/>
-      </w:pPr>
-      <w:r>
-        <w:rPr>
-          <w:rFonts w:ascii="맑은 고딕" w:hAnsi="맑은 고딕" w:eastAsia="맑은 고딕"/>
-          <w:b w:val="0"/>
-          <w:sz w:val="17"/>
-          <w:u w:val="none"/>
-        </w:rPr>
-        <w:t>(B) Personal events posted on social media platforms are better remembered and less forgotten than those not posted, independent of the characteristics of the events.</w:t>
-      </w:r>
-    </w:p>
-    <w:p>
-      <w:pPr>
-        <w:spacing w:before="0" w:after="60" w:line="288" w:lineRule="auto"/>
-        <w:ind w:left="40"/>
-        <w:snapToGrid w:val="0"/>
-        <w:pBdr>
-          <w:top w:val="single" w:sz="4" w:space="2" w:color="999999"/>
-          <w:left w:val="single" w:sz="4" w:space="2" w:color="999999"/>
-          <w:bottom w:val="single" w:sz="4" w:space="2" w:color="999999"/>
-          <w:right w:val="single" w:sz="4" w:space="2" w:color="999999"/>
-        </w:pBdr>
-        <w:shd w:val="clear" w:color="auto" w:fill="F6F3EA"/>
-      </w:pPr>
-      <w:r>
-        <w:rPr>
-          <w:rFonts w:ascii="맑은 고딕" w:hAnsi="맑은 고딕" w:eastAsia="맑은 고딕"/>
-          <w:b w:val="0"/>
-          <w:sz w:val="17"/>
-          <w:u w:val="none"/>
-        </w:rPr>
-        <w:t>(C) This may be because sharing memories online allows individuals to rehearse and make sense of what happened, thus facilitating long-term memory retention.</w:t>
-      </w:r>
-    </w:p>
-    <w:p>
-      <w:pPr>
-        <w:spacing w:before="0" w:after="0" w:line="269" w:lineRule="auto"/>
-        <w:ind w:left="180" w:hanging="180"/>
-        <w:snapToGrid w:val="0"/>
-      </w:pPr>
-      <w:r>
-        <w:rPr>
-          <w:rFonts w:ascii="맑은 고딕" w:hAnsi="맑은 고딕" w:eastAsia="맑은 고딕"/>
-          <w:b w:val="0"/>
-          <w:sz w:val="17"/>
-          <w:u w:val="none"/>
-        </w:rPr>
-        <w:t>① (A) – (C) – (B)</w:t>
-      </w:r>
-    </w:p>
-    <w:p>
-      <w:pPr>
-        <w:spacing w:before="0" w:after="0" w:line="269" w:lineRule="auto"/>
-        <w:ind w:left="180" w:hanging="180"/>
-        <w:snapToGrid w:val="0"/>
-      </w:pPr>
-      <w:r>
-        <w:rPr>
-          <w:rFonts w:ascii="맑은 고딕" w:hAnsi="맑은 고딕" w:eastAsia="맑은 고딕"/>
-          <w:b w:val="0"/>
-          <w:sz w:val="17"/>
-          <w:u w:val="none"/>
-        </w:rPr>
-        <w:t>② (B) – (A) – (C)</w:t>
-      </w:r>
-    </w:p>
-    <w:p>
-      <w:pPr>
-        <w:spacing w:before="0" w:after="0" w:line="269" w:lineRule="auto"/>
-        <w:ind w:left="180" w:hanging="180"/>
-        <w:snapToGrid w:val="0"/>
-      </w:pPr>
-      <w:r>
-        <w:rPr>
-          <w:rFonts w:ascii="맑은 고딕" w:hAnsi="맑은 고딕" w:eastAsia="맑은 고딕"/>
-          <w:b w:val="0"/>
-          <w:sz w:val="17"/>
-          <w:u w:val="none"/>
-        </w:rPr>
-        <w:t>③ (B) – (C) – (A)</w:t>
-      </w:r>
-    </w:p>
-    <w:p>
-      <w:pPr>
-        <w:spacing w:before="0" w:after="0" w:line="269" w:lineRule="auto"/>
-        <w:ind w:left="180" w:hanging="180"/>
-        <w:snapToGrid w:val="0"/>
-      </w:pPr>
-      <w:r>
-        <w:rPr>
-          <w:rFonts w:ascii="맑은 고딕" w:hAnsi="맑은 고딕" w:eastAsia="맑은 고딕"/>
-          <w:b w:val="0"/>
-          <w:sz w:val="17"/>
-          <w:u w:val="none"/>
-        </w:rPr>
-        <w:t>④ (C) – (A) – (B)</w:t>
-      </w:r>
-    </w:p>
-    <w:p>
-      <w:pPr>
-        <w:spacing w:before="0" w:after="0" w:line="269" w:lineRule="auto"/>
-        <w:ind w:left="180" w:hanging="180"/>
-        <w:snapToGrid w:val="0"/>
-      </w:pPr>
-      <w:r>
-        <w:rPr>
-          <w:rFonts w:ascii="맑은 고딕" w:hAnsi="맑은 고딕" w:eastAsia="맑은 고딕"/>
-          <w:b w:val="0"/>
-          <w:sz w:val="17"/>
-          <w:u w:val="none"/>
-        </w:rPr>
-        <w:t>⑤ (C) – (B) – (A)</w:t>
+        <w:t>① ①    ② ②    ③ ③    ④ ④    ⑤ ⑤</w:t>
       </w:r>
     </w:p>
     <w:p>
@@ -3320,7 +3181,7 @@
           <w:sz w:val="15"/>
           <w:u w:val="none"/>
         </w:rPr>
-        <w:t xml:space="preserve"> important (중요한 ↔ insignificant)</w:t>
+        <w:t xml:space="preserve"> ★serves (social media는 하나의 매체 개념 — 단수 취급; 뒤의 보어 an important context와 호응)</w:t>
       </w:r>
     </w:p>
     <w:p>
@@ -3345,7 +3206,7 @@
           <w:sz w:val="15"/>
           <w:u w:val="none"/>
         </w:rPr>
-        <w:t xml:space="preserve"> ★to facilitate (context를 수식하는 형용사적 to부정사)</w:t>
+        <w:t xml:space="preserve"> context</w:t>
       </w:r>
     </w:p>
     <w:p>
@@ -3370,7 +3231,7 @@
           <w:sz w:val="15"/>
           <w:u w:val="none"/>
         </w:rPr>
-        <w:t xml:space="preserve"> remembering</w:t>
+        <w:t xml:space="preserve"> ★to facilitate (a context to-v ‘~하기 위한’ 형용사적 용법; facilitated면 ‘촉진된 맥락’으로 의미 불가)</w:t>
       </w:r>
     </w:p>
     <w:p>
@@ -3395,7 +3256,7 @@
           <w:sz w:val="15"/>
           <w:u w:val="none"/>
         </w:rPr>
-        <w:t xml:space="preserve"> ★posted (사건이 ‘게시된’ 수동 — events 수식)</w:t>
+        <w:t xml:space="preserve"> autobiographical (명사 remembering 수식 → 형용사)</w:t>
       </w:r>
     </w:p>
     <w:p>
@@ -3420,7 +3281,7 @@
           <w:sz w:val="15"/>
           <w:u w:val="none"/>
         </w:rPr>
-        <w:t xml:space="preserve"> ★are (주어 Personal events 복수)</w:t>
+        <w:t xml:space="preserve"> ★posted (사건이 ‘게시된’ 수동 과거분사)</w:t>
       </w:r>
     </w:p>
     <w:p>
@@ -3445,7 +3306,7 @@
           <w:sz w:val="15"/>
           <w:u w:val="none"/>
         </w:rPr>
-        <w:t xml:space="preserve"> forgotten (less + p.p. — remembered와 병렬)</w:t>
+        <w:t xml:space="preserve"> ★are (일반적 사실 — 글 전체가 현재시제)</w:t>
       </w:r>
     </w:p>
     <w:p>
@@ -3470,7 +3331,7 @@
           <w:sz w:val="15"/>
           <w:u w:val="none"/>
         </w:rPr>
-        <w:t xml:space="preserve"> ★those (personal events 복수 대명사)</w:t>
+        <w:t xml:space="preserve"> better (게시한 사건이 ‘더 잘’ 기억됨; worse는 반대)</w:t>
       </w:r>
     </w:p>
     <w:p>
@@ -3495,7 +3356,7 @@
           <w:sz w:val="15"/>
           <w:u w:val="none"/>
         </w:rPr>
-        <w:t xml:space="preserve"> independent (~와 무관하게 ↔ dependent)</w:t>
+        <w:t xml:space="preserve"> independent (사건의 특성과 ‘무관하게’ — 주장의 범위를 넓힘; dependent면 조건부가 되어 뒤 내용과 어긋남)</w:t>
       </w:r>
     </w:p>
     <w:p>
@@ -3520,7 +3381,7 @@
           <w:sz w:val="15"/>
           <w:u w:val="none"/>
         </w:rPr>
-        <w:t xml:space="preserve"> ★because (뒤에 절 sharing … allows — because of는 명사구)</w:t>
+        <w:t xml:space="preserve"> characteristics (정관사 the 뒤 명사, 복수)</w:t>
       </w:r>
     </w:p>
     <w:p>
@@ -3545,7 +3406,7 @@
           <w:sz w:val="15"/>
           <w:u w:val="none"/>
         </w:rPr>
-        <w:t xml:space="preserve"> ★allows (동명사 주어 sharing 단수)</w:t>
+        <w:t xml:space="preserve"> ★allows (동명사구 sharing memories online이 주어 → 단수)</w:t>
       </w:r>
     </w:p>
     <w:p>
@@ -3570,7 +3431,7 @@
           <w:sz w:val="15"/>
           <w:u w:val="none"/>
         </w:rPr>
-        <w:t xml:space="preserve"> ★to rehearse (allow + O + to-v)</w:t>
+        <w:t xml:space="preserve"> rehearse</w:t>
       </w:r>
     </w:p>
     <w:p>
@@ -3595,7 +3456,7 @@
           <w:sz w:val="15"/>
           <w:u w:val="none"/>
         </w:rPr>
-        <w:t xml:space="preserve"> sense</w:t>
+        <w:t xml:space="preserve"> ★what (선행사 없는 관계대명사 — ‘일어난 일’; that은 선행사 필요)</w:t>
       </w:r>
     </w:p>
     <w:p>
@@ -3620,7 +3481,7 @@
           <w:sz w:val="15"/>
           <w:u w:val="none"/>
         </w:rPr>
-        <w:t xml:space="preserve"> ★what (선행사 없음 + 불완전절 happened)</w:t>
+        <w:t xml:space="preserve"> ★facilitating (결과를 나타내는 능동 분사구문 ‘그리하여 촉진하면서’)</w:t>
       </w:r>
     </w:p>
     <w:p>
@@ -3645,7 +3506,7 @@
           <w:sz w:val="15"/>
           <w:u w:val="none"/>
         </w:rPr>
-        <w:t xml:space="preserve"> ★facilitating (결과 분사구문 — 앞 절이 ‘촉진하는’ 능동)</w:t>
+        <w:t xml:space="preserve"> retention</w:t>
       </w:r>
     </w:p>
     <w:p>
@@ -3670,7 +3531,7 @@
           <w:sz w:val="15"/>
           <w:u w:val="none"/>
         </w:rPr>
-        <w:t xml:space="preserve"> retention</w:t>
+        <w:t xml:space="preserve"> technological (명사 features 수식 → 형용사)</w:t>
       </w:r>
     </w:p>
     <w:p>
@@ -3695,7 +3556,7 @@
           <w:sz w:val="15"/>
           <w:u w:val="none"/>
         </w:rPr>
-        <w:t xml:space="preserve"> periodic (명사 reminders 수식 → 형용사)</w:t>
+        <w:t xml:space="preserve"> reminders (periodic + 명사, 복수)</w:t>
       </w:r>
     </w:p>
     <w:p>
@@ -3745,7 +3606,7 @@
           <w:sz w:val="15"/>
           <w:u w:val="none"/>
         </w:rPr>
-        <w:t xml:space="preserve"> shared (세부 내용이 ‘공유된’ 수동)</w:t>
+        <w:t xml:space="preserve"> ★shared (세부 사항이 ‘공유된’ 수동 과거분사)</w:t>
       </w:r>
     </w:p>
     <w:p>
@@ -3770,7 +3631,7 @@
           <w:sz w:val="15"/>
           <w:u w:val="none"/>
         </w:rPr>
-        <w:t xml:space="preserve"> whereas (대조 ↔ because)</w:t>
+        <w:t xml:space="preserve"> ★likely (are likely stabilized — 부사 ‘아마’; like는 전치사·동사)</w:t>
       </w:r>
     </w:p>
     <w:p>
@@ -3795,7 +3656,7 @@
           <w:sz w:val="15"/>
           <w:u w:val="none"/>
         </w:rPr>
-        <w:t xml:space="preserve"> inaccessible (become의 보어 → 형용사, 부정 접두사)</w:t>
+        <w:t xml:space="preserve"> stabilized</w:t>
       </w:r>
     </w:p>
     <w:p>
@@ -3820,7 +3681,7 @@
           <w:sz w:val="15"/>
           <w:u w:val="none"/>
         </w:rPr>
-        <w:t xml:space="preserve"> forgotten</w:t>
+        <w:t xml:space="preserve"> inaccessible (공유되지 않은 것은 ‘접근 불가능’해짐 — or forgotten과 호응; accessible은 반대)</w:t>
       </w:r>
     </w:p>
     <w:p>
@@ -3845,7 +3706,7 @@
           <w:sz w:val="15"/>
           <w:u w:val="none"/>
         </w:rPr>
-        <w:t xml:space="preserve"> ○ (결과 분사구문 = 계속적 which + 동사)</w:t>
+        <w:t xml:space="preserve"> ○ (명사 + 과거분사 = 명사 + 주격 관계대명사 + be + 과거분사)</w:t>
       </w:r>
     </w:p>
     <w:p>
@@ -3870,7 +3731,7 @@
           <w:sz w:val="15"/>
           <w:u w:val="none"/>
         </w:rPr>
-        <w:t xml:space="preserve"> ★✕ — 바른 형태: those (가리키는 events가 복수)</w:t>
+        <w:t xml:space="preserve"> ★✕ — 바른 형태: to rehearse and make sense of (allow + O + to부정사 — 동명사 불가)</w:t>
       </w:r>
     </w:p>
     <w:p>
@@ -3895,7 +3756,7 @@
           <w:sz w:val="15"/>
           <w:u w:val="none"/>
         </w:rPr>
-        <w:t xml:space="preserve"> ○ (대조 whereas = while)</w:t>
+        <w:t xml:space="preserve"> ○ (As a result = Consequently ‘결과적으로’)</w:t>
       </w:r>
     </w:p>
     <w:p>
@@ -3920,7 +3781,7 @@
           <w:sz w:val="15"/>
           <w:u w:val="none"/>
         </w:rPr>
-        <w:t xml:space="preserve"> Sharing memories online allows individuals to rehearse and make sense of what happened. (보충 sense / 제외 sensible / share→Sharing · allow→allows)</w:t>
+        <w:t xml:space="preserve"> This may be because sharing memories online allows individuals to rehearse and make sense of what happened, thus facilitating long-term memory retention. (보충 because / 제외 which / share→sharing, allow→allows, facilitate→facilitating)</w:t>
       </w:r>
     </w:p>
     <w:p>
@@ -3945,7 +3806,7 @@
           <w:sz w:val="15"/>
           <w:u w:val="none"/>
         </w:rPr>
-        <w:t xml:space="preserve"> Event details shared on social media are likely stabilized and remembered over time. (보충 likely / 제외 likelihood / share→shared · stabilize→stabilized · remember→remembered)</w:t>
+        <w:t xml:space="preserve"> As a result, event details shared on social media are likely stabilized and remembered over time, whereas those not shared may become inaccessible or forgotten. (보충 whereas / 제외 although / share→shared, be→are)</w:t>
       </w:r>
     </w:p>
     <w:p>
@@ -3970,7 +3831,7 @@
           <w:sz w:val="15"/>
           <w:u w:val="none"/>
         </w:rPr>
-        <w:t xml:space="preserve"> Social media serves as an important context to facilitate autobiographical remembering. (autobiography→autobiographical)</w:t>
+        <w:t xml:space="preserve"> Personal events posted on social media platforms are better remembered and less forgotten than those not posted. (post→posted)</w:t>
       </w:r>
     </w:p>
     <w:p>
@@ -4020,7 +3881,7 @@
           <w:sz w:val="15"/>
           <w:u w:val="none"/>
         </w:rPr>
-        <w:t xml:space="preserve"> 소셜 미디어에 올린 개인적 사건이 더 잘 기억되고 덜 잊히는 것</w:t>
+        <w:t xml:space="preserve"> 게시된 사건이 게시되지 않은 사건보다 더 잘 기억되고 덜 잊힌다는 것</w:t>
       </w:r>
     </w:p>
     <w:p>
@@ -4045,7 +3906,7 @@
           <w:sz w:val="15"/>
           <w:u w:val="none"/>
         </w:rPr>
-        <w:t xml:space="preserve"> event details</w:t>
+        <w:t xml:space="preserve"> personal events</w:t>
       </w:r>
     </w:p>
     <w:p>
@@ -4070,7 +3931,7 @@
           <w:sz w:val="15"/>
           <w:u w:val="none"/>
         </w:rPr>
-        <w:t xml:space="preserve"> online feedback / technological features</w:t>
+        <w:t xml:space="preserve"> event details</w:t>
       </w:r>
     </w:p>
     <w:p>
@@ -4095,7 +3956,7 @@
           <w:sz w:val="15"/>
           <w:u w:val="none"/>
         </w:rPr>
-        <w:t xml:space="preserve"> ★went (과거 그날 ‘간’ 곳 — 과거시제, gone은 단독 동사 불가)</w:t>
+        <w:t xml:space="preserve"> ★forces (주어 Each retelling 단수 — 문장의 본동사; forcing이면 동사가 없음)</w:t>
       </w:r>
     </w:p>
     <w:p>
@@ -4120,7 +3981,7 @@
           <w:sz w:val="15"/>
           <w:u w:val="none"/>
         </w:rPr>
-        <w:t xml:space="preserve"> ★later (나중에 — lately는 ‘최근에’)</w:t>
+        <w:t xml:space="preserve"> ★pulling (질문들이 세부 사항을 ‘끌어올리면서’ — 능동 분사구문)</w:t>
       </w:r>
     </w:p>
     <w:p>
@@ -4145,7 +4006,7 @@
           <w:sz w:val="15"/>
           <w:u w:val="none"/>
         </w:rPr>
-        <w:t xml:space="preserve"> ★remain (주어 the trips 복수)</w:t>
+        <w:t xml:space="preserve"> ★that (선행사 Memories + 주어 없는 불완전절 → 관계대명사)</w:t>
       </w:r>
     </w:p>
     <w:p>
@@ -4170,7 +4031,7 @@
           <w:sz w:val="15"/>
           <w:u w:val="none"/>
         </w:rPr>
-        <w:t xml:space="preserve"> retention</w:t>
+        <w:t xml:space="preserve"> rehearse</w:t>
       </w:r>
     </w:p>
     <w:p>
@@ -4211,7 +4072,7 @@
           <w:sz w:val="15"/>
           <w:u w:val="none"/>
         </w:rPr>
-        <w:t xml:space="preserve"> 정답 ④ — (a) ○ (b) ✕ (c) ○ (d) ✕ (e) ○</w:t>
+        <w:t xml:space="preserve"> 정답 ② — keep · reminders</w:t>
       </w:r>
     </w:p>
     <w:p>
@@ -4236,7 +4097,7 @@
           <w:sz w:val="15"/>
           <w:u w:val="none"/>
         </w:rPr>
-        <w:t xml:space="preserve"> 정답 ① — ⓑ is → are / ⓒ that → those / ⓓ rehearse → to rehearse</w:t>
+        <w:t xml:space="preserve"> 정답 ④</w:t>
       </w:r>
     </w:p>
     <w:p>
@@ -4261,7 +4122,7 @@
           <w:sz w:val="15"/>
           <w:u w:val="none"/>
         </w:rPr>
-        <w:t xml:space="preserve"> 정답 ② — less · stabilized · whereas</w:t>
+        <w:t xml:space="preserve"> 정답 ③ — ⓐ facilitates → to facilitate / ⓒ allow → allows / ⓕ forgetting → forgotten</w:t>
       </w:r>
     </w:p>
     <w:p>
@@ -4286,7 +4147,7 @@
           <w:sz w:val="15"/>
           <w:u w:val="none"/>
         </w:rPr>
-        <w:t xml:space="preserve"> 정답 ⑤</w:t>
+        <w:t xml:space="preserve"> 정답 ①</w:t>
       </w:r>
     </w:p>
     <w:p>
@@ -4311,7 +4172,7 @@
           <w:sz w:val="15"/>
           <w:u w:val="none"/>
         </w:rPr>
-        <w:t xml:space="preserve"> 정답 ①</w:t>
+        <w:t xml:space="preserve"> 정답 ④</w:t>
       </w:r>
     </w:p>
     <w:p>
@@ -4336,7 +4197,7 @@
           <w:sz w:val="15"/>
           <w:u w:val="none"/>
         </w:rPr>
-        <w:t xml:space="preserve"> 정답 ③</w:t>
+        <w:t xml:space="preserve"> 정답 ②</w:t>
       </w:r>
     </w:p>
     <w:p>
@@ -4361,7 +4222,7 @@
           <w:sz w:val="15"/>
           <w:u w:val="none"/>
         </w:rPr>
-        <w:t xml:space="preserve"> 정답 ②</w:t>
+        <w:t xml:space="preserve"> 정답 ⑤ — accessible → inaccessible</w:t>
       </w:r>
     </w:p>
     <w:p>
@@ -4386,7 +4247,7 @@
           <w:sz w:val="15"/>
           <w:u w:val="none"/>
         </w:rPr>
-        <w:t xml:space="preserve"> (1) memorable  (2) rehearsal  (3) stable</w:t>
+        <w:t xml:space="preserve"> Social media provides an important context in which autobiographical remembering is facilitated.</w:t>
       </w:r>
     </w:p>
     <w:p>
@@ -4411,7 +4272,7 @@
           <w:sz w:val="15"/>
           <w:u w:val="none"/>
         </w:rPr>
-        <w:t xml:space="preserve"> It is likely that event details shared on social media are stabilized and remembered over time.</w:t>
+        <w:t xml:space="preserve"> (1) remembered  (2) regardless  (3) rehearse  (4) cue</w:t>
       </w:r>
     </w:p>
     <w:p>
@@ -4486,7 +4347,7 @@
           <w:sz w:val="14"/>
           <w:u w:val="none"/>
         </w:rPr>
-        <w:t>(c) [어법 decoy]</w:t>
+        <w:t>⑤ [한 끗]</w:t>
       </w:r>
       <w:r>
         <w:rPr>
@@ -4495,7 +4356,7 @@
           <w:sz w:val="14"/>
           <w:u w:val="none"/>
         </w:rPr>
-        <w:t xml:space="preserve"> 틀려 보이지만 옳은 진술. </w:t>
+        <w:t xml:space="preserve"> (A)는 맞지만 (B) rewards — ‘좋아요’를 보상으로 읽기 쉽지만 본문의 기능은 memory cues(기억 단서). </w:t>
       </w:r>
       <w:r>
         <w:rPr>
@@ -4504,7 +4365,7 @@
           <w:sz w:val="14"/>
           <w:u w:val="none"/>
         </w:rPr>
-        <w:t>(a) [환언]</w:t>
+        <w:t>③ [한 끗]</w:t>
       </w:r>
       <w:r>
         <w:rPr>
@@ -4513,7 +4374,7 @@
           <w:sz w:val="14"/>
           <w:u w:val="none"/>
         </w:rPr>
-        <w:t xml:space="preserve"> independent of → regardless of — 표현이 달라 틀린 것으로 오판하기 쉽다(③). </w:t>
+        <w:t xml:space="preserve"> (B) distractions는 방향 반전. </w:t>
       </w:r>
       <w:r>
         <w:rPr>
@@ -4522,7 +4383,7 @@
           <w:sz w:val="14"/>
           <w:u w:val="none"/>
         </w:rPr>
-        <w:t>(d)</w:t>
+        <w:t>①·④</w:t>
       </w:r>
       <w:r>
         <w:rPr>
@@ -4531,7 +4392,7 @@
           <w:sz w:val="14"/>
           <w:u w:val="none"/>
         </w:rPr>
-        <w:t xml:space="preserve"> in-을 놓치면 옳다고 착각.</w:t>
+        <w:t xml:space="preserve"> (A) lose는 본문과 정반대.</w:t>
       </w:r>
     </w:p>
     <w:p>
@@ -4565,7 +4426,7 @@
           <w:sz w:val="14"/>
           <w:u w:val="none"/>
         </w:rPr>
-        <w:t>ⓑ [거리 함정]</w:t>
+        <w:t>④ [부작용 귀속]</w:t>
       </w:r>
       <w:r>
         <w:rPr>
@@ -4574,7 +4435,7 @@
           <w:sz w:val="14"/>
           <w:u w:val="none"/>
         </w:rPr>
-        <w:t xml:space="preserve"> 주어와 동사 사이 수식어 platforms(복수)·media 때문에 그냥 지나치기 쉽다. </w:t>
+        <w:t xml:space="preserve"> ‘[A]는 언급하지 않는다’는 뒷부분이 참이라 전체가 참처럼 보이지만, 앞부분(정확성 저하)이 [B]에 없다. </w:t>
       </w:r>
       <w:r>
         <w:rPr>
@@ -4583,7 +4444,7 @@
           <w:sz w:val="14"/>
           <w:u w:val="none"/>
         </w:rPr>
-        <w:t>ⓓ</w:t>
+        <w:t>② [한 끗 정답지]</w:t>
       </w:r>
       <w:r>
         <w:rPr>
@@ -4592,7 +4453,25 @@
           <w:sz w:val="14"/>
           <w:u w:val="none"/>
         </w:rPr>
-        <w:t xml:space="preserve"> let/make처럼 원형을 쓰는 동사와 혼동 — ③은 이것을 옳다고 본 선지.</w:t>
+        <w:t xml:space="preserve"> memory cues ↔ work like reminders의 대응 — 참. </w:t>
+      </w:r>
+      <w:r>
+        <w:rPr>
+          <w:rFonts w:ascii="맑은 고딕" w:hAnsi="맑은 고딕" w:eastAsia="맑은 고딕"/>
+          <w:b/>
+          <w:sz w:val="14"/>
+          <w:u w:val="none"/>
+        </w:rPr>
+        <w:t>③</w:t>
+      </w:r>
+      <w:r>
+        <w:rPr>
+          <w:rFonts w:ascii="맑은 고딕" w:hAnsi="맑은 고딕" w:eastAsia="맑은 고딕"/>
+          <w:b w:val="0"/>
+          <w:sz w:val="14"/>
+          <w:u w:val="none"/>
+        </w:rPr>
+        <w:t xml:space="preserve"> those not posted ↔ keeps it to herself.</w:t>
       </w:r>
     </w:p>
     <w:p>
@@ -4626,7 +4505,7 @@
           <w:sz w:val="14"/>
           <w:u w:val="none"/>
         </w:rPr>
-        <w:t>⑤ [한 끗]</w:t>
+        <w:t>ⓒ [수일치 함정]</w:t>
       </w:r>
       <w:r>
         <w:rPr>
@@ -4635,7 +4514,7 @@
           <w:sz w:val="14"/>
           <w:u w:val="none"/>
         </w:rPr>
-        <w:t xml:space="preserve"> (A)(B)는 맞고 (C)만 because — 앞뒤가 원인·결과가 아니라 대조. </w:t>
+        <w:t xml:space="preserve"> memories(복수)가 바로 앞에 있어 allow가 자연스럽게 느껴진다 — 주어는 sharing. </w:t>
       </w:r>
       <w:r>
         <w:rPr>
@@ -4644,7 +4523,7 @@
           <w:sz w:val="14"/>
           <w:u w:val="none"/>
         </w:rPr>
-        <w:t>③</w:t>
+        <w:t>ⓓ [decoy]</w:t>
       </w:r>
       <w:r>
         <w:rPr>
@@ -4653,7 +4532,7 @@
           <w:sz w:val="14"/>
           <w:u w:val="none"/>
         </w:rPr>
-        <w:t xml:space="preserve"> weakened면 remembered over time과 충돌.</w:t>
+        <w:t xml:space="preserve"> thus 뒤 분사가 낯설어 facilitates로 고치고 싶지만 접속사 없이 동사를 둘 수 없다. ⑤는 ⓔ를 틀렸다고 본 선지.</w:t>
       </w:r>
     </w:p>
     <w:p>
@@ -4687,7 +4566,7 @@
           <w:sz w:val="14"/>
           <w:u w:val="none"/>
         </w:rPr>
-        <w:t>⑤ [방향 반전]</w:t>
+        <w:t>③ [한 끗]</w:t>
       </w:r>
       <w:r>
         <w:rPr>
@@ -4696,7 +4575,7 @@
           <w:sz w:val="14"/>
           <w:u w:val="none"/>
         </w:rPr>
-        <w:t xml:space="preserve"> 본문 소재(algorithms, reminders)를 그대로 쓰되 효과를 뒤집었다. </w:t>
+        <w:t xml:space="preserve"> whereas의 대조를 놓치면 ‘똑같이’가 자연스러워 보인다. </w:t>
       </w:r>
       <w:r>
         <w:rPr>
@@ -4705,7 +4584,7 @@
           <w:sz w:val="14"/>
           <w:u w:val="none"/>
         </w:rPr>
-        <w:t>③</w:t>
+        <w:t>④ [역할 교차]</w:t>
       </w:r>
       <w:r>
         <w:rPr>
@@ -4714,7 +4593,25 @@
           <w:sz w:val="14"/>
           <w:u w:val="none"/>
         </w:rPr>
-        <w:t xml:space="preserve"> rehearse and make sense of → think over의 환언 — 참.</w:t>
+        <w:t xml:space="preserve"> 기억 단서는 댓글·알림의 역할이지 공유되지 않은 사건의 역할이 아니다. </w:t>
+      </w:r>
+      <w:r>
+        <w:rPr>
+          <w:rFonts w:ascii="맑은 고딕" w:hAnsi="맑은 고딕" w:eastAsia="맑은 고딕"/>
+          <w:b/>
+          <w:sz w:val="14"/>
+          <w:u w:val="none"/>
+        </w:rPr>
+        <w:t>② [방향 역전]</w:t>
+      </w:r>
+      <w:r>
+        <w:rPr>
+          <w:rFonts w:ascii="맑은 고딕" w:hAnsi="맑은 고딕" w:eastAsia="맑은 고딕"/>
+          <w:b w:val="0"/>
+          <w:sz w:val="14"/>
+          <w:u w:val="none"/>
+        </w:rPr>
+        <w:t xml:space="preserve"> 혼자 간직한 사건이 더 생생하다는 것은 글 전체와 반대.</w:t>
       </w:r>
     </w:p>
     <w:p>
@@ -4748,7 +4645,7 @@
           <w:sz w:val="14"/>
           <w:u w:val="none"/>
         </w:rPr>
-        <w:t>② [성격 함정]</w:t>
+        <w:t>④ [기능 역전]</w:t>
       </w:r>
       <w:r>
         <w:rPr>
@@ -4757,7 +4654,7 @@
           <w:sz w:val="14"/>
           <w:u w:val="none"/>
         </w:rPr>
-        <w:t xml:space="preserve"> 길을 잃은 ‘특이한’ 사건이라 끌리지만 [A]는 independent of the characteristics — 사건의 성격이 아니라 공유가 핵심. </w:t>
+        <w:t xml:space="preserve"> ‘주의 분산’은 상식적으로 그럴듯해 참처럼 느껴지지만 본문은 정반대. </w:t>
       </w:r>
       <w:r>
         <w:rPr>
@@ -4766,7 +4663,7 @@
           <w:sz w:val="14"/>
           <w:u w:val="none"/>
         </w:rPr>
-        <w:t>③</w:t>
+        <w:t>② [한 끗 정답지]</w:t>
       </w:r>
       <w:r>
         <w:rPr>
@@ -4775,7 +4672,25 @@
           <w:sz w:val="14"/>
           <w:u w:val="none"/>
         </w:rPr>
-        <w:t xml:space="preserve"> 정확성은 어느 글에도 없다.</w:t>
+        <w:t xml:space="preserve"> regardless of what kind of experiences they are — 참. </w:t>
+      </w:r>
+      <w:r>
+        <w:rPr>
+          <w:rFonts w:ascii="맑은 고딕" w:hAnsi="맑은 고딕" w:eastAsia="맑은 고딕"/>
+          <w:b/>
+          <w:sz w:val="14"/>
+          <w:u w:val="none"/>
+        </w:rPr>
+        <w:t>⑤</w:t>
+      </w:r>
+      <w:r>
+        <w:rPr>
+          <w:rFonts w:ascii="맑은 고딕" w:hAnsi="맑은 고딕" w:eastAsia="맑은 고딕"/>
+          <w:b w:val="0"/>
+          <w:sz w:val="14"/>
+          <w:u w:val="none"/>
+        </w:rPr>
+        <w:t xml:space="preserve"> may fade or become impossible to retrieve — 참.</w:t>
       </w:r>
     </w:p>
     <w:p>
@@ -4809,7 +4724,7 @@
           <w:sz w:val="14"/>
           <w:u w:val="none"/>
         </w:rPr>
-        <w:t>① [방향 반전]</w:t>
+        <w:t>④ [범위 함정]</w:t>
       </w:r>
       <w:r>
         <w:rPr>
@@ -4818,7 +4733,7 @@
           <w:sz w:val="14"/>
           <w:u w:val="none"/>
         </w:rPr>
-        <w:t xml:space="preserve"> 마지막 문장의 forgotten만 보고 고르는 함정 — 그것은 ‘공유하지 않은’ 경우. </w:t>
+        <w:t xml:space="preserve"> regardless of what kind of experiences(사건의 종류와 무관)를 ‘공유 여부와 무관’으로 바꿔 읽게 하는 오답. </w:t>
       </w:r>
       <w:r>
         <w:rPr>
@@ -4827,7 +4742,7 @@
           <w:sz w:val="14"/>
           <w:u w:val="none"/>
         </w:rPr>
-        <w:t>②</w:t>
+        <w:t>⑤ [세부 일반화]</w:t>
       </w:r>
       <w:r>
         <w:rPr>
@@ -4836,7 +4751,25 @@
           <w:sz w:val="14"/>
           <w:u w:val="none"/>
         </w:rPr>
-        <w:t xml:space="preserve"> algorithms는 기억 단서(돕는 쪽).</w:t>
+        <w:t xml:space="preserve"> 알고리즘은 여러 단서 중 하나. </w:t>
+      </w:r>
+      <w:r>
+        <w:rPr>
+          <w:rFonts w:ascii="맑은 고딕" w:hAnsi="맑은 고딕" w:eastAsia="맑은 고딕"/>
+          <w:b/>
+          <w:sz w:val="14"/>
+          <w:u w:val="none"/>
+        </w:rPr>
+        <w:t>①</w:t>
+      </w:r>
+      <w:r>
+        <w:rPr>
+          <w:rFonts w:ascii="맑은 고딕" w:hAnsi="맑은 고딕" w:eastAsia="맑은 고딕"/>
+          <w:b w:val="0"/>
+          <w:sz w:val="14"/>
+          <w:u w:val="none"/>
+        </w:rPr>
+        <w:t xml:space="preserve"> 왜곡은 본문에 없다.</w:t>
       </w:r>
     </w:p>
     <w:p>
@@ -4870,7 +4803,7 @@
           <w:sz w:val="14"/>
           <w:u w:val="none"/>
         </w:rPr>
-        <w:t>② [인과 반전]</w:t>
+        <w:t>① [한 끗]</w:t>
       </w:r>
       <w:r>
         <w:rPr>
@@ -4879,7 +4812,25 @@
           <w:sz w:val="14"/>
           <w:u w:val="none"/>
         </w:rPr>
-        <w:t xml:space="preserve"> 기억이 잘 되는 원인을 ‘사건의 성격’으로 돌렸다 — 본문은 바로 그 가능성을 배제했다.</w:t>
+        <w:t xml:space="preserve"> independent를 ‘독립적인’으로만 알면 어색해 보이지만 independent of = ‘~와 무관하게’. </w:t>
+      </w:r>
+      <w:r>
+        <w:rPr>
+          <w:rFonts w:ascii="맑은 고딕" w:hAnsi="맑은 고딕" w:eastAsia="맑은 고딕"/>
+          <w:b/>
+          <w:sz w:val="14"/>
+          <w:u w:val="none"/>
+        </w:rPr>
+        <w:t>③</w:t>
+      </w:r>
+      <w:r>
+        <w:rPr>
+          <w:rFonts w:ascii="맑은 고딕" w:hAnsi="맑은 고딕" w:eastAsia="맑은 고딕"/>
+          <w:b w:val="0"/>
+          <w:sz w:val="14"/>
+          <w:u w:val="none"/>
+        </w:rPr>
+        <w:t xml:space="preserve"> thus facilitating은 앞의 인과를 잇는 자연스러운 결과.</w:t>
       </w:r>
     </w:p>
     <w:p>
@@ -4904,7 +4855,43 @@
           <w:sz w:val="14"/>
           <w:u w:val="none"/>
         </w:rPr>
-        <w:t xml:space="preserve"> (1) remembered ✕ — 본문 형태 그대로·비교급 more 뒤 형용사 의미. (2) rehearse ✕ — 전치사 뒤. (3) stabilized ✕ — 본문 형태 그대로. [채점] 각 1점.</w:t>
+        <w:t xml:space="preserve"> </w:t>
+      </w:r>
+      <w:r>
+        <w:rPr>
+          <w:rFonts w:ascii="맑은 고딕" w:hAnsi="맑은 고딕" w:eastAsia="맑은 고딕"/>
+          <w:b/>
+          <w:sz w:val="14"/>
+          <w:u w:val="none"/>
+        </w:rPr>
+        <w:t>context which autobiographical remembering is facilitated</w:t>
+      </w:r>
+      <w:r>
+        <w:rPr>
+          <w:rFonts w:ascii="맑은 고딕" w:hAnsi="맑은 고딕" w:eastAsia="맑은 고딕"/>
+          <w:b w:val="0"/>
+          <w:sz w:val="14"/>
+          <w:u w:val="none"/>
+        </w:rPr>
+        <w:t xml:space="preserve"> ✕ — 관계절이 완전한 절(수동)이므로 전치사 in이 필요. </w:t>
+      </w:r>
+      <w:r>
+        <w:rPr>
+          <w:rFonts w:ascii="맑은 고딕" w:hAnsi="맑은 고딕" w:eastAsia="맑은 고딕"/>
+          <w:b/>
+          <w:sz w:val="14"/>
+          <w:u w:val="none"/>
+        </w:rPr>
+        <w:t>in which is facilitated autobiographical remembering</w:t>
+      </w:r>
+      <w:r>
+        <w:rPr>
+          <w:rFonts w:ascii="맑은 고딕" w:hAnsi="맑은 고딕" w:eastAsia="맑은 고딕"/>
+          <w:b w:val="0"/>
+          <w:sz w:val="14"/>
+          <w:u w:val="none"/>
+        </w:rPr>
+        <w:t xml:space="preserve"> ✕ — 관계절 안은 평서문 어순. [채점] in which + 완전절 1.5 / 수동 is facilitated 1 / 단어 수·철자 0.5.</w:t>
       </w:r>
     </w:p>
     <w:p>
@@ -4938,7 +4925,7 @@
           <w:sz w:val="14"/>
           <w:u w:val="none"/>
         </w:rPr>
-        <w:t>sharing on social media</w:t>
+        <w:t>forget</w:t>
       </w:r>
       <w:r>
         <w:rPr>
@@ -4947,7 +4934,7 @@
           <w:sz w:val="14"/>
           <w:u w:val="none"/>
         </w:rPr>
-        <w:t xml:space="preserve"> ✕ — 세부 내용이 ‘공유되는’ 수동. </w:t>
+        <w:t xml:space="preserve"> ✕ — (1)에 ‘forgotten better’는 본문과 반대. </w:t>
       </w:r>
       <w:r>
         <w:rPr>
@@ -4956,7 +4943,7 @@
           <w:sz w:val="14"/>
           <w:u w:val="none"/>
         </w:rPr>
-        <w:t>It is likely event details …</w:t>
+        <w:t>depend</w:t>
       </w:r>
       <w:r>
         <w:rPr>
@@ -4965,7 +4952,25 @@
           <w:sz w:val="14"/>
           <w:u w:val="none"/>
         </w:rPr>
-        <w:t xml:space="preserve"> ✕ — that 누락(조건 위반). [채점] It … that 구조 1.5 / 분사 1 / 단어 수·철자 0.5.</w:t>
+        <w:t xml:space="preserve"> ✕ — (2) ‘dependent of’는 형태·의미 모두 어긋남(본문은 regardless). </w:t>
+      </w:r>
+      <w:r>
+        <w:rPr>
+          <w:rFonts w:ascii="맑은 고딕" w:hAnsi="맑은 고딕" w:eastAsia="맑은 고딕"/>
+          <w:b/>
+          <w:sz w:val="14"/>
+          <w:u w:val="none"/>
+        </w:rPr>
+        <w:t>reward</w:t>
+      </w:r>
+      <w:r>
+        <w:rPr>
+          <w:rFonts w:ascii="맑은 고딕" w:hAnsi="맑은 고딕" w:eastAsia="맑은 고딕"/>
+          <w:b w:val="0"/>
+          <w:sz w:val="14"/>
+          <w:u w:val="none"/>
+        </w:rPr>
+        <w:t xml:space="preserve"> ✕ — (4) 좋아요는 보상이 아니라 단서. [채점] 각 0.75, 어형 오류는 0.</w:t>
       </w:r>
     </w:p>
     <w:p>
@@ -4999,7 +5004,7 @@
           <w:sz w:val="14"/>
           <w:u w:val="none"/>
         </w:rPr>
-        <w:t>② [한 끗]</w:t>
+        <w:t>④ [한 끗]</w:t>
       </w:r>
       <w:r>
         <w:rPr>
@@ -5008,7 +5013,25 @@
           <w:sz w:val="14"/>
           <w:u w:val="none"/>
         </w:rPr>
-        <w:t xml:space="preserve"> (B) 뒤 (A)를 두면 further가 받을 앞선 요인이 없고, (C)의 This가 결론 뒤에 고립된다.</w:t>
+        <w:t xml:space="preserve"> 피드백 문장 뒤에 두면 ‘추가로(further)’가 무엇에 추가인지 사라지고, As a result가 이유 문장 바로 뒤에 오지 않는다. </w:t>
+      </w:r>
+      <w:r>
+        <w:rPr>
+          <w:rFonts w:ascii="맑은 고딕" w:hAnsi="맑은 고딕" w:eastAsia="맑은 고딕"/>
+          <w:b/>
+          <w:sz w:val="14"/>
+          <w:u w:val="none"/>
+        </w:rPr>
+        <w:t>②</w:t>
+      </w:r>
+      <w:r>
+        <w:rPr>
+          <w:rFonts w:ascii="맑은 고딕" w:hAnsi="맑은 고딕" w:eastAsia="맑은 고딕"/>
+          <w:b w:val="0"/>
+          <w:sz w:val="14"/>
+          <w:u w:val="none"/>
+        </w:rPr>
+        <w:t xml:space="preserve"> This가 ‘소셜 미디어가 중요한 맥락이다’라는 일반 진술을 받으면 ‘because’의 설명 대상이 모호하다.</w:t>
       </w:r>
     </w:p>
     <w:p>
@@ -5033,7 +5056,7 @@
           <w:sz w:val="14"/>
           <w:u w:val="none"/>
         </w:rPr>
-        <w:t xml:space="preserve"> 소셜 미디어는 자전적 기억을 촉진하는 중요한 맥락의 역할을 한다. 소셜 미디어 플랫폼에 게시된 개인적 사건들은, 그 사건들의 특성과 관계없이, 게시되지 않은 것들보다 더 잘 기억되고 덜 잊힌다. 이는 온라인에서 기억을 공유하는 것이 개인이 일어난 일을 되짚어 보고 이해하게 해 주어, 장기 기억의 유지를 촉진하기 때문일 수 있다. 알고리즘과 주기적인 알림 같은 기술적 기능뿐만 아니라 댓글과 ‘좋아요’ 같은 온라인 피드백도 게시된 사건의 세부 내용에 대한 기억 단서의 역할을 추가로 할 수 있다. 그 결과, 소셜 미디어에 공유된 사건의 세부 내용은 시간이 지나면서 안정화되고 기억될 가능성이 높은 반면, 공유되지 않은 것들은 접근할 수 없게 되거나 잊힐 수 있다.</w:t>
+        <w:t xml:space="preserve"> ['소셜 미디어는 자전적 기억을 촉진하는 중요한 맥락의 역할을 한다.', '소셜 미디어 플랫폼에 게시된 개인적 사건은 사건의 특성과 무관하게 게시되지 않은 것보다 더 잘 기억되고 덜 잊힌다.', '이는 아마도 온라인에서 기억을 공유하는 것이 개인으로 하여금 일어난 일을 되새기고 이해하게 해 주어, 결과적으로 장기 기억 유지를 촉진하기 때문일 것이다.', '댓글과 ‘좋아요’ 같은 온라인 피드백은 물론 알고리즘과 주기적 알림 같은 기술적 기능도 게시된 사건의 세부 사항에 대한 기억 단서 역할을 추가로 할 수 있다.', '그 결과, 소셜 미디어에서 공유된 사건의 세부 사항은 시간이 지나도 안정되어 기억되는 반면, 공유되지 않은 것은 접근 불가능해지거나 잊힐 수 있다.']</w:t>
       </w:r>
     </w:p>
     <w:p>
@@ -5058,7 +5081,7 @@
           <w:sz w:val="14"/>
           <w:u w:val="none"/>
         </w:rPr>
-        <w:t xml:space="preserve"> 일기를 쓰는 여행자들도 같은 효과를 보여 준다. 매일 저녁 자신이 간 곳을 적는 일은 그날을 다시 떠올리게 하고, 그 메모는 나중에 기억을 일깨우는 장치로 작동한다. 몇 년 뒤에도 그들이 기록한 여행은 생생하게 남아 있는 반면, 기록되지 않은 여행은 흐릿하게 사라진다.</w:t>
+        <w:t xml:space="preserve"> ['같은 효과가 화면 없이도 나타난다.', '저녁 식사 자리에서 여행 이야기를 들려주고 다음 주에 다시 들려주는 여행자는 혼자 간직하는 사람보다 그 여행을 훨씬 더 잘 기억한다.', '매번 다시 말할 때마다 그녀는 사건을 순서대로 놓고 그것이 무슨 의미였는지 정해야 한다.', '친구들이 던지는 질문은 알림처럼 작동해, 그렇지 않았다면 잃어버렸을 세부 사항을 끌어올린다.', '반면 결코 이야기되지 않는 기억은 서서히 잠잠해진다.']</w:t>
       </w:r>
     </w:p>
     <w:sectPr>

--- a/shinmok1/pack/2510/H1MOGO25-10_35_SET.docx
+++ b/shinmok1/pack/2510/H1MOGO25-10_35_SET.docx
@@ -1005,7 +1005,7 @@
           <w:sz w:val="16"/>
           <w:u w:val="none"/>
         </w:rPr>
-        <w:t xml:space="preserve">  주어진 말을 모두 사용 · 필요한 단어 1개만 어형 변형</w:t>
+        <w:t xml:space="preserve">  주어진 말을 모두 사용 · 어형 변형 2곳 · 조건의 단어 수·구문을 지킬 것</w:t>
       </w:r>
     </w:p>
     <w:p>
@@ -1029,9 +1029,19 @@
           <w:rFonts w:ascii="맑은 고딕" w:hAnsi="맑은 고딕" w:eastAsia="맑은 고딕"/>
           <w:b w:val="0"/>
           <w:sz w:val="17"/>
-          <w:u w:val="none"/>
-        </w:rPr>
-        <w:t>소셜 미디어 플랫폼에 게시된 개인적 사건은 게시되지 않은 것보다 더 잘 기억되고 덜 잊힌다.</w:t>
+          <w:u w:val="single"/>
+        </w:rPr>
+        <w:t>Online feedback such as comments and likes as well as technological features such as algorithms and periodic reminders can further serve as memory cues for the posted event details.</w:t>
+      </w:r>
+      <w:r>
+        <w:rPr>
+          <w:rFonts w:ascii="맑은 고딕" w:hAnsi="맑은 고딕" w:eastAsia="맑은 고딕"/>
+          <w:b w:val="0"/>
+          <w:sz w:val="17"/>
+          <w:u w:val="none"/>
+        </w:rPr>
+        <w:br/>
+        <w:t>&lt;조건&gt; 밑줄 친 영문과 같은 뜻이 되도록 · 구문: help + 목적어 + 동사원형 · 총 22단어</w:t>
       </w:r>
     </w:p>
     <w:p>
@@ -1048,7 +1058,7 @@
           <w:sz w:val="17"/>
           <w:u w:val="none"/>
         </w:rPr>
-        <w:t>post / on social media platforms / are / personal events / less forgotten / those / than / and / better remembered / not posted</w:t>
+        <w:t>algorithms and periodic reminders / along with / comments and likes / can also / that / help / act as / cue / people / recall / they / post / the details</w:t>
       </w:r>
     </w:p>
     <w:p>
@@ -2576,7 +2586,25 @@
           <w:sz w:val="17"/>
           <w:u w:val="none"/>
         </w:rPr>
-        <w:t xml:space="preserve"> 다음 글의 밑줄 친 문장과 같은 뜻이 되도록 &lt;보기&gt;의 표현을 모두 사용하여 &lt;조건&gt;에 맞게 영작하시오. [3점] [3.0점]</w:t>
+        <w:t xml:space="preserve"> 다음 글의 내용을 정리한 표의 빈칸 (A)에 &lt;보기&gt;의 표현을 </w:t>
+      </w:r>
+      <w:r>
+        <w:rPr>
+          <w:rFonts w:ascii="맑은 고딕" w:hAnsi="맑은 고딕" w:eastAsia="맑은 고딕"/>
+          <w:b w:val="0"/>
+          <w:sz w:val="17"/>
+          <w:u w:val="single"/>
+        </w:rPr>
+        <w:t>모두</w:t>
+      </w:r>
+      <w:r>
+        <w:rPr>
+          <w:rFonts w:ascii="맑은 고딕" w:hAnsi="맑은 고딕" w:eastAsia="맑은 고딕"/>
+          <w:b w:val="0"/>
+          <w:sz w:val="17"/>
+          <w:u w:val="none"/>
+        </w:rPr>
+        <w:t xml:space="preserve"> 배열하여 완성하시오. (필요하면 어형을 바꿀 것) [3점] [3.0점]</w:t>
       </w:r>
     </w:p>
     <w:p>
@@ -2597,10 +2625,24 @@
           <w:rFonts w:ascii="맑은 고딕" w:hAnsi="맑은 고딕" w:eastAsia="맑은 고딕"/>
           <w:b w:val="0"/>
           <w:sz w:val="17"/>
-          <w:u w:val="single"/>
-        </w:rPr>
-        <w:t>Social media serves as an important context to facilitate autobiographical remembering.</w:t>
-      </w:r>
+          <w:u w:val="none"/>
+        </w:rPr>
+        <w:t>Social media provides a useful setting for recalling events from our own lives. Personal experiences that people post online are kept in memory better, and lost less often, than experiences they never post — regardless of what kind of experiences they are. One likely reason is that sharing a memory online gives people a chance to go over it again and to work out what it meant, which helps the memory last. Responses from others, such as comments and likes, together with technical features like algorithms and regular reminders, can act as additional prompts for the details that were posted. Consequently, details shared on social media tend to settle and remain in memory as time passes, while details that were never shared may fade or become impossible to retrieve.</w:t>
+      </w:r>
+    </w:p>
+    <w:p>
+      <w:pPr>
+        <w:spacing w:before="0" w:after="0" w:line="288" w:lineRule="auto"/>
+        <w:ind w:left="40"/>
+        <w:snapToGrid w:val="0"/>
+        <w:pBdr>
+          <w:top w:val="single" w:sz="4" w:space="2" w:color="555555"/>
+          <w:left w:val="single" w:sz="4" w:space="2" w:color="555555"/>
+          <w:bottom w:val="single" w:sz="4" w:space="2" w:color="555555"/>
+          <w:right w:val="single" w:sz="4" w:space="2" w:color="555555"/>
+        </w:pBdr>
+        <w:shd w:val="clear" w:color="auto" w:fill="FFFFFF"/>
+      </w:pPr>
       <w:r>
         <w:rPr>
           <w:rFonts w:ascii="맑은 고딕" w:hAnsi="맑은 고딕" w:eastAsia="맑은 고딕"/>
@@ -2608,7 +2650,76 @@
           <w:sz w:val="17"/>
           <w:u w:val="none"/>
         </w:rPr>
-        <w:t xml:space="preserve"> Personal events posted on social media platforms are better remembered and less forgotten than those not posted, independent of the characteristics of the events.</w:t>
+        <w:t xml:space="preserve">  |  Events posted online  |  Events not posted</w:t>
+      </w:r>
+    </w:p>
+    <w:p>
+      <w:pPr>
+        <w:spacing w:before="0" w:after="0" w:line="288" w:lineRule="auto"/>
+        <w:ind w:left="40"/>
+        <w:snapToGrid w:val="0"/>
+        <w:pBdr>
+          <w:top w:val="single" w:sz="4" w:space="2" w:color="555555"/>
+          <w:left w:val="single" w:sz="4" w:space="2" w:color="555555"/>
+          <w:bottom w:val="single" w:sz="4" w:space="2" w:color="555555"/>
+          <w:right w:val="single" w:sz="4" w:space="2" w:color="555555"/>
+        </w:pBdr>
+        <w:shd w:val="clear" w:color="auto" w:fill="FFFFFF"/>
+      </w:pPr>
+      <w:r>
+        <w:rPr>
+          <w:rFonts w:ascii="맑은 고딕" w:hAnsi="맑은 고딕" w:eastAsia="맑은 고딕"/>
+          <w:b w:val="0"/>
+          <w:sz w:val="17"/>
+          <w:u w:val="none"/>
+        </w:rPr>
+        <w:t>Rehearsal  |  shared, rehearsed, and made sense of  |  none</w:t>
+      </w:r>
+    </w:p>
+    <w:p>
+      <w:pPr>
+        <w:spacing w:before="0" w:after="0" w:line="288" w:lineRule="auto"/>
+        <w:ind w:left="40"/>
+        <w:snapToGrid w:val="0"/>
+        <w:pBdr>
+          <w:top w:val="single" w:sz="4" w:space="2" w:color="555555"/>
+          <w:left w:val="single" w:sz="4" w:space="2" w:color="555555"/>
+          <w:bottom w:val="single" w:sz="4" w:space="2" w:color="555555"/>
+          <w:right w:val="single" w:sz="4" w:space="2" w:color="555555"/>
+        </w:pBdr>
+        <w:shd w:val="clear" w:color="auto" w:fill="FFFFFF"/>
+      </w:pPr>
+      <w:r>
+        <w:rPr>
+          <w:rFonts w:ascii="맑은 고딕" w:hAnsi="맑은 고딕" w:eastAsia="맑은 고딕"/>
+          <w:b w:val="0"/>
+          <w:sz w:val="17"/>
+          <w:u w:val="none"/>
+        </w:rPr>
+        <w:t>Memory cues  |  comments, likes, algorithms, reminders  |  none</w:t>
+      </w:r>
+    </w:p>
+    <w:p>
+      <w:pPr>
+        <w:spacing w:before="0" w:after="60" w:line="288" w:lineRule="auto"/>
+        <w:ind w:left="40"/>
+        <w:snapToGrid w:val="0"/>
+        <w:pBdr>
+          <w:top w:val="single" w:sz="4" w:space="2" w:color="555555"/>
+          <w:left w:val="single" w:sz="4" w:space="2" w:color="555555"/>
+          <w:bottom w:val="single" w:sz="4" w:space="2" w:color="555555"/>
+          <w:right w:val="single" w:sz="4" w:space="2" w:color="555555"/>
+        </w:pBdr>
+        <w:shd w:val="clear" w:color="auto" w:fill="FFFFFF"/>
+      </w:pPr>
+      <w:r>
+        <w:rPr>
+          <w:rFonts w:ascii="맑은 고딕" w:hAnsi="맑은 고딕" w:eastAsia="맑은 고딕"/>
+          <w:b w:val="0"/>
+          <w:sz w:val="17"/>
+          <w:u w:val="none"/>
+        </w:rPr>
+        <w:t>Over time  |  (A) ________________________________  |  may fade or get lost</w:t>
       </w:r>
     </w:p>
     <w:p>
@@ -2640,7 +2751,7 @@
           <w:sz w:val="17"/>
           <w:u w:val="none"/>
         </w:rPr>
-        <w:t xml:space="preserve"> social media / provides / an important context / in which / autobiographical remembering / is / facilitated</w:t>
+        <w:t xml:space="preserve"> stable / later / recall / and / tend / stay / be</w:t>
       </w:r>
     </w:p>
     <w:p>
@@ -2686,7 +2797,7 @@
           <w:sz w:val="17"/>
           <w:u w:val="none"/>
         </w:rPr>
-        <w:t>1. Use ALL the expressions in the box, each only once.</w:t>
+        <w:t>1. &lt;보기&gt;의 표현을 모두 한 번씩 사용할 것 (다른 단어 추가 금지)</w:t>
       </w:r>
     </w:p>
     <w:p>
@@ -2709,7 +2820,7 @@
           <w:sz w:val="17"/>
           <w:u w:val="none"/>
         </w:rPr>
-        <w:t>2. Do NOT change the form of any word, and do NOT add any other words.</w:t>
+        <w:t>2. 필요한 경우 동사의 형태를 바꿀 것(2곳)</w:t>
       </w:r>
     </w:p>
     <w:p>
@@ -2732,7 +2843,7 @@
           <w:sz w:val="17"/>
           <w:u w:val="none"/>
         </w:rPr>
-        <w:t>3. Use ‘in which’ to connect the two parts (preposition + relative pronoun).</w:t>
+        <w:t>3. ‘tend to V’ 구문과 수동태(be + 과거분사)를 사용할 것</w:t>
       </w:r>
     </w:p>
     <w:p>
@@ -2755,7 +2866,7 @@
           <w:sz w:val="17"/>
           <w:u w:val="none"/>
         </w:rPr>
-        <w:t>4. Write 12 words in total.</w:t>
+        <w:t>4. 빈칸에 들어갈 말은 총 8단어</w:t>
       </w:r>
     </w:p>
     <w:p>
@@ -2793,7 +2904,7 @@
           <w:sz w:val="17"/>
           <w:u w:val="none"/>
         </w:rPr>
-        <w:t>⇒ Social media ______________________________________________________________ .</w:t>
+        <w:t>(A) ________________________________________</w:t>
       </w:r>
     </w:p>
     <w:p>
@@ -3831,7 +3942,7 @@
           <w:sz w:val="15"/>
           <w:u w:val="none"/>
         </w:rPr>
-        <w:t xml:space="preserve"> Personal events posted on social media platforms are better remembered and less forgotten than those not posted. (post→posted)</w:t>
+        <w:t xml:space="preserve"> Comments and likes, along with algorithms and periodic reminders, can also act as cues that help people recall the details they posted. (영→영 재진술: feedback such as … as well as … can further serve as memory cues for the posted event details → …, along with …, can also act as cues that help people recall the details they posted / cue→cues · post→posted / 22단어 / help O V)</w:t>
       </w:r>
     </w:p>
     <w:p>
@@ -4247,7 +4358,7 @@
           <w:sz w:val="15"/>
           <w:u w:val="none"/>
         </w:rPr>
-        <w:t xml:space="preserve"> Social media provides an important context in which autobiographical remembering is facilitated.</w:t>
+        <w:t xml:space="preserve"> tend to stay stable and be recalled later</w:t>
       </w:r>
     </w:p>
     <w:p>
@@ -4864,7 +4975,7 @@
           <w:sz w:val="14"/>
           <w:u w:val="none"/>
         </w:rPr>
-        <w:t>context which autobiographical remembering is facilitated</w:t>
+        <w:t>tend to stay stable and recall later</w:t>
       </w:r>
       <w:r>
         <w:rPr>
@@ -4873,7 +4984,7 @@
           <w:sz w:val="14"/>
           <w:u w:val="none"/>
         </w:rPr>
-        <w:t xml:space="preserve"> ✕ — 관계절이 완전한 절(수동)이므로 전치사 in이 필요. </w:t>
+        <w:t xml:space="preserve"> ✕ — 사건은 ‘기억되는’ 대상이므로 수동 be recalled. </w:t>
       </w:r>
       <w:r>
         <w:rPr>
@@ -4882,7 +4993,7 @@
           <w:sz w:val="14"/>
           <w:u w:val="none"/>
         </w:rPr>
-        <w:t>in which is facilitated autobiographical remembering</w:t>
+        <w:t>tend to be stayed stable</w:t>
       </w:r>
       <w:r>
         <w:rPr>
@@ -4891,7 +5002,25 @@
           <w:sz w:val="14"/>
           <w:u w:val="none"/>
         </w:rPr>
-        <w:t xml:space="preserve"> ✕ — 관계절 안은 평서문 어순. [채점] in which + 완전절 1.5 / 수동 is facilitated 1 / 단어 수·철자 0.5.</w:t>
+        <w:t xml:space="preserve"> ✕ — stay는 자동사라 수동 불가. </w:t>
+      </w:r>
+      <w:r>
+        <w:rPr>
+          <w:rFonts w:ascii="맑은 고딕" w:hAnsi="맑은 고딕" w:eastAsia="맑은 고딕"/>
+          <w:b/>
+          <w:sz w:val="14"/>
+          <w:u w:val="none"/>
+        </w:rPr>
+        <w:t>tend staying stable</w:t>
+      </w:r>
+      <w:r>
+        <w:rPr>
+          <w:rFonts w:ascii="맑은 고딕" w:hAnsi="맑은 고딕" w:eastAsia="맑은 고딕"/>
+          <w:b w:val="0"/>
+          <w:sz w:val="14"/>
+          <w:u w:val="none"/>
+        </w:rPr>
+        <w:t xml:space="preserve"> ✕ — tend to V. [채점] 어순·보기 전부 1.5 / 어형 2곳 1 / 철자·단어 수 0.5.</w:t>
       </w:r>
     </w:p>
     <w:p>
